--- a/instrumentos/word/DAIR_Modelos_Comunicacao_ANPD_Titulares_v0.3.docx
+++ b/instrumentos/word/DAIR_Modelos_Comunicacao_ANPD_Titulares_v0.3.docx
@@ -142,7 +142,7 @@
           <w:sz w:val="20"/>
           <w:szCs w:val="20"/>
         </w:rPr>
-        <w:t xml:space="preserve">Instrução de preenchimento: reunir aqui as informações exigidas pelo art. 6º, §2º, do RCIS antes de submeter a comunicação pelo canal oficial. Este quadro é um rascunho de trabalho, não o texto final a ser protocolado.</w:t>
+        <w:t xml:space="preserve">Instrução de preenchimento: reunir aqui as informações exigidas pelo art. 6º, §2º, do RCIS antes de submeter a comunicação pelo canal oficial (formulário eletrônico/SEI da ANPD). Este quadro é um rascunho de trabalho, não o texto final a ser protocolado. A coluna 'Natureza' distingue conteúdo OBRIGATÓRIO (exigido pelo RCIS), BOA PRÁTICA (recomendado, não obrigatório) e PENDÊNCIA (ainda não apurado, com justificativa).</w:t>
       </w:r>
     </w:p>
     <w:p>
@@ -151,7 +151,1334 @@
         <w:spacing w:after="120" w:before="200"/>
       </w:pPr>
       <w:r>
-        <w:t xml:space="preserve">A.1 Elementos previstos no RCIS (art. 6º, §2º)</w:t>
+        <w:t xml:space="preserve">A.1 Conteúdo mínimo do art. 6º, §2º, do RCIS (itens I a XII)</w:t>
+      </w:r>
+    </w:p>
+    <w:tbl>
+      <w:tblPr>
+        <w:tblW w:type="dxa" w:w="9000"/>
+        <w:tblBorders>
+          <w:top w:val="single" w:color="auto" w:sz="4"/>
+          <w:left w:val="single" w:color="auto" w:sz="4"/>
+          <w:bottom w:val="single" w:color="auto" w:sz="4"/>
+          <w:right w:val="single" w:color="auto" w:sz="4"/>
+          <w:insideH w:val="single" w:color="auto" w:sz="4"/>
+          <w:insideV w:val="single" w:color="auto" w:sz="4"/>
+        </w:tblBorders>
+      </w:tblPr>
+      <w:tblGrid>
+        <w:gridCol w:w="4600"/>
+        <w:gridCol w:w="1800"/>
+        <w:gridCol w:w="2600"/>
+      </w:tblGrid>
+      <w:tr>
+        <w:trPr>
+          <w:tblHeader/>
+        </w:trPr>
+        <w:tc>
+          <w:tcPr>
+            <w:tcW w:type="dxa" w:w="4600"/>
+            <w:shd w:fill="1F3864" w:val="clear"/>
+            <w:tcMar>
+              <w:top w:type="dxa" w:w="80"/>
+              <w:left w:type="dxa" w:w="100"/>
+              <w:bottom w:type="dxa" w:w="80"/>
+              <w:right w:type="dxa" w:w="100"/>
+            </w:tcMar>
+            <w:vAlign w:val="center"/>
+          </w:tcPr>
+          <w:p>
+            <w:r>
+              <w:rPr>
+                <w:b/>
+                <w:bCs/>
+                <w:color w:val="FFFFFF"/>
+                <w:sz w:val="20"/>
+                <w:szCs w:val="20"/>
+              </w:rPr>
+              <w:t xml:space="preserve">Elemento exigido (RCIS, art. 6º, §2º)</w:t>
+            </w:r>
+          </w:p>
+        </w:tc>
+        <w:tc>
+          <w:tcPr>
+            <w:tcW w:type="dxa" w:w="1800"/>
+            <w:shd w:fill="1F3864" w:val="clear"/>
+            <w:tcMar>
+              <w:top w:type="dxa" w:w="80"/>
+              <w:left w:type="dxa" w:w="100"/>
+              <w:bottom w:type="dxa" w:w="80"/>
+              <w:right w:type="dxa" w:w="100"/>
+            </w:tcMar>
+            <w:vAlign w:val="center"/>
+          </w:tcPr>
+          <w:p>
+            <w:r>
+              <w:rPr>
+                <w:b/>
+                <w:bCs/>
+                <w:color w:val="FFFFFF"/>
+                <w:sz w:val="20"/>
+                <w:szCs w:val="20"/>
+              </w:rPr>
+              <w:t xml:space="preserve">Natureza</w:t>
+            </w:r>
+          </w:p>
+        </w:tc>
+        <w:tc>
+          <w:tcPr>
+            <w:tcW w:type="dxa" w:w="2600"/>
+            <w:shd w:fill="1F3864" w:val="clear"/>
+            <w:tcMar>
+              <w:top w:type="dxa" w:w="80"/>
+              <w:left w:type="dxa" w:w="100"/>
+              <w:bottom w:type="dxa" w:w="80"/>
+              <w:right w:type="dxa" w:w="100"/>
+            </w:tcMar>
+            <w:vAlign w:val="center"/>
+          </w:tcPr>
+          <w:p>
+            <w:r>
+              <w:rPr>
+                <w:b/>
+                <w:bCs/>
+                <w:color w:val="FFFFFF"/>
+                <w:sz w:val="20"/>
+                <w:szCs w:val="20"/>
+              </w:rPr>
+              <w:t xml:space="preserve">Informação disponível / situação</w:t>
+            </w:r>
+          </w:p>
+        </w:tc>
+      </w:tr>
+      <w:tr>
+        <w:tc>
+          <w:tcPr>
+            <w:tcW w:type="dxa" w:w="4600"/>
+            <w:tcMar>
+              <w:top w:type="dxa" w:w="80"/>
+              <w:left w:type="dxa" w:w="100"/>
+              <w:bottom w:type="dxa" w:w="80"/>
+              <w:right w:type="dxa" w:w="100"/>
+            </w:tcMar>
+            <w:vAlign w:val="center"/>
+          </w:tcPr>
+          <w:p>
+            <w:r>
+              <w:rPr>
+                <w:b w:val="false"/>
+                <w:bCs w:val="false"/>
+                <w:color w:val="000000"/>
+                <w:sz w:val="20"/>
+                <w:szCs w:val="20"/>
+              </w:rPr>
+              <w:t xml:space="preserve">I. Descrição da natureza dos dados pessoais afetados, distinguindo dados gerais e dados sensíveis</w:t>
+            </w:r>
+          </w:p>
+        </w:tc>
+        <w:tc>
+          <w:tcPr>
+            <w:tcW w:type="dxa" w:w="1800"/>
+            <w:tcMar>
+              <w:top w:type="dxa" w:w="80"/>
+              <w:left w:type="dxa" w:w="100"/>
+              <w:bottom w:type="dxa" w:w="80"/>
+              <w:right w:type="dxa" w:w="100"/>
+            </w:tcMar>
+            <w:vAlign w:val="center"/>
+          </w:tcPr>
+          <w:p>
+            <w:r>
+              <w:rPr>
+                <w:b w:val="false"/>
+                <w:bCs w:val="false"/>
+                <w:color w:val="000000"/>
+                <w:sz w:val="20"/>
+                <w:szCs w:val="20"/>
+              </w:rPr>
+              <w:t xml:space="preserve">Obrigatório</w:t>
+            </w:r>
+          </w:p>
+        </w:tc>
+        <w:tc>
+          <w:tcPr>
+            <w:tcW w:type="dxa" w:w="2600"/>
+            <w:tcMar>
+              <w:top w:type="dxa" w:w="80"/>
+              <w:left w:type="dxa" w:w="100"/>
+              <w:bottom w:type="dxa" w:w="80"/>
+              <w:right w:type="dxa" w:w="100"/>
+            </w:tcMar>
+            <w:vAlign w:val="center"/>
+          </w:tcPr>
+          <w:p>
+            <w:r>
+              <w:rPr>
+                <w:b w:val="false"/>
+                <w:bCs w:val="false"/>
+                <w:color w:val="000000"/>
+                <w:sz w:val="20"/>
+                <w:szCs w:val="20"/>
+              </w:rPr>
+              <w:t xml:space="preserve"/>
+            </w:r>
+          </w:p>
+        </w:tc>
+      </w:tr>
+      <w:tr>
+        <w:tc>
+          <w:tcPr>
+            <w:tcW w:type="dxa" w:w="4600"/>
+            <w:tcMar>
+              <w:top w:type="dxa" w:w="80"/>
+              <w:left w:type="dxa" w:w="100"/>
+              <w:bottom w:type="dxa" w:w="80"/>
+              <w:right w:type="dxa" w:w="100"/>
+            </w:tcMar>
+            <w:vAlign w:val="center"/>
+          </w:tcPr>
+          <w:p>
+            <w:r>
+              <w:rPr>
+                <w:b w:val="false"/>
+                <w:bCs w:val="false"/>
+                <w:color w:val="000000"/>
+                <w:sz w:val="20"/>
+                <w:szCs w:val="20"/>
+              </w:rPr>
+              <w:t xml:space="preserve">II. Informações sobre os titulares envolvidos: categorias e número, com discriminação de crianças, adolescentes e idosos quando aplicável</w:t>
+            </w:r>
+          </w:p>
+        </w:tc>
+        <w:tc>
+          <w:tcPr>
+            <w:tcW w:type="dxa" w:w="1800"/>
+            <w:tcMar>
+              <w:top w:type="dxa" w:w="80"/>
+              <w:left w:type="dxa" w:w="100"/>
+              <w:bottom w:type="dxa" w:w="80"/>
+              <w:right w:type="dxa" w:w="100"/>
+            </w:tcMar>
+            <w:vAlign w:val="center"/>
+          </w:tcPr>
+          <w:p>
+            <w:r>
+              <w:rPr>
+                <w:b w:val="false"/>
+                <w:bCs w:val="false"/>
+                <w:color w:val="000000"/>
+                <w:sz w:val="20"/>
+                <w:szCs w:val="20"/>
+              </w:rPr>
+              <w:t xml:space="preserve">Obrigatório</w:t>
+            </w:r>
+          </w:p>
+        </w:tc>
+        <w:tc>
+          <w:tcPr>
+            <w:tcW w:type="dxa" w:w="2600"/>
+            <w:tcMar>
+              <w:top w:type="dxa" w:w="80"/>
+              <w:left w:type="dxa" w:w="100"/>
+              <w:bottom w:type="dxa" w:w="80"/>
+              <w:right w:type="dxa" w:w="100"/>
+            </w:tcMar>
+            <w:vAlign w:val="center"/>
+          </w:tcPr>
+          <w:p>
+            <w:r>
+              <w:rPr>
+                <w:b w:val="false"/>
+                <w:bCs w:val="false"/>
+                <w:color w:val="000000"/>
+                <w:sz w:val="20"/>
+                <w:szCs w:val="20"/>
+              </w:rPr>
+              <w:t xml:space="preserve"/>
+            </w:r>
+          </w:p>
+        </w:tc>
+      </w:tr>
+      <w:tr>
+        <w:tc>
+          <w:tcPr>
+            <w:tcW w:type="dxa" w:w="4600"/>
+            <w:tcMar>
+              <w:top w:type="dxa" w:w="80"/>
+              <w:left w:type="dxa" w:w="100"/>
+              <w:bottom w:type="dxa" w:w="80"/>
+              <w:right w:type="dxa" w:w="100"/>
+            </w:tcMar>
+            <w:vAlign w:val="center"/>
+          </w:tcPr>
+          <w:p>
+            <w:r>
+              <w:rPr>
+                <w:b w:val="false"/>
+                <w:bCs w:val="false"/>
+                <w:color w:val="000000"/>
+                <w:sz w:val="20"/>
+                <w:szCs w:val="20"/>
+              </w:rPr>
+              <w:t xml:space="preserve">III. Número total de titulares nas atividades de tratamento afetadas (base potencialmente exposta), separado do número efetivamente atingido/confirmado</w:t>
+            </w:r>
+          </w:p>
+        </w:tc>
+        <w:tc>
+          <w:tcPr>
+            <w:tcW w:type="dxa" w:w="1800"/>
+            <w:tcMar>
+              <w:top w:type="dxa" w:w="80"/>
+              <w:left w:type="dxa" w:w="100"/>
+              <w:bottom w:type="dxa" w:w="80"/>
+              <w:right w:type="dxa" w:w="100"/>
+            </w:tcMar>
+            <w:vAlign w:val="center"/>
+          </w:tcPr>
+          <w:p>
+            <w:r>
+              <w:rPr>
+                <w:b w:val="false"/>
+                <w:bCs w:val="false"/>
+                <w:color w:val="000000"/>
+                <w:sz w:val="20"/>
+                <w:szCs w:val="20"/>
+              </w:rPr>
+              <w:t xml:space="preserve">Obrigatório</w:t>
+            </w:r>
+          </w:p>
+        </w:tc>
+        <w:tc>
+          <w:tcPr>
+            <w:tcW w:type="dxa" w:w="2600"/>
+            <w:tcMar>
+              <w:top w:type="dxa" w:w="80"/>
+              <w:left w:type="dxa" w:w="100"/>
+              <w:bottom w:type="dxa" w:w="80"/>
+              <w:right w:type="dxa" w:w="100"/>
+            </w:tcMar>
+            <w:vAlign w:val="center"/>
+          </w:tcPr>
+          <w:p>
+            <w:r>
+              <w:rPr>
+                <w:b w:val="false"/>
+                <w:bCs w:val="false"/>
+                <w:color w:val="000000"/>
+                <w:sz w:val="20"/>
+                <w:szCs w:val="20"/>
+              </w:rPr>
+              <w:t xml:space="preserve"/>
+            </w:r>
+          </w:p>
+        </w:tc>
+      </w:tr>
+      <w:tr>
+        <w:tc>
+          <w:tcPr>
+            <w:tcW w:type="dxa" w:w="4600"/>
+            <w:tcMar>
+              <w:top w:type="dxa" w:w="80"/>
+              <w:left w:type="dxa" w:w="100"/>
+              <w:bottom w:type="dxa" w:w="80"/>
+              <w:right w:type="dxa" w:w="100"/>
+            </w:tcMar>
+            <w:vAlign w:val="center"/>
+          </w:tcPr>
+          <w:p>
+            <w:r>
+              <w:rPr>
+                <w:b w:val="false"/>
+                <w:bCs w:val="false"/>
+                <w:color w:val="000000"/>
+                <w:sz w:val="20"/>
+                <w:szCs w:val="20"/>
+              </w:rPr>
+              <w:t xml:space="preserve">IV. Indicação das medidas técnicas e de segurança utilizadas para a proteção dos dados, antes e depois do incidente</w:t>
+            </w:r>
+          </w:p>
+        </w:tc>
+        <w:tc>
+          <w:tcPr>
+            <w:tcW w:type="dxa" w:w="1800"/>
+            <w:tcMar>
+              <w:top w:type="dxa" w:w="80"/>
+              <w:left w:type="dxa" w:w="100"/>
+              <w:bottom w:type="dxa" w:w="80"/>
+              <w:right w:type="dxa" w:w="100"/>
+            </w:tcMar>
+            <w:vAlign w:val="center"/>
+          </w:tcPr>
+          <w:p>
+            <w:r>
+              <w:rPr>
+                <w:b w:val="false"/>
+                <w:bCs w:val="false"/>
+                <w:color w:val="000000"/>
+                <w:sz w:val="20"/>
+                <w:szCs w:val="20"/>
+              </w:rPr>
+              <w:t xml:space="preserve">Obrigatório</w:t>
+            </w:r>
+          </w:p>
+        </w:tc>
+        <w:tc>
+          <w:tcPr>
+            <w:tcW w:type="dxa" w:w="2600"/>
+            <w:tcMar>
+              <w:top w:type="dxa" w:w="80"/>
+              <w:left w:type="dxa" w:w="100"/>
+              <w:bottom w:type="dxa" w:w="80"/>
+              <w:right w:type="dxa" w:w="100"/>
+            </w:tcMar>
+            <w:vAlign w:val="center"/>
+          </w:tcPr>
+          <w:p>
+            <w:r>
+              <w:rPr>
+                <w:b w:val="false"/>
+                <w:bCs w:val="false"/>
+                <w:color w:val="000000"/>
+                <w:sz w:val="20"/>
+                <w:szCs w:val="20"/>
+              </w:rPr>
+              <w:t xml:space="preserve"/>
+            </w:r>
+          </w:p>
+        </w:tc>
+      </w:tr>
+      <w:tr>
+        <w:tc>
+          <w:tcPr>
+            <w:tcW w:type="dxa" w:w="4600"/>
+            <w:tcMar>
+              <w:top w:type="dxa" w:w="80"/>
+              <w:left w:type="dxa" w:w="100"/>
+              <w:bottom w:type="dxa" w:w="80"/>
+              <w:right w:type="dxa" w:w="100"/>
+            </w:tcMar>
+            <w:vAlign w:val="center"/>
+          </w:tcPr>
+          <w:p>
+            <w:r>
+              <w:rPr>
+                <w:b w:val="false"/>
+                <w:bCs w:val="false"/>
+                <w:color w:val="000000"/>
+                <w:sz w:val="20"/>
+                <w:szCs w:val="20"/>
+              </w:rPr>
+              <w:t xml:space="preserve">V. Riscos relacionados ao incidente</w:t>
+            </w:r>
+          </w:p>
+        </w:tc>
+        <w:tc>
+          <w:tcPr>
+            <w:tcW w:type="dxa" w:w="1800"/>
+            <w:tcMar>
+              <w:top w:type="dxa" w:w="80"/>
+              <w:left w:type="dxa" w:w="100"/>
+              <w:bottom w:type="dxa" w:w="80"/>
+              <w:right w:type="dxa" w:w="100"/>
+            </w:tcMar>
+            <w:vAlign w:val="center"/>
+          </w:tcPr>
+          <w:p>
+            <w:r>
+              <w:rPr>
+                <w:b w:val="false"/>
+                <w:bCs w:val="false"/>
+                <w:color w:val="000000"/>
+                <w:sz w:val="20"/>
+                <w:szCs w:val="20"/>
+              </w:rPr>
+              <w:t xml:space="preserve">Obrigatório</w:t>
+            </w:r>
+          </w:p>
+        </w:tc>
+        <w:tc>
+          <w:tcPr>
+            <w:tcW w:type="dxa" w:w="2600"/>
+            <w:tcMar>
+              <w:top w:type="dxa" w:w="80"/>
+              <w:left w:type="dxa" w:w="100"/>
+              <w:bottom w:type="dxa" w:w="80"/>
+              <w:right w:type="dxa" w:w="100"/>
+            </w:tcMar>
+            <w:vAlign w:val="center"/>
+          </w:tcPr>
+          <w:p>
+            <w:r>
+              <w:rPr>
+                <w:b w:val="false"/>
+                <w:bCs w:val="false"/>
+                <w:color w:val="000000"/>
+                <w:sz w:val="20"/>
+                <w:szCs w:val="20"/>
+              </w:rPr>
+              <w:t xml:space="preserve"/>
+            </w:r>
+          </w:p>
+        </w:tc>
+      </w:tr>
+      <w:tr>
+        <w:tc>
+          <w:tcPr>
+            <w:tcW w:type="dxa" w:w="4600"/>
+            <w:tcMar>
+              <w:top w:type="dxa" w:w="80"/>
+              <w:left w:type="dxa" w:w="100"/>
+              <w:bottom w:type="dxa" w:w="80"/>
+              <w:right w:type="dxa" w:w="100"/>
+            </w:tcMar>
+            <w:vAlign w:val="center"/>
+          </w:tcPr>
+          <w:p>
+            <w:r>
+              <w:rPr>
+                <w:b w:val="false"/>
+                <w:bCs w:val="false"/>
+                <w:color w:val="000000"/>
+                <w:sz w:val="20"/>
+                <w:szCs w:val="20"/>
+              </w:rPr>
+              <w:t xml:space="preserve">VI. Razões para eventual demora na comunicação</w:t>
+            </w:r>
+          </w:p>
+        </w:tc>
+        <w:tc>
+          <w:tcPr>
+            <w:tcW w:type="dxa" w:w="1800"/>
+            <w:tcMar>
+              <w:top w:type="dxa" w:w="80"/>
+              <w:left w:type="dxa" w:w="100"/>
+              <w:bottom w:type="dxa" w:w="80"/>
+              <w:right w:type="dxa" w:w="100"/>
+            </w:tcMar>
+            <w:vAlign w:val="center"/>
+          </w:tcPr>
+          <w:p>
+            <w:r>
+              <w:rPr>
+                <w:b w:val="false"/>
+                <w:bCs w:val="false"/>
+                <w:color w:val="000000"/>
+                <w:sz w:val="20"/>
+                <w:szCs w:val="20"/>
+              </w:rPr>
+              <w:t xml:space="preserve">Obrigatório, quando houver demora</w:t>
+            </w:r>
+          </w:p>
+        </w:tc>
+        <w:tc>
+          <w:tcPr>
+            <w:tcW w:type="dxa" w:w="2600"/>
+            <w:tcMar>
+              <w:top w:type="dxa" w:w="80"/>
+              <w:left w:type="dxa" w:w="100"/>
+              <w:bottom w:type="dxa" w:w="80"/>
+              <w:right w:type="dxa" w:w="100"/>
+            </w:tcMar>
+            <w:vAlign w:val="center"/>
+          </w:tcPr>
+          <w:p>
+            <w:r>
+              <w:rPr>
+                <w:b w:val="false"/>
+                <w:bCs w:val="false"/>
+                <w:color w:val="000000"/>
+                <w:sz w:val="20"/>
+                <w:szCs w:val="20"/>
+              </w:rPr>
+              <w:t xml:space="preserve"/>
+            </w:r>
+          </w:p>
+        </w:tc>
+      </w:tr>
+      <w:tr>
+        <w:tc>
+          <w:tcPr>
+            <w:tcW w:type="dxa" w:w="4600"/>
+            <w:tcMar>
+              <w:top w:type="dxa" w:w="80"/>
+              <w:left w:type="dxa" w:w="100"/>
+              <w:bottom w:type="dxa" w:w="80"/>
+              <w:right w:type="dxa" w:w="100"/>
+            </w:tcMar>
+            <w:vAlign w:val="center"/>
+          </w:tcPr>
+          <w:p>
+            <w:r>
+              <w:rPr>
+                <w:b w:val="false"/>
+                <w:bCs w:val="false"/>
+                <w:color w:val="000000"/>
+                <w:sz w:val="20"/>
+                <w:szCs w:val="20"/>
+              </w:rPr>
+              <w:t xml:space="preserve">VII. Medidas adotadas ou que serão adotadas para reverter ou mitigar os efeitos do incidente</w:t>
+            </w:r>
+          </w:p>
+        </w:tc>
+        <w:tc>
+          <w:tcPr>
+            <w:tcW w:type="dxa" w:w="1800"/>
+            <w:tcMar>
+              <w:top w:type="dxa" w:w="80"/>
+              <w:left w:type="dxa" w:w="100"/>
+              <w:bottom w:type="dxa" w:w="80"/>
+              <w:right w:type="dxa" w:w="100"/>
+            </w:tcMar>
+            <w:vAlign w:val="center"/>
+          </w:tcPr>
+          <w:p>
+            <w:r>
+              <w:rPr>
+                <w:b w:val="false"/>
+                <w:bCs w:val="false"/>
+                <w:color w:val="000000"/>
+                <w:sz w:val="20"/>
+                <w:szCs w:val="20"/>
+              </w:rPr>
+              <w:t xml:space="preserve">Obrigatório</w:t>
+            </w:r>
+          </w:p>
+        </w:tc>
+        <w:tc>
+          <w:tcPr>
+            <w:tcW w:type="dxa" w:w="2600"/>
+            <w:tcMar>
+              <w:top w:type="dxa" w:w="80"/>
+              <w:left w:type="dxa" w:w="100"/>
+              <w:bottom w:type="dxa" w:w="80"/>
+              <w:right w:type="dxa" w:w="100"/>
+            </w:tcMar>
+            <w:vAlign w:val="center"/>
+          </w:tcPr>
+          <w:p>
+            <w:r>
+              <w:rPr>
+                <w:b w:val="false"/>
+                <w:bCs w:val="false"/>
+                <w:color w:val="000000"/>
+                <w:sz w:val="20"/>
+                <w:szCs w:val="20"/>
+              </w:rPr>
+              <w:t xml:space="preserve"/>
+            </w:r>
+          </w:p>
+        </w:tc>
+      </w:tr>
+      <w:tr>
+        <w:tc>
+          <w:tcPr>
+            <w:tcW w:type="dxa" w:w="4600"/>
+            <w:tcMar>
+              <w:top w:type="dxa" w:w="80"/>
+              <w:left w:type="dxa" w:w="100"/>
+              <w:bottom w:type="dxa" w:w="80"/>
+              <w:right w:type="dxa" w:w="100"/>
+            </w:tcMar>
+            <w:vAlign w:val="center"/>
+          </w:tcPr>
+          <w:p>
+            <w:r>
+              <w:rPr>
+                <w:b w:val="false"/>
+                <w:bCs w:val="false"/>
+                <w:color w:val="000000"/>
+                <w:sz w:val="20"/>
+                <w:szCs w:val="20"/>
+              </w:rPr>
+              <w:t xml:space="preserve">VIII. Data de ocorrência e data de conhecimento do incidente pelo controlador</w:t>
+            </w:r>
+          </w:p>
+        </w:tc>
+        <w:tc>
+          <w:tcPr>
+            <w:tcW w:type="dxa" w:w="1800"/>
+            <w:tcMar>
+              <w:top w:type="dxa" w:w="80"/>
+              <w:left w:type="dxa" w:w="100"/>
+              <w:bottom w:type="dxa" w:w="80"/>
+              <w:right w:type="dxa" w:w="100"/>
+            </w:tcMar>
+            <w:vAlign w:val="center"/>
+          </w:tcPr>
+          <w:p>
+            <w:r>
+              <w:rPr>
+                <w:b w:val="false"/>
+                <w:bCs w:val="false"/>
+                <w:color w:val="000000"/>
+                <w:sz w:val="20"/>
+                <w:szCs w:val="20"/>
+              </w:rPr>
+              <w:t xml:space="preserve">Obrigatório</w:t>
+            </w:r>
+          </w:p>
+        </w:tc>
+        <w:tc>
+          <w:tcPr>
+            <w:tcW w:type="dxa" w:w="2600"/>
+            <w:tcMar>
+              <w:top w:type="dxa" w:w="80"/>
+              <w:left w:type="dxa" w:w="100"/>
+              <w:bottom w:type="dxa" w:w="80"/>
+              <w:right w:type="dxa" w:w="100"/>
+            </w:tcMar>
+            <w:vAlign w:val="center"/>
+          </w:tcPr>
+          <w:p>
+            <w:r>
+              <w:rPr>
+                <w:b w:val="false"/>
+                <w:bCs w:val="false"/>
+                <w:color w:val="000000"/>
+                <w:sz w:val="20"/>
+                <w:szCs w:val="20"/>
+              </w:rPr>
+              <w:t xml:space="preserve"/>
+            </w:r>
+          </w:p>
+        </w:tc>
+      </w:tr>
+      <w:tr>
+        <w:tc>
+          <w:tcPr>
+            <w:tcW w:type="dxa" w:w="4600"/>
+            <w:tcMar>
+              <w:top w:type="dxa" w:w="80"/>
+              <w:left w:type="dxa" w:w="100"/>
+              <w:bottom w:type="dxa" w:w="80"/>
+              <w:right w:type="dxa" w:w="100"/>
+            </w:tcMar>
+            <w:vAlign w:val="center"/>
+          </w:tcPr>
+          <w:p>
+            <w:r>
+              <w:rPr>
+                <w:b w:val="false"/>
+                <w:bCs w:val="false"/>
+                <w:color w:val="000000"/>
+                <w:sz w:val="20"/>
+                <w:szCs w:val="20"/>
+              </w:rPr>
+              <w:t xml:space="preserve">IX. Dados de contato do encarregado (ou outra pessoa responsável para esclarecimentos)</w:t>
+            </w:r>
+          </w:p>
+        </w:tc>
+        <w:tc>
+          <w:tcPr>
+            <w:tcW w:type="dxa" w:w="1800"/>
+            <w:tcMar>
+              <w:top w:type="dxa" w:w="80"/>
+              <w:left w:type="dxa" w:w="100"/>
+              <w:bottom w:type="dxa" w:w="80"/>
+              <w:right w:type="dxa" w:w="100"/>
+            </w:tcMar>
+            <w:vAlign w:val="center"/>
+          </w:tcPr>
+          <w:p>
+            <w:r>
+              <w:rPr>
+                <w:b w:val="false"/>
+                <w:bCs w:val="false"/>
+                <w:color w:val="000000"/>
+                <w:sz w:val="20"/>
+                <w:szCs w:val="20"/>
+              </w:rPr>
+              <w:t xml:space="preserve">Obrigatório</w:t>
+            </w:r>
+          </w:p>
+        </w:tc>
+        <w:tc>
+          <w:tcPr>
+            <w:tcW w:type="dxa" w:w="2600"/>
+            <w:tcMar>
+              <w:top w:type="dxa" w:w="80"/>
+              <w:left w:type="dxa" w:w="100"/>
+              <w:bottom w:type="dxa" w:w="80"/>
+              <w:right w:type="dxa" w:w="100"/>
+            </w:tcMar>
+            <w:vAlign w:val="center"/>
+          </w:tcPr>
+          <w:p>
+            <w:r>
+              <w:rPr>
+                <w:b w:val="false"/>
+                <w:bCs w:val="false"/>
+                <w:color w:val="000000"/>
+                <w:sz w:val="20"/>
+                <w:szCs w:val="20"/>
+              </w:rPr>
+              <w:t xml:space="preserve"/>
+            </w:r>
+          </w:p>
+        </w:tc>
+      </w:tr>
+      <w:tr>
+        <w:tc>
+          <w:tcPr>
+            <w:tcW w:type="dxa" w:w="4600"/>
+            <w:tcMar>
+              <w:top w:type="dxa" w:w="80"/>
+              <w:left w:type="dxa" w:w="100"/>
+              <w:bottom w:type="dxa" w:w="80"/>
+              <w:right w:type="dxa" w:w="100"/>
+            </w:tcMar>
+            <w:vAlign w:val="center"/>
+          </w:tcPr>
+          <w:p>
+            <w:r>
+              <w:rPr>
+                <w:b w:val="false"/>
+                <w:bCs w:val="false"/>
+                <w:color w:val="000000"/>
+                <w:sz w:val="20"/>
+                <w:szCs w:val="20"/>
+              </w:rPr>
+              <w:t xml:space="preserve">X. Identificação do controlador e, quando houver, do operador envolvido</w:t>
+            </w:r>
+          </w:p>
+        </w:tc>
+        <w:tc>
+          <w:tcPr>
+            <w:tcW w:type="dxa" w:w="1800"/>
+            <w:tcMar>
+              <w:top w:type="dxa" w:w="80"/>
+              <w:left w:type="dxa" w:w="100"/>
+              <w:bottom w:type="dxa" w:w="80"/>
+              <w:right w:type="dxa" w:w="100"/>
+            </w:tcMar>
+            <w:vAlign w:val="center"/>
+          </w:tcPr>
+          <w:p>
+            <w:r>
+              <w:rPr>
+                <w:b w:val="false"/>
+                <w:bCs w:val="false"/>
+                <w:color w:val="000000"/>
+                <w:sz w:val="20"/>
+                <w:szCs w:val="20"/>
+              </w:rPr>
+              <w:t xml:space="preserve">Obrigatório</w:t>
+            </w:r>
+          </w:p>
+        </w:tc>
+        <w:tc>
+          <w:tcPr>
+            <w:tcW w:type="dxa" w:w="2600"/>
+            <w:tcMar>
+              <w:top w:type="dxa" w:w="80"/>
+              <w:left w:type="dxa" w:w="100"/>
+              <w:bottom w:type="dxa" w:w="80"/>
+              <w:right w:type="dxa" w:w="100"/>
+            </w:tcMar>
+            <w:vAlign w:val="center"/>
+          </w:tcPr>
+          <w:p>
+            <w:r>
+              <w:rPr>
+                <w:b w:val="false"/>
+                <w:bCs w:val="false"/>
+                <w:color w:val="000000"/>
+                <w:sz w:val="20"/>
+                <w:szCs w:val="20"/>
+              </w:rPr>
+              <w:t xml:space="preserve"/>
+            </w:r>
+          </w:p>
+        </w:tc>
+      </w:tr>
+      <w:tr>
+        <w:tc>
+          <w:tcPr>
+            <w:tcW w:type="dxa" w:w="4600"/>
+            <w:tcMar>
+              <w:top w:type="dxa" w:w="80"/>
+              <w:left w:type="dxa" w:w="100"/>
+              <w:bottom w:type="dxa" w:w="80"/>
+              <w:right w:type="dxa" w:w="100"/>
+            </w:tcMar>
+            <w:vAlign w:val="center"/>
+          </w:tcPr>
+          <w:p>
+            <w:r>
+              <w:rPr>
+                <w:b w:val="false"/>
+                <w:bCs w:val="false"/>
+                <w:color w:val="000000"/>
+                <w:sz w:val="20"/>
+                <w:szCs w:val="20"/>
+              </w:rPr>
+              <w:t xml:space="preserve">XI. Causa principal do incidente, quando identificável</w:t>
+            </w:r>
+          </w:p>
+        </w:tc>
+        <w:tc>
+          <w:tcPr>
+            <w:tcW w:type="dxa" w:w="1800"/>
+            <w:tcMar>
+              <w:top w:type="dxa" w:w="80"/>
+              <w:left w:type="dxa" w:w="100"/>
+              <w:bottom w:type="dxa" w:w="80"/>
+              <w:right w:type="dxa" w:w="100"/>
+            </w:tcMar>
+            <w:vAlign w:val="center"/>
+          </w:tcPr>
+          <w:p>
+            <w:r>
+              <w:rPr>
+                <w:b w:val="false"/>
+                <w:bCs w:val="false"/>
+                <w:color w:val="000000"/>
+                <w:sz w:val="20"/>
+                <w:szCs w:val="20"/>
+              </w:rPr>
+              <w:t xml:space="preserve">Obrigatório, quando identificável; registrar como pendência fundamentada se não identificada</w:t>
+            </w:r>
+          </w:p>
+        </w:tc>
+        <w:tc>
+          <w:tcPr>
+            <w:tcW w:type="dxa" w:w="2600"/>
+            <w:tcMar>
+              <w:top w:type="dxa" w:w="80"/>
+              <w:left w:type="dxa" w:w="100"/>
+              <w:bottom w:type="dxa" w:w="80"/>
+              <w:right w:type="dxa" w:w="100"/>
+            </w:tcMar>
+            <w:vAlign w:val="center"/>
+          </w:tcPr>
+          <w:p>
+            <w:r>
+              <w:rPr>
+                <w:b w:val="false"/>
+                <w:bCs w:val="false"/>
+                <w:color w:val="000000"/>
+                <w:sz w:val="20"/>
+                <w:szCs w:val="20"/>
+              </w:rPr>
+              <w:t xml:space="preserve"/>
+            </w:r>
+          </w:p>
+        </w:tc>
+      </w:tr>
+      <w:tr>
+        <w:tc>
+          <w:tcPr>
+            <w:tcW w:type="dxa" w:w="4600"/>
+            <w:tcMar>
+              <w:top w:type="dxa" w:w="80"/>
+              <w:left w:type="dxa" w:w="100"/>
+              <w:bottom w:type="dxa" w:w="80"/>
+              <w:right w:type="dxa" w:w="100"/>
+            </w:tcMar>
+            <w:vAlign w:val="center"/>
+          </w:tcPr>
+          <w:p>
+            <w:r>
+              <w:rPr>
+                <w:b w:val="false"/>
+                <w:bCs w:val="false"/>
+                <w:color w:val="000000"/>
+                <w:sz w:val="20"/>
+                <w:szCs w:val="20"/>
+              </w:rPr>
+              <w:t xml:space="preserve">XII. Identificação de quem está comunicando (encarregado ou representante constituído), com comprovação de vínculo/instrumento de poderes</w:t>
+            </w:r>
+          </w:p>
+        </w:tc>
+        <w:tc>
+          <w:tcPr>
+            <w:tcW w:type="dxa" w:w="1800"/>
+            <w:tcMar>
+              <w:top w:type="dxa" w:w="80"/>
+              <w:left w:type="dxa" w:w="100"/>
+              <w:bottom w:type="dxa" w:w="80"/>
+              <w:right w:type="dxa" w:w="100"/>
+            </w:tcMar>
+            <w:vAlign w:val="center"/>
+          </w:tcPr>
+          <w:p>
+            <w:r>
+              <w:rPr>
+                <w:b w:val="false"/>
+                <w:bCs w:val="false"/>
+                <w:color w:val="000000"/>
+                <w:sz w:val="20"/>
+                <w:szCs w:val="20"/>
+              </w:rPr>
+              <w:t xml:space="preserve">Obrigatório (art. 6º, §§5º–7º)</w:t>
+            </w:r>
+          </w:p>
+        </w:tc>
+        <w:tc>
+          <w:tcPr>
+            <w:tcW w:type="dxa" w:w="2600"/>
+            <w:tcMar>
+              <w:top w:type="dxa" w:w="80"/>
+              <w:left w:type="dxa" w:w="100"/>
+              <w:bottom w:type="dxa" w:w="80"/>
+              <w:right w:type="dxa" w:w="100"/>
+            </w:tcMar>
+            <w:vAlign w:val="center"/>
+          </w:tcPr>
+          <w:p>
+            <w:r>
+              <w:rPr>
+                <w:b w:val="false"/>
+                <w:bCs w:val="false"/>
+                <w:color w:val="000000"/>
+                <w:sz w:val="20"/>
+                <w:szCs w:val="20"/>
+              </w:rPr>
+              <w:t xml:space="preserve"/>
+            </w:r>
+          </w:p>
+        </w:tc>
+      </w:tr>
+      <w:tr>
+        <w:tc>
+          <w:tcPr>
+            <w:tcW w:type="dxa" w:w="4600"/>
+            <w:tcMar>
+              <w:top w:type="dxa" w:w="80"/>
+              <w:left w:type="dxa" w:w="100"/>
+              <w:bottom w:type="dxa" w:w="80"/>
+              <w:right w:type="dxa" w:w="100"/>
+            </w:tcMar>
+            <w:vAlign w:val="center"/>
+          </w:tcPr>
+          <w:p>
+            <w:r>
+              <w:rPr>
+                <w:b w:val="false"/>
+                <w:bCs w:val="false"/>
+                <w:color w:val="000000"/>
+                <w:sz w:val="20"/>
+                <w:szCs w:val="20"/>
+              </w:rPr>
+              <w:t xml:space="preserve">Recomendações ao titular para reverter/mitigar efeitos (quando aplicável à comunicação à ANPD)</w:t>
+            </w:r>
+          </w:p>
+        </w:tc>
+        <w:tc>
+          <w:tcPr>
+            <w:tcW w:type="dxa" w:w="1800"/>
+            <w:tcMar>
+              <w:top w:type="dxa" w:w="80"/>
+              <w:left w:type="dxa" w:w="100"/>
+              <w:bottom w:type="dxa" w:w="80"/>
+              <w:right w:type="dxa" w:w="100"/>
+            </w:tcMar>
+            <w:vAlign w:val="center"/>
+          </w:tcPr>
+          <w:p>
+            <w:r>
+              <w:rPr>
+                <w:b w:val="false"/>
+                <w:bCs w:val="false"/>
+                <w:color w:val="000000"/>
+                <w:sz w:val="20"/>
+                <w:szCs w:val="20"/>
+              </w:rPr>
+              <w:t xml:space="preserve">Boa prática</w:t>
+            </w:r>
+          </w:p>
+        </w:tc>
+        <w:tc>
+          <w:tcPr>
+            <w:tcW w:type="dxa" w:w="2600"/>
+            <w:tcMar>
+              <w:top w:type="dxa" w:w="80"/>
+              <w:left w:type="dxa" w:w="100"/>
+              <w:bottom w:type="dxa" w:w="80"/>
+              <w:right w:type="dxa" w:w="100"/>
+            </w:tcMar>
+            <w:vAlign w:val="center"/>
+          </w:tcPr>
+          <w:p>
+            <w:r>
+              <w:rPr>
+                <w:b w:val="false"/>
+                <w:bCs w:val="false"/>
+                <w:color w:val="000000"/>
+                <w:sz w:val="20"/>
+                <w:szCs w:val="20"/>
+              </w:rPr>
+              <w:t xml:space="preserve"/>
+            </w:r>
+          </w:p>
+        </w:tc>
+      </w:tr>
+    </w:tbl>
+    <w:p>
+      <w:pPr>
+        <w:pStyle w:val="Heading2"/>
+        <w:spacing w:after="120" w:before="200"/>
+      </w:pPr>
+      <w:r>
+        <w:t xml:space="preserve">A.2 Pequeno porte, representação e sigilo</w:t>
+      </w:r>
+    </w:p>
+    <w:p>
+      <w:pPr>
+        <w:spacing w:after="140"/>
+      </w:pPr>
+      <w:r>
+        <w:rPr>
+          <w:b/>
+          <w:bCs/>
+          <w:sz w:val="22"/>
+          <w:szCs w:val="22"/>
+        </w:rPr>
+        <w:t xml:space="preserve">Declaração de agente de tratamento de pequeno porte (Resolução CD/ANPD nº 2/2022): </w:t>
+      </w:r>
+      <w:r>
+        <w:rPr>
+          <w:i/>
+          <w:iCs/>
+          <w:color w:val="595959"/>
+          <w:sz w:val="20"/>
+          <w:szCs w:val="20"/>
+        </w:rPr>
+        <w:t xml:space="preserve">Preencher apenas se formalmente enquadrado — não presumir pelo nome/porte aparente da organização; se não avaliado, registrar 'Não avaliado'</w:t>
+      </w:r>
+    </w:p>
+    <w:p>
+      <w:pPr>
+        <w:spacing w:after="140"/>
+      </w:pPr>
+      <w:r>
+        <w:rPr>
+          <w:b/>
+          <w:bCs/>
+          <w:sz w:val="22"/>
+          <w:szCs w:val="22"/>
+        </w:rPr>
+        <w:t xml:space="preserve">Documentação de vínculo ou instrumento de representação anexado à comunicação: </w:t>
+      </w:r>
+      <w:r>
+        <w:rPr>
+          <w:i/>
+          <w:iCs/>
+          <w:color w:val="595959"/>
+          <w:sz w:val="20"/>
+          <w:szCs w:val="20"/>
+        </w:rPr>
+        <w:t xml:space="preserve">Ex.: ato de designação do encarregado, procuração, atos constitutivos — exigido pelo art. 6º, §§5º a 7º</w:t>
+      </w:r>
+    </w:p>
+    <w:p>
+      <w:pPr>
+        <w:spacing w:after="140"/>
+      </w:pPr>
+      <w:r>
+        <w:rPr>
+          <w:b/>
+          <w:bCs/>
+          <w:sz w:val="22"/>
+          <w:szCs w:val="22"/>
+        </w:rPr>
+        <w:t xml:space="preserve">Pedido fundamentado de sigilo de informações (segredo comercial/industrial, art. 7º do RCIS): </w:t>
+      </w:r>
+      <w:r>
+        <w:rPr>
+          <w:i/>
+          <w:iCs/>
+          <w:color w:val="595959"/>
+          <w:sz w:val="20"/>
+          <w:szCs w:val="20"/>
+        </w:rPr>
+        <w:t xml:space="preserve">Preencher apenas se aplicável, com fundamentação específica por informação</w:t>
+      </w:r>
+    </w:p>
+    <w:p>
+      <w:pPr>
+        <w:pStyle w:val="Heading2"/>
+        <w:spacing w:after="120" w:before="200"/>
+      </w:pPr>
+      <w:r>
+        <w:t xml:space="preserve">A.3 Controle de preparação</w:t>
+      </w:r>
+    </w:p>
+    <w:p>
+      <w:pPr>
+        <w:spacing w:after="140"/>
+      </w:pPr>
+      <w:r>
+        <w:rPr>
+          <w:b/>
+          <w:bCs/>
+          <w:sz w:val="22"/>
+          <w:szCs w:val="22"/>
+        </w:rPr>
+        <w:t xml:space="preserve">Avaliação de risco que fundamenta a comunicação (ID — Instrumento 2): </w:t>
+      </w:r>
+      <w:r>
+        <w:rPr>
+          <w:i/>
+          <w:iCs/>
+          <w:color w:val="595959"/>
+          <w:sz w:val="20"/>
+          <w:szCs w:val="20"/>
+        </w:rPr>
+        <w:t xml:space="preserve">Ex.: AVR-02</w:t>
+      </w:r>
+    </w:p>
+    <w:p>
+      <w:pPr>
+        <w:spacing w:after="140"/>
+      </w:pPr>
+      <w:r>
+        <w:rPr>
+          <w:b/>
+          <w:bCs/>
+          <w:sz w:val="22"/>
+          <w:szCs w:val="22"/>
+        </w:rPr>
+        <w:t xml:space="preserve">Dados do controlador e, quando aplicável, do operador: </w:t>
+      </w:r>
+      <w:r>
+        <w:rPr>
+          <w:i/>
+          <w:iCs/>
+          <w:color w:val="595959"/>
+          <w:sz w:val="20"/>
+          <w:szCs w:val="20"/>
+        </w:rPr>
+        <w:t xml:space="preserve">Nome, CNPJ, contato do encarregado</w:t>
+      </w:r>
+    </w:p>
+    <w:p>
+      <w:pPr>
+        <w:spacing w:after="140"/>
+      </w:pPr>
+      <w:r>
+        <w:rPr>
+          <w:b/>
+          <w:bCs/>
+          <w:sz w:val="22"/>
+          <w:szCs w:val="22"/>
+        </w:rPr>
+        <w:t xml:space="preserve">Responsável pela elaboração do texto: </w:t>
+      </w:r>
+      <w:r>
+        <w:rPr>
+          <w:i/>
+          <w:iCs/>
+          <w:color w:val="595959"/>
+          <w:sz w:val="20"/>
+          <w:szCs w:val="20"/>
+        </w:rPr>
+        <w:t xml:space="preserve"/>
+      </w:r>
+    </w:p>
+    <w:p>
+      <w:pPr>
+        <w:spacing w:after="140"/>
+      </w:pPr>
+      <w:r>
+        <w:rPr>
+          <w:b/>
+          <w:bCs/>
+          <w:sz w:val="22"/>
+          <w:szCs w:val="22"/>
+        </w:rPr>
+        <w:t xml:space="preserve">Aprovador (representante autorizado do controlador): </w:t>
+      </w:r>
+      <w:r>
+        <w:rPr>
+          <w:i/>
+          <w:iCs/>
+          <w:color w:val="595959"/>
+          <w:sz w:val="20"/>
+          <w:szCs w:val="20"/>
+        </w:rPr>
+        <w:t xml:space="preserve"/>
+      </w:r>
+    </w:p>
+    <w:p>
+      <w:pPr>
+        <w:spacing w:after="140"/>
+      </w:pPr>
+      <w:r>
+        <w:rPr>
+          <w:b/>
+          <w:bCs/>
+          <w:sz w:val="22"/>
+          <w:szCs w:val="22"/>
+        </w:rPr>
+        <w:t xml:space="preserve">Pendências documentais identificadas, com justificativa: </w:t>
+      </w:r>
+      <w:r>
+        <w:rPr>
+          <w:i/>
+          <w:iCs/>
+          <w:color w:val="595959"/>
+          <w:sz w:val="20"/>
+          <w:szCs w:val="20"/>
+        </w:rPr>
+        <w:t xml:space="preserve">Ex.: confirmação de número exato de titulares — nunca deixar pendência sem justificativa registrada</w:t>
+      </w:r>
+    </w:p>
+    <w:p>
+      <w:pPr>
+        <w:spacing w:after="140"/>
+      </w:pPr>
+      <w:r>
+        <w:rPr>
+          <w:b/>
+          <w:bCs/>
+          <w:sz w:val="22"/>
+          <w:szCs w:val="22"/>
+        </w:rPr>
+        <w:t xml:space="preserve">Controle de complementações (até 20 dias úteis — art. 6º, §3º): </w:t>
+      </w:r>
+      <w:r>
+        <w:rPr>
+          <w:i/>
+          <w:iCs/>
+          <w:color w:val="595959"/>
+          <w:sz w:val="20"/>
+          <w:szCs w:val="20"/>
+        </w:rPr>
+        <w:t xml:space="preserve">Contar a partir da DATA EM QUE A COMUNICAÇÃO FOI EFETIVAMENTE REALIZADA, nunca de uma data apenas planejada — registrar a data-base e a data-limite</w:t>
+      </w:r>
+    </w:p>
+    <w:p>
+      <w:pPr>
+        <w:pStyle w:val="Heading1"/>
+        <w:spacing w:after="160" w:before="360"/>
+      </w:pPr>
+      <w:r>
+        <w:t xml:space="preserve">B. Comunicação aos Titulares</w:t>
+      </w:r>
+    </w:p>
+    <w:p>
+      <w:pPr>
+        <w:spacing w:after="200"/>
+      </w:pPr>
+      <w:r>
+        <w:rPr>
+          <w:i/>
+          <w:iCs/>
+          <w:color w:val="595959"/>
+          <w:sz w:val="20"/>
+          <w:szCs w:val="20"/>
+        </w:rPr>
+        <w:t xml:space="preserve">Instrução de preenchimento: preparar o texto em linguagem simples e direta, conforme o art. 9º, §1º, do RCIS. Priorizar comunicação individualizada; usar canal público apenas quando a comunicação direta for inviável (art. 9º, §3º), mantendo a divulgação por pelo menos três meses.</w:t>
+      </w:r>
+    </w:p>
+    <w:p>
+      <w:pPr>
+        <w:pStyle w:val="Heading2"/>
+        <w:spacing w:after="120" w:before="200"/>
+      </w:pPr>
+      <w:r>
+        <w:t xml:space="preserve">B.1 Conteúdo mínimo (art. 9º, caput)</w:t>
       </w:r>
     </w:p>
     <w:tbl>
@@ -220,7 +1547,7 @@
                 <w:sz w:val="20"/>
                 <w:szCs w:val="20"/>
               </w:rPr>
-              <w:t xml:space="preserve">Informação disponível</w:t>
+              <w:t xml:space="preserve">Texto preparado</w:t>
             </w:r>
           </w:p>
         </w:tc>
@@ -246,7 +1573,7 @@
                 <w:sz w:val="20"/>
                 <w:szCs w:val="20"/>
               </w:rPr>
-              <w:t xml:space="preserve">Descrição da natureza dos dados pessoais afetados</w:t>
+              <w:t xml:space="preserve">Natureza do incidente</w:t>
             </w:r>
           </w:p>
         </w:tc>
@@ -296,7 +1623,7 @@
                 <w:sz w:val="20"/>
                 <w:szCs w:val="20"/>
               </w:rPr>
-              <w:t xml:space="preserve">Informações sobre os titulares envolvidos (número e categorias, inclusive crianças/adolescentes/idosos)</w:t>
+              <w:t xml:space="preserve">Categorias de dados pessoais envolvidas</w:t>
             </w:r>
           </w:p>
         </w:tc>
@@ -346,7 +1673,7 @@
                 <w:sz w:val="20"/>
                 <w:szCs w:val="20"/>
               </w:rPr>
-              <w:t xml:space="preserve">Indicação das medidas técnicas e de segurança utilizadas, antes e depois do incidente</w:t>
+              <w:t xml:space="preserve">Riscos e possíveis impactos para o titular</w:t>
             </w:r>
           </w:p>
         </w:tc>
@@ -396,7 +1723,7 @@
                 <w:sz w:val="20"/>
                 <w:szCs w:val="20"/>
               </w:rPr>
-              <w:t xml:space="preserve">Riscos relacionados ao incidente</w:t>
+              <w:t xml:space="preserve">Medidas de proteção adotadas antes e depois do incidente</w:t>
             </w:r>
           </w:p>
         </w:tc>
@@ -446,7 +1773,7 @@
                 <w:sz w:val="20"/>
                 <w:szCs w:val="20"/>
               </w:rPr>
-              <w:t xml:space="preserve">Razões para eventual demora na comunicação</w:t>
+              <w:t xml:space="preserve">Orientações para que o titular mitigue eventuais efeitos</w:t>
             </w:r>
           </w:p>
         </w:tc>
@@ -496,7 +1823,7 @@
                 <w:sz w:val="20"/>
                 <w:szCs w:val="20"/>
               </w:rPr>
-              <w:t xml:space="preserve">Medidas adotadas para reverter ou mitigar os efeitos do incidente</w:t>
+              <w:t xml:space="preserve">Razões para eventual demora na comunicação</w:t>
             </w:r>
           </w:p>
         </w:tc>
@@ -546,7 +1873,7 @@
                 <w:sz w:val="20"/>
                 <w:szCs w:val="20"/>
               </w:rPr>
-              <w:t xml:space="preserve">Data de ocorrência e data de conhecimento pelo controlador</w:t>
+              <w:t xml:space="preserve">Data de conhecimento do incidente pelo controlador</w:t>
             </w:r>
           </w:p>
         </w:tc>
@@ -596,107 +1923,7 @@
                 <w:sz w:val="20"/>
                 <w:szCs w:val="20"/>
               </w:rPr>
-              <w:t xml:space="preserve">Dados de contato do encarregado</w:t>
-            </w:r>
-          </w:p>
-        </w:tc>
-        <w:tc>
-          <w:tcPr>
-            <w:tcW w:type="dxa" w:w="4000"/>
-            <w:tcMar>
-              <w:top w:type="dxa" w:w="80"/>
-              <w:left w:type="dxa" w:w="100"/>
-              <w:bottom w:type="dxa" w:w="80"/>
-              <w:right w:type="dxa" w:w="100"/>
-            </w:tcMar>
-            <w:vAlign w:val="center"/>
-          </w:tcPr>
-          <w:p>
-            <w:r>
-              <w:rPr>
-                <w:b w:val="false"/>
-                <w:bCs w:val="false"/>
-                <w:color w:val="000000"/>
-                <w:sz w:val="20"/>
-                <w:szCs w:val="20"/>
-              </w:rPr>
-              <w:t xml:space="preserve"/>
-            </w:r>
-          </w:p>
-        </w:tc>
-      </w:tr>
-      <w:tr>
-        <w:tc>
-          <w:tcPr>
-            <w:tcW w:type="dxa" w:w="5000"/>
-            <w:tcMar>
-              <w:top w:type="dxa" w:w="80"/>
-              <w:left w:type="dxa" w:w="100"/>
-              <w:bottom w:type="dxa" w:w="80"/>
-              <w:right w:type="dxa" w:w="100"/>
-            </w:tcMar>
-            <w:vAlign w:val="center"/>
-          </w:tcPr>
-          <w:p>
-            <w:r>
-              <w:rPr>
-                <w:b w:val="false"/>
-                <w:bCs w:val="false"/>
-                <w:color w:val="000000"/>
-                <w:sz w:val="20"/>
-                <w:szCs w:val="20"/>
-              </w:rPr>
-              <w:t xml:space="preserve">Identificação do controlador e, quando aplicável, do operador</w:t>
-            </w:r>
-          </w:p>
-        </w:tc>
-        <w:tc>
-          <w:tcPr>
-            <w:tcW w:type="dxa" w:w="4000"/>
-            <w:tcMar>
-              <w:top w:type="dxa" w:w="80"/>
-              <w:left w:type="dxa" w:w="100"/>
-              <w:bottom w:type="dxa" w:w="80"/>
-              <w:right w:type="dxa" w:w="100"/>
-            </w:tcMar>
-            <w:vAlign w:val="center"/>
-          </w:tcPr>
-          <w:p>
-            <w:r>
-              <w:rPr>
-                <w:b w:val="false"/>
-                <w:bCs w:val="false"/>
-                <w:color w:val="000000"/>
-                <w:sz w:val="20"/>
-                <w:szCs w:val="20"/>
-              </w:rPr>
-              <w:t xml:space="preserve"/>
-            </w:r>
-          </w:p>
-        </w:tc>
-      </w:tr>
-      <w:tr>
-        <w:tc>
-          <w:tcPr>
-            <w:tcW w:type="dxa" w:w="5000"/>
-            <w:tcMar>
-              <w:top w:type="dxa" w:w="80"/>
-              <w:left w:type="dxa" w:w="100"/>
-              <w:bottom w:type="dxa" w:w="80"/>
-              <w:right w:type="dxa" w:w="100"/>
-            </w:tcMar>
-            <w:vAlign w:val="center"/>
-          </w:tcPr>
-          <w:p>
-            <w:r>
-              <w:rPr>
-                <w:b w:val="false"/>
-                <w:bCs w:val="false"/>
-                <w:color w:val="000000"/>
-                <w:sz w:val="20"/>
-                <w:szCs w:val="20"/>
-              </w:rPr>
-              <w:t xml:space="preserve">Causa principal do incidente, quando identificável</w:t>
+              <w:t xml:space="preserve">Canal oficial de contato para mais informações</w:t>
             </w:r>
           </w:p>
         </w:tc>
@@ -732,7 +1959,7 @@
         <w:spacing w:after="120" w:before="200"/>
       </w:pPr>
       <w:r>
-        <w:t xml:space="preserve">A.2 Controle de preparação</w:t>
+        <w:t xml:space="preserve">B.2 Controle de execução da comunicação</w:t>
       </w:r>
     </w:p>
     <w:p>
@@ -746,7 +1973,7 @@
           <w:sz w:val="22"/>
           <w:szCs w:val="22"/>
         </w:rPr>
-        <w:t xml:space="preserve">Avaliação de risco que fundamenta a comunicação (ID — Instrumento 2): </w:t>
+        <w:t xml:space="preserve">Critério de linguagem simples validado por: </w:t>
       </w:r>
       <w:r>
         <w:rPr>
@@ -756,7 +1983,7 @@
           <w:sz w:val="20"/>
           <w:szCs w:val="20"/>
         </w:rPr>
-        <w:t xml:space="preserve">Ex.: AVR-02</w:t>
+        <w:t xml:space="preserve"/>
       </w:r>
     </w:p>
     <w:p>
@@ -770,7 +1997,7 @@
           <w:sz w:val="22"/>
           <w:szCs w:val="22"/>
         </w:rPr>
-        <w:t xml:space="preserve">Dados do controlador e, quando aplicável, do operador: </w:t>
+        <w:t xml:space="preserve">Meio de comunicação definido: </w:t>
       </w:r>
       <w:r>
         <w:rPr>
@@ -780,7 +2007,7 @@
           <w:sz w:val="20"/>
           <w:szCs w:val="20"/>
         </w:rPr>
-        <w:t xml:space="preserve">Nome, CNPJ, contato do encarregado</w:t>
+        <w:t xml:space="preserve">Direta e individualizada, ou divulgação por canal público (justificar)</w:t>
       </w:r>
     </w:p>
     <w:p>
@@ -794,7 +2021,7 @@
           <w:sz w:val="22"/>
           <w:szCs w:val="22"/>
         </w:rPr>
-        <w:t xml:space="preserve">Responsável pela elaboração do texto: </w:t>
+        <w:t xml:space="preserve">Se divulgação por canal público: data de início e período mínimo de manutenção: </w:t>
       </w:r>
       <w:r>
         <w:rPr>
@@ -804,22 +2031,22 @@
           <w:sz w:val="20"/>
           <w:szCs w:val="20"/>
         </w:rPr>
-        <w:t xml:space="preserve"/>
+        <w:t xml:space="preserve">Mínimo de três meses — art. 9º, §3º</w:t>
       </w:r>
     </w:p>
     <w:p>
       <w:pPr>
-        <w:spacing w:after="140"/>
-      </w:pPr>
-      <w:r>
-        <w:rPr>
-          <w:b/>
-          <w:bCs/>
-          <w:sz w:val="22"/>
-          <w:szCs w:val="22"/>
-        </w:rPr>
-        <w:t xml:space="preserve">Aprovador (representante autorizado do controlador): </w:t>
-      </w:r>
+        <w:pStyle w:val="Heading1"/>
+        <w:spacing w:after="160" w:before="360"/>
+      </w:pPr>
+      <w:r>
+        <w:t xml:space="preserve">C. Controle de Execução</w:t>
+      </w:r>
+    </w:p>
+    <w:p>
+      <w:pPr>
+        <w:spacing w:after="200"/>
+      </w:pPr>
       <w:r>
         <w:rPr>
           <w:i/>
@@ -828,88 +2055,7 @@
           <w:sz w:val="20"/>
           <w:szCs w:val="20"/>
         </w:rPr>
-        <w:t xml:space="preserve"/>
-      </w:r>
-    </w:p>
-    <w:p>
-      <w:pPr>
-        <w:spacing w:after="140"/>
-      </w:pPr>
-      <w:r>
-        <w:rPr>
-          <w:b/>
-          <w:bCs/>
-          <w:sz w:val="22"/>
-          <w:szCs w:val="22"/>
-        </w:rPr>
-        <w:t xml:space="preserve">Pendências documentais identificadas: </w:t>
-      </w:r>
-      <w:r>
-        <w:rPr>
-          <w:i/>
-          <w:iCs/>
-          <w:color w:val="595959"/>
-          <w:sz w:val="20"/>
-          <w:szCs w:val="20"/>
-        </w:rPr>
-        <w:t xml:space="preserve">Ex.: confirmação de número exato de titulares</w:t>
-      </w:r>
-    </w:p>
-    <w:p>
-      <w:pPr>
-        <w:spacing w:after="140"/>
-      </w:pPr>
-      <w:r>
-        <w:rPr>
-          <w:b/>
-          <w:bCs/>
-          <w:sz w:val="22"/>
-          <w:szCs w:val="22"/>
-        </w:rPr>
-        <w:t xml:space="preserve">Controle de complementações (até 20 dias úteis — art. 6º, §3º): </w:t>
-      </w:r>
-      <w:r>
-        <w:rPr>
-          <w:i/>
-          <w:iCs/>
-          <w:color w:val="595959"/>
-          <w:sz w:val="20"/>
-          <w:szCs w:val="20"/>
-        </w:rPr>
-        <w:t xml:space="preserve">Registrar se houve necessidade de complementação e data</w:t>
-      </w:r>
-    </w:p>
-    <w:p>
-      <w:pPr>
-        <w:pStyle w:val="Heading1"/>
-        <w:spacing w:after="160" w:before="360"/>
-      </w:pPr>
-      <w:r>
-        <w:t xml:space="preserve">B. Comunicação aos Titulares</w:t>
-      </w:r>
-    </w:p>
-    <w:p>
-      <w:pPr>
-        <w:spacing w:after="200"/>
-      </w:pPr>
-      <w:r>
-        <w:rPr>
-          <w:i/>
-          <w:iCs/>
-          <w:color w:val="595959"/>
-          <w:sz w:val="20"/>
-          <w:szCs w:val="20"/>
-        </w:rPr>
-        <w:t xml:space="preserve">Instrução de preenchimento: preparar o texto em linguagem simples e direta, conforme o art. 9º, §1º, do RCIS. Priorizar comunicação individualizada; usar canal público apenas quando a comunicação direta for inviável (art. 9º, §3º), mantendo a divulgação por pelo menos três meses.</w:t>
-      </w:r>
-    </w:p>
-    <w:p>
-      <w:pPr>
-        <w:pStyle w:val="Heading2"/>
-        <w:spacing w:after="120" w:before="200"/>
-      </w:pPr>
-      <w:r>
-        <w:t xml:space="preserve">B.1 Conteúdo mínimo (art. 9º, caput)</w:t>
+        <w:t xml:space="preserve">Instrução de preenchimento: acompanhar separadamente CADA comunicação (não apenas ANPD x Titulares) — a comunicação inicial à ANPD, cada complementação, a comunicação aos titulares e a declaração do art. 9º, §4º, são registros distintos, cada um com seu próprio processo/protocolo e estado. Nunca registrar 'Enviado'/'Realizada' sem evidência comprobatória anexada ou referenciada. O envio à ANPD não indica, por si só, que a comunicação aos titulares também ocorreu — são obrigações independentes (art. 48 da LGPD exige ambas quando houver risco ou dano relevante).</w:t>
       </w:r>
     </w:p>
     <w:tbl>
@@ -925,8 +2071,16 @@
         </w:tblBorders>
       </w:tblPr>
       <w:tblGrid>
-        <w:gridCol w:w="5000"/>
-        <w:gridCol w:w="4000"/>
+        <w:gridCol w:w="1400"/>
+        <w:gridCol w:w="950"/>
+        <w:gridCol w:w="900"/>
+        <w:gridCol w:w="750"/>
+        <w:gridCol w:w="700"/>
+        <w:gridCol w:w="750"/>
+        <w:gridCol w:w="900"/>
+        <w:gridCol w:w="750"/>
+        <w:gridCol w:w="950"/>
+        <w:gridCol w:w="950"/>
       </w:tblGrid>
       <w:tr>
         <w:trPr>
@@ -934,7 +2088,7 @@
         </w:trPr>
         <w:tc>
           <w:tcPr>
-            <w:tcW w:type="dxa" w:w="5000"/>
+            <w:tcW w:type="dxa" w:w="1400"/>
             <w:shd w:fill="1F3864" w:val="clear"/>
             <w:tcMar>
               <w:top w:type="dxa" w:w="80"/>
@@ -950,16 +2104,16 @@
                 <w:b/>
                 <w:bCs/>
                 <w:color w:val="FFFFFF"/>
-                <w:sz w:val="20"/>
-                <w:szCs w:val="20"/>
-              </w:rPr>
-              <w:t xml:space="preserve">Elemento exigido</w:t>
-            </w:r>
-          </w:p>
-        </w:tc>
-        <w:tc>
-          <w:tcPr>
-            <w:tcW w:type="dxa" w:w="4000"/>
+                <w:sz w:val="14"/>
+                <w:szCs w:val="14"/>
+              </w:rPr>
+              <w:t xml:space="preserve">Registro</w:t>
+            </w:r>
+          </w:p>
+        </w:tc>
+        <w:tc>
+          <w:tcPr>
+            <w:tcW w:type="dxa" w:w="950"/>
             <w:shd w:fill="1F3864" w:val="clear"/>
             <w:tcMar>
               <w:top w:type="dxa" w:w="80"/>
@@ -975,10 +2129,210 @@
                 <w:b/>
                 <w:bCs/>
                 <w:color w:val="FFFFFF"/>
-                <w:sz w:val="20"/>
-                <w:szCs w:val="20"/>
-              </w:rPr>
-              <w:t xml:space="preserve">Texto preparado</w:t>
+                <w:sz w:val="14"/>
+                <w:szCs w:val="14"/>
+              </w:rPr>
+              <w:t xml:space="preserve">Protocolo (SEI/ outro)</w:t>
+            </w:r>
+          </w:p>
+        </w:tc>
+        <w:tc>
+          <w:tcPr>
+            <w:tcW w:type="dxa" w:w="900"/>
+            <w:shd w:fill="1F3864" w:val="clear"/>
+            <w:tcMar>
+              <w:top w:type="dxa" w:w="80"/>
+              <w:left w:type="dxa" w:w="100"/>
+              <w:bottom w:type="dxa" w:w="80"/>
+              <w:right w:type="dxa" w:w="100"/>
+            </w:tcMar>
+            <w:vAlign w:val="center"/>
+          </w:tcPr>
+          <w:p>
+            <w:r>
+              <w:rPr>
+                <w:b/>
+                <w:bCs/>
+                <w:color w:val="FFFFFF"/>
+                <w:sz w:val="14"/>
+                <w:szCs w:val="14"/>
+              </w:rPr>
+              <w:t xml:space="preserve">Conteúdo/ Versão</w:t>
+            </w:r>
+          </w:p>
+        </w:tc>
+        <w:tc>
+          <w:tcPr>
+            <w:tcW w:type="dxa" w:w="750"/>
+            <w:shd w:fill="1F3864" w:val="clear"/>
+            <w:tcMar>
+              <w:top w:type="dxa" w:w="80"/>
+              <w:left w:type="dxa" w:w="100"/>
+              <w:bottom w:type="dxa" w:w="80"/>
+              <w:right w:type="dxa" w:w="100"/>
+            </w:tcMar>
+            <w:vAlign w:val="center"/>
+          </w:tcPr>
+          <w:p>
+            <w:r>
+              <w:rPr>
+                <w:b/>
+                <w:bCs/>
+                <w:color w:val="FFFFFF"/>
+                <w:sz w:val="14"/>
+                <w:szCs w:val="14"/>
+              </w:rPr>
+              <w:t xml:space="preserve">Responsável</w:t>
+            </w:r>
+          </w:p>
+        </w:tc>
+        <w:tc>
+          <w:tcPr>
+            <w:tcW w:type="dxa" w:w="700"/>
+            <w:shd w:fill="1F3864" w:val="clear"/>
+            <w:tcMar>
+              <w:top w:type="dxa" w:w="80"/>
+              <w:left w:type="dxa" w:w="100"/>
+              <w:bottom w:type="dxa" w:w="80"/>
+              <w:right w:type="dxa" w:w="100"/>
+            </w:tcMar>
+            <w:vAlign w:val="center"/>
+          </w:tcPr>
+          <w:p>
+            <w:r>
+              <w:rPr>
+                <w:b/>
+                <w:bCs/>
+                <w:color w:val="FFFFFF"/>
+                <w:sz w:val="14"/>
+                <w:szCs w:val="14"/>
+              </w:rPr>
+              <w:t xml:space="preserve">Aprovação</w:t>
+            </w:r>
+          </w:p>
+        </w:tc>
+        <w:tc>
+          <w:tcPr>
+            <w:tcW w:type="dxa" w:w="750"/>
+            <w:shd w:fill="1F3864" w:val="clear"/>
+            <w:tcMar>
+              <w:top w:type="dxa" w:w="80"/>
+              <w:left w:type="dxa" w:w="100"/>
+              <w:bottom w:type="dxa" w:w="80"/>
+              <w:right w:type="dxa" w:w="100"/>
+            </w:tcMar>
+            <w:vAlign w:val="center"/>
+          </w:tcPr>
+          <w:p>
+            <w:r>
+              <w:rPr>
+                <w:b/>
+                <w:bCs/>
+                <w:color w:val="FFFFFF"/>
+                <w:sz w:val="14"/>
+                <w:szCs w:val="14"/>
+              </w:rPr>
+              <w:t xml:space="preserve">Prazo Aplicável</w:t>
+            </w:r>
+          </w:p>
+        </w:tc>
+        <w:tc>
+          <w:tcPr>
+            <w:tcW w:type="dxa" w:w="900"/>
+            <w:shd w:fill="1F3864" w:val="clear"/>
+            <w:tcMar>
+              <w:top w:type="dxa" w:w="80"/>
+              <w:left w:type="dxa" w:w="100"/>
+              <w:bottom w:type="dxa" w:w="80"/>
+              <w:right w:type="dxa" w:w="100"/>
+            </w:tcMar>
+            <w:vAlign w:val="center"/>
+          </w:tcPr>
+          <w:p>
+            <w:r>
+              <w:rPr>
+                <w:b/>
+                <w:bCs/>
+                <w:color w:val="FFFFFF"/>
+                <w:sz w:val="14"/>
+                <w:szCs w:val="14"/>
+              </w:rPr>
+              <w:t xml:space="preserve">Data de Envio</w:t>
+            </w:r>
+          </w:p>
+        </w:tc>
+        <w:tc>
+          <w:tcPr>
+            <w:tcW w:type="dxa" w:w="750"/>
+            <w:shd w:fill="1F3864" w:val="clear"/>
+            <w:tcMar>
+              <w:top w:type="dxa" w:w="80"/>
+              <w:left w:type="dxa" w:w="100"/>
+              <w:bottom w:type="dxa" w:w="80"/>
+              <w:right w:type="dxa" w:w="100"/>
+            </w:tcMar>
+            <w:vAlign w:val="center"/>
+          </w:tcPr>
+          <w:p>
+            <w:r>
+              <w:rPr>
+                <w:b/>
+                <w:bCs/>
+                <w:color w:val="FFFFFF"/>
+                <w:sz w:val="14"/>
+                <w:szCs w:val="14"/>
+              </w:rPr>
+              <w:t xml:space="preserve">Meio Utilizado</w:t>
+            </w:r>
+          </w:p>
+        </w:tc>
+        <w:tc>
+          <w:tcPr>
+            <w:tcW w:type="dxa" w:w="950"/>
+            <w:shd w:fill="1F3864" w:val="clear"/>
+            <w:tcMar>
+              <w:top w:type="dxa" w:w="80"/>
+              <w:left w:type="dxa" w:w="100"/>
+              <w:bottom w:type="dxa" w:w="80"/>
+              <w:right w:type="dxa" w:w="100"/>
+            </w:tcMar>
+            <w:vAlign w:val="center"/>
+          </w:tcPr>
+          <w:p>
+            <w:r>
+              <w:rPr>
+                <w:b/>
+                <w:bCs/>
+                <w:color w:val="FFFFFF"/>
+                <w:sz w:val="14"/>
+                <w:szCs w:val="14"/>
+              </w:rPr>
+              <w:t xml:space="preserve">Evidência</w:t>
+            </w:r>
+          </w:p>
+        </w:tc>
+        <w:tc>
+          <w:tcPr>
+            <w:tcW w:type="dxa" w:w="950"/>
+            <w:shd w:fill="1F3864" w:val="clear"/>
+            <w:tcMar>
+              <w:top w:type="dxa" w:w="80"/>
+              <w:left w:type="dxa" w:w="100"/>
+              <w:bottom w:type="dxa" w:w="80"/>
+              <w:right w:type="dxa" w:w="100"/>
+            </w:tcMar>
+            <w:vAlign w:val="center"/>
+          </w:tcPr>
+          <w:p>
+            <w:r>
+              <w:rPr>
+                <w:b/>
+                <w:bCs/>
+                <w:color w:val="FFFFFF"/>
+                <w:sz w:val="14"/>
+                <w:szCs w:val="14"/>
+              </w:rPr>
+              <w:t xml:space="preserve">Situação</w:t>
             </w:r>
           </w:p>
         </w:tc>
@@ -986,31 +2340,223 @@
       <w:tr>
         <w:tc>
           <w:tcPr>
-            <w:tcW w:type="dxa" w:w="5000"/>
-            <w:tcMar>
-              <w:top w:type="dxa" w:w="80"/>
-              <w:left w:type="dxa" w:w="100"/>
-              <w:bottom w:type="dxa" w:w="80"/>
-              <w:right w:type="dxa" w:w="100"/>
-            </w:tcMar>
-            <w:vAlign w:val="center"/>
-          </w:tcPr>
-          <w:p>
-            <w:r>
-              <w:rPr>
-                <w:b w:val="false"/>
-                <w:bCs w:val="false"/>
-                <w:color w:val="000000"/>
-                <w:sz w:val="20"/>
-                <w:szCs w:val="20"/>
-              </w:rPr>
-              <w:t xml:space="preserve">Natureza do incidente</w:t>
-            </w:r>
-          </w:p>
-        </w:tc>
-        <w:tc>
-          <w:tcPr>
-            <w:tcW w:type="dxa" w:w="4000"/>
+            <w:tcW w:type="dxa" w:w="1400"/>
+            <w:tcMar>
+              <w:top w:type="dxa" w:w="80"/>
+              <w:left w:type="dxa" w:w="100"/>
+              <w:bottom w:type="dxa" w:w="80"/>
+              <w:right w:type="dxa" w:w="100"/>
+            </w:tcMar>
+            <w:vAlign w:val="center"/>
+          </w:tcPr>
+          <w:p>
+            <w:r>
+              <w:rPr>
+                <w:b w:val="false"/>
+                <w:bCs w:val="false"/>
+                <w:color w:val="000000"/>
+                <w:sz w:val="20"/>
+                <w:szCs w:val="20"/>
+              </w:rPr>
+              <w:t xml:space="preserve">Comunicação inicial à ANPD</w:t>
+            </w:r>
+          </w:p>
+        </w:tc>
+        <w:tc>
+          <w:tcPr>
+            <w:tcW w:type="dxa" w:w="950"/>
+            <w:tcMar>
+              <w:top w:type="dxa" w:w="80"/>
+              <w:left w:type="dxa" w:w="100"/>
+              <w:bottom w:type="dxa" w:w="80"/>
+              <w:right w:type="dxa" w:w="100"/>
+            </w:tcMar>
+            <w:vAlign w:val="center"/>
+          </w:tcPr>
+          <w:p>
+            <w:r>
+              <w:rPr>
+                <w:b w:val="false"/>
+                <w:bCs w:val="false"/>
+                <w:color w:val="000000"/>
+                <w:sz w:val="20"/>
+                <w:szCs w:val="20"/>
+              </w:rPr>
+              <w:t xml:space="preserve"/>
+            </w:r>
+          </w:p>
+        </w:tc>
+        <w:tc>
+          <w:tcPr>
+            <w:tcW w:type="dxa" w:w="900"/>
+            <w:tcMar>
+              <w:top w:type="dxa" w:w="80"/>
+              <w:left w:type="dxa" w:w="100"/>
+              <w:bottom w:type="dxa" w:w="80"/>
+              <w:right w:type="dxa" w:w="100"/>
+            </w:tcMar>
+            <w:vAlign w:val="center"/>
+          </w:tcPr>
+          <w:p>
+            <w:r>
+              <w:rPr>
+                <w:b w:val="false"/>
+                <w:bCs w:val="false"/>
+                <w:color w:val="000000"/>
+                <w:sz w:val="20"/>
+                <w:szCs w:val="20"/>
+              </w:rPr>
+              <w:t xml:space="preserve"/>
+            </w:r>
+          </w:p>
+        </w:tc>
+        <w:tc>
+          <w:tcPr>
+            <w:tcW w:type="dxa" w:w="750"/>
+            <w:tcMar>
+              <w:top w:type="dxa" w:w="80"/>
+              <w:left w:type="dxa" w:w="100"/>
+              <w:bottom w:type="dxa" w:w="80"/>
+              <w:right w:type="dxa" w:w="100"/>
+            </w:tcMar>
+            <w:vAlign w:val="center"/>
+          </w:tcPr>
+          <w:p>
+            <w:r>
+              <w:rPr>
+                <w:b w:val="false"/>
+                <w:bCs w:val="false"/>
+                <w:color w:val="000000"/>
+                <w:sz w:val="20"/>
+                <w:szCs w:val="20"/>
+              </w:rPr>
+              <w:t xml:space="preserve"/>
+            </w:r>
+          </w:p>
+        </w:tc>
+        <w:tc>
+          <w:tcPr>
+            <w:tcW w:type="dxa" w:w="700"/>
+            <w:tcMar>
+              <w:top w:type="dxa" w:w="80"/>
+              <w:left w:type="dxa" w:w="100"/>
+              <w:bottom w:type="dxa" w:w="80"/>
+              <w:right w:type="dxa" w:w="100"/>
+            </w:tcMar>
+            <w:vAlign w:val="center"/>
+          </w:tcPr>
+          <w:p>
+            <w:r>
+              <w:rPr>
+                <w:b w:val="false"/>
+                <w:bCs w:val="false"/>
+                <w:color w:val="000000"/>
+                <w:sz w:val="20"/>
+                <w:szCs w:val="20"/>
+              </w:rPr>
+              <w:t xml:space="preserve"/>
+            </w:r>
+          </w:p>
+        </w:tc>
+        <w:tc>
+          <w:tcPr>
+            <w:tcW w:type="dxa" w:w="750"/>
+            <w:tcMar>
+              <w:top w:type="dxa" w:w="80"/>
+              <w:left w:type="dxa" w:w="100"/>
+              <w:bottom w:type="dxa" w:w="80"/>
+              <w:right w:type="dxa" w:w="100"/>
+            </w:tcMar>
+            <w:vAlign w:val="center"/>
+          </w:tcPr>
+          <w:p>
+            <w:r>
+              <w:rPr>
+                <w:b w:val="false"/>
+                <w:bCs w:val="false"/>
+                <w:color w:val="000000"/>
+                <w:sz w:val="20"/>
+                <w:szCs w:val="20"/>
+              </w:rPr>
+              <w:t xml:space="preserve"/>
+            </w:r>
+          </w:p>
+        </w:tc>
+        <w:tc>
+          <w:tcPr>
+            <w:tcW w:type="dxa" w:w="900"/>
+            <w:tcMar>
+              <w:top w:type="dxa" w:w="80"/>
+              <w:left w:type="dxa" w:w="100"/>
+              <w:bottom w:type="dxa" w:w="80"/>
+              <w:right w:type="dxa" w:w="100"/>
+            </w:tcMar>
+            <w:vAlign w:val="center"/>
+          </w:tcPr>
+          <w:p>
+            <w:r>
+              <w:rPr>
+                <w:b w:val="false"/>
+                <w:bCs w:val="false"/>
+                <w:color w:val="000000"/>
+                <w:sz w:val="20"/>
+                <w:szCs w:val="20"/>
+              </w:rPr>
+              <w:t xml:space="preserve"/>
+            </w:r>
+          </w:p>
+        </w:tc>
+        <w:tc>
+          <w:tcPr>
+            <w:tcW w:type="dxa" w:w="750"/>
+            <w:tcMar>
+              <w:top w:type="dxa" w:w="80"/>
+              <w:left w:type="dxa" w:w="100"/>
+              <w:bottom w:type="dxa" w:w="80"/>
+              <w:right w:type="dxa" w:w="100"/>
+            </w:tcMar>
+            <w:vAlign w:val="center"/>
+          </w:tcPr>
+          <w:p>
+            <w:r>
+              <w:rPr>
+                <w:b w:val="false"/>
+                <w:bCs w:val="false"/>
+                <w:color w:val="000000"/>
+                <w:sz w:val="20"/>
+                <w:szCs w:val="20"/>
+              </w:rPr>
+              <w:t xml:space="preserve"/>
+            </w:r>
+          </w:p>
+        </w:tc>
+        <w:tc>
+          <w:tcPr>
+            <w:tcW w:type="dxa" w:w="950"/>
+            <w:tcMar>
+              <w:top w:type="dxa" w:w="80"/>
+              <w:left w:type="dxa" w:w="100"/>
+              <w:bottom w:type="dxa" w:w="80"/>
+              <w:right w:type="dxa" w:w="100"/>
+            </w:tcMar>
+            <w:vAlign w:val="center"/>
+          </w:tcPr>
+          <w:p>
+            <w:r>
+              <w:rPr>
+                <w:b w:val="false"/>
+                <w:bCs w:val="false"/>
+                <w:color w:val="000000"/>
+                <w:sz w:val="20"/>
+                <w:szCs w:val="20"/>
+              </w:rPr>
+              <w:t xml:space="preserve"/>
+            </w:r>
+          </w:p>
+        </w:tc>
+        <w:tc>
+          <w:tcPr>
+            <w:tcW w:type="dxa" w:w="950"/>
             <w:tcMar>
               <w:top w:type="dxa" w:w="80"/>
               <w:left w:type="dxa" w:w="100"/>
@@ -1036,31 +2582,223 @@
       <w:tr>
         <w:tc>
           <w:tcPr>
-            <w:tcW w:type="dxa" w:w="5000"/>
-            <w:tcMar>
-              <w:top w:type="dxa" w:w="80"/>
-              <w:left w:type="dxa" w:w="100"/>
-              <w:bottom w:type="dxa" w:w="80"/>
-              <w:right w:type="dxa" w:w="100"/>
-            </w:tcMar>
-            <w:vAlign w:val="center"/>
-          </w:tcPr>
-          <w:p>
-            <w:r>
-              <w:rPr>
-                <w:b w:val="false"/>
-                <w:bCs w:val="false"/>
-                <w:color w:val="000000"/>
-                <w:sz w:val="20"/>
-                <w:szCs w:val="20"/>
-              </w:rPr>
-              <w:t xml:space="preserve">Categorias de dados pessoais envolvidas</w:t>
-            </w:r>
-          </w:p>
-        </w:tc>
-        <w:tc>
-          <w:tcPr>
-            <w:tcW w:type="dxa" w:w="4000"/>
+            <w:tcW w:type="dxa" w:w="1400"/>
+            <w:tcMar>
+              <w:top w:type="dxa" w:w="80"/>
+              <w:left w:type="dxa" w:w="100"/>
+              <w:bottom w:type="dxa" w:w="80"/>
+              <w:right w:type="dxa" w:w="100"/>
+            </w:tcMar>
+            <w:vAlign w:val="center"/>
+          </w:tcPr>
+          <w:p>
+            <w:r>
+              <w:rPr>
+                <w:b w:val="false"/>
+                <w:bCs w:val="false"/>
+                <w:color w:val="000000"/>
+                <w:sz w:val="20"/>
+                <w:szCs w:val="20"/>
+              </w:rPr>
+              <w:t xml:space="preserve">Complementação 1 à ANPD</w:t>
+            </w:r>
+          </w:p>
+        </w:tc>
+        <w:tc>
+          <w:tcPr>
+            <w:tcW w:type="dxa" w:w="950"/>
+            <w:tcMar>
+              <w:top w:type="dxa" w:w="80"/>
+              <w:left w:type="dxa" w:w="100"/>
+              <w:bottom w:type="dxa" w:w="80"/>
+              <w:right w:type="dxa" w:w="100"/>
+            </w:tcMar>
+            <w:vAlign w:val="center"/>
+          </w:tcPr>
+          <w:p>
+            <w:r>
+              <w:rPr>
+                <w:b w:val="false"/>
+                <w:bCs w:val="false"/>
+                <w:color w:val="000000"/>
+                <w:sz w:val="20"/>
+                <w:szCs w:val="20"/>
+              </w:rPr>
+              <w:t xml:space="preserve"/>
+            </w:r>
+          </w:p>
+        </w:tc>
+        <w:tc>
+          <w:tcPr>
+            <w:tcW w:type="dxa" w:w="900"/>
+            <w:tcMar>
+              <w:top w:type="dxa" w:w="80"/>
+              <w:left w:type="dxa" w:w="100"/>
+              <w:bottom w:type="dxa" w:w="80"/>
+              <w:right w:type="dxa" w:w="100"/>
+            </w:tcMar>
+            <w:vAlign w:val="center"/>
+          </w:tcPr>
+          <w:p>
+            <w:r>
+              <w:rPr>
+                <w:b w:val="false"/>
+                <w:bCs w:val="false"/>
+                <w:color w:val="000000"/>
+                <w:sz w:val="20"/>
+                <w:szCs w:val="20"/>
+              </w:rPr>
+              <w:t xml:space="preserve"/>
+            </w:r>
+          </w:p>
+        </w:tc>
+        <w:tc>
+          <w:tcPr>
+            <w:tcW w:type="dxa" w:w="750"/>
+            <w:tcMar>
+              <w:top w:type="dxa" w:w="80"/>
+              <w:left w:type="dxa" w:w="100"/>
+              <w:bottom w:type="dxa" w:w="80"/>
+              <w:right w:type="dxa" w:w="100"/>
+            </w:tcMar>
+            <w:vAlign w:val="center"/>
+          </w:tcPr>
+          <w:p>
+            <w:r>
+              <w:rPr>
+                <w:b w:val="false"/>
+                <w:bCs w:val="false"/>
+                <w:color w:val="000000"/>
+                <w:sz w:val="20"/>
+                <w:szCs w:val="20"/>
+              </w:rPr>
+              <w:t xml:space="preserve"/>
+            </w:r>
+          </w:p>
+        </w:tc>
+        <w:tc>
+          <w:tcPr>
+            <w:tcW w:type="dxa" w:w="700"/>
+            <w:tcMar>
+              <w:top w:type="dxa" w:w="80"/>
+              <w:left w:type="dxa" w:w="100"/>
+              <w:bottom w:type="dxa" w:w="80"/>
+              <w:right w:type="dxa" w:w="100"/>
+            </w:tcMar>
+            <w:vAlign w:val="center"/>
+          </w:tcPr>
+          <w:p>
+            <w:r>
+              <w:rPr>
+                <w:b w:val="false"/>
+                <w:bCs w:val="false"/>
+                <w:color w:val="000000"/>
+                <w:sz w:val="20"/>
+                <w:szCs w:val="20"/>
+              </w:rPr>
+              <w:t xml:space="preserve"/>
+            </w:r>
+          </w:p>
+        </w:tc>
+        <w:tc>
+          <w:tcPr>
+            <w:tcW w:type="dxa" w:w="750"/>
+            <w:tcMar>
+              <w:top w:type="dxa" w:w="80"/>
+              <w:left w:type="dxa" w:w="100"/>
+              <w:bottom w:type="dxa" w:w="80"/>
+              <w:right w:type="dxa" w:w="100"/>
+            </w:tcMar>
+            <w:vAlign w:val="center"/>
+          </w:tcPr>
+          <w:p>
+            <w:r>
+              <w:rPr>
+                <w:b w:val="false"/>
+                <w:bCs w:val="false"/>
+                <w:color w:val="000000"/>
+                <w:sz w:val="20"/>
+                <w:szCs w:val="20"/>
+              </w:rPr>
+              <w:t xml:space="preserve"/>
+            </w:r>
+          </w:p>
+        </w:tc>
+        <w:tc>
+          <w:tcPr>
+            <w:tcW w:type="dxa" w:w="900"/>
+            <w:tcMar>
+              <w:top w:type="dxa" w:w="80"/>
+              <w:left w:type="dxa" w:w="100"/>
+              <w:bottom w:type="dxa" w:w="80"/>
+              <w:right w:type="dxa" w:w="100"/>
+            </w:tcMar>
+            <w:vAlign w:val="center"/>
+          </w:tcPr>
+          <w:p>
+            <w:r>
+              <w:rPr>
+                <w:b w:val="false"/>
+                <w:bCs w:val="false"/>
+                <w:color w:val="000000"/>
+                <w:sz w:val="20"/>
+                <w:szCs w:val="20"/>
+              </w:rPr>
+              <w:t xml:space="preserve"/>
+            </w:r>
+          </w:p>
+        </w:tc>
+        <w:tc>
+          <w:tcPr>
+            <w:tcW w:type="dxa" w:w="750"/>
+            <w:tcMar>
+              <w:top w:type="dxa" w:w="80"/>
+              <w:left w:type="dxa" w:w="100"/>
+              <w:bottom w:type="dxa" w:w="80"/>
+              <w:right w:type="dxa" w:w="100"/>
+            </w:tcMar>
+            <w:vAlign w:val="center"/>
+          </w:tcPr>
+          <w:p>
+            <w:r>
+              <w:rPr>
+                <w:b w:val="false"/>
+                <w:bCs w:val="false"/>
+                <w:color w:val="000000"/>
+                <w:sz w:val="20"/>
+                <w:szCs w:val="20"/>
+              </w:rPr>
+              <w:t xml:space="preserve"/>
+            </w:r>
+          </w:p>
+        </w:tc>
+        <w:tc>
+          <w:tcPr>
+            <w:tcW w:type="dxa" w:w="950"/>
+            <w:tcMar>
+              <w:top w:type="dxa" w:w="80"/>
+              <w:left w:type="dxa" w:w="100"/>
+              <w:bottom w:type="dxa" w:w="80"/>
+              <w:right w:type="dxa" w:w="100"/>
+            </w:tcMar>
+            <w:vAlign w:val="center"/>
+          </w:tcPr>
+          <w:p>
+            <w:r>
+              <w:rPr>
+                <w:b w:val="false"/>
+                <w:bCs w:val="false"/>
+                <w:color w:val="000000"/>
+                <w:sz w:val="20"/>
+                <w:szCs w:val="20"/>
+              </w:rPr>
+              <w:t xml:space="preserve"/>
+            </w:r>
+          </w:p>
+        </w:tc>
+        <w:tc>
+          <w:tcPr>
+            <w:tcW w:type="dxa" w:w="950"/>
             <w:tcMar>
               <w:top w:type="dxa" w:w="80"/>
               <w:left w:type="dxa" w:w="100"/>
@@ -1086,31 +2824,223 @@
       <w:tr>
         <w:tc>
           <w:tcPr>
-            <w:tcW w:type="dxa" w:w="5000"/>
-            <w:tcMar>
-              <w:top w:type="dxa" w:w="80"/>
-              <w:left w:type="dxa" w:w="100"/>
-              <w:bottom w:type="dxa" w:w="80"/>
-              <w:right w:type="dxa" w:w="100"/>
-            </w:tcMar>
-            <w:vAlign w:val="center"/>
-          </w:tcPr>
-          <w:p>
-            <w:r>
-              <w:rPr>
-                <w:b w:val="false"/>
-                <w:bCs w:val="false"/>
-                <w:color w:val="000000"/>
-                <w:sz w:val="20"/>
-                <w:szCs w:val="20"/>
-              </w:rPr>
-              <w:t xml:space="preserve">Riscos e possíveis impactos para o titular</w:t>
-            </w:r>
-          </w:p>
-        </w:tc>
-        <w:tc>
-          <w:tcPr>
-            <w:tcW w:type="dxa" w:w="4000"/>
+            <w:tcW w:type="dxa" w:w="1400"/>
+            <w:tcMar>
+              <w:top w:type="dxa" w:w="80"/>
+              <w:left w:type="dxa" w:w="100"/>
+              <w:bottom w:type="dxa" w:w="80"/>
+              <w:right w:type="dxa" w:w="100"/>
+            </w:tcMar>
+            <w:vAlign w:val="center"/>
+          </w:tcPr>
+          <w:p>
+            <w:r>
+              <w:rPr>
+                <w:b w:val="false"/>
+                <w:bCs w:val="false"/>
+                <w:color w:val="000000"/>
+                <w:sz w:val="20"/>
+                <w:szCs w:val="20"/>
+              </w:rPr>
+              <w:t xml:space="preserve">Complementação 2 à ANPD</w:t>
+            </w:r>
+          </w:p>
+        </w:tc>
+        <w:tc>
+          <w:tcPr>
+            <w:tcW w:type="dxa" w:w="950"/>
+            <w:tcMar>
+              <w:top w:type="dxa" w:w="80"/>
+              <w:left w:type="dxa" w:w="100"/>
+              <w:bottom w:type="dxa" w:w="80"/>
+              <w:right w:type="dxa" w:w="100"/>
+            </w:tcMar>
+            <w:vAlign w:val="center"/>
+          </w:tcPr>
+          <w:p>
+            <w:r>
+              <w:rPr>
+                <w:b w:val="false"/>
+                <w:bCs w:val="false"/>
+                <w:color w:val="000000"/>
+                <w:sz w:val="20"/>
+                <w:szCs w:val="20"/>
+              </w:rPr>
+              <w:t xml:space="preserve"/>
+            </w:r>
+          </w:p>
+        </w:tc>
+        <w:tc>
+          <w:tcPr>
+            <w:tcW w:type="dxa" w:w="900"/>
+            <w:tcMar>
+              <w:top w:type="dxa" w:w="80"/>
+              <w:left w:type="dxa" w:w="100"/>
+              <w:bottom w:type="dxa" w:w="80"/>
+              <w:right w:type="dxa" w:w="100"/>
+            </w:tcMar>
+            <w:vAlign w:val="center"/>
+          </w:tcPr>
+          <w:p>
+            <w:r>
+              <w:rPr>
+                <w:b w:val="false"/>
+                <w:bCs w:val="false"/>
+                <w:color w:val="000000"/>
+                <w:sz w:val="20"/>
+                <w:szCs w:val="20"/>
+              </w:rPr>
+              <w:t xml:space="preserve"/>
+            </w:r>
+          </w:p>
+        </w:tc>
+        <w:tc>
+          <w:tcPr>
+            <w:tcW w:type="dxa" w:w="750"/>
+            <w:tcMar>
+              <w:top w:type="dxa" w:w="80"/>
+              <w:left w:type="dxa" w:w="100"/>
+              <w:bottom w:type="dxa" w:w="80"/>
+              <w:right w:type="dxa" w:w="100"/>
+            </w:tcMar>
+            <w:vAlign w:val="center"/>
+          </w:tcPr>
+          <w:p>
+            <w:r>
+              <w:rPr>
+                <w:b w:val="false"/>
+                <w:bCs w:val="false"/>
+                <w:color w:val="000000"/>
+                <w:sz w:val="20"/>
+                <w:szCs w:val="20"/>
+              </w:rPr>
+              <w:t xml:space="preserve"/>
+            </w:r>
+          </w:p>
+        </w:tc>
+        <w:tc>
+          <w:tcPr>
+            <w:tcW w:type="dxa" w:w="700"/>
+            <w:tcMar>
+              <w:top w:type="dxa" w:w="80"/>
+              <w:left w:type="dxa" w:w="100"/>
+              <w:bottom w:type="dxa" w:w="80"/>
+              <w:right w:type="dxa" w:w="100"/>
+            </w:tcMar>
+            <w:vAlign w:val="center"/>
+          </w:tcPr>
+          <w:p>
+            <w:r>
+              <w:rPr>
+                <w:b w:val="false"/>
+                <w:bCs w:val="false"/>
+                <w:color w:val="000000"/>
+                <w:sz w:val="20"/>
+                <w:szCs w:val="20"/>
+              </w:rPr>
+              <w:t xml:space="preserve"/>
+            </w:r>
+          </w:p>
+        </w:tc>
+        <w:tc>
+          <w:tcPr>
+            <w:tcW w:type="dxa" w:w="750"/>
+            <w:tcMar>
+              <w:top w:type="dxa" w:w="80"/>
+              <w:left w:type="dxa" w:w="100"/>
+              <w:bottom w:type="dxa" w:w="80"/>
+              <w:right w:type="dxa" w:w="100"/>
+            </w:tcMar>
+            <w:vAlign w:val="center"/>
+          </w:tcPr>
+          <w:p>
+            <w:r>
+              <w:rPr>
+                <w:b w:val="false"/>
+                <w:bCs w:val="false"/>
+                <w:color w:val="000000"/>
+                <w:sz w:val="20"/>
+                <w:szCs w:val="20"/>
+              </w:rPr>
+              <w:t xml:space="preserve"/>
+            </w:r>
+          </w:p>
+        </w:tc>
+        <w:tc>
+          <w:tcPr>
+            <w:tcW w:type="dxa" w:w="900"/>
+            <w:tcMar>
+              <w:top w:type="dxa" w:w="80"/>
+              <w:left w:type="dxa" w:w="100"/>
+              <w:bottom w:type="dxa" w:w="80"/>
+              <w:right w:type="dxa" w:w="100"/>
+            </w:tcMar>
+            <w:vAlign w:val="center"/>
+          </w:tcPr>
+          <w:p>
+            <w:r>
+              <w:rPr>
+                <w:b w:val="false"/>
+                <w:bCs w:val="false"/>
+                <w:color w:val="000000"/>
+                <w:sz w:val="20"/>
+                <w:szCs w:val="20"/>
+              </w:rPr>
+              <w:t xml:space="preserve"/>
+            </w:r>
+          </w:p>
+        </w:tc>
+        <w:tc>
+          <w:tcPr>
+            <w:tcW w:type="dxa" w:w="750"/>
+            <w:tcMar>
+              <w:top w:type="dxa" w:w="80"/>
+              <w:left w:type="dxa" w:w="100"/>
+              <w:bottom w:type="dxa" w:w="80"/>
+              <w:right w:type="dxa" w:w="100"/>
+            </w:tcMar>
+            <w:vAlign w:val="center"/>
+          </w:tcPr>
+          <w:p>
+            <w:r>
+              <w:rPr>
+                <w:b w:val="false"/>
+                <w:bCs w:val="false"/>
+                <w:color w:val="000000"/>
+                <w:sz w:val="20"/>
+                <w:szCs w:val="20"/>
+              </w:rPr>
+              <w:t xml:space="preserve"/>
+            </w:r>
+          </w:p>
+        </w:tc>
+        <w:tc>
+          <w:tcPr>
+            <w:tcW w:type="dxa" w:w="950"/>
+            <w:tcMar>
+              <w:top w:type="dxa" w:w="80"/>
+              <w:left w:type="dxa" w:w="100"/>
+              <w:bottom w:type="dxa" w:w="80"/>
+              <w:right w:type="dxa" w:w="100"/>
+            </w:tcMar>
+            <w:vAlign w:val="center"/>
+          </w:tcPr>
+          <w:p>
+            <w:r>
+              <w:rPr>
+                <w:b w:val="false"/>
+                <w:bCs w:val="false"/>
+                <w:color w:val="000000"/>
+                <w:sz w:val="20"/>
+                <w:szCs w:val="20"/>
+              </w:rPr>
+              <w:t xml:space="preserve"/>
+            </w:r>
+          </w:p>
+        </w:tc>
+        <w:tc>
+          <w:tcPr>
+            <w:tcW w:type="dxa" w:w="950"/>
             <w:tcMar>
               <w:top w:type="dxa" w:w="80"/>
               <w:left w:type="dxa" w:w="100"/>
@@ -1136,31 +3066,223 @@
       <w:tr>
         <w:tc>
           <w:tcPr>
-            <w:tcW w:type="dxa" w:w="5000"/>
-            <w:tcMar>
-              <w:top w:type="dxa" w:w="80"/>
-              <w:left w:type="dxa" w:w="100"/>
-              <w:bottom w:type="dxa" w:w="80"/>
-              <w:right w:type="dxa" w:w="100"/>
-            </w:tcMar>
-            <w:vAlign w:val="center"/>
-          </w:tcPr>
-          <w:p>
-            <w:r>
-              <w:rPr>
-                <w:b w:val="false"/>
-                <w:bCs w:val="false"/>
-                <w:color w:val="000000"/>
-                <w:sz w:val="20"/>
-                <w:szCs w:val="20"/>
-              </w:rPr>
-              <w:t xml:space="preserve">Medidas de proteção adotadas antes e depois do incidente</w:t>
-            </w:r>
-          </w:p>
-        </w:tc>
-        <w:tc>
-          <w:tcPr>
-            <w:tcW w:type="dxa" w:w="4000"/>
+            <w:tcW w:type="dxa" w:w="1400"/>
+            <w:tcMar>
+              <w:top w:type="dxa" w:w="80"/>
+              <w:left w:type="dxa" w:w="100"/>
+              <w:bottom w:type="dxa" w:w="80"/>
+              <w:right w:type="dxa" w:w="100"/>
+            </w:tcMar>
+            <w:vAlign w:val="center"/>
+          </w:tcPr>
+          <w:p>
+            <w:r>
+              <w:rPr>
+                <w:b w:val="false"/>
+                <w:bCs w:val="false"/>
+                <w:color w:val="000000"/>
+                <w:sz w:val="20"/>
+                <w:szCs w:val="20"/>
+              </w:rPr>
+              <w:t xml:space="preserve">Comunicação aos titulares</w:t>
+            </w:r>
+          </w:p>
+        </w:tc>
+        <w:tc>
+          <w:tcPr>
+            <w:tcW w:type="dxa" w:w="950"/>
+            <w:tcMar>
+              <w:top w:type="dxa" w:w="80"/>
+              <w:left w:type="dxa" w:w="100"/>
+              <w:bottom w:type="dxa" w:w="80"/>
+              <w:right w:type="dxa" w:w="100"/>
+            </w:tcMar>
+            <w:vAlign w:val="center"/>
+          </w:tcPr>
+          <w:p>
+            <w:r>
+              <w:rPr>
+                <w:b w:val="false"/>
+                <w:bCs w:val="false"/>
+                <w:color w:val="000000"/>
+                <w:sz w:val="20"/>
+                <w:szCs w:val="20"/>
+              </w:rPr>
+              <w:t xml:space="preserve"/>
+            </w:r>
+          </w:p>
+        </w:tc>
+        <w:tc>
+          <w:tcPr>
+            <w:tcW w:type="dxa" w:w="900"/>
+            <w:tcMar>
+              <w:top w:type="dxa" w:w="80"/>
+              <w:left w:type="dxa" w:w="100"/>
+              <w:bottom w:type="dxa" w:w="80"/>
+              <w:right w:type="dxa" w:w="100"/>
+            </w:tcMar>
+            <w:vAlign w:val="center"/>
+          </w:tcPr>
+          <w:p>
+            <w:r>
+              <w:rPr>
+                <w:b w:val="false"/>
+                <w:bCs w:val="false"/>
+                <w:color w:val="000000"/>
+                <w:sz w:val="20"/>
+                <w:szCs w:val="20"/>
+              </w:rPr>
+              <w:t xml:space="preserve"/>
+            </w:r>
+          </w:p>
+        </w:tc>
+        <w:tc>
+          <w:tcPr>
+            <w:tcW w:type="dxa" w:w="750"/>
+            <w:tcMar>
+              <w:top w:type="dxa" w:w="80"/>
+              <w:left w:type="dxa" w:w="100"/>
+              <w:bottom w:type="dxa" w:w="80"/>
+              <w:right w:type="dxa" w:w="100"/>
+            </w:tcMar>
+            <w:vAlign w:val="center"/>
+          </w:tcPr>
+          <w:p>
+            <w:r>
+              <w:rPr>
+                <w:b w:val="false"/>
+                <w:bCs w:val="false"/>
+                <w:color w:val="000000"/>
+                <w:sz w:val="20"/>
+                <w:szCs w:val="20"/>
+              </w:rPr>
+              <w:t xml:space="preserve"/>
+            </w:r>
+          </w:p>
+        </w:tc>
+        <w:tc>
+          <w:tcPr>
+            <w:tcW w:type="dxa" w:w="700"/>
+            <w:tcMar>
+              <w:top w:type="dxa" w:w="80"/>
+              <w:left w:type="dxa" w:w="100"/>
+              <w:bottom w:type="dxa" w:w="80"/>
+              <w:right w:type="dxa" w:w="100"/>
+            </w:tcMar>
+            <w:vAlign w:val="center"/>
+          </w:tcPr>
+          <w:p>
+            <w:r>
+              <w:rPr>
+                <w:b w:val="false"/>
+                <w:bCs w:val="false"/>
+                <w:color w:val="000000"/>
+                <w:sz w:val="20"/>
+                <w:szCs w:val="20"/>
+              </w:rPr>
+              <w:t xml:space="preserve"/>
+            </w:r>
+          </w:p>
+        </w:tc>
+        <w:tc>
+          <w:tcPr>
+            <w:tcW w:type="dxa" w:w="750"/>
+            <w:tcMar>
+              <w:top w:type="dxa" w:w="80"/>
+              <w:left w:type="dxa" w:w="100"/>
+              <w:bottom w:type="dxa" w:w="80"/>
+              <w:right w:type="dxa" w:w="100"/>
+            </w:tcMar>
+            <w:vAlign w:val="center"/>
+          </w:tcPr>
+          <w:p>
+            <w:r>
+              <w:rPr>
+                <w:b w:val="false"/>
+                <w:bCs w:val="false"/>
+                <w:color w:val="000000"/>
+                <w:sz w:val="20"/>
+                <w:szCs w:val="20"/>
+              </w:rPr>
+              <w:t xml:space="preserve"/>
+            </w:r>
+          </w:p>
+        </w:tc>
+        <w:tc>
+          <w:tcPr>
+            <w:tcW w:type="dxa" w:w="900"/>
+            <w:tcMar>
+              <w:top w:type="dxa" w:w="80"/>
+              <w:left w:type="dxa" w:w="100"/>
+              <w:bottom w:type="dxa" w:w="80"/>
+              <w:right w:type="dxa" w:w="100"/>
+            </w:tcMar>
+            <w:vAlign w:val="center"/>
+          </w:tcPr>
+          <w:p>
+            <w:r>
+              <w:rPr>
+                <w:b w:val="false"/>
+                <w:bCs w:val="false"/>
+                <w:color w:val="000000"/>
+                <w:sz w:val="20"/>
+                <w:szCs w:val="20"/>
+              </w:rPr>
+              <w:t xml:space="preserve"/>
+            </w:r>
+          </w:p>
+        </w:tc>
+        <w:tc>
+          <w:tcPr>
+            <w:tcW w:type="dxa" w:w="750"/>
+            <w:tcMar>
+              <w:top w:type="dxa" w:w="80"/>
+              <w:left w:type="dxa" w:w="100"/>
+              <w:bottom w:type="dxa" w:w="80"/>
+              <w:right w:type="dxa" w:w="100"/>
+            </w:tcMar>
+            <w:vAlign w:val="center"/>
+          </w:tcPr>
+          <w:p>
+            <w:r>
+              <w:rPr>
+                <w:b w:val="false"/>
+                <w:bCs w:val="false"/>
+                <w:color w:val="000000"/>
+                <w:sz w:val="20"/>
+                <w:szCs w:val="20"/>
+              </w:rPr>
+              <w:t xml:space="preserve"/>
+            </w:r>
+          </w:p>
+        </w:tc>
+        <w:tc>
+          <w:tcPr>
+            <w:tcW w:type="dxa" w:w="950"/>
+            <w:tcMar>
+              <w:top w:type="dxa" w:w="80"/>
+              <w:left w:type="dxa" w:w="100"/>
+              <w:bottom w:type="dxa" w:w="80"/>
+              <w:right w:type="dxa" w:w="100"/>
+            </w:tcMar>
+            <w:vAlign w:val="center"/>
+          </w:tcPr>
+          <w:p>
+            <w:r>
+              <w:rPr>
+                <w:b w:val="false"/>
+                <w:bCs w:val="false"/>
+                <w:color w:val="000000"/>
+                <w:sz w:val="20"/>
+                <w:szCs w:val="20"/>
+              </w:rPr>
+              <w:t xml:space="preserve"/>
+            </w:r>
+          </w:p>
+        </w:tc>
+        <w:tc>
+          <w:tcPr>
+            <w:tcW w:type="dxa" w:w="950"/>
             <w:tcMar>
               <w:top w:type="dxa" w:w="80"/>
               <w:left w:type="dxa" w:w="100"/>
@@ -1186,181 +3308,223 @@
       <w:tr>
         <w:tc>
           <w:tcPr>
-            <w:tcW w:type="dxa" w:w="5000"/>
-            <w:tcMar>
-              <w:top w:type="dxa" w:w="80"/>
-              <w:left w:type="dxa" w:w="100"/>
-              <w:bottom w:type="dxa" w:w="80"/>
-              <w:right w:type="dxa" w:w="100"/>
-            </w:tcMar>
-            <w:vAlign w:val="center"/>
-          </w:tcPr>
-          <w:p>
-            <w:r>
-              <w:rPr>
-                <w:b w:val="false"/>
-                <w:bCs w:val="false"/>
-                <w:color w:val="000000"/>
-                <w:sz w:val="20"/>
-                <w:szCs w:val="20"/>
-              </w:rPr>
-              <w:t xml:space="preserve">Orientações para que o titular mitigue eventuais efeitos</w:t>
-            </w:r>
-          </w:p>
-        </w:tc>
-        <w:tc>
-          <w:tcPr>
-            <w:tcW w:type="dxa" w:w="4000"/>
-            <w:tcMar>
-              <w:top w:type="dxa" w:w="80"/>
-              <w:left w:type="dxa" w:w="100"/>
-              <w:bottom w:type="dxa" w:w="80"/>
-              <w:right w:type="dxa" w:w="100"/>
-            </w:tcMar>
-            <w:vAlign w:val="center"/>
-          </w:tcPr>
-          <w:p>
-            <w:r>
-              <w:rPr>
-                <w:b w:val="false"/>
-                <w:bCs w:val="false"/>
-                <w:color w:val="000000"/>
-                <w:sz w:val="20"/>
-                <w:szCs w:val="20"/>
-              </w:rPr>
-              <w:t xml:space="preserve"/>
-            </w:r>
-          </w:p>
-        </w:tc>
-      </w:tr>
-      <w:tr>
-        <w:tc>
-          <w:tcPr>
-            <w:tcW w:type="dxa" w:w="5000"/>
-            <w:tcMar>
-              <w:top w:type="dxa" w:w="80"/>
-              <w:left w:type="dxa" w:w="100"/>
-              <w:bottom w:type="dxa" w:w="80"/>
-              <w:right w:type="dxa" w:w="100"/>
-            </w:tcMar>
-            <w:vAlign w:val="center"/>
-          </w:tcPr>
-          <w:p>
-            <w:r>
-              <w:rPr>
-                <w:b w:val="false"/>
-                <w:bCs w:val="false"/>
-                <w:color w:val="000000"/>
-                <w:sz w:val="20"/>
-                <w:szCs w:val="20"/>
-              </w:rPr>
-              <w:t xml:space="preserve">Razões para eventual demora na comunicação</w:t>
-            </w:r>
-          </w:p>
-        </w:tc>
-        <w:tc>
-          <w:tcPr>
-            <w:tcW w:type="dxa" w:w="4000"/>
-            <w:tcMar>
-              <w:top w:type="dxa" w:w="80"/>
-              <w:left w:type="dxa" w:w="100"/>
-              <w:bottom w:type="dxa" w:w="80"/>
-              <w:right w:type="dxa" w:w="100"/>
-            </w:tcMar>
-            <w:vAlign w:val="center"/>
-          </w:tcPr>
-          <w:p>
-            <w:r>
-              <w:rPr>
-                <w:b w:val="false"/>
-                <w:bCs w:val="false"/>
-                <w:color w:val="000000"/>
-                <w:sz w:val="20"/>
-                <w:szCs w:val="20"/>
-              </w:rPr>
-              <w:t xml:space="preserve"/>
-            </w:r>
-          </w:p>
-        </w:tc>
-      </w:tr>
-      <w:tr>
-        <w:tc>
-          <w:tcPr>
-            <w:tcW w:type="dxa" w:w="5000"/>
-            <w:tcMar>
-              <w:top w:type="dxa" w:w="80"/>
-              <w:left w:type="dxa" w:w="100"/>
-              <w:bottom w:type="dxa" w:w="80"/>
-              <w:right w:type="dxa" w:w="100"/>
-            </w:tcMar>
-            <w:vAlign w:val="center"/>
-          </w:tcPr>
-          <w:p>
-            <w:r>
-              <w:rPr>
-                <w:b w:val="false"/>
-                <w:bCs w:val="false"/>
-                <w:color w:val="000000"/>
-                <w:sz w:val="20"/>
-                <w:szCs w:val="20"/>
-              </w:rPr>
-              <w:t xml:space="preserve">Data de conhecimento do incidente pelo controlador</w:t>
-            </w:r>
-          </w:p>
-        </w:tc>
-        <w:tc>
-          <w:tcPr>
-            <w:tcW w:type="dxa" w:w="4000"/>
-            <w:tcMar>
-              <w:top w:type="dxa" w:w="80"/>
-              <w:left w:type="dxa" w:w="100"/>
-              <w:bottom w:type="dxa" w:w="80"/>
-              <w:right w:type="dxa" w:w="100"/>
-            </w:tcMar>
-            <w:vAlign w:val="center"/>
-          </w:tcPr>
-          <w:p>
-            <w:r>
-              <w:rPr>
-                <w:b w:val="false"/>
-                <w:bCs w:val="false"/>
-                <w:color w:val="000000"/>
-                <w:sz w:val="20"/>
-                <w:szCs w:val="20"/>
-              </w:rPr>
-              <w:t xml:space="preserve"/>
-            </w:r>
-          </w:p>
-        </w:tc>
-      </w:tr>
-      <w:tr>
-        <w:tc>
-          <w:tcPr>
-            <w:tcW w:type="dxa" w:w="5000"/>
-            <w:tcMar>
-              <w:top w:type="dxa" w:w="80"/>
-              <w:left w:type="dxa" w:w="100"/>
-              <w:bottom w:type="dxa" w:w="80"/>
-              <w:right w:type="dxa" w:w="100"/>
-            </w:tcMar>
-            <w:vAlign w:val="center"/>
-          </w:tcPr>
-          <w:p>
-            <w:r>
-              <w:rPr>
-                <w:b w:val="false"/>
-                <w:bCs w:val="false"/>
-                <w:color w:val="000000"/>
-                <w:sz w:val="20"/>
-                <w:szCs w:val="20"/>
-              </w:rPr>
-              <w:t xml:space="preserve">Canal oficial de contato para mais informações</w:t>
-            </w:r>
-          </w:p>
-        </w:tc>
-        <w:tc>
-          <w:tcPr>
-            <w:tcW w:type="dxa" w:w="4000"/>
+            <w:tcW w:type="dxa" w:w="1400"/>
+            <w:tcMar>
+              <w:top w:type="dxa" w:w="80"/>
+              <w:left w:type="dxa" w:w="100"/>
+              <w:bottom w:type="dxa" w:w="80"/>
+              <w:right w:type="dxa" w:w="100"/>
+            </w:tcMar>
+            <w:vAlign w:val="center"/>
+          </w:tcPr>
+          <w:p>
+            <w:r>
+              <w:rPr>
+                <w:b w:val="false"/>
+                <w:bCs w:val="false"/>
+                <w:color w:val="000000"/>
+                <w:sz w:val="20"/>
+                <w:szCs w:val="20"/>
+              </w:rPr>
+              <w:t xml:space="preserve">Declaração art. 9º, §4º (comprovação da comunicação aos titulares)</w:t>
+            </w:r>
+          </w:p>
+        </w:tc>
+        <w:tc>
+          <w:tcPr>
+            <w:tcW w:type="dxa" w:w="950"/>
+            <w:tcMar>
+              <w:top w:type="dxa" w:w="80"/>
+              <w:left w:type="dxa" w:w="100"/>
+              <w:bottom w:type="dxa" w:w="80"/>
+              <w:right w:type="dxa" w:w="100"/>
+            </w:tcMar>
+            <w:vAlign w:val="center"/>
+          </w:tcPr>
+          <w:p>
+            <w:r>
+              <w:rPr>
+                <w:b w:val="false"/>
+                <w:bCs w:val="false"/>
+                <w:color w:val="000000"/>
+                <w:sz w:val="20"/>
+                <w:szCs w:val="20"/>
+              </w:rPr>
+              <w:t xml:space="preserve"/>
+            </w:r>
+          </w:p>
+        </w:tc>
+        <w:tc>
+          <w:tcPr>
+            <w:tcW w:type="dxa" w:w="900"/>
+            <w:tcMar>
+              <w:top w:type="dxa" w:w="80"/>
+              <w:left w:type="dxa" w:w="100"/>
+              <w:bottom w:type="dxa" w:w="80"/>
+              <w:right w:type="dxa" w:w="100"/>
+            </w:tcMar>
+            <w:vAlign w:val="center"/>
+          </w:tcPr>
+          <w:p>
+            <w:r>
+              <w:rPr>
+                <w:b w:val="false"/>
+                <w:bCs w:val="false"/>
+                <w:color w:val="000000"/>
+                <w:sz w:val="20"/>
+                <w:szCs w:val="20"/>
+              </w:rPr>
+              <w:t xml:space="preserve"/>
+            </w:r>
+          </w:p>
+        </w:tc>
+        <w:tc>
+          <w:tcPr>
+            <w:tcW w:type="dxa" w:w="750"/>
+            <w:tcMar>
+              <w:top w:type="dxa" w:w="80"/>
+              <w:left w:type="dxa" w:w="100"/>
+              <w:bottom w:type="dxa" w:w="80"/>
+              <w:right w:type="dxa" w:w="100"/>
+            </w:tcMar>
+            <w:vAlign w:val="center"/>
+          </w:tcPr>
+          <w:p>
+            <w:r>
+              <w:rPr>
+                <w:b w:val="false"/>
+                <w:bCs w:val="false"/>
+                <w:color w:val="000000"/>
+                <w:sz w:val="20"/>
+                <w:szCs w:val="20"/>
+              </w:rPr>
+              <w:t xml:space="preserve"/>
+            </w:r>
+          </w:p>
+        </w:tc>
+        <w:tc>
+          <w:tcPr>
+            <w:tcW w:type="dxa" w:w="700"/>
+            <w:tcMar>
+              <w:top w:type="dxa" w:w="80"/>
+              <w:left w:type="dxa" w:w="100"/>
+              <w:bottom w:type="dxa" w:w="80"/>
+              <w:right w:type="dxa" w:w="100"/>
+            </w:tcMar>
+            <w:vAlign w:val="center"/>
+          </w:tcPr>
+          <w:p>
+            <w:r>
+              <w:rPr>
+                <w:b w:val="false"/>
+                <w:bCs w:val="false"/>
+                <w:color w:val="000000"/>
+                <w:sz w:val="20"/>
+                <w:szCs w:val="20"/>
+              </w:rPr>
+              <w:t xml:space="preserve"/>
+            </w:r>
+          </w:p>
+        </w:tc>
+        <w:tc>
+          <w:tcPr>
+            <w:tcW w:type="dxa" w:w="750"/>
+            <w:tcMar>
+              <w:top w:type="dxa" w:w="80"/>
+              <w:left w:type="dxa" w:w="100"/>
+              <w:bottom w:type="dxa" w:w="80"/>
+              <w:right w:type="dxa" w:w="100"/>
+            </w:tcMar>
+            <w:vAlign w:val="center"/>
+          </w:tcPr>
+          <w:p>
+            <w:r>
+              <w:rPr>
+                <w:b w:val="false"/>
+                <w:bCs w:val="false"/>
+                <w:color w:val="000000"/>
+                <w:sz w:val="20"/>
+                <w:szCs w:val="20"/>
+              </w:rPr>
+              <w:t xml:space="preserve"/>
+            </w:r>
+          </w:p>
+        </w:tc>
+        <w:tc>
+          <w:tcPr>
+            <w:tcW w:type="dxa" w:w="900"/>
+            <w:tcMar>
+              <w:top w:type="dxa" w:w="80"/>
+              <w:left w:type="dxa" w:w="100"/>
+              <w:bottom w:type="dxa" w:w="80"/>
+              <w:right w:type="dxa" w:w="100"/>
+            </w:tcMar>
+            <w:vAlign w:val="center"/>
+          </w:tcPr>
+          <w:p>
+            <w:r>
+              <w:rPr>
+                <w:b w:val="false"/>
+                <w:bCs w:val="false"/>
+                <w:color w:val="000000"/>
+                <w:sz w:val="20"/>
+                <w:szCs w:val="20"/>
+              </w:rPr>
+              <w:t xml:space="preserve"/>
+            </w:r>
+          </w:p>
+        </w:tc>
+        <w:tc>
+          <w:tcPr>
+            <w:tcW w:type="dxa" w:w="750"/>
+            <w:tcMar>
+              <w:top w:type="dxa" w:w="80"/>
+              <w:left w:type="dxa" w:w="100"/>
+              <w:bottom w:type="dxa" w:w="80"/>
+              <w:right w:type="dxa" w:w="100"/>
+            </w:tcMar>
+            <w:vAlign w:val="center"/>
+          </w:tcPr>
+          <w:p>
+            <w:r>
+              <w:rPr>
+                <w:b w:val="false"/>
+                <w:bCs w:val="false"/>
+                <w:color w:val="000000"/>
+                <w:sz w:val="20"/>
+                <w:szCs w:val="20"/>
+              </w:rPr>
+              <w:t xml:space="preserve"/>
+            </w:r>
+          </w:p>
+        </w:tc>
+        <w:tc>
+          <w:tcPr>
+            <w:tcW w:type="dxa" w:w="950"/>
+            <w:tcMar>
+              <w:top w:type="dxa" w:w="80"/>
+              <w:left w:type="dxa" w:w="100"/>
+              <w:bottom w:type="dxa" w:w="80"/>
+              <w:right w:type="dxa" w:w="100"/>
+            </w:tcMar>
+            <w:vAlign w:val="center"/>
+          </w:tcPr>
+          <w:p>
+            <w:r>
+              <w:rPr>
+                <w:b w:val="false"/>
+                <w:bCs w:val="false"/>
+                <w:color w:val="000000"/>
+                <w:sz w:val="20"/>
+                <w:szCs w:val="20"/>
+              </w:rPr>
+              <w:t xml:space="preserve"/>
+            </w:r>
+          </w:p>
+        </w:tc>
+        <w:tc>
+          <w:tcPr>
+            <w:tcW w:type="dxa" w:w="950"/>
             <w:tcMar>
               <w:top w:type="dxa" w:w="80"/>
               <w:left w:type="dxa" w:w="100"/>
@@ -1386,11 +3550,26 @@
     </w:tbl>
     <w:p>
       <w:pPr>
+        <w:spacing w:before="200"/>
+      </w:pPr>
+      <w:r>
+        <w:rPr>
+          <w:i/>
+          <w:iCs/>
+          <w:color w:val="595959"/>
+          <w:sz w:val="18"/>
+          <w:szCs w:val="18"/>
+        </w:rPr>
+        <w:t xml:space="preserve">Situação possível: Não iniciado / Em preparação / Aprovado, aguardando envio / Enviado / Complementação pendente / Atrasado. Coluna 'Protocolo': número SEI ou outro identificador oficial do processo. Coluna 'Conteúdo/Versão': versão do texto efetivamente enviada.</w:t>
+      </w:r>
+    </w:p>
+    <w:p>
+      <w:pPr>
         <w:pStyle w:val="Heading2"/>
         <w:spacing w:after="120" w:before="200"/>
       </w:pPr>
       <w:r>
-        <w:t xml:space="preserve">B.2 Controle de execução da comunicação</w:t>
+        <w:t xml:space="preserve">C.1 Classificação de acesso e representação</w:t>
       </w:r>
     </w:p>
     <w:p>
@@ -1404,7 +3583,7 @@
           <w:sz w:val="22"/>
           <w:szCs w:val="22"/>
         </w:rPr>
-        <w:t xml:space="preserve">Critério de linguagem simples validado por: </w:t>
+        <w:t xml:space="preserve">Classificação de acesso de cada documento anexado ao processo (Público/Restrito/Sigiloso): </w:t>
       </w:r>
       <w:r>
         <w:rPr>
@@ -1414,7 +3593,7 @@
           <w:sz w:val="20"/>
           <w:szCs w:val="20"/>
         </w:rPr>
-        <w:t xml:space="preserve"/>
+        <w:t xml:space="preserve">Conferir antes de enviar — documento classificado como público fica integralmente visível na pesquisa pública do SEI da ANPD</w:t>
       </w:r>
     </w:p>
     <w:p>
@@ -1428,7 +3607,7 @@
           <w:sz w:val="22"/>
           <w:szCs w:val="22"/>
         </w:rPr>
-        <w:t xml:space="preserve">Meio de comunicação definido: </w:t>
+        <w:t xml:space="preserve">Conferência de representação de quem assina/protocola: </w:t>
       </w:r>
       <w:r>
         <w:rPr>
@@ -1438,7 +3617,16 @@
           <w:sz w:val="20"/>
           <w:szCs w:val="20"/>
         </w:rPr>
-        <w:t xml:space="preserve">Direta e individualizada, ou divulgação por canal público (justificar)</w:t>
+        <w:t xml:space="preserve">Confirmar que a comprovação de vínculo/instrumento de poderes está anexada e vigente (art. 6º, §§5º–7º)</w:t>
+      </w:r>
+    </w:p>
+    <w:p>
+      <w:pPr>
+        <w:pStyle w:val="Heading2"/>
+        <w:spacing w:after="120" w:before="200"/>
+      </w:pPr>
+      <w:r>
+        <w:t xml:space="preserve">C.2 Divulgação pública alternativa aos titulares (quando a comunicação direta for inviável — art. 9º, §3º)</w:t>
       </w:r>
     </w:p>
     <w:p>
@@ -1452,7 +3640,7 @@
           <w:sz w:val="22"/>
           <w:szCs w:val="22"/>
         </w:rPr>
-        <w:t xml:space="preserve">Se divulgação por canal público: data de início e período mínimo de manutenção: </w:t>
+        <w:t xml:space="preserve">Justificativa para a inviabilidade da comunicação direta e individualizada: </w:t>
       </w:r>
       <w:r>
         <w:rPr>
@@ -1462,22 +3650,22 @@
           <w:sz w:val="20"/>
           <w:szCs w:val="20"/>
         </w:rPr>
-        <w:t xml:space="preserve">Mínimo de três meses — art. 9º, §3º</w:t>
+        <w:t xml:space="preserve"/>
       </w:r>
     </w:p>
     <w:p>
       <w:pPr>
-        <w:pStyle w:val="Heading1"/>
-        <w:spacing w:after="160" w:before="360"/>
-      </w:pPr>
-      <w:r>
-        <w:t xml:space="preserve">C. Controle de Execução</w:t>
-      </w:r>
-    </w:p>
-    <w:p>
-      <w:pPr>
-        <w:spacing w:after="200"/>
-      </w:pPr>
+        <w:spacing w:after="140"/>
+      </w:pPr>
+      <w:r>
+        <w:rPr>
+          <w:b/>
+          <w:bCs/>
+          <w:sz w:val="22"/>
+          <w:szCs w:val="22"/>
+        </w:rPr>
+        <w:t xml:space="preserve">Canais utilizados para a divulgação pública: </w:t>
+      </w:r>
       <w:r>
         <w:rPr>
           <w:i/>
@@ -1486,638 +3674,7 @@
           <w:sz w:val="20"/>
           <w:szCs w:val="20"/>
         </w:rPr>
-        <w:t xml:space="preserve">Instrução de preenchimento: usar esta tabela para acompanhar separadamente a comunicação à ANPD e a comunicação aos titulares. Nunca registrar 'Realizada' sem evidência comprobatória anexada ou referenciada.</w:t>
-      </w:r>
-    </w:p>
-    <w:tbl>
-      <w:tblPr>
-        <w:tblW w:type="dxa" w:w="9000"/>
-        <w:tblBorders>
-          <w:top w:val="single" w:color="auto" w:sz="4"/>
-          <w:left w:val="single" w:color="auto" w:sz="4"/>
-          <w:bottom w:val="single" w:color="auto" w:sz="4"/>
-          <w:right w:val="single" w:color="auto" w:sz="4"/>
-          <w:insideH w:val="single" w:color="auto" w:sz="4"/>
-          <w:insideV w:val="single" w:color="auto" w:sz="4"/>
-        </w:tblBorders>
-      </w:tblPr>
-      <w:tblGrid>
-        <w:gridCol w:w="900"/>
-        <w:gridCol w:w="1100"/>
-        <w:gridCol w:w="1100"/>
-        <w:gridCol w:w="1100"/>
-        <w:gridCol w:w="1100"/>
-        <w:gridCol w:w="1100"/>
-        <w:gridCol w:w="1300"/>
-        <w:gridCol w:w="1300"/>
-      </w:tblGrid>
-      <w:tr>
-        <w:trPr>
-          <w:tblHeader/>
-        </w:trPr>
-        <w:tc>
-          <w:tcPr>
-            <w:tcW w:type="dxa" w:w="900"/>
-            <w:shd w:fill="1F3864" w:val="clear"/>
-            <w:tcMar>
-              <w:top w:type="dxa" w:w="80"/>
-              <w:left w:type="dxa" w:w="100"/>
-              <w:bottom w:type="dxa" w:w="80"/>
-              <w:right w:type="dxa" w:w="100"/>
-            </w:tcMar>
-            <w:vAlign w:val="center"/>
-          </w:tcPr>
-          <w:p>
-            <w:r>
-              <w:rPr>
-                <w:b/>
-                <w:bCs/>
-                <w:color w:val="FFFFFF"/>
-                <w:sz w:val="20"/>
-                <w:szCs w:val="20"/>
-              </w:rPr>
-              <w:t xml:space="preserve">Comunicação</w:t>
-            </w:r>
-          </w:p>
-        </w:tc>
-        <w:tc>
-          <w:tcPr>
-            <w:tcW w:type="dxa" w:w="1100"/>
-            <w:shd w:fill="1F3864" w:val="clear"/>
-            <w:tcMar>
-              <w:top w:type="dxa" w:w="80"/>
-              <w:left w:type="dxa" w:w="100"/>
-              <w:bottom w:type="dxa" w:w="80"/>
-              <w:right w:type="dxa" w:w="100"/>
-            </w:tcMar>
-            <w:vAlign w:val="center"/>
-          </w:tcPr>
-          <w:p>
-            <w:r>
-              <w:rPr>
-                <w:b/>
-                <w:bCs/>
-                <w:color w:val="FFFFFF"/>
-                <w:sz w:val="20"/>
-                <w:szCs w:val="20"/>
-              </w:rPr>
-              <w:t xml:space="preserve">Responsável</w:t>
-            </w:r>
-          </w:p>
-        </w:tc>
-        <w:tc>
-          <w:tcPr>
-            <w:tcW w:type="dxa" w:w="1100"/>
-            <w:shd w:fill="1F3864" w:val="clear"/>
-            <w:tcMar>
-              <w:top w:type="dxa" w:w="80"/>
-              <w:left w:type="dxa" w:w="100"/>
-              <w:bottom w:type="dxa" w:w="80"/>
-              <w:right w:type="dxa" w:w="100"/>
-            </w:tcMar>
-            <w:vAlign w:val="center"/>
-          </w:tcPr>
-          <w:p>
-            <w:r>
-              <w:rPr>
-                <w:b/>
-                <w:bCs/>
-                <w:color w:val="FFFFFF"/>
-                <w:sz w:val="20"/>
-                <w:szCs w:val="20"/>
-              </w:rPr>
-              <w:t xml:space="preserve">Aprovação</w:t>
-            </w:r>
-          </w:p>
-        </w:tc>
-        <w:tc>
-          <w:tcPr>
-            <w:tcW w:type="dxa" w:w="1100"/>
-            <w:shd w:fill="1F3864" w:val="clear"/>
-            <w:tcMar>
-              <w:top w:type="dxa" w:w="80"/>
-              <w:left w:type="dxa" w:w="100"/>
-              <w:bottom w:type="dxa" w:w="80"/>
-              <w:right w:type="dxa" w:w="100"/>
-            </w:tcMar>
-            <w:vAlign w:val="center"/>
-          </w:tcPr>
-          <w:p>
-            <w:r>
-              <w:rPr>
-                <w:b/>
-                <w:bCs/>
-                <w:color w:val="FFFFFF"/>
-                <w:sz w:val="20"/>
-                <w:szCs w:val="20"/>
-              </w:rPr>
-              <w:t xml:space="preserve">Prazo Aplicável</w:t>
-            </w:r>
-          </w:p>
-        </w:tc>
-        <w:tc>
-          <w:tcPr>
-            <w:tcW w:type="dxa" w:w="1100"/>
-            <w:shd w:fill="1F3864" w:val="clear"/>
-            <w:tcMar>
-              <w:top w:type="dxa" w:w="80"/>
-              <w:left w:type="dxa" w:w="100"/>
-              <w:bottom w:type="dxa" w:w="80"/>
-              <w:right w:type="dxa" w:w="100"/>
-            </w:tcMar>
-            <w:vAlign w:val="center"/>
-          </w:tcPr>
-          <w:p>
-            <w:r>
-              <w:rPr>
-                <w:b/>
-                <w:bCs/>
-                <w:color w:val="FFFFFF"/>
-                <w:sz w:val="20"/>
-                <w:szCs w:val="20"/>
-              </w:rPr>
-              <w:t xml:space="preserve">Data de Envio</w:t>
-            </w:r>
-          </w:p>
-        </w:tc>
-        <w:tc>
-          <w:tcPr>
-            <w:tcW w:type="dxa" w:w="1100"/>
-            <w:shd w:fill="1F3864" w:val="clear"/>
-            <w:tcMar>
-              <w:top w:type="dxa" w:w="80"/>
-              <w:left w:type="dxa" w:w="100"/>
-              <w:bottom w:type="dxa" w:w="80"/>
-              <w:right w:type="dxa" w:w="100"/>
-            </w:tcMar>
-            <w:vAlign w:val="center"/>
-          </w:tcPr>
-          <w:p>
-            <w:r>
-              <w:rPr>
-                <w:b/>
-                <w:bCs/>
-                <w:color w:val="FFFFFF"/>
-                <w:sz w:val="20"/>
-                <w:szCs w:val="20"/>
-              </w:rPr>
-              <w:t xml:space="preserve">Meio Utilizado</w:t>
-            </w:r>
-          </w:p>
-        </w:tc>
-        <w:tc>
-          <w:tcPr>
-            <w:tcW w:type="dxa" w:w="1300"/>
-            <w:shd w:fill="1F3864" w:val="clear"/>
-            <w:tcMar>
-              <w:top w:type="dxa" w:w="80"/>
-              <w:left w:type="dxa" w:w="100"/>
-              <w:bottom w:type="dxa" w:w="80"/>
-              <w:right w:type="dxa" w:w="100"/>
-            </w:tcMar>
-            <w:vAlign w:val="center"/>
-          </w:tcPr>
-          <w:p>
-            <w:r>
-              <w:rPr>
-                <w:b/>
-                <w:bCs/>
-                <w:color w:val="FFFFFF"/>
-                <w:sz w:val="20"/>
-                <w:szCs w:val="20"/>
-              </w:rPr>
-              <w:t xml:space="preserve">Evidência Comprobatória</w:t>
-            </w:r>
-          </w:p>
-        </w:tc>
-        <w:tc>
-          <w:tcPr>
-            <w:tcW w:type="dxa" w:w="1300"/>
-            <w:shd w:fill="1F3864" w:val="clear"/>
-            <w:tcMar>
-              <w:top w:type="dxa" w:w="80"/>
-              <w:left w:type="dxa" w:w="100"/>
-              <w:bottom w:type="dxa" w:w="80"/>
-              <w:right w:type="dxa" w:w="100"/>
-            </w:tcMar>
-            <w:vAlign w:val="center"/>
-          </w:tcPr>
-          <w:p>
-            <w:r>
-              <w:rPr>
-                <w:b/>
-                <w:bCs/>
-                <w:color w:val="FFFFFF"/>
-                <w:sz w:val="20"/>
-                <w:szCs w:val="20"/>
-              </w:rPr>
-              <w:t xml:space="preserve">Situação</w:t>
-            </w:r>
-          </w:p>
-        </w:tc>
-      </w:tr>
-      <w:tr>
-        <w:tc>
-          <w:tcPr>
-            <w:tcW w:type="dxa" w:w="900"/>
-            <w:tcMar>
-              <w:top w:type="dxa" w:w="80"/>
-              <w:left w:type="dxa" w:w="100"/>
-              <w:bottom w:type="dxa" w:w="80"/>
-              <w:right w:type="dxa" w:w="100"/>
-            </w:tcMar>
-            <w:vAlign w:val="center"/>
-          </w:tcPr>
-          <w:p>
-            <w:r>
-              <w:rPr>
-                <w:b w:val="false"/>
-                <w:bCs w:val="false"/>
-                <w:color w:val="000000"/>
-                <w:sz w:val="20"/>
-                <w:szCs w:val="20"/>
-              </w:rPr>
-              <w:t xml:space="preserve">ANPD</w:t>
-            </w:r>
-          </w:p>
-        </w:tc>
-        <w:tc>
-          <w:tcPr>
-            <w:tcW w:type="dxa" w:w="1100"/>
-            <w:tcMar>
-              <w:top w:type="dxa" w:w="80"/>
-              <w:left w:type="dxa" w:w="100"/>
-              <w:bottom w:type="dxa" w:w="80"/>
-              <w:right w:type="dxa" w:w="100"/>
-            </w:tcMar>
-            <w:vAlign w:val="center"/>
-          </w:tcPr>
-          <w:p>
-            <w:r>
-              <w:rPr>
-                <w:b w:val="false"/>
-                <w:bCs w:val="false"/>
-                <w:color w:val="000000"/>
-                <w:sz w:val="20"/>
-                <w:szCs w:val="20"/>
-              </w:rPr>
-              <w:t xml:space="preserve"/>
-            </w:r>
-          </w:p>
-        </w:tc>
-        <w:tc>
-          <w:tcPr>
-            <w:tcW w:type="dxa" w:w="1100"/>
-            <w:tcMar>
-              <w:top w:type="dxa" w:w="80"/>
-              <w:left w:type="dxa" w:w="100"/>
-              <w:bottom w:type="dxa" w:w="80"/>
-              <w:right w:type="dxa" w:w="100"/>
-            </w:tcMar>
-            <w:vAlign w:val="center"/>
-          </w:tcPr>
-          <w:p>
-            <w:r>
-              <w:rPr>
-                <w:b w:val="false"/>
-                <w:bCs w:val="false"/>
-                <w:color w:val="000000"/>
-                <w:sz w:val="20"/>
-                <w:szCs w:val="20"/>
-              </w:rPr>
-              <w:t xml:space="preserve"/>
-            </w:r>
-          </w:p>
-        </w:tc>
-        <w:tc>
-          <w:tcPr>
-            <w:tcW w:type="dxa" w:w="1100"/>
-            <w:tcMar>
-              <w:top w:type="dxa" w:w="80"/>
-              <w:left w:type="dxa" w:w="100"/>
-              <w:bottom w:type="dxa" w:w="80"/>
-              <w:right w:type="dxa" w:w="100"/>
-            </w:tcMar>
-            <w:vAlign w:val="center"/>
-          </w:tcPr>
-          <w:p>
-            <w:r>
-              <w:rPr>
-                <w:b w:val="false"/>
-                <w:bCs w:val="false"/>
-                <w:color w:val="000000"/>
-                <w:sz w:val="20"/>
-                <w:szCs w:val="20"/>
-              </w:rPr>
-              <w:t xml:space="preserve"/>
-            </w:r>
-          </w:p>
-        </w:tc>
-        <w:tc>
-          <w:tcPr>
-            <w:tcW w:type="dxa" w:w="1100"/>
-            <w:tcMar>
-              <w:top w:type="dxa" w:w="80"/>
-              <w:left w:type="dxa" w:w="100"/>
-              <w:bottom w:type="dxa" w:w="80"/>
-              <w:right w:type="dxa" w:w="100"/>
-            </w:tcMar>
-            <w:vAlign w:val="center"/>
-          </w:tcPr>
-          <w:p>
-            <w:r>
-              <w:rPr>
-                <w:b w:val="false"/>
-                <w:bCs w:val="false"/>
-                <w:color w:val="000000"/>
-                <w:sz w:val="20"/>
-                <w:szCs w:val="20"/>
-              </w:rPr>
-              <w:t xml:space="preserve"/>
-            </w:r>
-          </w:p>
-        </w:tc>
-        <w:tc>
-          <w:tcPr>
-            <w:tcW w:type="dxa" w:w="1100"/>
-            <w:tcMar>
-              <w:top w:type="dxa" w:w="80"/>
-              <w:left w:type="dxa" w:w="100"/>
-              <w:bottom w:type="dxa" w:w="80"/>
-              <w:right w:type="dxa" w:w="100"/>
-            </w:tcMar>
-            <w:vAlign w:val="center"/>
-          </w:tcPr>
-          <w:p>
-            <w:r>
-              <w:rPr>
-                <w:b w:val="false"/>
-                <w:bCs w:val="false"/>
-                <w:color w:val="000000"/>
-                <w:sz w:val="20"/>
-                <w:szCs w:val="20"/>
-              </w:rPr>
-              <w:t xml:space="preserve"/>
-            </w:r>
-          </w:p>
-        </w:tc>
-        <w:tc>
-          <w:tcPr>
-            <w:tcW w:type="dxa" w:w="1300"/>
-            <w:tcMar>
-              <w:top w:type="dxa" w:w="80"/>
-              <w:left w:type="dxa" w:w="100"/>
-              <w:bottom w:type="dxa" w:w="80"/>
-              <w:right w:type="dxa" w:w="100"/>
-            </w:tcMar>
-            <w:vAlign w:val="center"/>
-          </w:tcPr>
-          <w:p>
-            <w:r>
-              <w:rPr>
-                <w:b w:val="false"/>
-                <w:bCs w:val="false"/>
-                <w:color w:val="000000"/>
-                <w:sz w:val="20"/>
-                <w:szCs w:val="20"/>
-              </w:rPr>
-              <w:t xml:space="preserve"/>
-            </w:r>
-          </w:p>
-        </w:tc>
-        <w:tc>
-          <w:tcPr>
-            <w:tcW w:type="dxa" w:w="1300"/>
-            <w:tcMar>
-              <w:top w:type="dxa" w:w="80"/>
-              <w:left w:type="dxa" w:w="100"/>
-              <w:bottom w:type="dxa" w:w="80"/>
-              <w:right w:type="dxa" w:w="100"/>
-            </w:tcMar>
-            <w:vAlign w:val="center"/>
-          </w:tcPr>
-          <w:p>
-            <w:r>
-              <w:rPr>
-                <w:b w:val="false"/>
-                <w:bCs w:val="false"/>
-                <w:color w:val="000000"/>
-                <w:sz w:val="20"/>
-                <w:szCs w:val="20"/>
-              </w:rPr>
-              <w:t xml:space="preserve"/>
-            </w:r>
-          </w:p>
-        </w:tc>
-      </w:tr>
-      <w:tr>
-        <w:tc>
-          <w:tcPr>
-            <w:tcW w:type="dxa" w:w="900"/>
-            <w:tcMar>
-              <w:top w:type="dxa" w:w="80"/>
-              <w:left w:type="dxa" w:w="100"/>
-              <w:bottom w:type="dxa" w:w="80"/>
-              <w:right w:type="dxa" w:w="100"/>
-            </w:tcMar>
-            <w:vAlign w:val="center"/>
-          </w:tcPr>
-          <w:p>
-            <w:r>
-              <w:rPr>
-                <w:b w:val="false"/>
-                <w:bCs w:val="false"/>
-                <w:color w:val="000000"/>
-                <w:sz w:val="20"/>
-                <w:szCs w:val="20"/>
-              </w:rPr>
-              <w:t xml:space="preserve">Titulares</w:t>
-            </w:r>
-          </w:p>
-        </w:tc>
-        <w:tc>
-          <w:tcPr>
-            <w:tcW w:type="dxa" w:w="1100"/>
-            <w:tcMar>
-              <w:top w:type="dxa" w:w="80"/>
-              <w:left w:type="dxa" w:w="100"/>
-              <w:bottom w:type="dxa" w:w="80"/>
-              <w:right w:type="dxa" w:w="100"/>
-            </w:tcMar>
-            <w:vAlign w:val="center"/>
-          </w:tcPr>
-          <w:p>
-            <w:r>
-              <w:rPr>
-                <w:b w:val="false"/>
-                <w:bCs w:val="false"/>
-                <w:color w:val="000000"/>
-                <w:sz w:val="20"/>
-                <w:szCs w:val="20"/>
-              </w:rPr>
-              <w:t xml:space="preserve"/>
-            </w:r>
-          </w:p>
-        </w:tc>
-        <w:tc>
-          <w:tcPr>
-            <w:tcW w:type="dxa" w:w="1100"/>
-            <w:tcMar>
-              <w:top w:type="dxa" w:w="80"/>
-              <w:left w:type="dxa" w:w="100"/>
-              <w:bottom w:type="dxa" w:w="80"/>
-              <w:right w:type="dxa" w:w="100"/>
-            </w:tcMar>
-            <w:vAlign w:val="center"/>
-          </w:tcPr>
-          <w:p>
-            <w:r>
-              <w:rPr>
-                <w:b w:val="false"/>
-                <w:bCs w:val="false"/>
-                <w:color w:val="000000"/>
-                <w:sz w:val="20"/>
-                <w:szCs w:val="20"/>
-              </w:rPr>
-              <w:t xml:space="preserve"/>
-            </w:r>
-          </w:p>
-        </w:tc>
-        <w:tc>
-          <w:tcPr>
-            <w:tcW w:type="dxa" w:w="1100"/>
-            <w:tcMar>
-              <w:top w:type="dxa" w:w="80"/>
-              <w:left w:type="dxa" w:w="100"/>
-              <w:bottom w:type="dxa" w:w="80"/>
-              <w:right w:type="dxa" w:w="100"/>
-            </w:tcMar>
-            <w:vAlign w:val="center"/>
-          </w:tcPr>
-          <w:p>
-            <w:r>
-              <w:rPr>
-                <w:b w:val="false"/>
-                <w:bCs w:val="false"/>
-                <w:color w:val="000000"/>
-                <w:sz w:val="20"/>
-                <w:szCs w:val="20"/>
-              </w:rPr>
-              <w:t xml:space="preserve"/>
-            </w:r>
-          </w:p>
-        </w:tc>
-        <w:tc>
-          <w:tcPr>
-            <w:tcW w:type="dxa" w:w="1100"/>
-            <w:tcMar>
-              <w:top w:type="dxa" w:w="80"/>
-              <w:left w:type="dxa" w:w="100"/>
-              <w:bottom w:type="dxa" w:w="80"/>
-              <w:right w:type="dxa" w:w="100"/>
-            </w:tcMar>
-            <w:vAlign w:val="center"/>
-          </w:tcPr>
-          <w:p>
-            <w:r>
-              <w:rPr>
-                <w:b w:val="false"/>
-                <w:bCs w:val="false"/>
-                <w:color w:val="000000"/>
-                <w:sz w:val="20"/>
-                <w:szCs w:val="20"/>
-              </w:rPr>
-              <w:t xml:space="preserve"/>
-            </w:r>
-          </w:p>
-        </w:tc>
-        <w:tc>
-          <w:tcPr>
-            <w:tcW w:type="dxa" w:w="1100"/>
-            <w:tcMar>
-              <w:top w:type="dxa" w:w="80"/>
-              <w:left w:type="dxa" w:w="100"/>
-              <w:bottom w:type="dxa" w:w="80"/>
-              <w:right w:type="dxa" w:w="100"/>
-            </w:tcMar>
-            <w:vAlign w:val="center"/>
-          </w:tcPr>
-          <w:p>
-            <w:r>
-              <w:rPr>
-                <w:b w:val="false"/>
-                <w:bCs w:val="false"/>
-                <w:color w:val="000000"/>
-                <w:sz w:val="20"/>
-                <w:szCs w:val="20"/>
-              </w:rPr>
-              <w:t xml:space="preserve"/>
-            </w:r>
-          </w:p>
-        </w:tc>
-        <w:tc>
-          <w:tcPr>
-            <w:tcW w:type="dxa" w:w="1300"/>
-            <w:tcMar>
-              <w:top w:type="dxa" w:w="80"/>
-              <w:left w:type="dxa" w:w="100"/>
-              <w:bottom w:type="dxa" w:w="80"/>
-              <w:right w:type="dxa" w:w="100"/>
-            </w:tcMar>
-            <w:vAlign w:val="center"/>
-          </w:tcPr>
-          <w:p>
-            <w:r>
-              <w:rPr>
-                <w:b w:val="false"/>
-                <w:bCs w:val="false"/>
-                <w:color w:val="000000"/>
-                <w:sz w:val="20"/>
-                <w:szCs w:val="20"/>
-              </w:rPr>
-              <w:t xml:space="preserve"/>
-            </w:r>
-          </w:p>
-        </w:tc>
-        <w:tc>
-          <w:tcPr>
-            <w:tcW w:type="dxa" w:w="1300"/>
-            <w:tcMar>
-              <w:top w:type="dxa" w:w="80"/>
-              <w:left w:type="dxa" w:w="100"/>
-              <w:bottom w:type="dxa" w:w="80"/>
-              <w:right w:type="dxa" w:w="100"/>
-            </w:tcMar>
-            <w:vAlign w:val="center"/>
-          </w:tcPr>
-          <w:p>
-            <w:r>
-              <w:rPr>
-                <w:b w:val="false"/>
-                <w:bCs w:val="false"/>
-                <w:color w:val="000000"/>
-                <w:sz w:val="20"/>
-                <w:szCs w:val="20"/>
-              </w:rPr>
-              <w:t xml:space="preserve"/>
-            </w:r>
-          </w:p>
-        </w:tc>
-      </w:tr>
-    </w:tbl>
-    <w:p>
-      <w:pPr>
-        <w:spacing w:before="200"/>
-      </w:pPr>
-      <w:r>
-        <w:rPr>
-          <w:i/>
-          <w:iCs/>
-          <w:color w:val="595959"/>
-          <w:sz w:val="18"/>
-          <w:szCs w:val="18"/>
-        </w:rPr>
-        <w:t xml:space="preserve">Situação possível: Não iniciado / Em preparação / Aprovado, aguardando envio / Enviado / Complementação pendente.</w:t>
+        <w:t xml:space="preserve">Ex.: site institucional, aplicativo, mídias sociais, canal de atendimento</w:t>
       </w:r>
     </w:p>
     <w:p>
@@ -2131,7 +3688,7 @@
           <w:sz w:val="22"/>
           <w:szCs w:val="22"/>
         </w:rPr>
-        <w:t xml:space="preserve">Declaração do art. 9º, §4º (juntada ao processo em até 3 dias úteis após o fim do prazo de comunicação): </w:t>
+        <w:t xml:space="preserve">Data de início da divulgação e período mínimo de manutenção cumprido: </w:t>
       </w:r>
       <w:r>
         <w:rPr>
@@ -2141,7 +3698,31 @@
           <w:sz w:val="20"/>
           <w:szCs w:val="20"/>
         </w:rPr>
-        <w:t xml:space="preserve">Registrar data de juntada e responsável</w:t>
+        <w:t xml:space="preserve">Mínimo de 3 meses — art. 9º, §3º; registrar evidência de que o conteúdo permaneceu visível pelo período</w:t>
+      </w:r>
+    </w:p>
+    <w:p>
+      <w:pPr>
+        <w:spacing w:after="140"/>
+      </w:pPr>
+      <w:r>
+        <w:rPr>
+          <w:b/>
+          <w:bCs/>
+          <w:sz w:val="22"/>
+          <w:szCs w:val="22"/>
+        </w:rPr>
+        <w:t xml:space="preserve">Evidência de manutenção/visibilidade ao longo do período (capturas periódicas, log de publicação): </w:t>
+      </w:r>
+      <w:r>
+        <w:rPr>
+          <w:i/>
+          <w:iCs/>
+          <w:color w:val="595959"/>
+          <w:sz w:val="20"/>
+          <w:szCs w:val="20"/>
+        </w:rPr>
+        <w:t xml:space="preserve"/>
       </w:r>
     </w:p>
     <w:p>

--- a/instrumentos/word/DAIR_Modelos_Comunicacao_ANPD_Titulares_v0.3.docx
+++ b/instrumentos/word/DAIR_Modelos_Comunicacao_ANPD_Titulares_v0.3.docx
@@ -165,6 +165,7 @@
           <w:insideH w:val="single" w:color="auto" w:sz="4"/>
           <w:insideV w:val="single" w:color="auto" w:sz="4"/>
         </w:tblBorders>
+        <w:tblLayout w:type="fixed"/>
       </w:tblPr>
       <w:tblGrid>
         <w:gridCol w:w="4600"/>
@@ -1492,6 +1493,7 @@
           <w:insideH w:val="single" w:color="auto" w:sz="4"/>
           <w:insideV w:val="single" w:color="auto" w:sz="4"/>
         </w:tblBorders>
+        <w:tblLayout w:type="fixed"/>
       </w:tblPr>
       <w:tblGrid>
         <w:gridCol w:w="5000"/>
@@ -2056,6 +2058,30 @@
           <w:szCs w:val="20"/>
         </w:rPr>
         <w:t xml:space="preserve">Instrução de preenchimento: acompanhar separadamente CADA comunicação (não apenas ANPD x Titulares) — a comunicação inicial à ANPD, cada complementação, a comunicação aos titulares e a declaração do art. 9º, §4º, são registros distintos, cada um com seu próprio processo/protocolo e estado. Nunca registrar 'Enviado'/'Realizada' sem evidência comprobatória anexada ou referenciada. O envio à ANPD não indica, por si só, que a comunicação aos titulares também ocorreu — são obrigações independentes (art. 48 da LGPD exige ambas quando houver risco ou dano relevante).</w:t>
+      </w:r>
+    </w:p>
+    <w:p>
+      <w:pPr>
+        <w:spacing w:after="160"/>
+      </w:pPr>
+      <w:r>
+        <w:rPr>
+          <w:i/>
+          <w:iCs/>
+          <w:color w:val="595959"/>
+          <w:sz w:val="18"/>
+          <w:szCs w:val="18"/>
+        </w:rPr>
+        <w:t xml:space="preserve">Situação possível: Não iniciado / Em preparação / Aprovado, aguardando envio / Enviado / Complementação pendente / Atrasado. 'Protocolo': número SEI ou outro identificador oficial do processo. 'Conteúdo/Versão': versão do texto efetivamente enviada.</w:t>
+      </w:r>
+    </w:p>
+    <w:p>
+      <w:pPr>
+        <w:pStyle w:val="Heading2"/>
+        <w:spacing w:after="80" w:before="240"/>
+      </w:pPr>
+      <w:r>
+        <w:t xml:space="preserve">Comunicação inicial à ANPD</w:t>
       </w:r>
     </w:p>
     <w:tbl>
@@ -2069,26 +2095,16 @@
           <w:insideH w:val="single" w:color="auto" w:sz="4"/>
           <w:insideV w:val="single" w:color="auto" w:sz="4"/>
         </w:tblBorders>
+        <w:tblLayout w:type="fixed"/>
       </w:tblPr>
       <w:tblGrid>
-        <w:gridCol w:w="1400"/>
-        <w:gridCol w:w="950"/>
-        <w:gridCol w:w="900"/>
-        <w:gridCol w:w="750"/>
-        <w:gridCol w:w="700"/>
-        <w:gridCol w:w="750"/>
-        <w:gridCol w:w="900"/>
-        <w:gridCol w:w="750"/>
-        <w:gridCol w:w="950"/>
-        <w:gridCol w:w="950"/>
+        <w:gridCol w:w="2600"/>
+        <w:gridCol w:w="6400"/>
       </w:tblGrid>
       <w:tr>
-        <w:trPr>
-          <w:tblHeader/>
-        </w:trPr>
-        <w:tc>
-          <w:tcPr>
-            <w:tcW w:type="dxa" w:w="1400"/>
+        <w:tc>
+          <w:tcPr>
+            <w:tcW w:type="dxa" w:w="2600"/>
             <w:shd w:fill="1F3864" w:val="clear"/>
             <w:tcMar>
               <w:top w:type="dxa" w:w="80"/>
@@ -2104,16 +2120,42 @@
                 <w:b/>
                 <w:bCs/>
                 <w:color w:val="FFFFFF"/>
-                <w:sz w:val="14"/>
-                <w:szCs w:val="14"/>
-              </w:rPr>
-              <w:t xml:space="preserve">Registro</w:t>
-            </w:r>
-          </w:p>
-        </w:tc>
-        <w:tc>
-          <w:tcPr>
-            <w:tcW w:type="dxa" w:w="950"/>
+                <w:sz w:val="18"/>
+                <w:szCs w:val="18"/>
+              </w:rPr>
+              <w:t xml:space="preserve">Protocolo (SEI ou outro)</w:t>
+            </w:r>
+          </w:p>
+        </w:tc>
+        <w:tc>
+          <w:tcPr>
+            <w:tcW w:type="dxa" w:w="6400"/>
+            <w:tcMar>
+              <w:top w:type="dxa" w:w="80"/>
+              <w:left w:type="dxa" w:w="100"/>
+              <w:bottom w:type="dxa" w:w="80"/>
+              <w:right w:type="dxa" w:w="100"/>
+            </w:tcMar>
+            <w:vAlign w:val="center"/>
+          </w:tcPr>
+          <w:p>
+            <w:r>
+              <w:rPr>
+                <w:b w:val="false"/>
+                <w:bCs w:val="false"/>
+                <w:color w:val="000000"/>
+                <w:sz w:val="20"/>
+                <w:szCs w:val="20"/>
+              </w:rPr>
+              <w:t xml:space="preserve"/>
+            </w:r>
+          </w:p>
+        </w:tc>
+      </w:tr>
+      <w:tr>
+        <w:tc>
+          <w:tcPr>
+            <w:tcW w:type="dxa" w:w="2600"/>
             <w:shd w:fill="1F3864" w:val="clear"/>
             <w:tcMar>
               <w:top w:type="dxa" w:w="80"/>
@@ -2129,16 +2171,42 @@
                 <w:b/>
                 <w:bCs/>
                 <w:color w:val="FFFFFF"/>
-                <w:sz w:val="14"/>
-                <w:szCs w:val="14"/>
-              </w:rPr>
-              <w:t xml:space="preserve">Protocolo (SEI/ outro)</w:t>
-            </w:r>
-          </w:p>
-        </w:tc>
-        <w:tc>
-          <w:tcPr>
-            <w:tcW w:type="dxa" w:w="900"/>
+                <w:sz w:val="18"/>
+                <w:szCs w:val="18"/>
+              </w:rPr>
+              <w:t xml:space="preserve">Conteúdo/Versão Enviada</w:t>
+            </w:r>
+          </w:p>
+        </w:tc>
+        <w:tc>
+          <w:tcPr>
+            <w:tcW w:type="dxa" w:w="6400"/>
+            <w:tcMar>
+              <w:top w:type="dxa" w:w="80"/>
+              <w:left w:type="dxa" w:w="100"/>
+              <w:bottom w:type="dxa" w:w="80"/>
+              <w:right w:type="dxa" w:w="100"/>
+            </w:tcMar>
+            <w:vAlign w:val="center"/>
+          </w:tcPr>
+          <w:p>
+            <w:r>
+              <w:rPr>
+                <w:b w:val="false"/>
+                <w:bCs w:val="false"/>
+                <w:color w:val="000000"/>
+                <w:sz w:val="20"/>
+                <w:szCs w:val="20"/>
+              </w:rPr>
+              <w:t xml:space="preserve"/>
+            </w:r>
+          </w:p>
+        </w:tc>
+      </w:tr>
+      <w:tr>
+        <w:tc>
+          <w:tcPr>
+            <w:tcW w:type="dxa" w:w="2600"/>
             <w:shd w:fill="1F3864" w:val="clear"/>
             <w:tcMar>
               <w:top w:type="dxa" w:w="80"/>
@@ -2154,16 +2222,42 @@
                 <w:b/>
                 <w:bCs/>
                 <w:color w:val="FFFFFF"/>
-                <w:sz w:val="14"/>
-                <w:szCs w:val="14"/>
-              </w:rPr>
-              <w:t xml:space="preserve">Conteúdo/ Versão</w:t>
-            </w:r>
-          </w:p>
-        </w:tc>
-        <w:tc>
-          <w:tcPr>
-            <w:tcW w:type="dxa" w:w="750"/>
+                <w:sz w:val="18"/>
+                <w:szCs w:val="18"/>
+              </w:rPr>
+              <w:t xml:space="preserve">Responsável</w:t>
+            </w:r>
+          </w:p>
+        </w:tc>
+        <w:tc>
+          <w:tcPr>
+            <w:tcW w:type="dxa" w:w="6400"/>
+            <w:tcMar>
+              <w:top w:type="dxa" w:w="80"/>
+              <w:left w:type="dxa" w:w="100"/>
+              <w:bottom w:type="dxa" w:w="80"/>
+              <w:right w:type="dxa" w:w="100"/>
+            </w:tcMar>
+            <w:vAlign w:val="center"/>
+          </w:tcPr>
+          <w:p>
+            <w:r>
+              <w:rPr>
+                <w:b w:val="false"/>
+                <w:bCs w:val="false"/>
+                <w:color w:val="000000"/>
+                <w:sz w:val="20"/>
+                <w:szCs w:val="20"/>
+              </w:rPr>
+              <w:t xml:space="preserve"/>
+            </w:r>
+          </w:p>
+        </w:tc>
+      </w:tr>
+      <w:tr>
+        <w:tc>
+          <w:tcPr>
+            <w:tcW w:type="dxa" w:w="2600"/>
             <w:shd w:fill="1F3864" w:val="clear"/>
             <w:tcMar>
               <w:top w:type="dxa" w:w="80"/>
@@ -2179,16 +2273,42 @@
                 <w:b/>
                 <w:bCs/>
                 <w:color w:val="FFFFFF"/>
-                <w:sz w:val="14"/>
-                <w:szCs w:val="14"/>
-              </w:rPr>
-              <w:t xml:space="preserve">Responsável</w:t>
-            </w:r>
-          </w:p>
-        </w:tc>
-        <w:tc>
-          <w:tcPr>
-            <w:tcW w:type="dxa" w:w="700"/>
+                <w:sz w:val="18"/>
+                <w:szCs w:val="18"/>
+              </w:rPr>
+              <w:t xml:space="preserve">Aprovação</w:t>
+            </w:r>
+          </w:p>
+        </w:tc>
+        <w:tc>
+          <w:tcPr>
+            <w:tcW w:type="dxa" w:w="6400"/>
+            <w:tcMar>
+              <w:top w:type="dxa" w:w="80"/>
+              <w:left w:type="dxa" w:w="100"/>
+              <w:bottom w:type="dxa" w:w="80"/>
+              <w:right w:type="dxa" w:w="100"/>
+            </w:tcMar>
+            <w:vAlign w:val="center"/>
+          </w:tcPr>
+          <w:p>
+            <w:r>
+              <w:rPr>
+                <w:b w:val="false"/>
+                <w:bCs w:val="false"/>
+                <w:color w:val="000000"/>
+                <w:sz w:val="20"/>
+                <w:szCs w:val="20"/>
+              </w:rPr>
+              <w:t xml:space="preserve"/>
+            </w:r>
+          </w:p>
+        </w:tc>
+      </w:tr>
+      <w:tr>
+        <w:tc>
+          <w:tcPr>
+            <w:tcW w:type="dxa" w:w="2600"/>
             <w:shd w:fill="1F3864" w:val="clear"/>
             <w:tcMar>
               <w:top w:type="dxa" w:w="80"/>
@@ -2204,16 +2324,42 @@
                 <w:b/>
                 <w:bCs/>
                 <w:color w:val="FFFFFF"/>
-                <w:sz w:val="14"/>
-                <w:szCs w:val="14"/>
-              </w:rPr>
-              <w:t xml:space="preserve">Aprovação</w:t>
-            </w:r>
-          </w:p>
-        </w:tc>
-        <w:tc>
-          <w:tcPr>
-            <w:tcW w:type="dxa" w:w="750"/>
+                <w:sz w:val="18"/>
+                <w:szCs w:val="18"/>
+              </w:rPr>
+              <w:t xml:space="preserve">Prazo Aplicável</w:t>
+            </w:r>
+          </w:p>
+        </w:tc>
+        <w:tc>
+          <w:tcPr>
+            <w:tcW w:type="dxa" w:w="6400"/>
+            <w:tcMar>
+              <w:top w:type="dxa" w:w="80"/>
+              <w:left w:type="dxa" w:w="100"/>
+              <w:bottom w:type="dxa" w:w="80"/>
+              <w:right w:type="dxa" w:w="100"/>
+            </w:tcMar>
+            <w:vAlign w:val="center"/>
+          </w:tcPr>
+          <w:p>
+            <w:r>
+              <w:rPr>
+                <w:b w:val="false"/>
+                <w:bCs w:val="false"/>
+                <w:color w:val="000000"/>
+                <w:sz w:val="20"/>
+                <w:szCs w:val="20"/>
+              </w:rPr>
+              <w:t xml:space="preserve"/>
+            </w:r>
+          </w:p>
+        </w:tc>
+      </w:tr>
+      <w:tr>
+        <w:tc>
+          <w:tcPr>
+            <w:tcW w:type="dxa" w:w="2600"/>
             <w:shd w:fill="1F3864" w:val="clear"/>
             <w:tcMar>
               <w:top w:type="dxa" w:w="80"/>
@@ -2229,16 +2375,42 @@
                 <w:b/>
                 <w:bCs/>
                 <w:color w:val="FFFFFF"/>
-                <w:sz w:val="14"/>
-                <w:szCs w:val="14"/>
-              </w:rPr>
-              <w:t xml:space="preserve">Prazo Aplicável</w:t>
-            </w:r>
-          </w:p>
-        </w:tc>
-        <w:tc>
-          <w:tcPr>
-            <w:tcW w:type="dxa" w:w="900"/>
+                <w:sz w:val="18"/>
+                <w:szCs w:val="18"/>
+              </w:rPr>
+              <w:t xml:space="preserve">Data de Envio/Juntada</w:t>
+            </w:r>
+          </w:p>
+        </w:tc>
+        <w:tc>
+          <w:tcPr>
+            <w:tcW w:type="dxa" w:w="6400"/>
+            <w:tcMar>
+              <w:top w:type="dxa" w:w="80"/>
+              <w:left w:type="dxa" w:w="100"/>
+              <w:bottom w:type="dxa" w:w="80"/>
+              <w:right w:type="dxa" w:w="100"/>
+            </w:tcMar>
+            <w:vAlign w:val="center"/>
+          </w:tcPr>
+          <w:p>
+            <w:r>
+              <w:rPr>
+                <w:b w:val="false"/>
+                <w:bCs w:val="false"/>
+                <w:color w:val="000000"/>
+                <w:sz w:val="20"/>
+                <w:szCs w:val="20"/>
+              </w:rPr>
+              <w:t xml:space="preserve"/>
+            </w:r>
+          </w:p>
+        </w:tc>
+      </w:tr>
+      <w:tr>
+        <w:tc>
+          <w:tcPr>
+            <w:tcW w:type="dxa" w:w="2600"/>
             <w:shd w:fill="1F3864" w:val="clear"/>
             <w:tcMar>
               <w:top w:type="dxa" w:w="80"/>
@@ -2254,16 +2426,42 @@
                 <w:b/>
                 <w:bCs/>
                 <w:color w:val="FFFFFF"/>
-                <w:sz w:val="14"/>
-                <w:szCs w:val="14"/>
-              </w:rPr>
-              <w:t xml:space="preserve">Data de Envio</w:t>
-            </w:r>
-          </w:p>
-        </w:tc>
-        <w:tc>
-          <w:tcPr>
-            <w:tcW w:type="dxa" w:w="750"/>
+                <w:sz w:val="18"/>
+                <w:szCs w:val="18"/>
+              </w:rPr>
+              <w:t xml:space="preserve">Meio Utilizado</w:t>
+            </w:r>
+          </w:p>
+        </w:tc>
+        <w:tc>
+          <w:tcPr>
+            <w:tcW w:type="dxa" w:w="6400"/>
+            <w:tcMar>
+              <w:top w:type="dxa" w:w="80"/>
+              <w:left w:type="dxa" w:w="100"/>
+              <w:bottom w:type="dxa" w:w="80"/>
+              <w:right w:type="dxa" w:w="100"/>
+            </w:tcMar>
+            <w:vAlign w:val="center"/>
+          </w:tcPr>
+          <w:p>
+            <w:r>
+              <w:rPr>
+                <w:b w:val="false"/>
+                <w:bCs w:val="false"/>
+                <w:color w:val="000000"/>
+                <w:sz w:val="20"/>
+                <w:szCs w:val="20"/>
+              </w:rPr>
+              <w:t xml:space="preserve"/>
+            </w:r>
+          </w:p>
+        </w:tc>
+      </w:tr>
+      <w:tr>
+        <w:tc>
+          <w:tcPr>
+            <w:tcW w:type="dxa" w:w="2600"/>
             <w:shd w:fill="1F3864" w:val="clear"/>
             <w:tcMar>
               <w:top w:type="dxa" w:w="80"/>
@@ -2279,16 +2477,42 @@
                 <w:b/>
                 <w:bCs/>
                 <w:color w:val="FFFFFF"/>
-                <w:sz w:val="14"/>
-                <w:szCs w:val="14"/>
-              </w:rPr>
-              <w:t xml:space="preserve">Meio Utilizado</w:t>
-            </w:r>
-          </w:p>
-        </w:tc>
-        <w:tc>
-          <w:tcPr>
-            <w:tcW w:type="dxa" w:w="950"/>
+                <w:sz w:val="18"/>
+                <w:szCs w:val="18"/>
+              </w:rPr>
+              <w:t xml:space="preserve">Evidência Comprobatória</w:t>
+            </w:r>
+          </w:p>
+        </w:tc>
+        <w:tc>
+          <w:tcPr>
+            <w:tcW w:type="dxa" w:w="6400"/>
+            <w:tcMar>
+              <w:top w:type="dxa" w:w="80"/>
+              <w:left w:type="dxa" w:w="100"/>
+              <w:bottom w:type="dxa" w:w="80"/>
+              <w:right w:type="dxa" w:w="100"/>
+            </w:tcMar>
+            <w:vAlign w:val="center"/>
+          </w:tcPr>
+          <w:p>
+            <w:r>
+              <w:rPr>
+                <w:b w:val="false"/>
+                <w:bCs w:val="false"/>
+                <w:color w:val="000000"/>
+                <w:sz w:val="20"/>
+                <w:szCs w:val="20"/>
+              </w:rPr>
+              <w:t xml:space="preserve"/>
+            </w:r>
+          </w:p>
+        </w:tc>
+      </w:tr>
+      <w:tr>
+        <w:tc>
+          <w:tcPr>
+            <w:tcW w:type="dxa" w:w="2600"/>
             <w:shd w:fill="1F3864" w:val="clear"/>
             <w:tcMar>
               <w:top w:type="dxa" w:w="80"/>
@@ -2304,16 +2528,69 @@
                 <w:b/>
                 <w:bCs/>
                 <w:color w:val="FFFFFF"/>
-                <w:sz w:val="14"/>
-                <w:szCs w:val="14"/>
-              </w:rPr>
-              <w:t xml:space="preserve">Evidência</w:t>
-            </w:r>
-          </w:p>
-        </w:tc>
-        <w:tc>
-          <w:tcPr>
-            <w:tcW w:type="dxa" w:w="950"/>
+                <w:sz w:val="18"/>
+                <w:szCs w:val="18"/>
+              </w:rPr>
+              <w:t xml:space="preserve">Situação</w:t>
+            </w:r>
+          </w:p>
+        </w:tc>
+        <w:tc>
+          <w:tcPr>
+            <w:tcW w:type="dxa" w:w="6400"/>
+            <w:tcMar>
+              <w:top w:type="dxa" w:w="80"/>
+              <w:left w:type="dxa" w:w="100"/>
+              <w:bottom w:type="dxa" w:w="80"/>
+              <w:right w:type="dxa" w:w="100"/>
+            </w:tcMar>
+            <w:vAlign w:val="center"/>
+          </w:tcPr>
+          <w:p>
+            <w:r>
+              <w:rPr>
+                <w:b w:val="false"/>
+                <w:bCs w:val="false"/>
+                <w:color w:val="000000"/>
+                <w:sz w:val="20"/>
+                <w:szCs w:val="20"/>
+              </w:rPr>
+              <w:t xml:space="preserve"/>
+            </w:r>
+          </w:p>
+        </w:tc>
+      </w:tr>
+    </w:tbl>
+    <w:p>
+      <w:pPr>
+        <w:pStyle w:val="Heading2"/>
+        <w:spacing w:after="80" w:before="240"/>
+      </w:pPr>
+      <w:r>
+        <w:t xml:space="preserve">Complementação 1 à ANPD</w:t>
+      </w:r>
+    </w:p>
+    <w:tbl>
+      <w:tblPr>
+        <w:tblW w:type="dxa" w:w="9000"/>
+        <w:tblBorders>
+          <w:top w:val="single" w:color="auto" w:sz="4"/>
+          <w:left w:val="single" w:color="auto" w:sz="4"/>
+          <w:bottom w:val="single" w:color="auto" w:sz="4"/>
+          <w:right w:val="single" w:color="auto" w:sz="4"/>
+          <w:insideH w:val="single" w:color="auto" w:sz="4"/>
+          <w:insideV w:val="single" w:color="auto" w:sz="4"/>
+        </w:tblBorders>
+        <w:tblLayout w:type="fixed"/>
+      </w:tblPr>
+      <w:tblGrid>
+        <w:gridCol w:w="2600"/>
+        <w:gridCol w:w="6400"/>
+      </w:tblGrid>
+      <w:tr>
+        <w:tc>
+          <w:tcPr>
+            <w:tcW w:type="dxa" w:w="2600"/>
             <w:shd w:fill="1F3864" w:val="clear"/>
             <w:tcMar>
               <w:top w:type="dxa" w:w="80"/>
@@ -2329,1202 +2606,424 @@
                 <w:b/>
                 <w:bCs/>
                 <w:color w:val="FFFFFF"/>
-                <w:sz w:val="14"/>
-                <w:szCs w:val="14"/>
+                <w:sz w:val="18"/>
+                <w:szCs w:val="18"/>
+              </w:rPr>
+              <w:t xml:space="preserve">Protocolo (SEI ou outro)</w:t>
+            </w:r>
+          </w:p>
+        </w:tc>
+        <w:tc>
+          <w:tcPr>
+            <w:tcW w:type="dxa" w:w="6400"/>
+            <w:tcMar>
+              <w:top w:type="dxa" w:w="80"/>
+              <w:left w:type="dxa" w:w="100"/>
+              <w:bottom w:type="dxa" w:w="80"/>
+              <w:right w:type="dxa" w:w="100"/>
+            </w:tcMar>
+            <w:vAlign w:val="center"/>
+          </w:tcPr>
+          <w:p>
+            <w:r>
+              <w:rPr>
+                <w:b w:val="false"/>
+                <w:bCs w:val="false"/>
+                <w:color w:val="000000"/>
+                <w:sz w:val="20"/>
+                <w:szCs w:val="20"/>
+              </w:rPr>
+              <w:t xml:space="preserve"/>
+            </w:r>
+          </w:p>
+        </w:tc>
+      </w:tr>
+      <w:tr>
+        <w:tc>
+          <w:tcPr>
+            <w:tcW w:type="dxa" w:w="2600"/>
+            <w:shd w:fill="1F3864" w:val="clear"/>
+            <w:tcMar>
+              <w:top w:type="dxa" w:w="80"/>
+              <w:left w:type="dxa" w:w="100"/>
+              <w:bottom w:type="dxa" w:w="80"/>
+              <w:right w:type="dxa" w:w="100"/>
+            </w:tcMar>
+            <w:vAlign w:val="center"/>
+          </w:tcPr>
+          <w:p>
+            <w:r>
+              <w:rPr>
+                <w:b/>
+                <w:bCs/>
+                <w:color w:val="FFFFFF"/>
+                <w:sz w:val="18"/>
+                <w:szCs w:val="18"/>
+              </w:rPr>
+              <w:t xml:space="preserve">Conteúdo/Versão Enviada</w:t>
+            </w:r>
+          </w:p>
+        </w:tc>
+        <w:tc>
+          <w:tcPr>
+            <w:tcW w:type="dxa" w:w="6400"/>
+            <w:tcMar>
+              <w:top w:type="dxa" w:w="80"/>
+              <w:left w:type="dxa" w:w="100"/>
+              <w:bottom w:type="dxa" w:w="80"/>
+              <w:right w:type="dxa" w:w="100"/>
+            </w:tcMar>
+            <w:vAlign w:val="center"/>
+          </w:tcPr>
+          <w:p>
+            <w:r>
+              <w:rPr>
+                <w:b w:val="false"/>
+                <w:bCs w:val="false"/>
+                <w:color w:val="000000"/>
+                <w:sz w:val="20"/>
+                <w:szCs w:val="20"/>
+              </w:rPr>
+              <w:t xml:space="preserve"/>
+            </w:r>
+          </w:p>
+        </w:tc>
+      </w:tr>
+      <w:tr>
+        <w:tc>
+          <w:tcPr>
+            <w:tcW w:type="dxa" w:w="2600"/>
+            <w:shd w:fill="1F3864" w:val="clear"/>
+            <w:tcMar>
+              <w:top w:type="dxa" w:w="80"/>
+              <w:left w:type="dxa" w:w="100"/>
+              <w:bottom w:type="dxa" w:w="80"/>
+              <w:right w:type="dxa" w:w="100"/>
+            </w:tcMar>
+            <w:vAlign w:val="center"/>
+          </w:tcPr>
+          <w:p>
+            <w:r>
+              <w:rPr>
+                <w:b/>
+                <w:bCs/>
+                <w:color w:val="FFFFFF"/>
+                <w:sz w:val="18"/>
+                <w:szCs w:val="18"/>
+              </w:rPr>
+              <w:t xml:space="preserve">Responsável</w:t>
+            </w:r>
+          </w:p>
+        </w:tc>
+        <w:tc>
+          <w:tcPr>
+            <w:tcW w:type="dxa" w:w="6400"/>
+            <w:tcMar>
+              <w:top w:type="dxa" w:w="80"/>
+              <w:left w:type="dxa" w:w="100"/>
+              <w:bottom w:type="dxa" w:w="80"/>
+              <w:right w:type="dxa" w:w="100"/>
+            </w:tcMar>
+            <w:vAlign w:val="center"/>
+          </w:tcPr>
+          <w:p>
+            <w:r>
+              <w:rPr>
+                <w:b w:val="false"/>
+                <w:bCs w:val="false"/>
+                <w:color w:val="000000"/>
+                <w:sz w:val="20"/>
+                <w:szCs w:val="20"/>
+              </w:rPr>
+              <w:t xml:space="preserve"/>
+            </w:r>
+          </w:p>
+        </w:tc>
+      </w:tr>
+      <w:tr>
+        <w:tc>
+          <w:tcPr>
+            <w:tcW w:type="dxa" w:w="2600"/>
+            <w:shd w:fill="1F3864" w:val="clear"/>
+            <w:tcMar>
+              <w:top w:type="dxa" w:w="80"/>
+              <w:left w:type="dxa" w:w="100"/>
+              <w:bottom w:type="dxa" w:w="80"/>
+              <w:right w:type="dxa" w:w="100"/>
+            </w:tcMar>
+            <w:vAlign w:val="center"/>
+          </w:tcPr>
+          <w:p>
+            <w:r>
+              <w:rPr>
+                <w:b/>
+                <w:bCs/>
+                <w:color w:val="FFFFFF"/>
+                <w:sz w:val="18"/>
+                <w:szCs w:val="18"/>
+              </w:rPr>
+              <w:t xml:space="preserve">Aprovação</w:t>
+            </w:r>
+          </w:p>
+        </w:tc>
+        <w:tc>
+          <w:tcPr>
+            <w:tcW w:type="dxa" w:w="6400"/>
+            <w:tcMar>
+              <w:top w:type="dxa" w:w="80"/>
+              <w:left w:type="dxa" w:w="100"/>
+              <w:bottom w:type="dxa" w:w="80"/>
+              <w:right w:type="dxa" w:w="100"/>
+            </w:tcMar>
+            <w:vAlign w:val="center"/>
+          </w:tcPr>
+          <w:p>
+            <w:r>
+              <w:rPr>
+                <w:b w:val="false"/>
+                <w:bCs w:val="false"/>
+                <w:color w:val="000000"/>
+                <w:sz w:val="20"/>
+                <w:szCs w:val="20"/>
+              </w:rPr>
+              <w:t xml:space="preserve"/>
+            </w:r>
+          </w:p>
+        </w:tc>
+      </w:tr>
+      <w:tr>
+        <w:tc>
+          <w:tcPr>
+            <w:tcW w:type="dxa" w:w="2600"/>
+            <w:shd w:fill="1F3864" w:val="clear"/>
+            <w:tcMar>
+              <w:top w:type="dxa" w:w="80"/>
+              <w:left w:type="dxa" w:w="100"/>
+              <w:bottom w:type="dxa" w:w="80"/>
+              <w:right w:type="dxa" w:w="100"/>
+            </w:tcMar>
+            <w:vAlign w:val="center"/>
+          </w:tcPr>
+          <w:p>
+            <w:r>
+              <w:rPr>
+                <w:b/>
+                <w:bCs/>
+                <w:color w:val="FFFFFF"/>
+                <w:sz w:val="18"/>
+                <w:szCs w:val="18"/>
+              </w:rPr>
+              <w:t xml:space="preserve">Prazo Aplicável</w:t>
+            </w:r>
+          </w:p>
+        </w:tc>
+        <w:tc>
+          <w:tcPr>
+            <w:tcW w:type="dxa" w:w="6400"/>
+            <w:tcMar>
+              <w:top w:type="dxa" w:w="80"/>
+              <w:left w:type="dxa" w:w="100"/>
+              <w:bottom w:type="dxa" w:w="80"/>
+              <w:right w:type="dxa" w:w="100"/>
+            </w:tcMar>
+            <w:vAlign w:val="center"/>
+          </w:tcPr>
+          <w:p>
+            <w:r>
+              <w:rPr>
+                <w:b w:val="false"/>
+                <w:bCs w:val="false"/>
+                <w:color w:val="000000"/>
+                <w:sz w:val="20"/>
+                <w:szCs w:val="20"/>
+              </w:rPr>
+              <w:t xml:space="preserve"/>
+            </w:r>
+          </w:p>
+        </w:tc>
+      </w:tr>
+      <w:tr>
+        <w:tc>
+          <w:tcPr>
+            <w:tcW w:type="dxa" w:w="2600"/>
+            <w:shd w:fill="1F3864" w:val="clear"/>
+            <w:tcMar>
+              <w:top w:type="dxa" w:w="80"/>
+              <w:left w:type="dxa" w:w="100"/>
+              <w:bottom w:type="dxa" w:w="80"/>
+              <w:right w:type="dxa" w:w="100"/>
+            </w:tcMar>
+            <w:vAlign w:val="center"/>
+          </w:tcPr>
+          <w:p>
+            <w:r>
+              <w:rPr>
+                <w:b/>
+                <w:bCs/>
+                <w:color w:val="FFFFFF"/>
+                <w:sz w:val="18"/>
+                <w:szCs w:val="18"/>
+              </w:rPr>
+              <w:t xml:space="preserve">Data de Envio/Juntada</w:t>
+            </w:r>
+          </w:p>
+        </w:tc>
+        <w:tc>
+          <w:tcPr>
+            <w:tcW w:type="dxa" w:w="6400"/>
+            <w:tcMar>
+              <w:top w:type="dxa" w:w="80"/>
+              <w:left w:type="dxa" w:w="100"/>
+              <w:bottom w:type="dxa" w:w="80"/>
+              <w:right w:type="dxa" w:w="100"/>
+            </w:tcMar>
+            <w:vAlign w:val="center"/>
+          </w:tcPr>
+          <w:p>
+            <w:r>
+              <w:rPr>
+                <w:b w:val="false"/>
+                <w:bCs w:val="false"/>
+                <w:color w:val="000000"/>
+                <w:sz w:val="20"/>
+                <w:szCs w:val="20"/>
+              </w:rPr>
+              <w:t xml:space="preserve"/>
+            </w:r>
+          </w:p>
+        </w:tc>
+      </w:tr>
+      <w:tr>
+        <w:tc>
+          <w:tcPr>
+            <w:tcW w:type="dxa" w:w="2600"/>
+            <w:shd w:fill="1F3864" w:val="clear"/>
+            <w:tcMar>
+              <w:top w:type="dxa" w:w="80"/>
+              <w:left w:type="dxa" w:w="100"/>
+              <w:bottom w:type="dxa" w:w="80"/>
+              <w:right w:type="dxa" w:w="100"/>
+            </w:tcMar>
+            <w:vAlign w:val="center"/>
+          </w:tcPr>
+          <w:p>
+            <w:r>
+              <w:rPr>
+                <w:b/>
+                <w:bCs/>
+                <w:color w:val="FFFFFF"/>
+                <w:sz w:val="18"/>
+                <w:szCs w:val="18"/>
+              </w:rPr>
+              <w:t xml:space="preserve">Meio Utilizado</w:t>
+            </w:r>
+          </w:p>
+        </w:tc>
+        <w:tc>
+          <w:tcPr>
+            <w:tcW w:type="dxa" w:w="6400"/>
+            <w:tcMar>
+              <w:top w:type="dxa" w:w="80"/>
+              <w:left w:type="dxa" w:w="100"/>
+              <w:bottom w:type="dxa" w:w="80"/>
+              <w:right w:type="dxa" w:w="100"/>
+            </w:tcMar>
+            <w:vAlign w:val="center"/>
+          </w:tcPr>
+          <w:p>
+            <w:r>
+              <w:rPr>
+                <w:b w:val="false"/>
+                <w:bCs w:val="false"/>
+                <w:color w:val="000000"/>
+                <w:sz w:val="20"/>
+                <w:szCs w:val="20"/>
+              </w:rPr>
+              <w:t xml:space="preserve"/>
+            </w:r>
+          </w:p>
+        </w:tc>
+      </w:tr>
+      <w:tr>
+        <w:tc>
+          <w:tcPr>
+            <w:tcW w:type="dxa" w:w="2600"/>
+            <w:shd w:fill="1F3864" w:val="clear"/>
+            <w:tcMar>
+              <w:top w:type="dxa" w:w="80"/>
+              <w:left w:type="dxa" w:w="100"/>
+              <w:bottom w:type="dxa" w:w="80"/>
+              <w:right w:type="dxa" w:w="100"/>
+            </w:tcMar>
+            <w:vAlign w:val="center"/>
+          </w:tcPr>
+          <w:p>
+            <w:r>
+              <w:rPr>
+                <w:b/>
+                <w:bCs/>
+                <w:color w:val="FFFFFF"/>
+                <w:sz w:val="18"/>
+                <w:szCs w:val="18"/>
+              </w:rPr>
+              <w:t xml:space="preserve">Evidência Comprobatória</w:t>
+            </w:r>
+          </w:p>
+        </w:tc>
+        <w:tc>
+          <w:tcPr>
+            <w:tcW w:type="dxa" w:w="6400"/>
+            <w:tcMar>
+              <w:top w:type="dxa" w:w="80"/>
+              <w:left w:type="dxa" w:w="100"/>
+              <w:bottom w:type="dxa" w:w="80"/>
+              <w:right w:type="dxa" w:w="100"/>
+            </w:tcMar>
+            <w:vAlign w:val="center"/>
+          </w:tcPr>
+          <w:p>
+            <w:r>
+              <w:rPr>
+                <w:b w:val="false"/>
+                <w:bCs w:val="false"/>
+                <w:color w:val="000000"/>
+                <w:sz w:val="20"/>
+                <w:szCs w:val="20"/>
+              </w:rPr>
+              <w:t xml:space="preserve"/>
+            </w:r>
+          </w:p>
+        </w:tc>
+      </w:tr>
+      <w:tr>
+        <w:tc>
+          <w:tcPr>
+            <w:tcW w:type="dxa" w:w="2600"/>
+            <w:shd w:fill="1F3864" w:val="clear"/>
+            <w:tcMar>
+              <w:top w:type="dxa" w:w="80"/>
+              <w:left w:type="dxa" w:w="100"/>
+              <w:bottom w:type="dxa" w:w="80"/>
+              <w:right w:type="dxa" w:w="100"/>
+            </w:tcMar>
+            <w:vAlign w:val="center"/>
+          </w:tcPr>
+          <w:p>
+            <w:r>
+              <w:rPr>
+                <w:b/>
+                <w:bCs/>
+                <w:color w:val="FFFFFF"/>
+                <w:sz w:val="18"/>
+                <w:szCs w:val="18"/>
               </w:rPr>
               <w:t xml:space="preserve">Situação</w:t>
             </w:r>
           </w:p>
         </w:tc>
-      </w:tr>
-      <w:tr>
-        <w:tc>
-          <w:tcPr>
-            <w:tcW w:type="dxa" w:w="1400"/>
-            <w:tcMar>
-              <w:top w:type="dxa" w:w="80"/>
-              <w:left w:type="dxa" w:w="100"/>
-              <w:bottom w:type="dxa" w:w="80"/>
-              <w:right w:type="dxa" w:w="100"/>
-            </w:tcMar>
-            <w:vAlign w:val="center"/>
-          </w:tcPr>
-          <w:p>
-            <w:r>
-              <w:rPr>
-                <w:b w:val="false"/>
-                <w:bCs w:val="false"/>
-                <w:color w:val="000000"/>
-                <w:sz w:val="20"/>
-                <w:szCs w:val="20"/>
-              </w:rPr>
-              <w:t xml:space="preserve">Comunicação inicial à ANPD</w:t>
-            </w:r>
-          </w:p>
-        </w:tc>
-        <w:tc>
-          <w:tcPr>
-            <w:tcW w:type="dxa" w:w="950"/>
-            <w:tcMar>
-              <w:top w:type="dxa" w:w="80"/>
-              <w:left w:type="dxa" w:w="100"/>
-              <w:bottom w:type="dxa" w:w="80"/>
-              <w:right w:type="dxa" w:w="100"/>
-            </w:tcMar>
-            <w:vAlign w:val="center"/>
-          </w:tcPr>
-          <w:p>
-            <w:r>
-              <w:rPr>
-                <w:b w:val="false"/>
-                <w:bCs w:val="false"/>
-                <w:color w:val="000000"/>
-                <w:sz w:val="20"/>
-                <w:szCs w:val="20"/>
-              </w:rPr>
-              <w:t xml:space="preserve"/>
-            </w:r>
-          </w:p>
-        </w:tc>
-        <w:tc>
-          <w:tcPr>
-            <w:tcW w:type="dxa" w:w="900"/>
-            <w:tcMar>
-              <w:top w:type="dxa" w:w="80"/>
-              <w:left w:type="dxa" w:w="100"/>
-              <w:bottom w:type="dxa" w:w="80"/>
-              <w:right w:type="dxa" w:w="100"/>
-            </w:tcMar>
-            <w:vAlign w:val="center"/>
-          </w:tcPr>
-          <w:p>
-            <w:r>
-              <w:rPr>
-                <w:b w:val="false"/>
-                <w:bCs w:val="false"/>
-                <w:color w:val="000000"/>
-                <w:sz w:val="20"/>
-                <w:szCs w:val="20"/>
-              </w:rPr>
-              <w:t xml:space="preserve"/>
-            </w:r>
-          </w:p>
-        </w:tc>
-        <w:tc>
-          <w:tcPr>
-            <w:tcW w:type="dxa" w:w="750"/>
-            <w:tcMar>
-              <w:top w:type="dxa" w:w="80"/>
-              <w:left w:type="dxa" w:w="100"/>
-              <w:bottom w:type="dxa" w:w="80"/>
-              <w:right w:type="dxa" w:w="100"/>
-            </w:tcMar>
-            <w:vAlign w:val="center"/>
-          </w:tcPr>
-          <w:p>
-            <w:r>
-              <w:rPr>
-                <w:b w:val="false"/>
-                <w:bCs w:val="false"/>
-                <w:color w:val="000000"/>
-                <w:sz w:val="20"/>
-                <w:szCs w:val="20"/>
-              </w:rPr>
-              <w:t xml:space="preserve"/>
-            </w:r>
-          </w:p>
-        </w:tc>
-        <w:tc>
-          <w:tcPr>
-            <w:tcW w:type="dxa" w:w="700"/>
-            <w:tcMar>
-              <w:top w:type="dxa" w:w="80"/>
-              <w:left w:type="dxa" w:w="100"/>
-              <w:bottom w:type="dxa" w:w="80"/>
-              <w:right w:type="dxa" w:w="100"/>
-            </w:tcMar>
-            <w:vAlign w:val="center"/>
-          </w:tcPr>
-          <w:p>
-            <w:r>
-              <w:rPr>
-                <w:b w:val="false"/>
-                <w:bCs w:val="false"/>
-                <w:color w:val="000000"/>
-                <w:sz w:val="20"/>
-                <w:szCs w:val="20"/>
-              </w:rPr>
-              <w:t xml:space="preserve"/>
-            </w:r>
-          </w:p>
-        </w:tc>
-        <w:tc>
-          <w:tcPr>
-            <w:tcW w:type="dxa" w:w="750"/>
-            <w:tcMar>
-              <w:top w:type="dxa" w:w="80"/>
-              <w:left w:type="dxa" w:w="100"/>
-              <w:bottom w:type="dxa" w:w="80"/>
-              <w:right w:type="dxa" w:w="100"/>
-            </w:tcMar>
-            <w:vAlign w:val="center"/>
-          </w:tcPr>
-          <w:p>
-            <w:r>
-              <w:rPr>
-                <w:b w:val="false"/>
-                <w:bCs w:val="false"/>
-                <w:color w:val="000000"/>
-                <w:sz w:val="20"/>
-                <w:szCs w:val="20"/>
-              </w:rPr>
-              <w:t xml:space="preserve"/>
-            </w:r>
-          </w:p>
-        </w:tc>
-        <w:tc>
-          <w:tcPr>
-            <w:tcW w:type="dxa" w:w="900"/>
-            <w:tcMar>
-              <w:top w:type="dxa" w:w="80"/>
-              <w:left w:type="dxa" w:w="100"/>
-              <w:bottom w:type="dxa" w:w="80"/>
-              <w:right w:type="dxa" w:w="100"/>
-            </w:tcMar>
-            <w:vAlign w:val="center"/>
-          </w:tcPr>
-          <w:p>
-            <w:r>
-              <w:rPr>
-                <w:b w:val="false"/>
-                <w:bCs w:val="false"/>
-                <w:color w:val="000000"/>
-                <w:sz w:val="20"/>
-                <w:szCs w:val="20"/>
-              </w:rPr>
-              <w:t xml:space="preserve"/>
-            </w:r>
-          </w:p>
-        </w:tc>
-        <w:tc>
-          <w:tcPr>
-            <w:tcW w:type="dxa" w:w="750"/>
-            <w:tcMar>
-              <w:top w:type="dxa" w:w="80"/>
-              <w:left w:type="dxa" w:w="100"/>
-              <w:bottom w:type="dxa" w:w="80"/>
-              <w:right w:type="dxa" w:w="100"/>
-            </w:tcMar>
-            <w:vAlign w:val="center"/>
-          </w:tcPr>
-          <w:p>
-            <w:r>
-              <w:rPr>
-                <w:b w:val="false"/>
-                <w:bCs w:val="false"/>
-                <w:color w:val="000000"/>
-                <w:sz w:val="20"/>
-                <w:szCs w:val="20"/>
-              </w:rPr>
-              <w:t xml:space="preserve"/>
-            </w:r>
-          </w:p>
-        </w:tc>
-        <w:tc>
-          <w:tcPr>
-            <w:tcW w:type="dxa" w:w="950"/>
-            <w:tcMar>
-              <w:top w:type="dxa" w:w="80"/>
-              <w:left w:type="dxa" w:w="100"/>
-              <w:bottom w:type="dxa" w:w="80"/>
-              <w:right w:type="dxa" w:w="100"/>
-            </w:tcMar>
-            <w:vAlign w:val="center"/>
-          </w:tcPr>
-          <w:p>
-            <w:r>
-              <w:rPr>
-                <w:b w:val="false"/>
-                <w:bCs w:val="false"/>
-                <w:color w:val="000000"/>
-                <w:sz w:val="20"/>
-                <w:szCs w:val="20"/>
-              </w:rPr>
-              <w:t xml:space="preserve"/>
-            </w:r>
-          </w:p>
-        </w:tc>
-        <w:tc>
-          <w:tcPr>
-            <w:tcW w:type="dxa" w:w="950"/>
-            <w:tcMar>
-              <w:top w:type="dxa" w:w="80"/>
-              <w:left w:type="dxa" w:w="100"/>
-              <w:bottom w:type="dxa" w:w="80"/>
-              <w:right w:type="dxa" w:w="100"/>
-            </w:tcMar>
-            <w:vAlign w:val="center"/>
-          </w:tcPr>
-          <w:p>
-            <w:r>
-              <w:rPr>
-                <w:b w:val="false"/>
-                <w:bCs w:val="false"/>
-                <w:color w:val="000000"/>
-                <w:sz w:val="20"/>
-                <w:szCs w:val="20"/>
-              </w:rPr>
-              <w:t xml:space="preserve"/>
-            </w:r>
-          </w:p>
-        </w:tc>
-      </w:tr>
-      <w:tr>
-        <w:tc>
-          <w:tcPr>
-            <w:tcW w:type="dxa" w:w="1400"/>
-            <w:tcMar>
-              <w:top w:type="dxa" w:w="80"/>
-              <w:left w:type="dxa" w:w="100"/>
-              <w:bottom w:type="dxa" w:w="80"/>
-              <w:right w:type="dxa" w:w="100"/>
-            </w:tcMar>
-            <w:vAlign w:val="center"/>
-          </w:tcPr>
-          <w:p>
-            <w:r>
-              <w:rPr>
-                <w:b w:val="false"/>
-                <w:bCs w:val="false"/>
-                <w:color w:val="000000"/>
-                <w:sz w:val="20"/>
-                <w:szCs w:val="20"/>
-              </w:rPr>
-              <w:t xml:space="preserve">Complementação 1 à ANPD</w:t>
-            </w:r>
-          </w:p>
-        </w:tc>
-        <w:tc>
-          <w:tcPr>
-            <w:tcW w:type="dxa" w:w="950"/>
-            <w:tcMar>
-              <w:top w:type="dxa" w:w="80"/>
-              <w:left w:type="dxa" w:w="100"/>
-              <w:bottom w:type="dxa" w:w="80"/>
-              <w:right w:type="dxa" w:w="100"/>
-            </w:tcMar>
-            <w:vAlign w:val="center"/>
-          </w:tcPr>
-          <w:p>
-            <w:r>
-              <w:rPr>
-                <w:b w:val="false"/>
-                <w:bCs w:val="false"/>
-                <w:color w:val="000000"/>
-                <w:sz w:val="20"/>
-                <w:szCs w:val="20"/>
-              </w:rPr>
-              <w:t xml:space="preserve"/>
-            </w:r>
-          </w:p>
-        </w:tc>
-        <w:tc>
-          <w:tcPr>
-            <w:tcW w:type="dxa" w:w="900"/>
-            <w:tcMar>
-              <w:top w:type="dxa" w:w="80"/>
-              <w:left w:type="dxa" w:w="100"/>
-              <w:bottom w:type="dxa" w:w="80"/>
-              <w:right w:type="dxa" w:w="100"/>
-            </w:tcMar>
-            <w:vAlign w:val="center"/>
-          </w:tcPr>
-          <w:p>
-            <w:r>
-              <w:rPr>
-                <w:b w:val="false"/>
-                <w:bCs w:val="false"/>
-                <w:color w:val="000000"/>
-                <w:sz w:val="20"/>
-                <w:szCs w:val="20"/>
-              </w:rPr>
-              <w:t xml:space="preserve"/>
-            </w:r>
-          </w:p>
-        </w:tc>
-        <w:tc>
-          <w:tcPr>
-            <w:tcW w:type="dxa" w:w="750"/>
-            <w:tcMar>
-              <w:top w:type="dxa" w:w="80"/>
-              <w:left w:type="dxa" w:w="100"/>
-              <w:bottom w:type="dxa" w:w="80"/>
-              <w:right w:type="dxa" w:w="100"/>
-            </w:tcMar>
-            <w:vAlign w:val="center"/>
-          </w:tcPr>
-          <w:p>
-            <w:r>
-              <w:rPr>
-                <w:b w:val="false"/>
-                <w:bCs w:val="false"/>
-                <w:color w:val="000000"/>
-                <w:sz w:val="20"/>
-                <w:szCs w:val="20"/>
-              </w:rPr>
-              <w:t xml:space="preserve"/>
-            </w:r>
-          </w:p>
-        </w:tc>
-        <w:tc>
-          <w:tcPr>
-            <w:tcW w:type="dxa" w:w="700"/>
-            <w:tcMar>
-              <w:top w:type="dxa" w:w="80"/>
-              <w:left w:type="dxa" w:w="100"/>
-              <w:bottom w:type="dxa" w:w="80"/>
-              <w:right w:type="dxa" w:w="100"/>
-            </w:tcMar>
-            <w:vAlign w:val="center"/>
-          </w:tcPr>
-          <w:p>
-            <w:r>
-              <w:rPr>
-                <w:b w:val="false"/>
-                <w:bCs w:val="false"/>
-                <w:color w:val="000000"/>
-                <w:sz w:val="20"/>
-                <w:szCs w:val="20"/>
-              </w:rPr>
-              <w:t xml:space="preserve"/>
-            </w:r>
-          </w:p>
-        </w:tc>
-        <w:tc>
-          <w:tcPr>
-            <w:tcW w:type="dxa" w:w="750"/>
-            <w:tcMar>
-              <w:top w:type="dxa" w:w="80"/>
-              <w:left w:type="dxa" w:w="100"/>
-              <w:bottom w:type="dxa" w:w="80"/>
-              <w:right w:type="dxa" w:w="100"/>
-            </w:tcMar>
-            <w:vAlign w:val="center"/>
-          </w:tcPr>
-          <w:p>
-            <w:r>
-              <w:rPr>
-                <w:b w:val="false"/>
-                <w:bCs w:val="false"/>
-                <w:color w:val="000000"/>
-                <w:sz w:val="20"/>
-                <w:szCs w:val="20"/>
-              </w:rPr>
-              <w:t xml:space="preserve"/>
-            </w:r>
-          </w:p>
-        </w:tc>
-        <w:tc>
-          <w:tcPr>
-            <w:tcW w:type="dxa" w:w="900"/>
-            <w:tcMar>
-              <w:top w:type="dxa" w:w="80"/>
-              <w:left w:type="dxa" w:w="100"/>
-              <w:bottom w:type="dxa" w:w="80"/>
-              <w:right w:type="dxa" w:w="100"/>
-            </w:tcMar>
-            <w:vAlign w:val="center"/>
-          </w:tcPr>
-          <w:p>
-            <w:r>
-              <w:rPr>
-                <w:b w:val="false"/>
-                <w:bCs w:val="false"/>
-                <w:color w:val="000000"/>
-                <w:sz w:val="20"/>
-                <w:szCs w:val="20"/>
-              </w:rPr>
-              <w:t xml:space="preserve"/>
-            </w:r>
-          </w:p>
-        </w:tc>
-        <w:tc>
-          <w:tcPr>
-            <w:tcW w:type="dxa" w:w="750"/>
-            <w:tcMar>
-              <w:top w:type="dxa" w:w="80"/>
-              <w:left w:type="dxa" w:w="100"/>
-              <w:bottom w:type="dxa" w:w="80"/>
-              <w:right w:type="dxa" w:w="100"/>
-            </w:tcMar>
-            <w:vAlign w:val="center"/>
-          </w:tcPr>
-          <w:p>
-            <w:r>
-              <w:rPr>
-                <w:b w:val="false"/>
-                <w:bCs w:val="false"/>
-                <w:color w:val="000000"/>
-                <w:sz w:val="20"/>
-                <w:szCs w:val="20"/>
-              </w:rPr>
-              <w:t xml:space="preserve"/>
-            </w:r>
-          </w:p>
-        </w:tc>
-        <w:tc>
-          <w:tcPr>
-            <w:tcW w:type="dxa" w:w="950"/>
-            <w:tcMar>
-              <w:top w:type="dxa" w:w="80"/>
-              <w:left w:type="dxa" w:w="100"/>
-              <w:bottom w:type="dxa" w:w="80"/>
-              <w:right w:type="dxa" w:w="100"/>
-            </w:tcMar>
-            <w:vAlign w:val="center"/>
-          </w:tcPr>
-          <w:p>
-            <w:r>
-              <w:rPr>
-                <w:b w:val="false"/>
-                <w:bCs w:val="false"/>
-                <w:color w:val="000000"/>
-                <w:sz w:val="20"/>
-                <w:szCs w:val="20"/>
-              </w:rPr>
-              <w:t xml:space="preserve"/>
-            </w:r>
-          </w:p>
-        </w:tc>
-        <w:tc>
-          <w:tcPr>
-            <w:tcW w:type="dxa" w:w="950"/>
-            <w:tcMar>
-              <w:top w:type="dxa" w:w="80"/>
-              <w:left w:type="dxa" w:w="100"/>
-              <w:bottom w:type="dxa" w:w="80"/>
-              <w:right w:type="dxa" w:w="100"/>
-            </w:tcMar>
-            <w:vAlign w:val="center"/>
-          </w:tcPr>
-          <w:p>
-            <w:r>
-              <w:rPr>
-                <w:b w:val="false"/>
-                <w:bCs w:val="false"/>
-                <w:color w:val="000000"/>
-                <w:sz w:val="20"/>
-                <w:szCs w:val="20"/>
-              </w:rPr>
-              <w:t xml:space="preserve"/>
-            </w:r>
-          </w:p>
-        </w:tc>
-      </w:tr>
-      <w:tr>
-        <w:tc>
-          <w:tcPr>
-            <w:tcW w:type="dxa" w:w="1400"/>
-            <w:tcMar>
-              <w:top w:type="dxa" w:w="80"/>
-              <w:left w:type="dxa" w:w="100"/>
-              <w:bottom w:type="dxa" w:w="80"/>
-              <w:right w:type="dxa" w:w="100"/>
-            </w:tcMar>
-            <w:vAlign w:val="center"/>
-          </w:tcPr>
-          <w:p>
-            <w:r>
-              <w:rPr>
-                <w:b w:val="false"/>
-                <w:bCs w:val="false"/>
-                <w:color w:val="000000"/>
-                <w:sz w:val="20"/>
-                <w:szCs w:val="20"/>
-              </w:rPr>
-              <w:t xml:space="preserve">Complementação 2 à ANPD</w:t>
-            </w:r>
-          </w:p>
-        </w:tc>
-        <w:tc>
-          <w:tcPr>
-            <w:tcW w:type="dxa" w:w="950"/>
-            <w:tcMar>
-              <w:top w:type="dxa" w:w="80"/>
-              <w:left w:type="dxa" w:w="100"/>
-              <w:bottom w:type="dxa" w:w="80"/>
-              <w:right w:type="dxa" w:w="100"/>
-            </w:tcMar>
-            <w:vAlign w:val="center"/>
-          </w:tcPr>
-          <w:p>
-            <w:r>
-              <w:rPr>
-                <w:b w:val="false"/>
-                <w:bCs w:val="false"/>
-                <w:color w:val="000000"/>
-                <w:sz w:val="20"/>
-                <w:szCs w:val="20"/>
-              </w:rPr>
-              <w:t xml:space="preserve"/>
-            </w:r>
-          </w:p>
-        </w:tc>
-        <w:tc>
-          <w:tcPr>
-            <w:tcW w:type="dxa" w:w="900"/>
-            <w:tcMar>
-              <w:top w:type="dxa" w:w="80"/>
-              <w:left w:type="dxa" w:w="100"/>
-              <w:bottom w:type="dxa" w:w="80"/>
-              <w:right w:type="dxa" w:w="100"/>
-            </w:tcMar>
-            <w:vAlign w:val="center"/>
-          </w:tcPr>
-          <w:p>
-            <w:r>
-              <w:rPr>
-                <w:b w:val="false"/>
-                <w:bCs w:val="false"/>
-                <w:color w:val="000000"/>
-                <w:sz w:val="20"/>
-                <w:szCs w:val="20"/>
-              </w:rPr>
-              <w:t xml:space="preserve"/>
-            </w:r>
-          </w:p>
-        </w:tc>
-        <w:tc>
-          <w:tcPr>
-            <w:tcW w:type="dxa" w:w="750"/>
-            <w:tcMar>
-              <w:top w:type="dxa" w:w="80"/>
-              <w:left w:type="dxa" w:w="100"/>
-              <w:bottom w:type="dxa" w:w="80"/>
-              <w:right w:type="dxa" w:w="100"/>
-            </w:tcMar>
-            <w:vAlign w:val="center"/>
-          </w:tcPr>
-          <w:p>
-            <w:r>
-              <w:rPr>
-                <w:b w:val="false"/>
-                <w:bCs w:val="false"/>
-                <w:color w:val="000000"/>
-                <w:sz w:val="20"/>
-                <w:szCs w:val="20"/>
-              </w:rPr>
-              <w:t xml:space="preserve"/>
-            </w:r>
-          </w:p>
-        </w:tc>
-        <w:tc>
-          <w:tcPr>
-            <w:tcW w:type="dxa" w:w="700"/>
-            <w:tcMar>
-              <w:top w:type="dxa" w:w="80"/>
-              <w:left w:type="dxa" w:w="100"/>
-              <w:bottom w:type="dxa" w:w="80"/>
-              <w:right w:type="dxa" w:w="100"/>
-            </w:tcMar>
-            <w:vAlign w:val="center"/>
-          </w:tcPr>
-          <w:p>
-            <w:r>
-              <w:rPr>
-                <w:b w:val="false"/>
-                <w:bCs w:val="false"/>
-                <w:color w:val="000000"/>
-                <w:sz w:val="20"/>
-                <w:szCs w:val="20"/>
-              </w:rPr>
-              <w:t xml:space="preserve"/>
-            </w:r>
-          </w:p>
-        </w:tc>
-        <w:tc>
-          <w:tcPr>
-            <w:tcW w:type="dxa" w:w="750"/>
-            <w:tcMar>
-              <w:top w:type="dxa" w:w="80"/>
-              <w:left w:type="dxa" w:w="100"/>
-              <w:bottom w:type="dxa" w:w="80"/>
-              <w:right w:type="dxa" w:w="100"/>
-            </w:tcMar>
-            <w:vAlign w:val="center"/>
-          </w:tcPr>
-          <w:p>
-            <w:r>
-              <w:rPr>
-                <w:b w:val="false"/>
-                <w:bCs w:val="false"/>
-                <w:color w:val="000000"/>
-                <w:sz w:val="20"/>
-                <w:szCs w:val="20"/>
-              </w:rPr>
-              <w:t xml:space="preserve"/>
-            </w:r>
-          </w:p>
-        </w:tc>
-        <w:tc>
-          <w:tcPr>
-            <w:tcW w:type="dxa" w:w="900"/>
-            <w:tcMar>
-              <w:top w:type="dxa" w:w="80"/>
-              <w:left w:type="dxa" w:w="100"/>
-              <w:bottom w:type="dxa" w:w="80"/>
-              <w:right w:type="dxa" w:w="100"/>
-            </w:tcMar>
-            <w:vAlign w:val="center"/>
-          </w:tcPr>
-          <w:p>
-            <w:r>
-              <w:rPr>
-                <w:b w:val="false"/>
-                <w:bCs w:val="false"/>
-                <w:color w:val="000000"/>
-                <w:sz w:val="20"/>
-                <w:szCs w:val="20"/>
-              </w:rPr>
-              <w:t xml:space="preserve"/>
-            </w:r>
-          </w:p>
-        </w:tc>
-        <w:tc>
-          <w:tcPr>
-            <w:tcW w:type="dxa" w:w="750"/>
-            <w:tcMar>
-              <w:top w:type="dxa" w:w="80"/>
-              <w:left w:type="dxa" w:w="100"/>
-              <w:bottom w:type="dxa" w:w="80"/>
-              <w:right w:type="dxa" w:w="100"/>
-            </w:tcMar>
-            <w:vAlign w:val="center"/>
-          </w:tcPr>
-          <w:p>
-            <w:r>
-              <w:rPr>
-                <w:b w:val="false"/>
-                <w:bCs w:val="false"/>
-                <w:color w:val="000000"/>
-                <w:sz w:val="20"/>
-                <w:szCs w:val="20"/>
-              </w:rPr>
-              <w:t xml:space="preserve"/>
-            </w:r>
-          </w:p>
-        </w:tc>
-        <w:tc>
-          <w:tcPr>
-            <w:tcW w:type="dxa" w:w="950"/>
-            <w:tcMar>
-              <w:top w:type="dxa" w:w="80"/>
-              <w:left w:type="dxa" w:w="100"/>
-              <w:bottom w:type="dxa" w:w="80"/>
-              <w:right w:type="dxa" w:w="100"/>
-            </w:tcMar>
-            <w:vAlign w:val="center"/>
-          </w:tcPr>
-          <w:p>
-            <w:r>
-              <w:rPr>
-                <w:b w:val="false"/>
-                <w:bCs w:val="false"/>
-                <w:color w:val="000000"/>
-                <w:sz w:val="20"/>
-                <w:szCs w:val="20"/>
-              </w:rPr>
-              <w:t xml:space="preserve"/>
-            </w:r>
-          </w:p>
-        </w:tc>
-        <w:tc>
-          <w:tcPr>
-            <w:tcW w:type="dxa" w:w="950"/>
-            <w:tcMar>
-              <w:top w:type="dxa" w:w="80"/>
-              <w:left w:type="dxa" w:w="100"/>
-              <w:bottom w:type="dxa" w:w="80"/>
-              <w:right w:type="dxa" w:w="100"/>
-            </w:tcMar>
-            <w:vAlign w:val="center"/>
-          </w:tcPr>
-          <w:p>
-            <w:r>
-              <w:rPr>
-                <w:b w:val="false"/>
-                <w:bCs w:val="false"/>
-                <w:color w:val="000000"/>
-                <w:sz w:val="20"/>
-                <w:szCs w:val="20"/>
-              </w:rPr>
-              <w:t xml:space="preserve"/>
-            </w:r>
-          </w:p>
-        </w:tc>
-      </w:tr>
-      <w:tr>
-        <w:tc>
-          <w:tcPr>
-            <w:tcW w:type="dxa" w:w="1400"/>
-            <w:tcMar>
-              <w:top w:type="dxa" w:w="80"/>
-              <w:left w:type="dxa" w:w="100"/>
-              <w:bottom w:type="dxa" w:w="80"/>
-              <w:right w:type="dxa" w:w="100"/>
-            </w:tcMar>
-            <w:vAlign w:val="center"/>
-          </w:tcPr>
-          <w:p>
-            <w:r>
-              <w:rPr>
-                <w:b w:val="false"/>
-                <w:bCs w:val="false"/>
-                <w:color w:val="000000"/>
-                <w:sz w:val="20"/>
-                <w:szCs w:val="20"/>
-              </w:rPr>
-              <w:t xml:space="preserve">Comunicação aos titulares</w:t>
-            </w:r>
-          </w:p>
-        </w:tc>
-        <w:tc>
-          <w:tcPr>
-            <w:tcW w:type="dxa" w:w="950"/>
-            <w:tcMar>
-              <w:top w:type="dxa" w:w="80"/>
-              <w:left w:type="dxa" w:w="100"/>
-              <w:bottom w:type="dxa" w:w="80"/>
-              <w:right w:type="dxa" w:w="100"/>
-            </w:tcMar>
-            <w:vAlign w:val="center"/>
-          </w:tcPr>
-          <w:p>
-            <w:r>
-              <w:rPr>
-                <w:b w:val="false"/>
-                <w:bCs w:val="false"/>
-                <w:color w:val="000000"/>
-                <w:sz w:val="20"/>
-                <w:szCs w:val="20"/>
-              </w:rPr>
-              <w:t xml:space="preserve"/>
-            </w:r>
-          </w:p>
-        </w:tc>
-        <w:tc>
-          <w:tcPr>
-            <w:tcW w:type="dxa" w:w="900"/>
-            <w:tcMar>
-              <w:top w:type="dxa" w:w="80"/>
-              <w:left w:type="dxa" w:w="100"/>
-              <w:bottom w:type="dxa" w:w="80"/>
-              <w:right w:type="dxa" w:w="100"/>
-            </w:tcMar>
-            <w:vAlign w:val="center"/>
-          </w:tcPr>
-          <w:p>
-            <w:r>
-              <w:rPr>
-                <w:b w:val="false"/>
-                <w:bCs w:val="false"/>
-                <w:color w:val="000000"/>
-                <w:sz w:val="20"/>
-                <w:szCs w:val="20"/>
-              </w:rPr>
-              <w:t xml:space="preserve"/>
-            </w:r>
-          </w:p>
-        </w:tc>
-        <w:tc>
-          <w:tcPr>
-            <w:tcW w:type="dxa" w:w="750"/>
-            <w:tcMar>
-              <w:top w:type="dxa" w:w="80"/>
-              <w:left w:type="dxa" w:w="100"/>
-              <w:bottom w:type="dxa" w:w="80"/>
-              <w:right w:type="dxa" w:w="100"/>
-            </w:tcMar>
-            <w:vAlign w:val="center"/>
-          </w:tcPr>
-          <w:p>
-            <w:r>
-              <w:rPr>
-                <w:b w:val="false"/>
-                <w:bCs w:val="false"/>
-                <w:color w:val="000000"/>
-                <w:sz w:val="20"/>
-                <w:szCs w:val="20"/>
-              </w:rPr>
-              <w:t xml:space="preserve"/>
-            </w:r>
-          </w:p>
-        </w:tc>
-        <w:tc>
-          <w:tcPr>
-            <w:tcW w:type="dxa" w:w="700"/>
-            <w:tcMar>
-              <w:top w:type="dxa" w:w="80"/>
-              <w:left w:type="dxa" w:w="100"/>
-              <w:bottom w:type="dxa" w:w="80"/>
-              <w:right w:type="dxa" w:w="100"/>
-            </w:tcMar>
-            <w:vAlign w:val="center"/>
-          </w:tcPr>
-          <w:p>
-            <w:r>
-              <w:rPr>
-                <w:b w:val="false"/>
-                <w:bCs w:val="false"/>
-                <w:color w:val="000000"/>
-                <w:sz w:val="20"/>
-                <w:szCs w:val="20"/>
-              </w:rPr>
-              <w:t xml:space="preserve"/>
-            </w:r>
-          </w:p>
-        </w:tc>
-        <w:tc>
-          <w:tcPr>
-            <w:tcW w:type="dxa" w:w="750"/>
-            <w:tcMar>
-              <w:top w:type="dxa" w:w="80"/>
-              <w:left w:type="dxa" w:w="100"/>
-              <w:bottom w:type="dxa" w:w="80"/>
-              <w:right w:type="dxa" w:w="100"/>
-            </w:tcMar>
-            <w:vAlign w:val="center"/>
-          </w:tcPr>
-          <w:p>
-            <w:r>
-              <w:rPr>
-                <w:b w:val="false"/>
-                <w:bCs w:val="false"/>
-                <w:color w:val="000000"/>
-                <w:sz w:val="20"/>
-                <w:szCs w:val="20"/>
-              </w:rPr>
-              <w:t xml:space="preserve"/>
-            </w:r>
-          </w:p>
-        </w:tc>
-        <w:tc>
-          <w:tcPr>
-            <w:tcW w:type="dxa" w:w="900"/>
-            <w:tcMar>
-              <w:top w:type="dxa" w:w="80"/>
-              <w:left w:type="dxa" w:w="100"/>
-              <w:bottom w:type="dxa" w:w="80"/>
-              <w:right w:type="dxa" w:w="100"/>
-            </w:tcMar>
-            <w:vAlign w:val="center"/>
-          </w:tcPr>
-          <w:p>
-            <w:r>
-              <w:rPr>
-                <w:b w:val="false"/>
-                <w:bCs w:val="false"/>
-                <w:color w:val="000000"/>
-                <w:sz w:val="20"/>
-                <w:szCs w:val="20"/>
-              </w:rPr>
-              <w:t xml:space="preserve"/>
-            </w:r>
-          </w:p>
-        </w:tc>
-        <w:tc>
-          <w:tcPr>
-            <w:tcW w:type="dxa" w:w="750"/>
-            <w:tcMar>
-              <w:top w:type="dxa" w:w="80"/>
-              <w:left w:type="dxa" w:w="100"/>
-              <w:bottom w:type="dxa" w:w="80"/>
-              <w:right w:type="dxa" w:w="100"/>
-            </w:tcMar>
-            <w:vAlign w:val="center"/>
-          </w:tcPr>
-          <w:p>
-            <w:r>
-              <w:rPr>
-                <w:b w:val="false"/>
-                <w:bCs w:val="false"/>
-                <w:color w:val="000000"/>
-                <w:sz w:val="20"/>
-                <w:szCs w:val="20"/>
-              </w:rPr>
-              <w:t xml:space="preserve"/>
-            </w:r>
-          </w:p>
-        </w:tc>
-        <w:tc>
-          <w:tcPr>
-            <w:tcW w:type="dxa" w:w="950"/>
-            <w:tcMar>
-              <w:top w:type="dxa" w:w="80"/>
-              <w:left w:type="dxa" w:w="100"/>
-              <w:bottom w:type="dxa" w:w="80"/>
-              <w:right w:type="dxa" w:w="100"/>
-            </w:tcMar>
-            <w:vAlign w:val="center"/>
-          </w:tcPr>
-          <w:p>
-            <w:r>
-              <w:rPr>
-                <w:b w:val="false"/>
-                <w:bCs w:val="false"/>
-                <w:color w:val="000000"/>
-                <w:sz w:val="20"/>
-                <w:szCs w:val="20"/>
-              </w:rPr>
-              <w:t xml:space="preserve"/>
-            </w:r>
-          </w:p>
-        </w:tc>
-        <w:tc>
-          <w:tcPr>
-            <w:tcW w:type="dxa" w:w="950"/>
-            <w:tcMar>
-              <w:top w:type="dxa" w:w="80"/>
-              <w:left w:type="dxa" w:w="100"/>
-              <w:bottom w:type="dxa" w:w="80"/>
-              <w:right w:type="dxa" w:w="100"/>
-            </w:tcMar>
-            <w:vAlign w:val="center"/>
-          </w:tcPr>
-          <w:p>
-            <w:r>
-              <w:rPr>
-                <w:b w:val="false"/>
-                <w:bCs w:val="false"/>
-                <w:color w:val="000000"/>
-                <w:sz w:val="20"/>
-                <w:szCs w:val="20"/>
-              </w:rPr>
-              <w:t xml:space="preserve"/>
-            </w:r>
-          </w:p>
-        </w:tc>
-      </w:tr>
-      <w:tr>
-        <w:tc>
-          <w:tcPr>
-            <w:tcW w:type="dxa" w:w="1400"/>
-            <w:tcMar>
-              <w:top w:type="dxa" w:w="80"/>
-              <w:left w:type="dxa" w:w="100"/>
-              <w:bottom w:type="dxa" w:w="80"/>
-              <w:right w:type="dxa" w:w="100"/>
-            </w:tcMar>
-            <w:vAlign w:val="center"/>
-          </w:tcPr>
-          <w:p>
-            <w:r>
-              <w:rPr>
-                <w:b w:val="false"/>
-                <w:bCs w:val="false"/>
-                <w:color w:val="000000"/>
-                <w:sz w:val="20"/>
-                <w:szCs w:val="20"/>
-              </w:rPr>
-              <w:t xml:space="preserve">Declaração art. 9º, §4º (comprovação da comunicação aos titulares)</w:t>
-            </w:r>
-          </w:p>
-        </w:tc>
-        <w:tc>
-          <w:tcPr>
-            <w:tcW w:type="dxa" w:w="950"/>
-            <w:tcMar>
-              <w:top w:type="dxa" w:w="80"/>
-              <w:left w:type="dxa" w:w="100"/>
-              <w:bottom w:type="dxa" w:w="80"/>
-              <w:right w:type="dxa" w:w="100"/>
-            </w:tcMar>
-            <w:vAlign w:val="center"/>
-          </w:tcPr>
-          <w:p>
-            <w:r>
-              <w:rPr>
-                <w:b w:val="false"/>
-                <w:bCs w:val="false"/>
-                <w:color w:val="000000"/>
-                <w:sz w:val="20"/>
-                <w:szCs w:val="20"/>
-              </w:rPr>
-              <w:t xml:space="preserve"/>
-            </w:r>
-          </w:p>
-        </w:tc>
-        <w:tc>
-          <w:tcPr>
-            <w:tcW w:type="dxa" w:w="900"/>
-            <w:tcMar>
-              <w:top w:type="dxa" w:w="80"/>
-              <w:left w:type="dxa" w:w="100"/>
-              <w:bottom w:type="dxa" w:w="80"/>
-              <w:right w:type="dxa" w:w="100"/>
-            </w:tcMar>
-            <w:vAlign w:val="center"/>
-          </w:tcPr>
-          <w:p>
-            <w:r>
-              <w:rPr>
-                <w:b w:val="false"/>
-                <w:bCs w:val="false"/>
-                <w:color w:val="000000"/>
-                <w:sz w:val="20"/>
-                <w:szCs w:val="20"/>
-              </w:rPr>
-              <w:t xml:space="preserve"/>
-            </w:r>
-          </w:p>
-        </w:tc>
-        <w:tc>
-          <w:tcPr>
-            <w:tcW w:type="dxa" w:w="750"/>
-            <w:tcMar>
-              <w:top w:type="dxa" w:w="80"/>
-              <w:left w:type="dxa" w:w="100"/>
-              <w:bottom w:type="dxa" w:w="80"/>
-              <w:right w:type="dxa" w:w="100"/>
-            </w:tcMar>
-            <w:vAlign w:val="center"/>
-          </w:tcPr>
-          <w:p>
-            <w:r>
-              <w:rPr>
-                <w:b w:val="false"/>
-                <w:bCs w:val="false"/>
-                <w:color w:val="000000"/>
-                <w:sz w:val="20"/>
-                <w:szCs w:val="20"/>
-              </w:rPr>
-              <w:t xml:space="preserve"/>
-            </w:r>
-          </w:p>
-        </w:tc>
-        <w:tc>
-          <w:tcPr>
-            <w:tcW w:type="dxa" w:w="700"/>
-            <w:tcMar>
-              <w:top w:type="dxa" w:w="80"/>
-              <w:left w:type="dxa" w:w="100"/>
-              <w:bottom w:type="dxa" w:w="80"/>
-              <w:right w:type="dxa" w:w="100"/>
-            </w:tcMar>
-            <w:vAlign w:val="center"/>
-          </w:tcPr>
-          <w:p>
-            <w:r>
-              <w:rPr>
-                <w:b w:val="false"/>
-                <w:bCs w:val="false"/>
-                <w:color w:val="000000"/>
-                <w:sz w:val="20"/>
-                <w:szCs w:val="20"/>
-              </w:rPr>
-              <w:t xml:space="preserve"/>
-            </w:r>
-          </w:p>
-        </w:tc>
-        <w:tc>
-          <w:tcPr>
-            <w:tcW w:type="dxa" w:w="750"/>
-            <w:tcMar>
-              <w:top w:type="dxa" w:w="80"/>
-              <w:left w:type="dxa" w:w="100"/>
-              <w:bottom w:type="dxa" w:w="80"/>
-              <w:right w:type="dxa" w:w="100"/>
-            </w:tcMar>
-            <w:vAlign w:val="center"/>
-          </w:tcPr>
-          <w:p>
-            <w:r>
-              <w:rPr>
-                <w:b w:val="false"/>
-                <w:bCs w:val="false"/>
-                <w:color w:val="000000"/>
-                <w:sz w:val="20"/>
-                <w:szCs w:val="20"/>
-              </w:rPr>
-              <w:t xml:space="preserve"/>
-            </w:r>
-          </w:p>
-        </w:tc>
-        <w:tc>
-          <w:tcPr>
-            <w:tcW w:type="dxa" w:w="900"/>
-            <w:tcMar>
-              <w:top w:type="dxa" w:w="80"/>
-              <w:left w:type="dxa" w:w="100"/>
-              <w:bottom w:type="dxa" w:w="80"/>
-              <w:right w:type="dxa" w:w="100"/>
-            </w:tcMar>
-            <w:vAlign w:val="center"/>
-          </w:tcPr>
-          <w:p>
-            <w:r>
-              <w:rPr>
-                <w:b w:val="false"/>
-                <w:bCs w:val="false"/>
-                <w:color w:val="000000"/>
-                <w:sz w:val="20"/>
-                <w:szCs w:val="20"/>
-              </w:rPr>
-              <w:t xml:space="preserve"/>
-            </w:r>
-          </w:p>
-        </w:tc>
-        <w:tc>
-          <w:tcPr>
-            <w:tcW w:type="dxa" w:w="750"/>
-            <w:tcMar>
-              <w:top w:type="dxa" w:w="80"/>
-              <w:left w:type="dxa" w:w="100"/>
-              <w:bottom w:type="dxa" w:w="80"/>
-              <w:right w:type="dxa" w:w="100"/>
-            </w:tcMar>
-            <w:vAlign w:val="center"/>
-          </w:tcPr>
-          <w:p>
-            <w:r>
-              <w:rPr>
-                <w:b w:val="false"/>
-                <w:bCs w:val="false"/>
-                <w:color w:val="000000"/>
-                <w:sz w:val="20"/>
-                <w:szCs w:val="20"/>
-              </w:rPr>
-              <w:t xml:space="preserve"/>
-            </w:r>
-          </w:p>
-        </w:tc>
-        <w:tc>
-          <w:tcPr>
-            <w:tcW w:type="dxa" w:w="950"/>
-            <w:tcMar>
-              <w:top w:type="dxa" w:w="80"/>
-              <w:left w:type="dxa" w:w="100"/>
-              <w:bottom w:type="dxa" w:w="80"/>
-              <w:right w:type="dxa" w:w="100"/>
-            </w:tcMar>
-            <w:vAlign w:val="center"/>
-          </w:tcPr>
-          <w:p>
-            <w:r>
-              <w:rPr>
-                <w:b w:val="false"/>
-                <w:bCs w:val="false"/>
-                <w:color w:val="000000"/>
-                <w:sz w:val="20"/>
-                <w:szCs w:val="20"/>
-              </w:rPr>
-              <w:t xml:space="preserve"/>
-            </w:r>
-          </w:p>
-        </w:tc>
-        <w:tc>
-          <w:tcPr>
-            <w:tcW w:type="dxa" w:w="950"/>
+        <w:tc>
+          <w:tcPr>
+            <w:tcW w:type="dxa" w:w="6400"/>
             <w:tcMar>
               <w:top w:type="dxa" w:w="80"/>
               <w:left w:type="dxa" w:w="100"/>
@@ -3550,19 +3049,1462 @@
     </w:tbl>
     <w:p>
       <w:pPr>
-        <w:spacing w:before="200"/>
-      </w:pPr>
-      <w:r>
-        <w:rPr>
-          <w:i/>
-          <w:iCs/>
-          <w:color w:val="595959"/>
-          <w:sz w:val="18"/>
-          <w:szCs w:val="18"/>
-        </w:rPr>
-        <w:t xml:space="preserve">Situação possível: Não iniciado / Em preparação / Aprovado, aguardando envio / Enviado / Complementação pendente / Atrasado. Coluna 'Protocolo': número SEI ou outro identificador oficial do processo. Coluna 'Conteúdo/Versão': versão do texto efetivamente enviada.</w:t>
+        <w:pStyle w:val="Heading2"/>
+        <w:spacing w:after="80" w:before="240"/>
+      </w:pPr>
+      <w:r>
+        <w:t xml:space="preserve">Complementação 2 à ANPD</w:t>
       </w:r>
     </w:p>
+    <w:tbl>
+      <w:tblPr>
+        <w:tblW w:type="dxa" w:w="9000"/>
+        <w:tblBorders>
+          <w:top w:val="single" w:color="auto" w:sz="4"/>
+          <w:left w:val="single" w:color="auto" w:sz="4"/>
+          <w:bottom w:val="single" w:color="auto" w:sz="4"/>
+          <w:right w:val="single" w:color="auto" w:sz="4"/>
+          <w:insideH w:val="single" w:color="auto" w:sz="4"/>
+          <w:insideV w:val="single" w:color="auto" w:sz="4"/>
+        </w:tblBorders>
+        <w:tblLayout w:type="fixed"/>
+      </w:tblPr>
+      <w:tblGrid>
+        <w:gridCol w:w="2600"/>
+        <w:gridCol w:w="6400"/>
+      </w:tblGrid>
+      <w:tr>
+        <w:tc>
+          <w:tcPr>
+            <w:tcW w:type="dxa" w:w="2600"/>
+            <w:shd w:fill="1F3864" w:val="clear"/>
+            <w:tcMar>
+              <w:top w:type="dxa" w:w="80"/>
+              <w:left w:type="dxa" w:w="100"/>
+              <w:bottom w:type="dxa" w:w="80"/>
+              <w:right w:type="dxa" w:w="100"/>
+            </w:tcMar>
+            <w:vAlign w:val="center"/>
+          </w:tcPr>
+          <w:p>
+            <w:r>
+              <w:rPr>
+                <w:b/>
+                <w:bCs/>
+                <w:color w:val="FFFFFF"/>
+                <w:sz w:val="18"/>
+                <w:szCs w:val="18"/>
+              </w:rPr>
+              <w:t xml:space="preserve">Protocolo (SEI ou outro)</w:t>
+            </w:r>
+          </w:p>
+        </w:tc>
+        <w:tc>
+          <w:tcPr>
+            <w:tcW w:type="dxa" w:w="6400"/>
+            <w:tcMar>
+              <w:top w:type="dxa" w:w="80"/>
+              <w:left w:type="dxa" w:w="100"/>
+              <w:bottom w:type="dxa" w:w="80"/>
+              <w:right w:type="dxa" w:w="100"/>
+            </w:tcMar>
+            <w:vAlign w:val="center"/>
+          </w:tcPr>
+          <w:p>
+            <w:r>
+              <w:rPr>
+                <w:b w:val="false"/>
+                <w:bCs w:val="false"/>
+                <w:color w:val="000000"/>
+                <w:sz w:val="20"/>
+                <w:szCs w:val="20"/>
+              </w:rPr>
+              <w:t xml:space="preserve"/>
+            </w:r>
+          </w:p>
+        </w:tc>
+      </w:tr>
+      <w:tr>
+        <w:tc>
+          <w:tcPr>
+            <w:tcW w:type="dxa" w:w="2600"/>
+            <w:shd w:fill="1F3864" w:val="clear"/>
+            <w:tcMar>
+              <w:top w:type="dxa" w:w="80"/>
+              <w:left w:type="dxa" w:w="100"/>
+              <w:bottom w:type="dxa" w:w="80"/>
+              <w:right w:type="dxa" w:w="100"/>
+            </w:tcMar>
+            <w:vAlign w:val="center"/>
+          </w:tcPr>
+          <w:p>
+            <w:r>
+              <w:rPr>
+                <w:b/>
+                <w:bCs/>
+                <w:color w:val="FFFFFF"/>
+                <w:sz w:val="18"/>
+                <w:szCs w:val="18"/>
+              </w:rPr>
+              <w:t xml:space="preserve">Conteúdo/Versão Enviada</w:t>
+            </w:r>
+          </w:p>
+        </w:tc>
+        <w:tc>
+          <w:tcPr>
+            <w:tcW w:type="dxa" w:w="6400"/>
+            <w:tcMar>
+              <w:top w:type="dxa" w:w="80"/>
+              <w:left w:type="dxa" w:w="100"/>
+              <w:bottom w:type="dxa" w:w="80"/>
+              <w:right w:type="dxa" w:w="100"/>
+            </w:tcMar>
+            <w:vAlign w:val="center"/>
+          </w:tcPr>
+          <w:p>
+            <w:r>
+              <w:rPr>
+                <w:b w:val="false"/>
+                <w:bCs w:val="false"/>
+                <w:color w:val="000000"/>
+                <w:sz w:val="20"/>
+                <w:szCs w:val="20"/>
+              </w:rPr>
+              <w:t xml:space="preserve"/>
+            </w:r>
+          </w:p>
+        </w:tc>
+      </w:tr>
+      <w:tr>
+        <w:tc>
+          <w:tcPr>
+            <w:tcW w:type="dxa" w:w="2600"/>
+            <w:shd w:fill="1F3864" w:val="clear"/>
+            <w:tcMar>
+              <w:top w:type="dxa" w:w="80"/>
+              <w:left w:type="dxa" w:w="100"/>
+              <w:bottom w:type="dxa" w:w="80"/>
+              <w:right w:type="dxa" w:w="100"/>
+            </w:tcMar>
+            <w:vAlign w:val="center"/>
+          </w:tcPr>
+          <w:p>
+            <w:r>
+              <w:rPr>
+                <w:b/>
+                <w:bCs/>
+                <w:color w:val="FFFFFF"/>
+                <w:sz w:val="18"/>
+                <w:szCs w:val="18"/>
+              </w:rPr>
+              <w:t xml:space="preserve">Responsável</w:t>
+            </w:r>
+          </w:p>
+        </w:tc>
+        <w:tc>
+          <w:tcPr>
+            <w:tcW w:type="dxa" w:w="6400"/>
+            <w:tcMar>
+              <w:top w:type="dxa" w:w="80"/>
+              <w:left w:type="dxa" w:w="100"/>
+              <w:bottom w:type="dxa" w:w="80"/>
+              <w:right w:type="dxa" w:w="100"/>
+            </w:tcMar>
+            <w:vAlign w:val="center"/>
+          </w:tcPr>
+          <w:p>
+            <w:r>
+              <w:rPr>
+                <w:b w:val="false"/>
+                <w:bCs w:val="false"/>
+                <w:color w:val="000000"/>
+                <w:sz w:val="20"/>
+                <w:szCs w:val="20"/>
+              </w:rPr>
+              <w:t xml:space="preserve"/>
+            </w:r>
+          </w:p>
+        </w:tc>
+      </w:tr>
+      <w:tr>
+        <w:tc>
+          <w:tcPr>
+            <w:tcW w:type="dxa" w:w="2600"/>
+            <w:shd w:fill="1F3864" w:val="clear"/>
+            <w:tcMar>
+              <w:top w:type="dxa" w:w="80"/>
+              <w:left w:type="dxa" w:w="100"/>
+              <w:bottom w:type="dxa" w:w="80"/>
+              <w:right w:type="dxa" w:w="100"/>
+            </w:tcMar>
+            <w:vAlign w:val="center"/>
+          </w:tcPr>
+          <w:p>
+            <w:r>
+              <w:rPr>
+                <w:b/>
+                <w:bCs/>
+                <w:color w:val="FFFFFF"/>
+                <w:sz w:val="18"/>
+                <w:szCs w:val="18"/>
+              </w:rPr>
+              <w:t xml:space="preserve">Aprovação</w:t>
+            </w:r>
+          </w:p>
+        </w:tc>
+        <w:tc>
+          <w:tcPr>
+            <w:tcW w:type="dxa" w:w="6400"/>
+            <w:tcMar>
+              <w:top w:type="dxa" w:w="80"/>
+              <w:left w:type="dxa" w:w="100"/>
+              <w:bottom w:type="dxa" w:w="80"/>
+              <w:right w:type="dxa" w:w="100"/>
+            </w:tcMar>
+            <w:vAlign w:val="center"/>
+          </w:tcPr>
+          <w:p>
+            <w:r>
+              <w:rPr>
+                <w:b w:val="false"/>
+                <w:bCs w:val="false"/>
+                <w:color w:val="000000"/>
+                <w:sz w:val="20"/>
+                <w:szCs w:val="20"/>
+              </w:rPr>
+              <w:t xml:space="preserve"/>
+            </w:r>
+          </w:p>
+        </w:tc>
+      </w:tr>
+      <w:tr>
+        <w:tc>
+          <w:tcPr>
+            <w:tcW w:type="dxa" w:w="2600"/>
+            <w:shd w:fill="1F3864" w:val="clear"/>
+            <w:tcMar>
+              <w:top w:type="dxa" w:w="80"/>
+              <w:left w:type="dxa" w:w="100"/>
+              <w:bottom w:type="dxa" w:w="80"/>
+              <w:right w:type="dxa" w:w="100"/>
+            </w:tcMar>
+            <w:vAlign w:val="center"/>
+          </w:tcPr>
+          <w:p>
+            <w:r>
+              <w:rPr>
+                <w:b/>
+                <w:bCs/>
+                <w:color w:val="FFFFFF"/>
+                <w:sz w:val="18"/>
+                <w:szCs w:val="18"/>
+              </w:rPr>
+              <w:t xml:space="preserve">Prazo Aplicável</w:t>
+            </w:r>
+          </w:p>
+        </w:tc>
+        <w:tc>
+          <w:tcPr>
+            <w:tcW w:type="dxa" w:w="6400"/>
+            <w:tcMar>
+              <w:top w:type="dxa" w:w="80"/>
+              <w:left w:type="dxa" w:w="100"/>
+              <w:bottom w:type="dxa" w:w="80"/>
+              <w:right w:type="dxa" w:w="100"/>
+            </w:tcMar>
+            <w:vAlign w:val="center"/>
+          </w:tcPr>
+          <w:p>
+            <w:r>
+              <w:rPr>
+                <w:b w:val="false"/>
+                <w:bCs w:val="false"/>
+                <w:color w:val="000000"/>
+                <w:sz w:val="20"/>
+                <w:szCs w:val="20"/>
+              </w:rPr>
+              <w:t xml:space="preserve"/>
+            </w:r>
+          </w:p>
+        </w:tc>
+      </w:tr>
+      <w:tr>
+        <w:tc>
+          <w:tcPr>
+            <w:tcW w:type="dxa" w:w="2600"/>
+            <w:shd w:fill="1F3864" w:val="clear"/>
+            <w:tcMar>
+              <w:top w:type="dxa" w:w="80"/>
+              <w:left w:type="dxa" w:w="100"/>
+              <w:bottom w:type="dxa" w:w="80"/>
+              <w:right w:type="dxa" w:w="100"/>
+            </w:tcMar>
+            <w:vAlign w:val="center"/>
+          </w:tcPr>
+          <w:p>
+            <w:r>
+              <w:rPr>
+                <w:b/>
+                <w:bCs/>
+                <w:color w:val="FFFFFF"/>
+                <w:sz w:val="18"/>
+                <w:szCs w:val="18"/>
+              </w:rPr>
+              <w:t xml:space="preserve">Data de Envio/Juntada</w:t>
+            </w:r>
+          </w:p>
+        </w:tc>
+        <w:tc>
+          <w:tcPr>
+            <w:tcW w:type="dxa" w:w="6400"/>
+            <w:tcMar>
+              <w:top w:type="dxa" w:w="80"/>
+              <w:left w:type="dxa" w:w="100"/>
+              <w:bottom w:type="dxa" w:w="80"/>
+              <w:right w:type="dxa" w:w="100"/>
+            </w:tcMar>
+            <w:vAlign w:val="center"/>
+          </w:tcPr>
+          <w:p>
+            <w:r>
+              <w:rPr>
+                <w:b w:val="false"/>
+                <w:bCs w:val="false"/>
+                <w:color w:val="000000"/>
+                <w:sz w:val="20"/>
+                <w:szCs w:val="20"/>
+              </w:rPr>
+              <w:t xml:space="preserve"/>
+            </w:r>
+          </w:p>
+        </w:tc>
+      </w:tr>
+      <w:tr>
+        <w:tc>
+          <w:tcPr>
+            <w:tcW w:type="dxa" w:w="2600"/>
+            <w:shd w:fill="1F3864" w:val="clear"/>
+            <w:tcMar>
+              <w:top w:type="dxa" w:w="80"/>
+              <w:left w:type="dxa" w:w="100"/>
+              <w:bottom w:type="dxa" w:w="80"/>
+              <w:right w:type="dxa" w:w="100"/>
+            </w:tcMar>
+            <w:vAlign w:val="center"/>
+          </w:tcPr>
+          <w:p>
+            <w:r>
+              <w:rPr>
+                <w:b/>
+                <w:bCs/>
+                <w:color w:val="FFFFFF"/>
+                <w:sz w:val="18"/>
+                <w:szCs w:val="18"/>
+              </w:rPr>
+              <w:t xml:space="preserve">Meio Utilizado</w:t>
+            </w:r>
+          </w:p>
+        </w:tc>
+        <w:tc>
+          <w:tcPr>
+            <w:tcW w:type="dxa" w:w="6400"/>
+            <w:tcMar>
+              <w:top w:type="dxa" w:w="80"/>
+              <w:left w:type="dxa" w:w="100"/>
+              <w:bottom w:type="dxa" w:w="80"/>
+              <w:right w:type="dxa" w:w="100"/>
+            </w:tcMar>
+            <w:vAlign w:val="center"/>
+          </w:tcPr>
+          <w:p>
+            <w:r>
+              <w:rPr>
+                <w:b w:val="false"/>
+                <w:bCs w:val="false"/>
+                <w:color w:val="000000"/>
+                <w:sz w:val="20"/>
+                <w:szCs w:val="20"/>
+              </w:rPr>
+              <w:t xml:space="preserve"/>
+            </w:r>
+          </w:p>
+        </w:tc>
+      </w:tr>
+      <w:tr>
+        <w:tc>
+          <w:tcPr>
+            <w:tcW w:type="dxa" w:w="2600"/>
+            <w:shd w:fill="1F3864" w:val="clear"/>
+            <w:tcMar>
+              <w:top w:type="dxa" w:w="80"/>
+              <w:left w:type="dxa" w:w="100"/>
+              <w:bottom w:type="dxa" w:w="80"/>
+              <w:right w:type="dxa" w:w="100"/>
+            </w:tcMar>
+            <w:vAlign w:val="center"/>
+          </w:tcPr>
+          <w:p>
+            <w:r>
+              <w:rPr>
+                <w:b/>
+                <w:bCs/>
+                <w:color w:val="FFFFFF"/>
+                <w:sz w:val="18"/>
+                <w:szCs w:val="18"/>
+              </w:rPr>
+              <w:t xml:space="preserve">Evidência Comprobatória</w:t>
+            </w:r>
+          </w:p>
+        </w:tc>
+        <w:tc>
+          <w:tcPr>
+            <w:tcW w:type="dxa" w:w="6400"/>
+            <w:tcMar>
+              <w:top w:type="dxa" w:w="80"/>
+              <w:left w:type="dxa" w:w="100"/>
+              <w:bottom w:type="dxa" w:w="80"/>
+              <w:right w:type="dxa" w:w="100"/>
+            </w:tcMar>
+            <w:vAlign w:val="center"/>
+          </w:tcPr>
+          <w:p>
+            <w:r>
+              <w:rPr>
+                <w:b w:val="false"/>
+                <w:bCs w:val="false"/>
+                <w:color w:val="000000"/>
+                <w:sz w:val="20"/>
+                <w:szCs w:val="20"/>
+              </w:rPr>
+              <w:t xml:space="preserve"/>
+            </w:r>
+          </w:p>
+        </w:tc>
+      </w:tr>
+      <w:tr>
+        <w:tc>
+          <w:tcPr>
+            <w:tcW w:type="dxa" w:w="2600"/>
+            <w:shd w:fill="1F3864" w:val="clear"/>
+            <w:tcMar>
+              <w:top w:type="dxa" w:w="80"/>
+              <w:left w:type="dxa" w:w="100"/>
+              <w:bottom w:type="dxa" w:w="80"/>
+              <w:right w:type="dxa" w:w="100"/>
+            </w:tcMar>
+            <w:vAlign w:val="center"/>
+          </w:tcPr>
+          <w:p>
+            <w:r>
+              <w:rPr>
+                <w:b/>
+                <w:bCs/>
+                <w:color w:val="FFFFFF"/>
+                <w:sz w:val="18"/>
+                <w:szCs w:val="18"/>
+              </w:rPr>
+              <w:t xml:space="preserve">Situação</w:t>
+            </w:r>
+          </w:p>
+        </w:tc>
+        <w:tc>
+          <w:tcPr>
+            <w:tcW w:type="dxa" w:w="6400"/>
+            <w:tcMar>
+              <w:top w:type="dxa" w:w="80"/>
+              <w:left w:type="dxa" w:w="100"/>
+              <w:bottom w:type="dxa" w:w="80"/>
+              <w:right w:type="dxa" w:w="100"/>
+            </w:tcMar>
+            <w:vAlign w:val="center"/>
+          </w:tcPr>
+          <w:p>
+            <w:r>
+              <w:rPr>
+                <w:b w:val="false"/>
+                <w:bCs w:val="false"/>
+                <w:color w:val="000000"/>
+                <w:sz w:val="20"/>
+                <w:szCs w:val="20"/>
+              </w:rPr>
+              <w:t xml:space="preserve"/>
+            </w:r>
+          </w:p>
+        </w:tc>
+      </w:tr>
+    </w:tbl>
+    <w:p>
+      <w:pPr>
+        <w:pStyle w:val="Heading2"/>
+        <w:spacing w:after="80" w:before="240"/>
+      </w:pPr>
+      <w:r>
+        <w:t xml:space="preserve">Comunicação aos titulares</w:t>
+      </w:r>
+    </w:p>
+    <w:tbl>
+      <w:tblPr>
+        <w:tblW w:type="dxa" w:w="9000"/>
+        <w:tblBorders>
+          <w:top w:val="single" w:color="auto" w:sz="4"/>
+          <w:left w:val="single" w:color="auto" w:sz="4"/>
+          <w:bottom w:val="single" w:color="auto" w:sz="4"/>
+          <w:right w:val="single" w:color="auto" w:sz="4"/>
+          <w:insideH w:val="single" w:color="auto" w:sz="4"/>
+          <w:insideV w:val="single" w:color="auto" w:sz="4"/>
+        </w:tblBorders>
+        <w:tblLayout w:type="fixed"/>
+      </w:tblPr>
+      <w:tblGrid>
+        <w:gridCol w:w="2600"/>
+        <w:gridCol w:w="6400"/>
+      </w:tblGrid>
+      <w:tr>
+        <w:tc>
+          <w:tcPr>
+            <w:tcW w:type="dxa" w:w="2600"/>
+            <w:shd w:fill="1F3864" w:val="clear"/>
+            <w:tcMar>
+              <w:top w:type="dxa" w:w="80"/>
+              <w:left w:type="dxa" w:w="100"/>
+              <w:bottom w:type="dxa" w:w="80"/>
+              <w:right w:type="dxa" w:w="100"/>
+            </w:tcMar>
+            <w:vAlign w:val="center"/>
+          </w:tcPr>
+          <w:p>
+            <w:r>
+              <w:rPr>
+                <w:b/>
+                <w:bCs/>
+                <w:color w:val="FFFFFF"/>
+                <w:sz w:val="18"/>
+                <w:szCs w:val="18"/>
+              </w:rPr>
+              <w:t xml:space="preserve">Protocolo (SEI ou outro)</w:t>
+            </w:r>
+          </w:p>
+        </w:tc>
+        <w:tc>
+          <w:tcPr>
+            <w:tcW w:type="dxa" w:w="6400"/>
+            <w:tcMar>
+              <w:top w:type="dxa" w:w="80"/>
+              <w:left w:type="dxa" w:w="100"/>
+              <w:bottom w:type="dxa" w:w="80"/>
+              <w:right w:type="dxa" w:w="100"/>
+            </w:tcMar>
+            <w:vAlign w:val="center"/>
+          </w:tcPr>
+          <w:p>
+            <w:r>
+              <w:rPr>
+                <w:b w:val="false"/>
+                <w:bCs w:val="false"/>
+                <w:color w:val="000000"/>
+                <w:sz w:val="20"/>
+                <w:szCs w:val="20"/>
+              </w:rPr>
+              <w:t xml:space="preserve"/>
+            </w:r>
+          </w:p>
+        </w:tc>
+      </w:tr>
+      <w:tr>
+        <w:tc>
+          <w:tcPr>
+            <w:tcW w:type="dxa" w:w="2600"/>
+            <w:shd w:fill="1F3864" w:val="clear"/>
+            <w:tcMar>
+              <w:top w:type="dxa" w:w="80"/>
+              <w:left w:type="dxa" w:w="100"/>
+              <w:bottom w:type="dxa" w:w="80"/>
+              <w:right w:type="dxa" w:w="100"/>
+            </w:tcMar>
+            <w:vAlign w:val="center"/>
+          </w:tcPr>
+          <w:p>
+            <w:r>
+              <w:rPr>
+                <w:b/>
+                <w:bCs/>
+                <w:color w:val="FFFFFF"/>
+                <w:sz w:val="18"/>
+                <w:szCs w:val="18"/>
+              </w:rPr>
+              <w:t xml:space="preserve">Conteúdo/Versão Enviada</w:t>
+            </w:r>
+          </w:p>
+        </w:tc>
+        <w:tc>
+          <w:tcPr>
+            <w:tcW w:type="dxa" w:w="6400"/>
+            <w:tcMar>
+              <w:top w:type="dxa" w:w="80"/>
+              <w:left w:type="dxa" w:w="100"/>
+              <w:bottom w:type="dxa" w:w="80"/>
+              <w:right w:type="dxa" w:w="100"/>
+            </w:tcMar>
+            <w:vAlign w:val="center"/>
+          </w:tcPr>
+          <w:p>
+            <w:r>
+              <w:rPr>
+                <w:b w:val="false"/>
+                <w:bCs w:val="false"/>
+                <w:color w:val="000000"/>
+                <w:sz w:val="20"/>
+                <w:szCs w:val="20"/>
+              </w:rPr>
+              <w:t xml:space="preserve"/>
+            </w:r>
+          </w:p>
+        </w:tc>
+      </w:tr>
+      <w:tr>
+        <w:tc>
+          <w:tcPr>
+            <w:tcW w:type="dxa" w:w="2600"/>
+            <w:shd w:fill="1F3864" w:val="clear"/>
+            <w:tcMar>
+              <w:top w:type="dxa" w:w="80"/>
+              <w:left w:type="dxa" w:w="100"/>
+              <w:bottom w:type="dxa" w:w="80"/>
+              <w:right w:type="dxa" w:w="100"/>
+            </w:tcMar>
+            <w:vAlign w:val="center"/>
+          </w:tcPr>
+          <w:p>
+            <w:r>
+              <w:rPr>
+                <w:b/>
+                <w:bCs/>
+                <w:color w:val="FFFFFF"/>
+                <w:sz w:val="18"/>
+                <w:szCs w:val="18"/>
+              </w:rPr>
+              <w:t xml:space="preserve">Responsável</w:t>
+            </w:r>
+          </w:p>
+        </w:tc>
+        <w:tc>
+          <w:tcPr>
+            <w:tcW w:type="dxa" w:w="6400"/>
+            <w:tcMar>
+              <w:top w:type="dxa" w:w="80"/>
+              <w:left w:type="dxa" w:w="100"/>
+              <w:bottom w:type="dxa" w:w="80"/>
+              <w:right w:type="dxa" w:w="100"/>
+            </w:tcMar>
+            <w:vAlign w:val="center"/>
+          </w:tcPr>
+          <w:p>
+            <w:r>
+              <w:rPr>
+                <w:b w:val="false"/>
+                <w:bCs w:val="false"/>
+                <w:color w:val="000000"/>
+                <w:sz w:val="20"/>
+                <w:szCs w:val="20"/>
+              </w:rPr>
+              <w:t xml:space="preserve"/>
+            </w:r>
+          </w:p>
+        </w:tc>
+      </w:tr>
+      <w:tr>
+        <w:tc>
+          <w:tcPr>
+            <w:tcW w:type="dxa" w:w="2600"/>
+            <w:shd w:fill="1F3864" w:val="clear"/>
+            <w:tcMar>
+              <w:top w:type="dxa" w:w="80"/>
+              <w:left w:type="dxa" w:w="100"/>
+              <w:bottom w:type="dxa" w:w="80"/>
+              <w:right w:type="dxa" w:w="100"/>
+            </w:tcMar>
+            <w:vAlign w:val="center"/>
+          </w:tcPr>
+          <w:p>
+            <w:r>
+              <w:rPr>
+                <w:b/>
+                <w:bCs/>
+                <w:color w:val="FFFFFF"/>
+                <w:sz w:val="18"/>
+                <w:szCs w:val="18"/>
+              </w:rPr>
+              <w:t xml:space="preserve">Aprovação</w:t>
+            </w:r>
+          </w:p>
+        </w:tc>
+        <w:tc>
+          <w:tcPr>
+            <w:tcW w:type="dxa" w:w="6400"/>
+            <w:tcMar>
+              <w:top w:type="dxa" w:w="80"/>
+              <w:left w:type="dxa" w:w="100"/>
+              <w:bottom w:type="dxa" w:w="80"/>
+              <w:right w:type="dxa" w:w="100"/>
+            </w:tcMar>
+            <w:vAlign w:val="center"/>
+          </w:tcPr>
+          <w:p>
+            <w:r>
+              <w:rPr>
+                <w:b w:val="false"/>
+                <w:bCs w:val="false"/>
+                <w:color w:val="000000"/>
+                <w:sz w:val="20"/>
+                <w:szCs w:val="20"/>
+              </w:rPr>
+              <w:t xml:space="preserve"/>
+            </w:r>
+          </w:p>
+        </w:tc>
+      </w:tr>
+      <w:tr>
+        <w:tc>
+          <w:tcPr>
+            <w:tcW w:type="dxa" w:w="2600"/>
+            <w:shd w:fill="1F3864" w:val="clear"/>
+            <w:tcMar>
+              <w:top w:type="dxa" w:w="80"/>
+              <w:left w:type="dxa" w:w="100"/>
+              <w:bottom w:type="dxa" w:w="80"/>
+              <w:right w:type="dxa" w:w="100"/>
+            </w:tcMar>
+            <w:vAlign w:val="center"/>
+          </w:tcPr>
+          <w:p>
+            <w:r>
+              <w:rPr>
+                <w:b/>
+                <w:bCs/>
+                <w:color w:val="FFFFFF"/>
+                <w:sz w:val="18"/>
+                <w:szCs w:val="18"/>
+              </w:rPr>
+              <w:t xml:space="preserve">Prazo Aplicável</w:t>
+            </w:r>
+          </w:p>
+        </w:tc>
+        <w:tc>
+          <w:tcPr>
+            <w:tcW w:type="dxa" w:w="6400"/>
+            <w:tcMar>
+              <w:top w:type="dxa" w:w="80"/>
+              <w:left w:type="dxa" w:w="100"/>
+              <w:bottom w:type="dxa" w:w="80"/>
+              <w:right w:type="dxa" w:w="100"/>
+            </w:tcMar>
+            <w:vAlign w:val="center"/>
+          </w:tcPr>
+          <w:p>
+            <w:r>
+              <w:rPr>
+                <w:b w:val="false"/>
+                <w:bCs w:val="false"/>
+                <w:color w:val="000000"/>
+                <w:sz w:val="20"/>
+                <w:szCs w:val="20"/>
+              </w:rPr>
+              <w:t xml:space="preserve"/>
+            </w:r>
+          </w:p>
+        </w:tc>
+      </w:tr>
+      <w:tr>
+        <w:tc>
+          <w:tcPr>
+            <w:tcW w:type="dxa" w:w="2600"/>
+            <w:shd w:fill="1F3864" w:val="clear"/>
+            <w:tcMar>
+              <w:top w:type="dxa" w:w="80"/>
+              <w:left w:type="dxa" w:w="100"/>
+              <w:bottom w:type="dxa" w:w="80"/>
+              <w:right w:type="dxa" w:w="100"/>
+            </w:tcMar>
+            <w:vAlign w:val="center"/>
+          </w:tcPr>
+          <w:p>
+            <w:r>
+              <w:rPr>
+                <w:b/>
+                <w:bCs/>
+                <w:color w:val="FFFFFF"/>
+                <w:sz w:val="18"/>
+                <w:szCs w:val="18"/>
+              </w:rPr>
+              <w:t xml:space="preserve">Data de Envio/Juntada</w:t>
+            </w:r>
+          </w:p>
+        </w:tc>
+        <w:tc>
+          <w:tcPr>
+            <w:tcW w:type="dxa" w:w="6400"/>
+            <w:tcMar>
+              <w:top w:type="dxa" w:w="80"/>
+              <w:left w:type="dxa" w:w="100"/>
+              <w:bottom w:type="dxa" w:w="80"/>
+              <w:right w:type="dxa" w:w="100"/>
+            </w:tcMar>
+            <w:vAlign w:val="center"/>
+          </w:tcPr>
+          <w:p>
+            <w:r>
+              <w:rPr>
+                <w:b w:val="false"/>
+                <w:bCs w:val="false"/>
+                <w:color w:val="000000"/>
+                <w:sz w:val="20"/>
+                <w:szCs w:val="20"/>
+              </w:rPr>
+              <w:t xml:space="preserve"/>
+            </w:r>
+          </w:p>
+        </w:tc>
+      </w:tr>
+      <w:tr>
+        <w:tc>
+          <w:tcPr>
+            <w:tcW w:type="dxa" w:w="2600"/>
+            <w:shd w:fill="1F3864" w:val="clear"/>
+            <w:tcMar>
+              <w:top w:type="dxa" w:w="80"/>
+              <w:left w:type="dxa" w:w="100"/>
+              <w:bottom w:type="dxa" w:w="80"/>
+              <w:right w:type="dxa" w:w="100"/>
+            </w:tcMar>
+            <w:vAlign w:val="center"/>
+          </w:tcPr>
+          <w:p>
+            <w:r>
+              <w:rPr>
+                <w:b/>
+                <w:bCs/>
+                <w:color w:val="FFFFFF"/>
+                <w:sz w:val="18"/>
+                <w:szCs w:val="18"/>
+              </w:rPr>
+              <w:t xml:space="preserve">Meio Utilizado</w:t>
+            </w:r>
+          </w:p>
+        </w:tc>
+        <w:tc>
+          <w:tcPr>
+            <w:tcW w:type="dxa" w:w="6400"/>
+            <w:tcMar>
+              <w:top w:type="dxa" w:w="80"/>
+              <w:left w:type="dxa" w:w="100"/>
+              <w:bottom w:type="dxa" w:w="80"/>
+              <w:right w:type="dxa" w:w="100"/>
+            </w:tcMar>
+            <w:vAlign w:val="center"/>
+          </w:tcPr>
+          <w:p>
+            <w:r>
+              <w:rPr>
+                <w:b w:val="false"/>
+                <w:bCs w:val="false"/>
+                <w:color w:val="000000"/>
+                <w:sz w:val="20"/>
+                <w:szCs w:val="20"/>
+              </w:rPr>
+              <w:t xml:space="preserve"/>
+            </w:r>
+          </w:p>
+        </w:tc>
+      </w:tr>
+      <w:tr>
+        <w:tc>
+          <w:tcPr>
+            <w:tcW w:type="dxa" w:w="2600"/>
+            <w:shd w:fill="1F3864" w:val="clear"/>
+            <w:tcMar>
+              <w:top w:type="dxa" w:w="80"/>
+              <w:left w:type="dxa" w:w="100"/>
+              <w:bottom w:type="dxa" w:w="80"/>
+              <w:right w:type="dxa" w:w="100"/>
+            </w:tcMar>
+            <w:vAlign w:val="center"/>
+          </w:tcPr>
+          <w:p>
+            <w:r>
+              <w:rPr>
+                <w:b/>
+                <w:bCs/>
+                <w:color w:val="FFFFFF"/>
+                <w:sz w:val="18"/>
+                <w:szCs w:val="18"/>
+              </w:rPr>
+              <w:t xml:space="preserve">Evidência Comprobatória</w:t>
+            </w:r>
+          </w:p>
+        </w:tc>
+        <w:tc>
+          <w:tcPr>
+            <w:tcW w:type="dxa" w:w="6400"/>
+            <w:tcMar>
+              <w:top w:type="dxa" w:w="80"/>
+              <w:left w:type="dxa" w:w="100"/>
+              <w:bottom w:type="dxa" w:w="80"/>
+              <w:right w:type="dxa" w:w="100"/>
+            </w:tcMar>
+            <w:vAlign w:val="center"/>
+          </w:tcPr>
+          <w:p>
+            <w:r>
+              <w:rPr>
+                <w:b w:val="false"/>
+                <w:bCs w:val="false"/>
+                <w:color w:val="000000"/>
+                <w:sz w:val="20"/>
+                <w:szCs w:val="20"/>
+              </w:rPr>
+              <w:t xml:space="preserve"/>
+            </w:r>
+          </w:p>
+        </w:tc>
+      </w:tr>
+      <w:tr>
+        <w:tc>
+          <w:tcPr>
+            <w:tcW w:type="dxa" w:w="2600"/>
+            <w:shd w:fill="1F3864" w:val="clear"/>
+            <w:tcMar>
+              <w:top w:type="dxa" w:w="80"/>
+              <w:left w:type="dxa" w:w="100"/>
+              <w:bottom w:type="dxa" w:w="80"/>
+              <w:right w:type="dxa" w:w="100"/>
+            </w:tcMar>
+            <w:vAlign w:val="center"/>
+          </w:tcPr>
+          <w:p>
+            <w:r>
+              <w:rPr>
+                <w:b/>
+                <w:bCs/>
+                <w:color w:val="FFFFFF"/>
+                <w:sz w:val="18"/>
+                <w:szCs w:val="18"/>
+              </w:rPr>
+              <w:t xml:space="preserve">Situação</w:t>
+            </w:r>
+          </w:p>
+        </w:tc>
+        <w:tc>
+          <w:tcPr>
+            <w:tcW w:type="dxa" w:w="6400"/>
+            <w:tcMar>
+              <w:top w:type="dxa" w:w="80"/>
+              <w:left w:type="dxa" w:w="100"/>
+              <w:bottom w:type="dxa" w:w="80"/>
+              <w:right w:type="dxa" w:w="100"/>
+            </w:tcMar>
+            <w:vAlign w:val="center"/>
+          </w:tcPr>
+          <w:p>
+            <w:r>
+              <w:rPr>
+                <w:b w:val="false"/>
+                <w:bCs w:val="false"/>
+                <w:color w:val="000000"/>
+                <w:sz w:val="20"/>
+                <w:szCs w:val="20"/>
+              </w:rPr>
+              <w:t xml:space="preserve"/>
+            </w:r>
+          </w:p>
+        </w:tc>
+      </w:tr>
+    </w:tbl>
+    <w:p>
+      <w:pPr>
+        <w:pStyle w:val="Heading2"/>
+        <w:spacing w:after="80" w:before="240"/>
+      </w:pPr>
+      <w:r>
+        <w:t xml:space="preserve">Declaração art. 9º, §4º (comprovação da comunicação aos titulares)</w:t>
+      </w:r>
+    </w:p>
+    <w:tbl>
+      <w:tblPr>
+        <w:tblW w:type="dxa" w:w="9000"/>
+        <w:tblBorders>
+          <w:top w:val="single" w:color="auto" w:sz="4"/>
+          <w:left w:val="single" w:color="auto" w:sz="4"/>
+          <w:bottom w:val="single" w:color="auto" w:sz="4"/>
+          <w:right w:val="single" w:color="auto" w:sz="4"/>
+          <w:insideH w:val="single" w:color="auto" w:sz="4"/>
+          <w:insideV w:val="single" w:color="auto" w:sz="4"/>
+        </w:tblBorders>
+        <w:tblLayout w:type="fixed"/>
+      </w:tblPr>
+      <w:tblGrid>
+        <w:gridCol w:w="2600"/>
+        <w:gridCol w:w="6400"/>
+      </w:tblGrid>
+      <w:tr>
+        <w:tc>
+          <w:tcPr>
+            <w:tcW w:type="dxa" w:w="2600"/>
+            <w:shd w:fill="1F3864" w:val="clear"/>
+            <w:tcMar>
+              <w:top w:type="dxa" w:w="80"/>
+              <w:left w:type="dxa" w:w="100"/>
+              <w:bottom w:type="dxa" w:w="80"/>
+              <w:right w:type="dxa" w:w="100"/>
+            </w:tcMar>
+            <w:vAlign w:val="center"/>
+          </w:tcPr>
+          <w:p>
+            <w:r>
+              <w:rPr>
+                <w:b/>
+                <w:bCs/>
+                <w:color w:val="FFFFFF"/>
+                <w:sz w:val="18"/>
+                <w:szCs w:val="18"/>
+              </w:rPr>
+              <w:t xml:space="preserve">Protocolo (SEI ou outro)</w:t>
+            </w:r>
+          </w:p>
+        </w:tc>
+        <w:tc>
+          <w:tcPr>
+            <w:tcW w:type="dxa" w:w="6400"/>
+            <w:tcMar>
+              <w:top w:type="dxa" w:w="80"/>
+              <w:left w:type="dxa" w:w="100"/>
+              <w:bottom w:type="dxa" w:w="80"/>
+              <w:right w:type="dxa" w:w="100"/>
+            </w:tcMar>
+            <w:vAlign w:val="center"/>
+          </w:tcPr>
+          <w:p>
+            <w:r>
+              <w:rPr>
+                <w:b w:val="false"/>
+                <w:bCs w:val="false"/>
+                <w:color w:val="000000"/>
+                <w:sz w:val="20"/>
+                <w:szCs w:val="20"/>
+              </w:rPr>
+              <w:t xml:space="preserve"/>
+            </w:r>
+          </w:p>
+        </w:tc>
+      </w:tr>
+      <w:tr>
+        <w:tc>
+          <w:tcPr>
+            <w:tcW w:type="dxa" w:w="2600"/>
+            <w:shd w:fill="1F3864" w:val="clear"/>
+            <w:tcMar>
+              <w:top w:type="dxa" w:w="80"/>
+              <w:left w:type="dxa" w:w="100"/>
+              <w:bottom w:type="dxa" w:w="80"/>
+              <w:right w:type="dxa" w:w="100"/>
+            </w:tcMar>
+            <w:vAlign w:val="center"/>
+          </w:tcPr>
+          <w:p>
+            <w:r>
+              <w:rPr>
+                <w:b/>
+                <w:bCs/>
+                <w:color w:val="FFFFFF"/>
+                <w:sz w:val="18"/>
+                <w:szCs w:val="18"/>
+              </w:rPr>
+              <w:t xml:space="preserve">Conteúdo/Versão Enviada</w:t>
+            </w:r>
+          </w:p>
+        </w:tc>
+        <w:tc>
+          <w:tcPr>
+            <w:tcW w:type="dxa" w:w="6400"/>
+            <w:tcMar>
+              <w:top w:type="dxa" w:w="80"/>
+              <w:left w:type="dxa" w:w="100"/>
+              <w:bottom w:type="dxa" w:w="80"/>
+              <w:right w:type="dxa" w:w="100"/>
+            </w:tcMar>
+            <w:vAlign w:val="center"/>
+          </w:tcPr>
+          <w:p>
+            <w:r>
+              <w:rPr>
+                <w:b w:val="false"/>
+                <w:bCs w:val="false"/>
+                <w:color w:val="000000"/>
+                <w:sz w:val="20"/>
+                <w:szCs w:val="20"/>
+              </w:rPr>
+              <w:t xml:space="preserve"/>
+            </w:r>
+          </w:p>
+        </w:tc>
+      </w:tr>
+      <w:tr>
+        <w:tc>
+          <w:tcPr>
+            <w:tcW w:type="dxa" w:w="2600"/>
+            <w:shd w:fill="1F3864" w:val="clear"/>
+            <w:tcMar>
+              <w:top w:type="dxa" w:w="80"/>
+              <w:left w:type="dxa" w:w="100"/>
+              <w:bottom w:type="dxa" w:w="80"/>
+              <w:right w:type="dxa" w:w="100"/>
+            </w:tcMar>
+            <w:vAlign w:val="center"/>
+          </w:tcPr>
+          <w:p>
+            <w:r>
+              <w:rPr>
+                <w:b/>
+                <w:bCs/>
+                <w:color w:val="FFFFFF"/>
+                <w:sz w:val="18"/>
+                <w:szCs w:val="18"/>
+              </w:rPr>
+              <w:t xml:space="preserve">Responsável</w:t>
+            </w:r>
+          </w:p>
+        </w:tc>
+        <w:tc>
+          <w:tcPr>
+            <w:tcW w:type="dxa" w:w="6400"/>
+            <w:tcMar>
+              <w:top w:type="dxa" w:w="80"/>
+              <w:left w:type="dxa" w:w="100"/>
+              <w:bottom w:type="dxa" w:w="80"/>
+              <w:right w:type="dxa" w:w="100"/>
+            </w:tcMar>
+            <w:vAlign w:val="center"/>
+          </w:tcPr>
+          <w:p>
+            <w:r>
+              <w:rPr>
+                <w:b w:val="false"/>
+                <w:bCs w:val="false"/>
+                <w:color w:val="000000"/>
+                <w:sz w:val="20"/>
+                <w:szCs w:val="20"/>
+              </w:rPr>
+              <w:t xml:space="preserve"/>
+            </w:r>
+          </w:p>
+        </w:tc>
+      </w:tr>
+      <w:tr>
+        <w:tc>
+          <w:tcPr>
+            <w:tcW w:type="dxa" w:w="2600"/>
+            <w:shd w:fill="1F3864" w:val="clear"/>
+            <w:tcMar>
+              <w:top w:type="dxa" w:w="80"/>
+              <w:left w:type="dxa" w:w="100"/>
+              <w:bottom w:type="dxa" w:w="80"/>
+              <w:right w:type="dxa" w:w="100"/>
+            </w:tcMar>
+            <w:vAlign w:val="center"/>
+          </w:tcPr>
+          <w:p>
+            <w:r>
+              <w:rPr>
+                <w:b/>
+                <w:bCs/>
+                <w:color w:val="FFFFFF"/>
+                <w:sz w:val="18"/>
+                <w:szCs w:val="18"/>
+              </w:rPr>
+              <w:t xml:space="preserve">Aprovação</w:t>
+            </w:r>
+          </w:p>
+        </w:tc>
+        <w:tc>
+          <w:tcPr>
+            <w:tcW w:type="dxa" w:w="6400"/>
+            <w:tcMar>
+              <w:top w:type="dxa" w:w="80"/>
+              <w:left w:type="dxa" w:w="100"/>
+              <w:bottom w:type="dxa" w:w="80"/>
+              <w:right w:type="dxa" w:w="100"/>
+            </w:tcMar>
+            <w:vAlign w:val="center"/>
+          </w:tcPr>
+          <w:p>
+            <w:r>
+              <w:rPr>
+                <w:b w:val="false"/>
+                <w:bCs w:val="false"/>
+                <w:color w:val="000000"/>
+                <w:sz w:val="20"/>
+                <w:szCs w:val="20"/>
+              </w:rPr>
+              <w:t xml:space="preserve"/>
+            </w:r>
+          </w:p>
+        </w:tc>
+      </w:tr>
+      <w:tr>
+        <w:tc>
+          <w:tcPr>
+            <w:tcW w:type="dxa" w:w="2600"/>
+            <w:shd w:fill="1F3864" w:val="clear"/>
+            <w:tcMar>
+              <w:top w:type="dxa" w:w="80"/>
+              <w:left w:type="dxa" w:w="100"/>
+              <w:bottom w:type="dxa" w:w="80"/>
+              <w:right w:type="dxa" w:w="100"/>
+            </w:tcMar>
+            <w:vAlign w:val="center"/>
+          </w:tcPr>
+          <w:p>
+            <w:r>
+              <w:rPr>
+                <w:b/>
+                <w:bCs/>
+                <w:color w:val="FFFFFF"/>
+                <w:sz w:val="18"/>
+                <w:szCs w:val="18"/>
+              </w:rPr>
+              <w:t xml:space="preserve">Prazo Aplicável</w:t>
+            </w:r>
+          </w:p>
+        </w:tc>
+        <w:tc>
+          <w:tcPr>
+            <w:tcW w:type="dxa" w:w="6400"/>
+            <w:tcMar>
+              <w:top w:type="dxa" w:w="80"/>
+              <w:left w:type="dxa" w:w="100"/>
+              <w:bottom w:type="dxa" w:w="80"/>
+              <w:right w:type="dxa" w:w="100"/>
+            </w:tcMar>
+            <w:vAlign w:val="center"/>
+          </w:tcPr>
+          <w:p>
+            <w:r>
+              <w:rPr>
+                <w:b w:val="false"/>
+                <w:bCs w:val="false"/>
+                <w:color w:val="000000"/>
+                <w:sz w:val="20"/>
+                <w:szCs w:val="20"/>
+              </w:rPr>
+              <w:t xml:space="preserve"/>
+            </w:r>
+          </w:p>
+        </w:tc>
+      </w:tr>
+      <w:tr>
+        <w:tc>
+          <w:tcPr>
+            <w:tcW w:type="dxa" w:w="2600"/>
+            <w:shd w:fill="1F3864" w:val="clear"/>
+            <w:tcMar>
+              <w:top w:type="dxa" w:w="80"/>
+              <w:left w:type="dxa" w:w="100"/>
+              <w:bottom w:type="dxa" w:w="80"/>
+              <w:right w:type="dxa" w:w="100"/>
+            </w:tcMar>
+            <w:vAlign w:val="center"/>
+          </w:tcPr>
+          <w:p>
+            <w:r>
+              <w:rPr>
+                <w:b/>
+                <w:bCs/>
+                <w:color w:val="FFFFFF"/>
+                <w:sz w:val="18"/>
+                <w:szCs w:val="18"/>
+              </w:rPr>
+              <w:t xml:space="preserve">Data de Envio/Juntada</w:t>
+            </w:r>
+          </w:p>
+        </w:tc>
+        <w:tc>
+          <w:tcPr>
+            <w:tcW w:type="dxa" w:w="6400"/>
+            <w:tcMar>
+              <w:top w:type="dxa" w:w="80"/>
+              <w:left w:type="dxa" w:w="100"/>
+              <w:bottom w:type="dxa" w:w="80"/>
+              <w:right w:type="dxa" w:w="100"/>
+            </w:tcMar>
+            <w:vAlign w:val="center"/>
+          </w:tcPr>
+          <w:p>
+            <w:r>
+              <w:rPr>
+                <w:b w:val="false"/>
+                <w:bCs w:val="false"/>
+                <w:color w:val="000000"/>
+                <w:sz w:val="20"/>
+                <w:szCs w:val="20"/>
+              </w:rPr>
+              <w:t xml:space="preserve"/>
+            </w:r>
+          </w:p>
+        </w:tc>
+      </w:tr>
+      <w:tr>
+        <w:tc>
+          <w:tcPr>
+            <w:tcW w:type="dxa" w:w="2600"/>
+            <w:shd w:fill="1F3864" w:val="clear"/>
+            <w:tcMar>
+              <w:top w:type="dxa" w:w="80"/>
+              <w:left w:type="dxa" w:w="100"/>
+              <w:bottom w:type="dxa" w:w="80"/>
+              <w:right w:type="dxa" w:w="100"/>
+            </w:tcMar>
+            <w:vAlign w:val="center"/>
+          </w:tcPr>
+          <w:p>
+            <w:r>
+              <w:rPr>
+                <w:b/>
+                <w:bCs/>
+                <w:color w:val="FFFFFF"/>
+                <w:sz w:val="18"/>
+                <w:szCs w:val="18"/>
+              </w:rPr>
+              <w:t xml:space="preserve">Meio Utilizado</w:t>
+            </w:r>
+          </w:p>
+        </w:tc>
+        <w:tc>
+          <w:tcPr>
+            <w:tcW w:type="dxa" w:w="6400"/>
+            <w:tcMar>
+              <w:top w:type="dxa" w:w="80"/>
+              <w:left w:type="dxa" w:w="100"/>
+              <w:bottom w:type="dxa" w:w="80"/>
+              <w:right w:type="dxa" w:w="100"/>
+            </w:tcMar>
+            <w:vAlign w:val="center"/>
+          </w:tcPr>
+          <w:p>
+            <w:r>
+              <w:rPr>
+                <w:b w:val="false"/>
+                <w:bCs w:val="false"/>
+                <w:color w:val="000000"/>
+                <w:sz w:val="20"/>
+                <w:szCs w:val="20"/>
+              </w:rPr>
+              <w:t xml:space="preserve"/>
+            </w:r>
+          </w:p>
+        </w:tc>
+      </w:tr>
+      <w:tr>
+        <w:tc>
+          <w:tcPr>
+            <w:tcW w:type="dxa" w:w="2600"/>
+            <w:shd w:fill="1F3864" w:val="clear"/>
+            <w:tcMar>
+              <w:top w:type="dxa" w:w="80"/>
+              <w:left w:type="dxa" w:w="100"/>
+              <w:bottom w:type="dxa" w:w="80"/>
+              <w:right w:type="dxa" w:w="100"/>
+            </w:tcMar>
+            <w:vAlign w:val="center"/>
+          </w:tcPr>
+          <w:p>
+            <w:r>
+              <w:rPr>
+                <w:b/>
+                <w:bCs/>
+                <w:color w:val="FFFFFF"/>
+                <w:sz w:val="18"/>
+                <w:szCs w:val="18"/>
+              </w:rPr>
+              <w:t xml:space="preserve">Evidência Comprobatória</w:t>
+            </w:r>
+          </w:p>
+        </w:tc>
+        <w:tc>
+          <w:tcPr>
+            <w:tcW w:type="dxa" w:w="6400"/>
+            <w:tcMar>
+              <w:top w:type="dxa" w:w="80"/>
+              <w:left w:type="dxa" w:w="100"/>
+              <w:bottom w:type="dxa" w:w="80"/>
+              <w:right w:type="dxa" w:w="100"/>
+            </w:tcMar>
+            <w:vAlign w:val="center"/>
+          </w:tcPr>
+          <w:p>
+            <w:r>
+              <w:rPr>
+                <w:b w:val="false"/>
+                <w:bCs w:val="false"/>
+                <w:color w:val="000000"/>
+                <w:sz w:val="20"/>
+                <w:szCs w:val="20"/>
+              </w:rPr>
+              <w:t xml:space="preserve"/>
+            </w:r>
+          </w:p>
+        </w:tc>
+      </w:tr>
+      <w:tr>
+        <w:tc>
+          <w:tcPr>
+            <w:tcW w:type="dxa" w:w="2600"/>
+            <w:shd w:fill="1F3864" w:val="clear"/>
+            <w:tcMar>
+              <w:top w:type="dxa" w:w="80"/>
+              <w:left w:type="dxa" w:w="100"/>
+              <w:bottom w:type="dxa" w:w="80"/>
+              <w:right w:type="dxa" w:w="100"/>
+            </w:tcMar>
+            <w:vAlign w:val="center"/>
+          </w:tcPr>
+          <w:p>
+            <w:r>
+              <w:rPr>
+                <w:b/>
+                <w:bCs/>
+                <w:color w:val="FFFFFF"/>
+                <w:sz w:val="18"/>
+                <w:szCs w:val="18"/>
+              </w:rPr>
+              <w:t xml:space="preserve">Situação</w:t>
+            </w:r>
+          </w:p>
+        </w:tc>
+        <w:tc>
+          <w:tcPr>
+            <w:tcW w:type="dxa" w:w="6400"/>
+            <w:tcMar>
+              <w:top w:type="dxa" w:w="80"/>
+              <w:left w:type="dxa" w:w="100"/>
+              <w:bottom w:type="dxa" w:w="80"/>
+              <w:right w:type="dxa" w:w="100"/>
+            </w:tcMar>
+            <w:vAlign w:val="center"/>
+          </w:tcPr>
+          <w:p>
+            <w:r>
+              <w:rPr>
+                <w:b w:val="false"/>
+                <w:bCs w:val="false"/>
+                <w:color w:val="000000"/>
+                <w:sz w:val="20"/>
+                <w:szCs w:val="20"/>
+              </w:rPr>
+              <w:t xml:space="preserve"/>
+            </w:r>
+          </w:p>
+        </w:tc>
+      </w:tr>
+    </w:tbl>
     <w:p>
       <w:pPr>
         <w:pStyle w:val="Heading2"/>

--- a/instrumentos/word/DAIR_Modelos_Comunicacao_ANPD_Titulares_v0.3.docx
+++ b/instrumentos/word/DAIR_Modelos_Comunicacao_ANPD_Titulares_v0.3.docx
@@ -142,7 +142,7 @@
           <w:sz w:val="20"/>
           <w:szCs w:val="20"/>
         </w:rPr>
-        <w:t xml:space="preserve">Instrução de preenchimento: reunir aqui as informações exigidas pelo art. 6º, §2º, do RCIS antes de submeter a comunicação pelo canal oficial. Este quadro é um rascunho de trabalho, não o texto final a ser protocolado.</w:t>
+        <w:t xml:space="preserve">Instrução de preenchimento: reunir aqui as informações exigidas pelo art. 6º, §2º, do RCIS antes de submeter a comunicação pelo canal oficial (formulário eletrônico/SEI da ANPD). Este quadro é um rascunho de trabalho, não o texto final a ser protocolado. A coluna 'Natureza' distingue conteúdo OBRIGATÓRIO (exigido pelo RCIS), BOA PRÁTICA (recomendado, não obrigatório) e PENDÊNCIA (ainda não apurado, com justificativa).</w:t>
       </w:r>
     </w:p>
     <w:p>
@@ -151,7 +151,7 @@
         <w:spacing w:after="120" w:before="200"/>
       </w:pPr>
       <w:r>
-        <w:t xml:space="preserve">A.1 Elementos previstos no RCIS (art. 6º, §2º)</w:t>
+        <w:t xml:space="preserve">A.1 Conteúdo mínimo do art. 6º, §2º, do RCIS (itens I a XII)</w:t>
       </w:r>
     </w:p>
     <w:tbl>
@@ -165,10 +165,12 @@
           <w:insideH w:val="single" w:color="auto" w:sz="4"/>
           <w:insideV w:val="single" w:color="auto" w:sz="4"/>
         </w:tblBorders>
+        <w:tblLayout w:type="fixed"/>
       </w:tblPr>
       <w:tblGrid>
-        <w:gridCol w:w="5000"/>
-        <w:gridCol w:w="4000"/>
+        <w:gridCol w:w="4600"/>
+        <w:gridCol w:w="1800"/>
+        <w:gridCol w:w="2600"/>
       </w:tblGrid>
       <w:tr>
         <w:trPr>
@@ -176,7 +178,7 @@
         </w:trPr>
         <w:tc>
           <w:tcPr>
-            <w:tcW w:type="dxa" w:w="5000"/>
+            <w:tcW w:type="dxa" w:w="4600"/>
             <w:shd w:fill="1F3864" w:val="clear"/>
             <w:tcMar>
               <w:top w:type="dxa" w:w="80"/>
@@ -195,13 +197,13 @@
                 <w:sz w:val="20"/>
                 <w:szCs w:val="20"/>
               </w:rPr>
-              <w:t xml:space="preserve">Elemento exigido</w:t>
-            </w:r>
-          </w:p>
-        </w:tc>
-        <w:tc>
-          <w:tcPr>
-            <w:tcW w:type="dxa" w:w="4000"/>
+              <w:t xml:space="preserve">Elemento exigido (RCIS, art. 6º, §2º)</w:t>
+            </w:r>
+          </w:p>
+        </w:tc>
+        <w:tc>
+          <w:tcPr>
+            <w:tcW w:type="dxa" w:w="1800"/>
             <w:shd w:fill="1F3864" w:val="clear"/>
             <w:tcMar>
               <w:top w:type="dxa" w:w="80"/>
@@ -220,489 +222,976 @@
                 <w:sz w:val="20"/>
                 <w:szCs w:val="20"/>
               </w:rPr>
-              <w:t xml:space="preserve">Informação disponível</w:t>
-            </w:r>
-          </w:p>
-        </w:tc>
-      </w:tr>
-      <w:tr>
-        <w:tc>
-          <w:tcPr>
-            <w:tcW w:type="dxa" w:w="5000"/>
-            <w:tcMar>
-              <w:top w:type="dxa" w:w="80"/>
-              <w:left w:type="dxa" w:w="100"/>
-              <w:bottom w:type="dxa" w:w="80"/>
-              <w:right w:type="dxa" w:w="100"/>
-            </w:tcMar>
-            <w:vAlign w:val="center"/>
-          </w:tcPr>
-          <w:p>
-            <w:r>
-              <w:rPr>
-                <w:b w:val="false"/>
-                <w:bCs w:val="false"/>
-                <w:color w:val="000000"/>
-                <w:sz w:val="20"/>
-                <w:szCs w:val="20"/>
-              </w:rPr>
-              <w:t xml:space="preserve">Descrição da natureza dos dados pessoais afetados</w:t>
-            </w:r>
-          </w:p>
-        </w:tc>
-        <w:tc>
-          <w:tcPr>
-            <w:tcW w:type="dxa" w:w="4000"/>
-            <w:tcMar>
-              <w:top w:type="dxa" w:w="80"/>
-              <w:left w:type="dxa" w:w="100"/>
-              <w:bottom w:type="dxa" w:w="80"/>
-              <w:right w:type="dxa" w:w="100"/>
-            </w:tcMar>
-            <w:vAlign w:val="center"/>
-          </w:tcPr>
-          <w:p>
-            <w:r>
-              <w:rPr>
-                <w:b w:val="false"/>
-                <w:bCs w:val="false"/>
-                <w:color w:val="000000"/>
-                <w:sz w:val="20"/>
-                <w:szCs w:val="20"/>
-              </w:rPr>
-              <w:t xml:space="preserve"/>
-            </w:r>
-          </w:p>
-        </w:tc>
-      </w:tr>
-      <w:tr>
-        <w:tc>
-          <w:tcPr>
-            <w:tcW w:type="dxa" w:w="5000"/>
-            <w:tcMar>
-              <w:top w:type="dxa" w:w="80"/>
-              <w:left w:type="dxa" w:w="100"/>
-              <w:bottom w:type="dxa" w:w="80"/>
-              <w:right w:type="dxa" w:w="100"/>
-            </w:tcMar>
-            <w:vAlign w:val="center"/>
-          </w:tcPr>
-          <w:p>
-            <w:r>
-              <w:rPr>
-                <w:b w:val="false"/>
-                <w:bCs w:val="false"/>
-                <w:color w:val="000000"/>
-                <w:sz w:val="20"/>
-                <w:szCs w:val="20"/>
-              </w:rPr>
-              <w:t xml:space="preserve">Informações sobre os titulares envolvidos (número e categorias, inclusive crianças/adolescentes/idosos)</w:t>
-            </w:r>
-          </w:p>
-        </w:tc>
-        <w:tc>
-          <w:tcPr>
-            <w:tcW w:type="dxa" w:w="4000"/>
-            <w:tcMar>
-              <w:top w:type="dxa" w:w="80"/>
-              <w:left w:type="dxa" w:w="100"/>
-              <w:bottom w:type="dxa" w:w="80"/>
-              <w:right w:type="dxa" w:w="100"/>
-            </w:tcMar>
-            <w:vAlign w:val="center"/>
-          </w:tcPr>
-          <w:p>
-            <w:r>
-              <w:rPr>
-                <w:b w:val="false"/>
-                <w:bCs w:val="false"/>
-                <w:color w:val="000000"/>
-                <w:sz w:val="20"/>
-                <w:szCs w:val="20"/>
-              </w:rPr>
-              <w:t xml:space="preserve"/>
-            </w:r>
-          </w:p>
-        </w:tc>
-      </w:tr>
-      <w:tr>
-        <w:tc>
-          <w:tcPr>
-            <w:tcW w:type="dxa" w:w="5000"/>
-            <w:tcMar>
-              <w:top w:type="dxa" w:w="80"/>
-              <w:left w:type="dxa" w:w="100"/>
-              <w:bottom w:type="dxa" w:w="80"/>
-              <w:right w:type="dxa" w:w="100"/>
-            </w:tcMar>
-            <w:vAlign w:val="center"/>
-          </w:tcPr>
-          <w:p>
-            <w:r>
-              <w:rPr>
-                <w:b w:val="false"/>
-                <w:bCs w:val="false"/>
-                <w:color w:val="000000"/>
-                <w:sz w:val="20"/>
-                <w:szCs w:val="20"/>
-              </w:rPr>
-              <w:t xml:space="preserve">Indicação das medidas técnicas e de segurança utilizadas, antes e depois do incidente</w:t>
-            </w:r>
-          </w:p>
-        </w:tc>
-        <w:tc>
-          <w:tcPr>
-            <w:tcW w:type="dxa" w:w="4000"/>
-            <w:tcMar>
-              <w:top w:type="dxa" w:w="80"/>
-              <w:left w:type="dxa" w:w="100"/>
-              <w:bottom w:type="dxa" w:w="80"/>
-              <w:right w:type="dxa" w:w="100"/>
-            </w:tcMar>
-            <w:vAlign w:val="center"/>
-          </w:tcPr>
-          <w:p>
-            <w:r>
-              <w:rPr>
-                <w:b w:val="false"/>
-                <w:bCs w:val="false"/>
-                <w:color w:val="000000"/>
-                <w:sz w:val="20"/>
-                <w:szCs w:val="20"/>
-              </w:rPr>
-              <w:t xml:space="preserve"/>
-            </w:r>
-          </w:p>
-        </w:tc>
-      </w:tr>
-      <w:tr>
-        <w:tc>
-          <w:tcPr>
-            <w:tcW w:type="dxa" w:w="5000"/>
-            <w:tcMar>
-              <w:top w:type="dxa" w:w="80"/>
-              <w:left w:type="dxa" w:w="100"/>
-              <w:bottom w:type="dxa" w:w="80"/>
-              <w:right w:type="dxa" w:w="100"/>
-            </w:tcMar>
-            <w:vAlign w:val="center"/>
-          </w:tcPr>
-          <w:p>
-            <w:r>
-              <w:rPr>
-                <w:b w:val="false"/>
-                <w:bCs w:val="false"/>
-                <w:color w:val="000000"/>
-                <w:sz w:val="20"/>
-                <w:szCs w:val="20"/>
-              </w:rPr>
-              <w:t xml:space="preserve">Riscos relacionados ao incidente</w:t>
-            </w:r>
-          </w:p>
-        </w:tc>
-        <w:tc>
-          <w:tcPr>
-            <w:tcW w:type="dxa" w:w="4000"/>
-            <w:tcMar>
-              <w:top w:type="dxa" w:w="80"/>
-              <w:left w:type="dxa" w:w="100"/>
-              <w:bottom w:type="dxa" w:w="80"/>
-              <w:right w:type="dxa" w:w="100"/>
-            </w:tcMar>
-            <w:vAlign w:val="center"/>
-          </w:tcPr>
-          <w:p>
-            <w:r>
-              <w:rPr>
-                <w:b w:val="false"/>
-                <w:bCs w:val="false"/>
-                <w:color w:val="000000"/>
-                <w:sz w:val="20"/>
-                <w:szCs w:val="20"/>
-              </w:rPr>
-              <w:t xml:space="preserve"/>
-            </w:r>
-          </w:p>
-        </w:tc>
-      </w:tr>
-      <w:tr>
-        <w:tc>
-          <w:tcPr>
-            <w:tcW w:type="dxa" w:w="5000"/>
-            <w:tcMar>
-              <w:top w:type="dxa" w:w="80"/>
-              <w:left w:type="dxa" w:w="100"/>
-              <w:bottom w:type="dxa" w:w="80"/>
-              <w:right w:type="dxa" w:w="100"/>
-            </w:tcMar>
-            <w:vAlign w:val="center"/>
-          </w:tcPr>
-          <w:p>
-            <w:r>
-              <w:rPr>
-                <w:b w:val="false"/>
-                <w:bCs w:val="false"/>
-                <w:color w:val="000000"/>
-                <w:sz w:val="20"/>
-                <w:szCs w:val="20"/>
-              </w:rPr>
-              <w:t xml:space="preserve">Razões para eventual demora na comunicação</w:t>
-            </w:r>
-          </w:p>
-        </w:tc>
-        <w:tc>
-          <w:tcPr>
-            <w:tcW w:type="dxa" w:w="4000"/>
-            <w:tcMar>
-              <w:top w:type="dxa" w:w="80"/>
-              <w:left w:type="dxa" w:w="100"/>
-              <w:bottom w:type="dxa" w:w="80"/>
-              <w:right w:type="dxa" w:w="100"/>
-            </w:tcMar>
-            <w:vAlign w:val="center"/>
-          </w:tcPr>
-          <w:p>
-            <w:r>
-              <w:rPr>
-                <w:b w:val="false"/>
-                <w:bCs w:val="false"/>
-                <w:color w:val="000000"/>
-                <w:sz w:val="20"/>
-                <w:szCs w:val="20"/>
-              </w:rPr>
-              <w:t xml:space="preserve"/>
-            </w:r>
-          </w:p>
-        </w:tc>
-      </w:tr>
-      <w:tr>
-        <w:tc>
-          <w:tcPr>
-            <w:tcW w:type="dxa" w:w="5000"/>
-            <w:tcMar>
-              <w:top w:type="dxa" w:w="80"/>
-              <w:left w:type="dxa" w:w="100"/>
-              <w:bottom w:type="dxa" w:w="80"/>
-              <w:right w:type="dxa" w:w="100"/>
-            </w:tcMar>
-            <w:vAlign w:val="center"/>
-          </w:tcPr>
-          <w:p>
-            <w:r>
-              <w:rPr>
-                <w:b w:val="false"/>
-                <w:bCs w:val="false"/>
-                <w:color w:val="000000"/>
-                <w:sz w:val="20"/>
-                <w:szCs w:val="20"/>
-              </w:rPr>
-              <w:t xml:space="preserve">Medidas adotadas para reverter ou mitigar os efeitos do incidente</w:t>
-            </w:r>
-          </w:p>
-        </w:tc>
-        <w:tc>
-          <w:tcPr>
-            <w:tcW w:type="dxa" w:w="4000"/>
-            <w:tcMar>
-              <w:top w:type="dxa" w:w="80"/>
-              <w:left w:type="dxa" w:w="100"/>
-              <w:bottom w:type="dxa" w:w="80"/>
-              <w:right w:type="dxa" w:w="100"/>
-            </w:tcMar>
-            <w:vAlign w:val="center"/>
-          </w:tcPr>
-          <w:p>
-            <w:r>
-              <w:rPr>
-                <w:b w:val="false"/>
-                <w:bCs w:val="false"/>
-                <w:color w:val="000000"/>
-                <w:sz w:val="20"/>
-                <w:szCs w:val="20"/>
-              </w:rPr>
-              <w:t xml:space="preserve"/>
-            </w:r>
-          </w:p>
-        </w:tc>
-      </w:tr>
-      <w:tr>
-        <w:tc>
-          <w:tcPr>
-            <w:tcW w:type="dxa" w:w="5000"/>
-            <w:tcMar>
-              <w:top w:type="dxa" w:w="80"/>
-              <w:left w:type="dxa" w:w="100"/>
-              <w:bottom w:type="dxa" w:w="80"/>
-              <w:right w:type="dxa" w:w="100"/>
-            </w:tcMar>
-            <w:vAlign w:val="center"/>
-          </w:tcPr>
-          <w:p>
-            <w:r>
-              <w:rPr>
-                <w:b w:val="false"/>
-                <w:bCs w:val="false"/>
-                <w:color w:val="000000"/>
-                <w:sz w:val="20"/>
-                <w:szCs w:val="20"/>
-              </w:rPr>
-              <w:t xml:space="preserve">Data de ocorrência e data de conhecimento pelo controlador</w:t>
-            </w:r>
-          </w:p>
-        </w:tc>
-        <w:tc>
-          <w:tcPr>
-            <w:tcW w:type="dxa" w:w="4000"/>
-            <w:tcMar>
-              <w:top w:type="dxa" w:w="80"/>
-              <w:left w:type="dxa" w:w="100"/>
-              <w:bottom w:type="dxa" w:w="80"/>
-              <w:right w:type="dxa" w:w="100"/>
-            </w:tcMar>
-            <w:vAlign w:val="center"/>
-          </w:tcPr>
-          <w:p>
-            <w:r>
-              <w:rPr>
-                <w:b w:val="false"/>
-                <w:bCs w:val="false"/>
-                <w:color w:val="000000"/>
-                <w:sz w:val="20"/>
-                <w:szCs w:val="20"/>
-              </w:rPr>
-              <w:t xml:space="preserve"/>
-            </w:r>
-          </w:p>
-        </w:tc>
-      </w:tr>
-      <w:tr>
-        <w:tc>
-          <w:tcPr>
-            <w:tcW w:type="dxa" w:w="5000"/>
-            <w:tcMar>
-              <w:top w:type="dxa" w:w="80"/>
-              <w:left w:type="dxa" w:w="100"/>
-              <w:bottom w:type="dxa" w:w="80"/>
-              <w:right w:type="dxa" w:w="100"/>
-            </w:tcMar>
-            <w:vAlign w:val="center"/>
-          </w:tcPr>
-          <w:p>
-            <w:r>
-              <w:rPr>
-                <w:b w:val="false"/>
-                <w:bCs w:val="false"/>
-                <w:color w:val="000000"/>
-                <w:sz w:val="20"/>
-                <w:szCs w:val="20"/>
-              </w:rPr>
-              <w:t xml:space="preserve">Dados de contato do encarregado</w:t>
-            </w:r>
-          </w:p>
-        </w:tc>
-        <w:tc>
-          <w:tcPr>
-            <w:tcW w:type="dxa" w:w="4000"/>
-            <w:tcMar>
-              <w:top w:type="dxa" w:w="80"/>
-              <w:left w:type="dxa" w:w="100"/>
-              <w:bottom w:type="dxa" w:w="80"/>
-              <w:right w:type="dxa" w:w="100"/>
-            </w:tcMar>
-            <w:vAlign w:val="center"/>
-          </w:tcPr>
-          <w:p>
-            <w:r>
-              <w:rPr>
-                <w:b w:val="false"/>
-                <w:bCs w:val="false"/>
-                <w:color w:val="000000"/>
-                <w:sz w:val="20"/>
-                <w:szCs w:val="20"/>
-              </w:rPr>
-              <w:t xml:space="preserve"/>
-            </w:r>
-          </w:p>
-        </w:tc>
-      </w:tr>
-      <w:tr>
-        <w:tc>
-          <w:tcPr>
-            <w:tcW w:type="dxa" w:w="5000"/>
-            <w:tcMar>
-              <w:top w:type="dxa" w:w="80"/>
-              <w:left w:type="dxa" w:w="100"/>
-              <w:bottom w:type="dxa" w:w="80"/>
-              <w:right w:type="dxa" w:w="100"/>
-            </w:tcMar>
-            <w:vAlign w:val="center"/>
-          </w:tcPr>
-          <w:p>
-            <w:r>
-              <w:rPr>
-                <w:b w:val="false"/>
-                <w:bCs w:val="false"/>
-                <w:color w:val="000000"/>
-                <w:sz w:val="20"/>
-                <w:szCs w:val="20"/>
-              </w:rPr>
-              <w:t xml:space="preserve">Identificação do controlador e, quando aplicável, do operador</w:t>
-            </w:r>
-          </w:p>
-        </w:tc>
-        <w:tc>
-          <w:tcPr>
-            <w:tcW w:type="dxa" w:w="4000"/>
-            <w:tcMar>
-              <w:top w:type="dxa" w:w="80"/>
-              <w:left w:type="dxa" w:w="100"/>
-              <w:bottom w:type="dxa" w:w="80"/>
-              <w:right w:type="dxa" w:w="100"/>
-            </w:tcMar>
-            <w:vAlign w:val="center"/>
-          </w:tcPr>
-          <w:p>
-            <w:r>
-              <w:rPr>
-                <w:b w:val="false"/>
-                <w:bCs w:val="false"/>
-                <w:color w:val="000000"/>
-                <w:sz w:val="20"/>
-                <w:szCs w:val="20"/>
-              </w:rPr>
-              <w:t xml:space="preserve"/>
-            </w:r>
-          </w:p>
-        </w:tc>
-      </w:tr>
-      <w:tr>
-        <w:tc>
-          <w:tcPr>
-            <w:tcW w:type="dxa" w:w="5000"/>
-            <w:tcMar>
-              <w:top w:type="dxa" w:w="80"/>
-              <w:left w:type="dxa" w:w="100"/>
-              <w:bottom w:type="dxa" w:w="80"/>
-              <w:right w:type="dxa" w:w="100"/>
-            </w:tcMar>
-            <w:vAlign w:val="center"/>
-          </w:tcPr>
-          <w:p>
-            <w:r>
-              <w:rPr>
-                <w:b w:val="false"/>
-                <w:bCs w:val="false"/>
-                <w:color w:val="000000"/>
-                <w:sz w:val="20"/>
-                <w:szCs w:val="20"/>
-              </w:rPr>
-              <w:t xml:space="preserve">Causa principal do incidente, quando identificável</w:t>
-            </w:r>
-          </w:p>
-        </w:tc>
-        <w:tc>
-          <w:tcPr>
-            <w:tcW w:type="dxa" w:w="4000"/>
+              <w:t xml:space="preserve">Natureza</w:t>
+            </w:r>
+          </w:p>
+        </w:tc>
+        <w:tc>
+          <w:tcPr>
+            <w:tcW w:type="dxa" w:w="2600"/>
+            <w:shd w:fill="1F3864" w:val="clear"/>
+            <w:tcMar>
+              <w:top w:type="dxa" w:w="80"/>
+              <w:left w:type="dxa" w:w="100"/>
+              <w:bottom w:type="dxa" w:w="80"/>
+              <w:right w:type="dxa" w:w="100"/>
+            </w:tcMar>
+            <w:vAlign w:val="center"/>
+          </w:tcPr>
+          <w:p>
+            <w:r>
+              <w:rPr>
+                <w:b/>
+                <w:bCs/>
+                <w:color w:val="FFFFFF"/>
+                <w:sz w:val="20"/>
+                <w:szCs w:val="20"/>
+              </w:rPr>
+              <w:t xml:space="preserve">Informação disponível / situação</w:t>
+            </w:r>
+          </w:p>
+        </w:tc>
+      </w:tr>
+      <w:tr>
+        <w:tc>
+          <w:tcPr>
+            <w:tcW w:type="dxa" w:w="4600"/>
+            <w:tcMar>
+              <w:top w:type="dxa" w:w="80"/>
+              <w:left w:type="dxa" w:w="100"/>
+              <w:bottom w:type="dxa" w:w="80"/>
+              <w:right w:type="dxa" w:w="100"/>
+            </w:tcMar>
+            <w:vAlign w:val="center"/>
+          </w:tcPr>
+          <w:p>
+            <w:r>
+              <w:rPr>
+                <w:b w:val="false"/>
+                <w:bCs w:val="false"/>
+                <w:color w:val="000000"/>
+                <w:sz w:val="20"/>
+                <w:szCs w:val="20"/>
+              </w:rPr>
+              <w:t xml:space="preserve">I. Descrição da natureza dos dados pessoais afetados, distinguindo dados gerais e dados sensíveis</w:t>
+            </w:r>
+          </w:p>
+        </w:tc>
+        <w:tc>
+          <w:tcPr>
+            <w:tcW w:type="dxa" w:w="1800"/>
+            <w:tcMar>
+              <w:top w:type="dxa" w:w="80"/>
+              <w:left w:type="dxa" w:w="100"/>
+              <w:bottom w:type="dxa" w:w="80"/>
+              <w:right w:type="dxa" w:w="100"/>
+            </w:tcMar>
+            <w:vAlign w:val="center"/>
+          </w:tcPr>
+          <w:p>
+            <w:r>
+              <w:rPr>
+                <w:b w:val="false"/>
+                <w:bCs w:val="false"/>
+                <w:color w:val="000000"/>
+                <w:sz w:val="20"/>
+                <w:szCs w:val="20"/>
+              </w:rPr>
+              <w:t xml:space="preserve">Obrigatório</w:t>
+            </w:r>
+          </w:p>
+        </w:tc>
+        <w:tc>
+          <w:tcPr>
+            <w:tcW w:type="dxa" w:w="2600"/>
+            <w:tcMar>
+              <w:top w:type="dxa" w:w="80"/>
+              <w:left w:type="dxa" w:w="100"/>
+              <w:bottom w:type="dxa" w:w="80"/>
+              <w:right w:type="dxa" w:w="100"/>
+            </w:tcMar>
+            <w:vAlign w:val="center"/>
+          </w:tcPr>
+          <w:p>
+            <w:r>
+              <w:rPr>
+                <w:b w:val="false"/>
+                <w:bCs w:val="false"/>
+                <w:color w:val="000000"/>
+                <w:sz w:val="20"/>
+                <w:szCs w:val="20"/>
+              </w:rPr>
+              <w:t xml:space="preserve"/>
+            </w:r>
+          </w:p>
+        </w:tc>
+      </w:tr>
+      <w:tr>
+        <w:tc>
+          <w:tcPr>
+            <w:tcW w:type="dxa" w:w="4600"/>
+            <w:tcMar>
+              <w:top w:type="dxa" w:w="80"/>
+              <w:left w:type="dxa" w:w="100"/>
+              <w:bottom w:type="dxa" w:w="80"/>
+              <w:right w:type="dxa" w:w="100"/>
+            </w:tcMar>
+            <w:vAlign w:val="center"/>
+          </w:tcPr>
+          <w:p>
+            <w:r>
+              <w:rPr>
+                <w:b w:val="false"/>
+                <w:bCs w:val="false"/>
+                <w:color w:val="000000"/>
+                <w:sz w:val="20"/>
+                <w:szCs w:val="20"/>
+              </w:rPr>
+              <w:t xml:space="preserve">II. Informações sobre os titulares envolvidos: categorias e número, com discriminação de crianças, adolescentes e idosos quando aplicável</w:t>
+            </w:r>
+          </w:p>
+        </w:tc>
+        <w:tc>
+          <w:tcPr>
+            <w:tcW w:type="dxa" w:w="1800"/>
+            <w:tcMar>
+              <w:top w:type="dxa" w:w="80"/>
+              <w:left w:type="dxa" w:w="100"/>
+              <w:bottom w:type="dxa" w:w="80"/>
+              <w:right w:type="dxa" w:w="100"/>
+            </w:tcMar>
+            <w:vAlign w:val="center"/>
+          </w:tcPr>
+          <w:p>
+            <w:r>
+              <w:rPr>
+                <w:b w:val="false"/>
+                <w:bCs w:val="false"/>
+                <w:color w:val="000000"/>
+                <w:sz w:val="20"/>
+                <w:szCs w:val="20"/>
+              </w:rPr>
+              <w:t xml:space="preserve">Obrigatório</w:t>
+            </w:r>
+          </w:p>
+        </w:tc>
+        <w:tc>
+          <w:tcPr>
+            <w:tcW w:type="dxa" w:w="2600"/>
+            <w:tcMar>
+              <w:top w:type="dxa" w:w="80"/>
+              <w:left w:type="dxa" w:w="100"/>
+              <w:bottom w:type="dxa" w:w="80"/>
+              <w:right w:type="dxa" w:w="100"/>
+            </w:tcMar>
+            <w:vAlign w:val="center"/>
+          </w:tcPr>
+          <w:p>
+            <w:r>
+              <w:rPr>
+                <w:b w:val="false"/>
+                <w:bCs w:val="false"/>
+                <w:color w:val="000000"/>
+                <w:sz w:val="20"/>
+                <w:szCs w:val="20"/>
+              </w:rPr>
+              <w:t xml:space="preserve"/>
+            </w:r>
+          </w:p>
+        </w:tc>
+      </w:tr>
+      <w:tr>
+        <w:tc>
+          <w:tcPr>
+            <w:tcW w:type="dxa" w:w="4600"/>
+            <w:tcMar>
+              <w:top w:type="dxa" w:w="80"/>
+              <w:left w:type="dxa" w:w="100"/>
+              <w:bottom w:type="dxa" w:w="80"/>
+              <w:right w:type="dxa" w:w="100"/>
+            </w:tcMar>
+            <w:vAlign w:val="center"/>
+          </w:tcPr>
+          <w:p>
+            <w:r>
+              <w:rPr>
+                <w:b w:val="false"/>
+                <w:bCs w:val="false"/>
+                <w:color w:val="000000"/>
+                <w:sz w:val="20"/>
+                <w:szCs w:val="20"/>
+              </w:rPr>
+              <w:t xml:space="preserve">III. Número total de titulares nas atividades de tratamento afetadas (base potencialmente exposta), separado do número efetivamente atingido/confirmado</w:t>
+            </w:r>
+          </w:p>
+        </w:tc>
+        <w:tc>
+          <w:tcPr>
+            <w:tcW w:type="dxa" w:w="1800"/>
+            <w:tcMar>
+              <w:top w:type="dxa" w:w="80"/>
+              <w:left w:type="dxa" w:w="100"/>
+              <w:bottom w:type="dxa" w:w="80"/>
+              <w:right w:type="dxa" w:w="100"/>
+            </w:tcMar>
+            <w:vAlign w:val="center"/>
+          </w:tcPr>
+          <w:p>
+            <w:r>
+              <w:rPr>
+                <w:b w:val="false"/>
+                <w:bCs w:val="false"/>
+                <w:color w:val="000000"/>
+                <w:sz w:val="20"/>
+                <w:szCs w:val="20"/>
+              </w:rPr>
+              <w:t xml:space="preserve">Obrigatório</w:t>
+            </w:r>
+          </w:p>
+        </w:tc>
+        <w:tc>
+          <w:tcPr>
+            <w:tcW w:type="dxa" w:w="2600"/>
+            <w:tcMar>
+              <w:top w:type="dxa" w:w="80"/>
+              <w:left w:type="dxa" w:w="100"/>
+              <w:bottom w:type="dxa" w:w="80"/>
+              <w:right w:type="dxa" w:w="100"/>
+            </w:tcMar>
+            <w:vAlign w:val="center"/>
+          </w:tcPr>
+          <w:p>
+            <w:r>
+              <w:rPr>
+                <w:b w:val="false"/>
+                <w:bCs w:val="false"/>
+                <w:color w:val="000000"/>
+                <w:sz w:val="20"/>
+                <w:szCs w:val="20"/>
+              </w:rPr>
+              <w:t xml:space="preserve"/>
+            </w:r>
+          </w:p>
+        </w:tc>
+      </w:tr>
+      <w:tr>
+        <w:tc>
+          <w:tcPr>
+            <w:tcW w:type="dxa" w:w="4600"/>
+            <w:tcMar>
+              <w:top w:type="dxa" w:w="80"/>
+              <w:left w:type="dxa" w:w="100"/>
+              <w:bottom w:type="dxa" w:w="80"/>
+              <w:right w:type="dxa" w:w="100"/>
+            </w:tcMar>
+            <w:vAlign w:val="center"/>
+          </w:tcPr>
+          <w:p>
+            <w:r>
+              <w:rPr>
+                <w:b w:val="false"/>
+                <w:bCs w:val="false"/>
+                <w:color w:val="000000"/>
+                <w:sz w:val="20"/>
+                <w:szCs w:val="20"/>
+              </w:rPr>
+              <w:t xml:space="preserve">IV. Indicação das medidas técnicas e de segurança utilizadas para a proteção dos dados, antes e depois do incidente</w:t>
+            </w:r>
+          </w:p>
+        </w:tc>
+        <w:tc>
+          <w:tcPr>
+            <w:tcW w:type="dxa" w:w="1800"/>
+            <w:tcMar>
+              <w:top w:type="dxa" w:w="80"/>
+              <w:left w:type="dxa" w:w="100"/>
+              <w:bottom w:type="dxa" w:w="80"/>
+              <w:right w:type="dxa" w:w="100"/>
+            </w:tcMar>
+            <w:vAlign w:val="center"/>
+          </w:tcPr>
+          <w:p>
+            <w:r>
+              <w:rPr>
+                <w:b w:val="false"/>
+                <w:bCs w:val="false"/>
+                <w:color w:val="000000"/>
+                <w:sz w:val="20"/>
+                <w:szCs w:val="20"/>
+              </w:rPr>
+              <w:t xml:space="preserve">Obrigatório</w:t>
+            </w:r>
+          </w:p>
+        </w:tc>
+        <w:tc>
+          <w:tcPr>
+            <w:tcW w:type="dxa" w:w="2600"/>
+            <w:tcMar>
+              <w:top w:type="dxa" w:w="80"/>
+              <w:left w:type="dxa" w:w="100"/>
+              <w:bottom w:type="dxa" w:w="80"/>
+              <w:right w:type="dxa" w:w="100"/>
+            </w:tcMar>
+            <w:vAlign w:val="center"/>
+          </w:tcPr>
+          <w:p>
+            <w:r>
+              <w:rPr>
+                <w:b w:val="false"/>
+                <w:bCs w:val="false"/>
+                <w:color w:val="000000"/>
+                <w:sz w:val="20"/>
+                <w:szCs w:val="20"/>
+              </w:rPr>
+              <w:t xml:space="preserve"/>
+            </w:r>
+          </w:p>
+        </w:tc>
+      </w:tr>
+      <w:tr>
+        <w:tc>
+          <w:tcPr>
+            <w:tcW w:type="dxa" w:w="4600"/>
+            <w:tcMar>
+              <w:top w:type="dxa" w:w="80"/>
+              <w:left w:type="dxa" w:w="100"/>
+              <w:bottom w:type="dxa" w:w="80"/>
+              <w:right w:type="dxa" w:w="100"/>
+            </w:tcMar>
+            <w:vAlign w:val="center"/>
+          </w:tcPr>
+          <w:p>
+            <w:r>
+              <w:rPr>
+                <w:b w:val="false"/>
+                <w:bCs w:val="false"/>
+                <w:color w:val="000000"/>
+                <w:sz w:val="20"/>
+                <w:szCs w:val="20"/>
+              </w:rPr>
+              <w:t xml:space="preserve">V. Riscos relacionados ao incidente</w:t>
+            </w:r>
+          </w:p>
+        </w:tc>
+        <w:tc>
+          <w:tcPr>
+            <w:tcW w:type="dxa" w:w="1800"/>
+            <w:tcMar>
+              <w:top w:type="dxa" w:w="80"/>
+              <w:left w:type="dxa" w:w="100"/>
+              <w:bottom w:type="dxa" w:w="80"/>
+              <w:right w:type="dxa" w:w="100"/>
+            </w:tcMar>
+            <w:vAlign w:val="center"/>
+          </w:tcPr>
+          <w:p>
+            <w:r>
+              <w:rPr>
+                <w:b w:val="false"/>
+                <w:bCs w:val="false"/>
+                <w:color w:val="000000"/>
+                <w:sz w:val="20"/>
+                <w:szCs w:val="20"/>
+              </w:rPr>
+              <w:t xml:space="preserve">Obrigatório</w:t>
+            </w:r>
+          </w:p>
+        </w:tc>
+        <w:tc>
+          <w:tcPr>
+            <w:tcW w:type="dxa" w:w="2600"/>
+            <w:tcMar>
+              <w:top w:type="dxa" w:w="80"/>
+              <w:left w:type="dxa" w:w="100"/>
+              <w:bottom w:type="dxa" w:w="80"/>
+              <w:right w:type="dxa" w:w="100"/>
+            </w:tcMar>
+            <w:vAlign w:val="center"/>
+          </w:tcPr>
+          <w:p>
+            <w:r>
+              <w:rPr>
+                <w:b w:val="false"/>
+                <w:bCs w:val="false"/>
+                <w:color w:val="000000"/>
+                <w:sz w:val="20"/>
+                <w:szCs w:val="20"/>
+              </w:rPr>
+              <w:t xml:space="preserve"/>
+            </w:r>
+          </w:p>
+        </w:tc>
+      </w:tr>
+      <w:tr>
+        <w:tc>
+          <w:tcPr>
+            <w:tcW w:type="dxa" w:w="4600"/>
+            <w:tcMar>
+              <w:top w:type="dxa" w:w="80"/>
+              <w:left w:type="dxa" w:w="100"/>
+              <w:bottom w:type="dxa" w:w="80"/>
+              <w:right w:type="dxa" w:w="100"/>
+            </w:tcMar>
+            <w:vAlign w:val="center"/>
+          </w:tcPr>
+          <w:p>
+            <w:r>
+              <w:rPr>
+                <w:b w:val="false"/>
+                <w:bCs w:val="false"/>
+                <w:color w:val="000000"/>
+                <w:sz w:val="20"/>
+                <w:szCs w:val="20"/>
+              </w:rPr>
+              <w:t xml:space="preserve">VI. Razões para eventual demora na comunicação</w:t>
+            </w:r>
+          </w:p>
+        </w:tc>
+        <w:tc>
+          <w:tcPr>
+            <w:tcW w:type="dxa" w:w="1800"/>
+            <w:tcMar>
+              <w:top w:type="dxa" w:w="80"/>
+              <w:left w:type="dxa" w:w="100"/>
+              <w:bottom w:type="dxa" w:w="80"/>
+              <w:right w:type="dxa" w:w="100"/>
+            </w:tcMar>
+            <w:vAlign w:val="center"/>
+          </w:tcPr>
+          <w:p>
+            <w:r>
+              <w:rPr>
+                <w:b w:val="false"/>
+                <w:bCs w:val="false"/>
+                <w:color w:val="000000"/>
+                <w:sz w:val="20"/>
+                <w:szCs w:val="20"/>
+              </w:rPr>
+              <w:t xml:space="preserve">Obrigatório, quando houver demora</w:t>
+            </w:r>
+          </w:p>
+        </w:tc>
+        <w:tc>
+          <w:tcPr>
+            <w:tcW w:type="dxa" w:w="2600"/>
+            <w:tcMar>
+              <w:top w:type="dxa" w:w="80"/>
+              <w:left w:type="dxa" w:w="100"/>
+              <w:bottom w:type="dxa" w:w="80"/>
+              <w:right w:type="dxa" w:w="100"/>
+            </w:tcMar>
+            <w:vAlign w:val="center"/>
+          </w:tcPr>
+          <w:p>
+            <w:r>
+              <w:rPr>
+                <w:b w:val="false"/>
+                <w:bCs w:val="false"/>
+                <w:color w:val="000000"/>
+                <w:sz w:val="20"/>
+                <w:szCs w:val="20"/>
+              </w:rPr>
+              <w:t xml:space="preserve"/>
+            </w:r>
+          </w:p>
+        </w:tc>
+      </w:tr>
+      <w:tr>
+        <w:tc>
+          <w:tcPr>
+            <w:tcW w:type="dxa" w:w="4600"/>
+            <w:tcMar>
+              <w:top w:type="dxa" w:w="80"/>
+              <w:left w:type="dxa" w:w="100"/>
+              <w:bottom w:type="dxa" w:w="80"/>
+              <w:right w:type="dxa" w:w="100"/>
+            </w:tcMar>
+            <w:vAlign w:val="center"/>
+          </w:tcPr>
+          <w:p>
+            <w:r>
+              <w:rPr>
+                <w:b w:val="false"/>
+                <w:bCs w:val="false"/>
+                <w:color w:val="000000"/>
+                <w:sz w:val="20"/>
+                <w:szCs w:val="20"/>
+              </w:rPr>
+              <w:t xml:space="preserve">VII. Medidas adotadas ou que serão adotadas para reverter ou mitigar os efeitos do incidente</w:t>
+            </w:r>
+          </w:p>
+        </w:tc>
+        <w:tc>
+          <w:tcPr>
+            <w:tcW w:type="dxa" w:w="1800"/>
+            <w:tcMar>
+              <w:top w:type="dxa" w:w="80"/>
+              <w:left w:type="dxa" w:w="100"/>
+              <w:bottom w:type="dxa" w:w="80"/>
+              <w:right w:type="dxa" w:w="100"/>
+            </w:tcMar>
+            <w:vAlign w:val="center"/>
+          </w:tcPr>
+          <w:p>
+            <w:r>
+              <w:rPr>
+                <w:b w:val="false"/>
+                <w:bCs w:val="false"/>
+                <w:color w:val="000000"/>
+                <w:sz w:val="20"/>
+                <w:szCs w:val="20"/>
+              </w:rPr>
+              <w:t xml:space="preserve">Obrigatório</w:t>
+            </w:r>
+          </w:p>
+        </w:tc>
+        <w:tc>
+          <w:tcPr>
+            <w:tcW w:type="dxa" w:w="2600"/>
+            <w:tcMar>
+              <w:top w:type="dxa" w:w="80"/>
+              <w:left w:type="dxa" w:w="100"/>
+              <w:bottom w:type="dxa" w:w="80"/>
+              <w:right w:type="dxa" w:w="100"/>
+            </w:tcMar>
+            <w:vAlign w:val="center"/>
+          </w:tcPr>
+          <w:p>
+            <w:r>
+              <w:rPr>
+                <w:b w:val="false"/>
+                <w:bCs w:val="false"/>
+                <w:color w:val="000000"/>
+                <w:sz w:val="20"/>
+                <w:szCs w:val="20"/>
+              </w:rPr>
+              <w:t xml:space="preserve"/>
+            </w:r>
+          </w:p>
+        </w:tc>
+      </w:tr>
+      <w:tr>
+        <w:tc>
+          <w:tcPr>
+            <w:tcW w:type="dxa" w:w="4600"/>
+            <w:tcMar>
+              <w:top w:type="dxa" w:w="80"/>
+              <w:left w:type="dxa" w:w="100"/>
+              <w:bottom w:type="dxa" w:w="80"/>
+              <w:right w:type="dxa" w:w="100"/>
+            </w:tcMar>
+            <w:vAlign w:val="center"/>
+          </w:tcPr>
+          <w:p>
+            <w:r>
+              <w:rPr>
+                <w:b w:val="false"/>
+                <w:bCs w:val="false"/>
+                <w:color w:val="000000"/>
+                <w:sz w:val="20"/>
+                <w:szCs w:val="20"/>
+              </w:rPr>
+              <w:t xml:space="preserve">VIII. Data de ocorrência e data de conhecimento do incidente pelo controlador</w:t>
+            </w:r>
+          </w:p>
+        </w:tc>
+        <w:tc>
+          <w:tcPr>
+            <w:tcW w:type="dxa" w:w="1800"/>
+            <w:tcMar>
+              <w:top w:type="dxa" w:w="80"/>
+              <w:left w:type="dxa" w:w="100"/>
+              <w:bottom w:type="dxa" w:w="80"/>
+              <w:right w:type="dxa" w:w="100"/>
+            </w:tcMar>
+            <w:vAlign w:val="center"/>
+          </w:tcPr>
+          <w:p>
+            <w:r>
+              <w:rPr>
+                <w:b w:val="false"/>
+                <w:bCs w:val="false"/>
+                <w:color w:val="000000"/>
+                <w:sz w:val="20"/>
+                <w:szCs w:val="20"/>
+              </w:rPr>
+              <w:t xml:space="preserve">Obrigatório</w:t>
+            </w:r>
+          </w:p>
+        </w:tc>
+        <w:tc>
+          <w:tcPr>
+            <w:tcW w:type="dxa" w:w="2600"/>
+            <w:tcMar>
+              <w:top w:type="dxa" w:w="80"/>
+              <w:left w:type="dxa" w:w="100"/>
+              <w:bottom w:type="dxa" w:w="80"/>
+              <w:right w:type="dxa" w:w="100"/>
+            </w:tcMar>
+            <w:vAlign w:val="center"/>
+          </w:tcPr>
+          <w:p>
+            <w:r>
+              <w:rPr>
+                <w:b w:val="false"/>
+                <w:bCs w:val="false"/>
+                <w:color w:val="000000"/>
+                <w:sz w:val="20"/>
+                <w:szCs w:val="20"/>
+              </w:rPr>
+              <w:t xml:space="preserve"/>
+            </w:r>
+          </w:p>
+        </w:tc>
+      </w:tr>
+      <w:tr>
+        <w:tc>
+          <w:tcPr>
+            <w:tcW w:type="dxa" w:w="4600"/>
+            <w:tcMar>
+              <w:top w:type="dxa" w:w="80"/>
+              <w:left w:type="dxa" w:w="100"/>
+              <w:bottom w:type="dxa" w:w="80"/>
+              <w:right w:type="dxa" w:w="100"/>
+            </w:tcMar>
+            <w:vAlign w:val="center"/>
+          </w:tcPr>
+          <w:p>
+            <w:r>
+              <w:rPr>
+                <w:b w:val="false"/>
+                <w:bCs w:val="false"/>
+                <w:color w:val="000000"/>
+                <w:sz w:val="20"/>
+                <w:szCs w:val="20"/>
+              </w:rPr>
+              <w:t xml:space="preserve">IX. Dados de contato do encarregado (ou outra pessoa responsável para esclarecimentos)</w:t>
+            </w:r>
+          </w:p>
+        </w:tc>
+        <w:tc>
+          <w:tcPr>
+            <w:tcW w:type="dxa" w:w="1800"/>
+            <w:tcMar>
+              <w:top w:type="dxa" w:w="80"/>
+              <w:left w:type="dxa" w:w="100"/>
+              <w:bottom w:type="dxa" w:w="80"/>
+              <w:right w:type="dxa" w:w="100"/>
+            </w:tcMar>
+            <w:vAlign w:val="center"/>
+          </w:tcPr>
+          <w:p>
+            <w:r>
+              <w:rPr>
+                <w:b w:val="false"/>
+                <w:bCs w:val="false"/>
+                <w:color w:val="000000"/>
+                <w:sz w:val="20"/>
+                <w:szCs w:val="20"/>
+              </w:rPr>
+              <w:t xml:space="preserve">Obrigatório</w:t>
+            </w:r>
+          </w:p>
+        </w:tc>
+        <w:tc>
+          <w:tcPr>
+            <w:tcW w:type="dxa" w:w="2600"/>
+            <w:tcMar>
+              <w:top w:type="dxa" w:w="80"/>
+              <w:left w:type="dxa" w:w="100"/>
+              <w:bottom w:type="dxa" w:w="80"/>
+              <w:right w:type="dxa" w:w="100"/>
+            </w:tcMar>
+            <w:vAlign w:val="center"/>
+          </w:tcPr>
+          <w:p>
+            <w:r>
+              <w:rPr>
+                <w:b w:val="false"/>
+                <w:bCs w:val="false"/>
+                <w:color w:val="000000"/>
+                <w:sz w:val="20"/>
+                <w:szCs w:val="20"/>
+              </w:rPr>
+              <w:t xml:space="preserve"/>
+            </w:r>
+          </w:p>
+        </w:tc>
+      </w:tr>
+      <w:tr>
+        <w:tc>
+          <w:tcPr>
+            <w:tcW w:type="dxa" w:w="4600"/>
+            <w:tcMar>
+              <w:top w:type="dxa" w:w="80"/>
+              <w:left w:type="dxa" w:w="100"/>
+              <w:bottom w:type="dxa" w:w="80"/>
+              <w:right w:type="dxa" w:w="100"/>
+            </w:tcMar>
+            <w:vAlign w:val="center"/>
+          </w:tcPr>
+          <w:p>
+            <w:r>
+              <w:rPr>
+                <w:b w:val="false"/>
+                <w:bCs w:val="false"/>
+                <w:color w:val="000000"/>
+                <w:sz w:val="20"/>
+                <w:szCs w:val="20"/>
+              </w:rPr>
+              <w:t xml:space="preserve">X. Identificação do controlador e, quando houver, do operador envolvido</w:t>
+            </w:r>
+          </w:p>
+        </w:tc>
+        <w:tc>
+          <w:tcPr>
+            <w:tcW w:type="dxa" w:w="1800"/>
+            <w:tcMar>
+              <w:top w:type="dxa" w:w="80"/>
+              <w:left w:type="dxa" w:w="100"/>
+              <w:bottom w:type="dxa" w:w="80"/>
+              <w:right w:type="dxa" w:w="100"/>
+            </w:tcMar>
+            <w:vAlign w:val="center"/>
+          </w:tcPr>
+          <w:p>
+            <w:r>
+              <w:rPr>
+                <w:b w:val="false"/>
+                <w:bCs w:val="false"/>
+                <w:color w:val="000000"/>
+                <w:sz w:val="20"/>
+                <w:szCs w:val="20"/>
+              </w:rPr>
+              <w:t xml:space="preserve">Obrigatório</w:t>
+            </w:r>
+          </w:p>
+        </w:tc>
+        <w:tc>
+          <w:tcPr>
+            <w:tcW w:type="dxa" w:w="2600"/>
+            <w:tcMar>
+              <w:top w:type="dxa" w:w="80"/>
+              <w:left w:type="dxa" w:w="100"/>
+              <w:bottom w:type="dxa" w:w="80"/>
+              <w:right w:type="dxa" w:w="100"/>
+            </w:tcMar>
+            <w:vAlign w:val="center"/>
+          </w:tcPr>
+          <w:p>
+            <w:r>
+              <w:rPr>
+                <w:b w:val="false"/>
+                <w:bCs w:val="false"/>
+                <w:color w:val="000000"/>
+                <w:sz w:val="20"/>
+                <w:szCs w:val="20"/>
+              </w:rPr>
+              <w:t xml:space="preserve"/>
+            </w:r>
+          </w:p>
+        </w:tc>
+      </w:tr>
+      <w:tr>
+        <w:tc>
+          <w:tcPr>
+            <w:tcW w:type="dxa" w:w="4600"/>
+            <w:tcMar>
+              <w:top w:type="dxa" w:w="80"/>
+              <w:left w:type="dxa" w:w="100"/>
+              <w:bottom w:type="dxa" w:w="80"/>
+              <w:right w:type="dxa" w:w="100"/>
+            </w:tcMar>
+            <w:vAlign w:val="center"/>
+          </w:tcPr>
+          <w:p>
+            <w:r>
+              <w:rPr>
+                <w:b w:val="false"/>
+                <w:bCs w:val="false"/>
+                <w:color w:val="000000"/>
+                <w:sz w:val="20"/>
+                <w:szCs w:val="20"/>
+              </w:rPr>
+              <w:t xml:space="preserve">XI. Causa principal do incidente, quando identificável</w:t>
+            </w:r>
+          </w:p>
+        </w:tc>
+        <w:tc>
+          <w:tcPr>
+            <w:tcW w:type="dxa" w:w="1800"/>
+            <w:tcMar>
+              <w:top w:type="dxa" w:w="80"/>
+              <w:left w:type="dxa" w:w="100"/>
+              <w:bottom w:type="dxa" w:w="80"/>
+              <w:right w:type="dxa" w:w="100"/>
+            </w:tcMar>
+            <w:vAlign w:val="center"/>
+          </w:tcPr>
+          <w:p>
+            <w:r>
+              <w:rPr>
+                <w:b w:val="false"/>
+                <w:bCs w:val="false"/>
+                <w:color w:val="000000"/>
+                <w:sz w:val="20"/>
+                <w:szCs w:val="20"/>
+              </w:rPr>
+              <w:t xml:space="preserve">Obrigatório, quando identificável; registrar como pendência fundamentada se não identificada</w:t>
+            </w:r>
+          </w:p>
+        </w:tc>
+        <w:tc>
+          <w:tcPr>
+            <w:tcW w:type="dxa" w:w="2600"/>
+            <w:tcMar>
+              <w:top w:type="dxa" w:w="80"/>
+              <w:left w:type="dxa" w:w="100"/>
+              <w:bottom w:type="dxa" w:w="80"/>
+              <w:right w:type="dxa" w:w="100"/>
+            </w:tcMar>
+            <w:vAlign w:val="center"/>
+          </w:tcPr>
+          <w:p>
+            <w:r>
+              <w:rPr>
+                <w:b w:val="false"/>
+                <w:bCs w:val="false"/>
+                <w:color w:val="000000"/>
+                <w:sz w:val="20"/>
+                <w:szCs w:val="20"/>
+              </w:rPr>
+              <w:t xml:space="preserve"/>
+            </w:r>
+          </w:p>
+        </w:tc>
+      </w:tr>
+      <w:tr>
+        <w:tc>
+          <w:tcPr>
+            <w:tcW w:type="dxa" w:w="4600"/>
+            <w:tcMar>
+              <w:top w:type="dxa" w:w="80"/>
+              <w:left w:type="dxa" w:w="100"/>
+              <w:bottom w:type="dxa" w:w="80"/>
+              <w:right w:type="dxa" w:w="100"/>
+            </w:tcMar>
+            <w:vAlign w:val="center"/>
+          </w:tcPr>
+          <w:p>
+            <w:r>
+              <w:rPr>
+                <w:b w:val="false"/>
+                <w:bCs w:val="false"/>
+                <w:color w:val="000000"/>
+                <w:sz w:val="20"/>
+                <w:szCs w:val="20"/>
+              </w:rPr>
+              <w:t xml:space="preserve">XII. Identificação de quem está comunicando (encarregado ou representante constituído), com comprovação de vínculo/instrumento de poderes</w:t>
+            </w:r>
+          </w:p>
+        </w:tc>
+        <w:tc>
+          <w:tcPr>
+            <w:tcW w:type="dxa" w:w="1800"/>
+            <w:tcMar>
+              <w:top w:type="dxa" w:w="80"/>
+              <w:left w:type="dxa" w:w="100"/>
+              <w:bottom w:type="dxa" w:w="80"/>
+              <w:right w:type="dxa" w:w="100"/>
+            </w:tcMar>
+            <w:vAlign w:val="center"/>
+          </w:tcPr>
+          <w:p>
+            <w:r>
+              <w:rPr>
+                <w:b w:val="false"/>
+                <w:bCs w:val="false"/>
+                <w:color w:val="000000"/>
+                <w:sz w:val="20"/>
+                <w:szCs w:val="20"/>
+              </w:rPr>
+              <w:t xml:space="preserve">Obrigatório (art. 6º, §§5º–7º)</w:t>
+            </w:r>
+          </w:p>
+        </w:tc>
+        <w:tc>
+          <w:tcPr>
+            <w:tcW w:type="dxa" w:w="2600"/>
+            <w:tcMar>
+              <w:top w:type="dxa" w:w="80"/>
+              <w:left w:type="dxa" w:w="100"/>
+              <w:bottom w:type="dxa" w:w="80"/>
+              <w:right w:type="dxa" w:w="100"/>
+            </w:tcMar>
+            <w:vAlign w:val="center"/>
+          </w:tcPr>
+          <w:p>
+            <w:r>
+              <w:rPr>
+                <w:b w:val="false"/>
+                <w:bCs w:val="false"/>
+                <w:color w:val="000000"/>
+                <w:sz w:val="20"/>
+                <w:szCs w:val="20"/>
+              </w:rPr>
+              <w:t xml:space="preserve"/>
+            </w:r>
+          </w:p>
+        </w:tc>
+      </w:tr>
+      <w:tr>
+        <w:tc>
+          <w:tcPr>
+            <w:tcW w:type="dxa" w:w="4600"/>
+            <w:tcMar>
+              <w:top w:type="dxa" w:w="80"/>
+              <w:left w:type="dxa" w:w="100"/>
+              <w:bottom w:type="dxa" w:w="80"/>
+              <w:right w:type="dxa" w:w="100"/>
+            </w:tcMar>
+            <w:vAlign w:val="center"/>
+          </w:tcPr>
+          <w:p>
+            <w:r>
+              <w:rPr>
+                <w:b w:val="false"/>
+                <w:bCs w:val="false"/>
+                <w:color w:val="000000"/>
+                <w:sz w:val="20"/>
+                <w:szCs w:val="20"/>
+              </w:rPr>
+              <w:t xml:space="preserve">Recomendações ao titular para reverter/mitigar efeitos (quando aplicável à comunicação à ANPD)</w:t>
+            </w:r>
+          </w:p>
+        </w:tc>
+        <w:tc>
+          <w:tcPr>
+            <w:tcW w:type="dxa" w:w="1800"/>
+            <w:tcMar>
+              <w:top w:type="dxa" w:w="80"/>
+              <w:left w:type="dxa" w:w="100"/>
+              <w:bottom w:type="dxa" w:w="80"/>
+              <w:right w:type="dxa" w:w="100"/>
+            </w:tcMar>
+            <w:vAlign w:val="center"/>
+          </w:tcPr>
+          <w:p>
+            <w:r>
+              <w:rPr>
+                <w:b w:val="false"/>
+                <w:bCs w:val="false"/>
+                <w:color w:val="000000"/>
+                <w:sz w:val="20"/>
+                <w:szCs w:val="20"/>
+              </w:rPr>
+              <w:t xml:space="preserve">Boa prática</w:t>
+            </w:r>
+          </w:p>
+        </w:tc>
+        <w:tc>
+          <w:tcPr>
+            <w:tcW w:type="dxa" w:w="2600"/>
             <w:tcMar>
               <w:top w:type="dxa" w:w="80"/>
               <w:left w:type="dxa" w:w="100"/>
@@ -732,7 +1221,88 @@
         <w:spacing w:after="120" w:before="200"/>
       </w:pPr>
       <w:r>
-        <w:t xml:space="preserve">A.2 Controle de preparação</w:t>
+        <w:t xml:space="preserve">A.2 Pequeno porte, representação e sigilo</w:t>
+      </w:r>
+    </w:p>
+    <w:p>
+      <w:pPr>
+        <w:spacing w:after="140"/>
+      </w:pPr>
+      <w:r>
+        <w:rPr>
+          <w:b/>
+          <w:bCs/>
+          <w:sz w:val="22"/>
+          <w:szCs w:val="22"/>
+        </w:rPr>
+        <w:t xml:space="preserve">Declaração de agente de tratamento de pequeno porte (Resolução CD/ANPD nº 2/2022): </w:t>
+      </w:r>
+      <w:r>
+        <w:rPr>
+          <w:i/>
+          <w:iCs/>
+          <w:color w:val="595959"/>
+          <w:sz w:val="20"/>
+          <w:szCs w:val="20"/>
+        </w:rPr>
+        <w:t xml:space="preserve">Preencher apenas se formalmente enquadrado — não presumir pelo nome/porte aparente da organização; se não avaliado, registrar 'Não avaliado'</w:t>
+      </w:r>
+    </w:p>
+    <w:p>
+      <w:pPr>
+        <w:spacing w:after="140"/>
+      </w:pPr>
+      <w:r>
+        <w:rPr>
+          <w:b/>
+          <w:bCs/>
+          <w:sz w:val="22"/>
+          <w:szCs w:val="22"/>
+        </w:rPr>
+        <w:t xml:space="preserve">Documentação de vínculo ou instrumento de representação anexado à comunicação: </w:t>
+      </w:r>
+      <w:r>
+        <w:rPr>
+          <w:i/>
+          <w:iCs/>
+          <w:color w:val="595959"/>
+          <w:sz w:val="20"/>
+          <w:szCs w:val="20"/>
+        </w:rPr>
+        <w:t xml:space="preserve">Ex.: ato de designação do encarregado, procuração, atos constitutivos — exigido pelo art. 6º, §§5º a 7º</w:t>
+      </w:r>
+    </w:p>
+    <w:p>
+      <w:pPr>
+        <w:spacing w:after="140"/>
+      </w:pPr>
+      <w:r>
+        <w:rPr>
+          <w:b/>
+          <w:bCs/>
+          <w:sz w:val="22"/>
+          <w:szCs w:val="22"/>
+        </w:rPr>
+        <w:t xml:space="preserve">Pedido fundamentado de sigilo de informações (segredo comercial/industrial, art. 7º do RCIS): </w:t>
+      </w:r>
+      <w:r>
+        <w:rPr>
+          <w:i/>
+          <w:iCs/>
+          <w:color w:val="595959"/>
+          <w:sz w:val="20"/>
+          <w:szCs w:val="20"/>
+        </w:rPr>
+        <w:t xml:space="preserve">Preencher apenas se aplicável, com fundamentação específica por informação</w:t>
+      </w:r>
+    </w:p>
+    <w:p>
+      <w:pPr>
+        <w:pStyle w:val="Heading2"/>
+        <w:spacing w:after="120" w:before="200"/>
+      </w:pPr>
+      <w:r>
+        <w:t xml:space="preserve">A.3 Controle de preparação</w:t>
       </w:r>
     </w:p>
     <w:p>
@@ -842,7 +1412,7 @@
           <w:sz w:val="22"/>
           <w:szCs w:val="22"/>
         </w:rPr>
-        <w:t xml:space="preserve">Pendências documentais identificadas: </w:t>
+        <w:t xml:space="preserve">Pendências documentais identificadas, com justificativa: </w:t>
       </w:r>
       <w:r>
         <w:rPr>
@@ -852,7 +1422,7 @@
           <w:sz w:val="20"/>
           <w:szCs w:val="20"/>
         </w:rPr>
-        <w:t xml:space="preserve">Ex.: confirmação de número exato de titulares</w:t>
+        <w:t xml:space="preserve">Ex.: confirmação de número exato de titulares — nunca deixar pendência sem justificativa registrada</w:t>
       </w:r>
     </w:p>
     <w:p>
@@ -876,7 +1446,7 @@
           <w:sz w:val="20"/>
           <w:szCs w:val="20"/>
         </w:rPr>
-        <w:t xml:space="preserve">Registrar se houve necessidade de complementação e data</w:t>
+        <w:t xml:space="preserve">Contar a partir da DATA EM QUE A COMUNICAÇÃO FOI EFETIVAMENTE REALIZADA, nunca de uma data apenas planejada — registrar a data-base e a data-limite</w:t>
       </w:r>
     </w:p>
     <w:p>
@@ -923,6 +1493,7 @@
           <w:insideH w:val="single" w:color="auto" w:sz="4"/>
           <w:insideV w:val="single" w:color="auto" w:sz="4"/>
         </w:tblBorders>
+        <w:tblLayout w:type="fixed"/>
       </w:tblPr>
       <w:tblGrid>
         <w:gridCol w:w="5000"/>
@@ -1486,7 +2057,31 @@
           <w:sz w:val="20"/>
           <w:szCs w:val="20"/>
         </w:rPr>
-        <w:t xml:space="preserve">Instrução de preenchimento: usar esta tabela para acompanhar separadamente a comunicação à ANPD e a comunicação aos titulares. Nunca registrar 'Realizada' sem evidência comprobatória anexada ou referenciada.</w:t>
+        <w:t xml:space="preserve">Instrução de preenchimento: acompanhar separadamente CADA comunicação (não apenas ANPD x Titulares) — a comunicação inicial à ANPD, cada complementação, a comunicação aos titulares e a declaração do art. 9º, §4º, são registros distintos, cada um com seu próprio processo/protocolo e estado. Nunca registrar 'Enviado'/'Realizada' sem evidência comprobatória anexada ou referenciada. O envio à ANPD não indica, por si só, que a comunicação aos titulares também ocorreu — são obrigações independentes (art. 48 da LGPD exige ambas quando houver risco ou dano relevante).</w:t>
+      </w:r>
+    </w:p>
+    <w:p>
+      <w:pPr>
+        <w:spacing w:after="160"/>
+      </w:pPr>
+      <w:r>
+        <w:rPr>
+          <w:i/>
+          <w:iCs/>
+          <w:color w:val="595959"/>
+          <w:sz w:val="18"/>
+          <w:szCs w:val="18"/>
+        </w:rPr>
+        <w:t xml:space="preserve">Situação possível: Não iniciado / Em preparação / Aprovado, aguardando envio / Enviado / Complementação pendente / Atrasado. 'Protocolo': número SEI ou outro identificador oficial do processo. 'Conteúdo/Versão': versão do texto efetivamente enviada.</w:t>
+      </w:r>
+    </w:p>
+    <w:p>
+      <w:pPr>
+        <w:pStyle w:val="Heading2"/>
+        <w:spacing w:after="80" w:before="240"/>
+      </w:pPr>
+      <w:r>
+        <w:t xml:space="preserve">Comunicação inicial à ANPD</w:t>
       </w:r>
     </w:p>
     <w:tbl>
@@ -1500,24 +2095,16 @@
           <w:insideH w:val="single" w:color="auto" w:sz="4"/>
           <w:insideV w:val="single" w:color="auto" w:sz="4"/>
         </w:tblBorders>
+        <w:tblLayout w:type="fixed"/>
       </w:tblPr>
       <w:tblGrid>
-        <w:gridCol w:w="900"/>
-        <w:gridCol w:w="1100"/>
-        <w:gridCol w:w="1100"/>
-        <w:gridCol w:w="1100"/>
-        <w:gridCol w:w="1100"/>
-        <w:gridCol w:w="1100"/>
-        <w:gridCol w:w="1300"/>
-        <w:gridCol w:w="1300"/>
+        <w:gridCol w:w="2600"/>
+        <w:gridCol w:w="6400"/>
       </w:tblGrid>
       <w:tr>
-        <w:trPr>
-          <w:tblHeader/>
-        </w:trPr>
-        <w:tc>
-          <w:tcPr>
-            <w:tcW w:type="dxa" w:w="900"/>
+        <w:tc>
+          <w:tcPr>
+            <w:tcW w:type="dxa" w:w="2600"/>
             <w:shd w:fill="1F3864" w:val="clear"/>
             <w:tcMar>
               <w:top w:type="dxa" w:w="80"/>
@@ -1533,16 +2120,42 @@
                 <w:b/>
                 <w:bCs/>
                 <w:color w:val="FFFFFF"/>
-                <w:sz w:val="20"/>
-                <w:szCs w:val="20"/>
-              </w:rPr>
-              <w:t xml:space="preserve">Comunicação</w:t>
-            </w:r>
-          </w:p>
-        </w:tc>
-        <w:tc>
-          <w:tcPr>
-            <w:tcW w:type="dxa" w:w="1100"/>
+                <w:sz w:val="18"/>
+                <w:szCs w:val="18"/>
+              </w:rPr>
+              <w:t xml:space="preserve">Protocolo (SEI ou outro)</w:t>
+            </w:r>
+          </w:p>
+        </w:tc>
+        <w:tc>
+          <w:tcPr>
+            <w:tcW w:type="dxa" w:w="6400"/>
+            <w:tcMar>
+              <w:top w:type="dxa" w:w="80"/>
+              <w:left w:type="dxa" w:w="100"/>
+              <w:bottom w:type="dxa" w:w="80"/>
+              <w:right w:type="dxa" w:w="100"/>
+            </w:tcMar>
+            <w:vAlign w:val="center"/>
+          </w:tcPr>
+          <w:p>
+            <w:r>
+              <w:rPr>
+                <w:b w:val="false"/>
+                <w:bCs w:val="false"/>
+                <w:color w:val="000000"/>
+                <w:sz w:val="20"/>
+                <w:szCs w:val="20"/>
+              </w:rPr>
+              <w:t xml:space="preserve"/>
+            </w:r>
+          </w:p>
+        </w:tc>
+      </w:tr>
+      <w:tr>
+        <w:tc>
+          <w:tcPr>
+            <w:tcW w:type="dxa" w:w="2600"/>
             <w:shd w:fill="1F3864" w:val="clear"/>
             <w:tcMar>
               <w:top w:type="dxa" w:w="80"/>
@@ -1558,16 +2171,42 @@
                 <w:b/>
                 <w:bCs/>
                 <w:color w:val="FFFFFF"/>
-                <w:sz w:val="20"/>
-                <w:szCs w:val="20"/>
-              </w:rPr>
-              <w:t xml:space="preserve">Responsável</w:t>
-            </w:r>
-          </w:p>
-        </w:tc>
-        <w:tc>
-          <w:tcPr>
-            <w:tcW w:type="dxa" w:w="1100"/>
+                <w:sz w:val="18"/>
+                <w:szCs w:val="18"/>
+              </w:rPr>
+              <w:t xml:space="preserve">Conteúdo/Versão Enviada</w:t>
+            </w:r>
+          </w:p>
+        </w:tc>
+        <w:tc>
+          <w:tcPr>
+            <w:tcW w:type="dxa" w:w="6400"/>
+            <w:tcMar>
+              <w:top w:type="dxa" w:w="80"/>
+              <w:left w:type="dxa" w:w="100"/>
+              <w:bottom w:type="dxa" w:w="80"/>
+              <w:right w:type="dxa" w:w="100"/>
+            </w:tcMar>
+            <w:vAlign w:val="center"/>
+          </w:tcPr>
+          <w:p>
+            <w:r>
+              <w:rPr>
+                <w:b w:val="false"/>
+                <w:bCs w:val="false"/>
+                <w:color w:val="000000"/>
+                <w:sz w:val="20"/>
+                <w:szCs w:val="20"/>
+              </w:rPr>
+              <w:t xml:space="preserve"/>
+            </w:r>
+          </w:p>
+        </w:tc>
+      </w:tr>
+      <w:tr>
+        <w:tc>
+          <w:tcPr>
+            <w:tcW w:type="dxa" w:w="2600"/>
             <w:shd w:fill="1F3864" w:val="clear"/>
             <w:tcMar>
               <w:top w:type="dxa" w:w="80"/>
@@ -1583,16 +2222,42 @@
                 <w:b/>
                 <w:bCs/>
                 <w:color w:val="FFFFFF"/>
-                <w:sz w:val="20"/>
-                <w:szCs w:val="20"/>
-              </w:rPr>
-              <w:t xml:space="preserve">Aprovação</w:t>
-            </w:r>
-          </w:p>
-        </w:tc>
-        <w:tc>
-          <w:tcPr>
-            <w:tcW w:type="dxa" w:w="1100"/>
+                <w:sz w:val="18"/>
+                <w:szCs w:val="18"/>
+              </w:rPr>
+              <w:t xml:space="preserve">Responsável</w:t>
+            </w:r>
+          </w:p>
+        </w:tc>
+        <w:tc>
+          <w:tcPr>
+            <w:tcW w:type="dxa" w:w="6400"/>
+            <w:tcMar>
+              <w:top w:type="dxa" w:w="80"/>
+              <w:left w:type="dxa" w:w="100"/>
+              <w:bottom w:type="dxa" w:w="80"/>
+              <w:right w:type="dxa" w:w="100"/>
+            </w:tcMar>
+            <w:vAlign w:val="center"/>
+          </w:tcPr>
+          <w:p>
+            <w:r>
+              <w:rPr>
+                <w:b w:val="false"/>
+                <w:bCs w:val="false"/>
+                <w:color w:val="000000"/>
+                <w:sz w:val="20"/>
+                <w:szCs w:val="20"/>
+              </w:rPr>
+              <w:t xml:space="preserve"/>
+            </w:r>
+          </w:p>
+        </w:tc>
+      </w:tr>
+      <w:tr>
+        <w:tc>
+          <w:tcPr>
+            <w:tcW w:type="dxa" w:w="2600"/>
             <w:shd w:fill="1F3864" w:val="clear"/>
             <w:tcMar>
               <w:top w:type="dxa" w:w="80"/>
@@ -1608,16 +2273,42 @@
                 <w:b/>
                 <w:bCs/>
                 <w:color w:val="FFFFFF"/>
-                <w:sz w:val="20"/>
-                <w:szCs w:val="20"/>
-              </w:rPr>
-              <w:t xml:space="preserve">Prazo Aplicável</w:t>
-            </w:r>
-          </w:p>
-        </w:tc>
-        <w:tc>
-          <w:tcPr>
-            <w:tcW w:type="dxa" w:w="1100"/>
+                <w:sz w:val="18"/>
+                <w:szCs w:val="18"/>
+              </w:rPr>
+              <w:t xml:space="preserve">Aprovação</w:t>
+            </w:r>
+          </w:p>
+        </w:tc>
+        <w:tc>
+          <w:tcPr>
+            <w:tcW w:type="dxa" w:w="6400"/>
+            <w:tcMar>
+              <w:top w:type="dxa" w:w="80"/>
+              <w:left w:type="dxa" w:w="100"/>
+              <w:bottom w:type="dxa" w:w="80"/>
+              <w:right w:type="dxa" w:w="100"/>
+            </w:tcMar>
+            <w:vAlign w:val="center"/>
+          </w:tcPr>
+          <w:p>
+            <w:r>
+              <w:rPr>
+                <w:b w:val="false"/>
+                <w:bCs w:val="false"/>
+                <w:color w:val="000000"/>
+                <w:sz w:val="20"/>
+                <w:szCs w:val="20"/>
+              </w:rPr>
+              <w:t xml:space="preserve"/>
+            </w:r>
+          </w:p>
+        </w:tc>
+      </w:tr>
+      <w:tr>
+        <w:tc>
+          <w:tcPr>
+            <w:tcW w:type="dxa" w:w="2600"/>
             <w:shd w:fill="1F3864" w:val="clear"/>
             <w:tcMar>
               <w:top w:type="dxa" w:w="80"/>
@@ -1633,16 +2324,42 @@
                 <w:b/>
                 <w:bCs/>
                 <w:color w:val="FFFFFF"/>
-                <w:sz w:val="20"/>
-                <w:szCs w:val="20"/>
-              </w:rPr>
-              <w:t xml:space="preserve">Data de Envio</w:t>
-            </w:r>
-          </w:p>
-        </w:tc>
-        <w:tc>
-          <w:tcPr>
-            <w:tcW w:type="dxa" w:w="1100"/>
+                <w:sz w:val="18"/>
+                <w:szCs w:val="18"/>
+              </w:rPr>
+              <w:t xml:space="preserve">Prazo Aplicável</w:t>
+            </w:r>
+          </w:p>
+        </w:tc>
+        <w:tc>
+          <w:tcPr>
+            <w:tcW w:type="dxa" w:w="6400"/>
+            <w:tcMar>
+              <w:top w:type="dxa" w:w="80"/>
+              <w:left w:type="dxa" w:w="100"/>
+              <w:bottom w:type="dxa" w:w="80"/>
+              <w:right w:type="dxa" w:w="100"/>
+            </w:tcMar>
+            <w:vAlign w:val="center"/>
+          </w:tcPr>
+          <w:p>
+            <w:r>
+              <w:rPr>
+                <w:b w:val="false"/>
+                <w:bCs w:val="false"/>
+                <w:color w:val="000000"/>
+                <w:sz w:val="20"/>
+                <w:szCs w:val="20"/>
+              </w:rPr>
+              <w:t xml:space="preserve"/>
+            </w:r>
+          </w:p>
+        </w:tc>
+      </w:tr>
+      <w:tr>
+        <w:tc>
+          <w:tcPr>
+            <w:tcW w:type="dxa" w:w="2600"/>
             <w:shd w:fill="1F3864" w:val="clear"/>
             <w:tcMar>
               <w:top w:type="dxa" w:w="80"/>
@@ -1658,16 +2375,42 @@
                 <w:b/>
                 <w:bCs/>
                 <w:color w:val="FFFFFF"/>
-                <w:sz w:val="20"/>
-                <w:szCs w:val="20"/>
-              </w:rPr>
-              <w:t xml:space="preserve">Meio Utilizado</w:t>
-            </w:r>
-          </w:p>
-        </w:tc>
-        <w:tc>
-          <w:tcPr>
-            <w:tcW w:type="dxa" w:w="1300"/>
+                <w:sz w:val="18"/>
+                <w:szCs w:val="18"/>
+              </w:rPr>
+              <w:t xml:space="preserve">Data de Envio/Juntada</w:t>
+            </w:r>
+          </w:p>
+        </w:tc>
+        <w:tc>
+          <w:tcPr>
+            <w:tcW w:type="dxa" w:w="6400"/>
+            <w:tcMar>
+              <w:top w:type="dxa" w:w="80"/>
+              <w:left w:type="dxa" w:w="100"/>
+              <w:bottom w:type="dxa" w:w="80"/>
+              <w:right w:type="dxa" w:w="100"/>
+            </w:tcMar>
+            <w:vAlign w:val="center"/>
+          </w:tcPr>
+          <w:p>
+            <w:r>
+              <w:rPr>
+                <w:b w:val="false"/>
+                <w:bCs w:val="false"/>
+                <w:color w:val="000000"/>
+                <w:sz w:val="20"/>
+                <w:szCs w:val="20"/>
+              </w:rPr>
+              <w:t xml:space="preserve"/>
+            </w:r>
+          </w:p>
+        </w:tc>
+      </w:tr>
+      <w:tr>
+        <w:tc>
+          <w:tcPr>
+            <w:tcW w:type="dxa" w:w="2600"/>
             <w:shd w:fill="1F3864" w:val="clear"/>
             <w:tcMar>
               <w:top w:type="dxa" w:w="80"/>
@@ -1683,16 +2426,42 @@
                 <w:b/>
                 <w:bCs/>
                 <w:color w:val="FFFFFF"/>
-                <w:sz w:val="20"/>
-                <w:szCs w:val="20"/>
-              </w:rPr>
-              <w:t xml:space="preserve">Evidência Comprobatória</w:t>
-            </w:r>
-          </w:p>
-        </w:tc>
-        <w:tc>
-          <w:tcPr>
-            <w:tcW w:type="dxa" w:w="1300"/>
+                <w:sz w:val="18"/>
+                <w:szCs w:val="18"/>
+              </w:rPr>
+              <w:t xml:space="preserve">Meio Utilizado</w:t>
+            </w:r>
+          </w:p>
+        </w:tc>
+        <w:tc>
+          <w:tcPr>
+            <w:tcW w:type="dxa" w:w="6400"/>
+            <w:tcMar>
+              <w:top w:type="dxa" w:w="80"/>
+              <w:left w:type="dxa" w:w="100"/>
+              <w:bottom w:type="dxa" w:w="80"/>
+              <w:right w:type="dxa" w:w="100"/>
+            </w:tcMar>
+            <w:vAlign w:val="center"/>
+          </w:tcPr>
+          <w:p>
+            <w:r>
+              <w:rPr>
+                <w:b w:val="false"/>
+                <w:bCs w:val="false"/>
+                <w:color w:val="000000"/>
+                <w:sz w:val="20"/>
+                <w:szCs w:val="20"/>
+              </w:rPr>
+              <w:t xml:space="preserve"/>
+            </w:r>
+          </w:p>
+        </w:tc>
+      </w:tr>
+      <w:tr>
+        <w:tc>
+          <w:tcPr>
+            <w:tcW w:type="dxa" w:w="2600"/>
             <w:shd w:fill="1F3864" w:val="clear"/>
             <w:tcMar>
               <w:top w:type="dxa" w:w="80"/>
@@ -1708,380 +2477,67 @@
                 <w:b/>
                 <w:bCs/>
                 <w:color w:val="FFFFFF"/>
-                <w:sz w:val="20"/>
-                <w:szCs w:val="20"/>
+                <w:sz w:val="18"/>
+                <w:szCs w:val="18"/>
+              </w:rPr>
+              <w:t xml:space="preserve">Evidência Comprobatória</w:t>
+            </w:r>
+          </w:p>
+        </w:tc>
+        <w:tc>
+          <w:tcPr>
+            <w:tcW w:type="dxa" w:w="6400"/>
+            <w:tcMar>
+              <w:top w:type="dxa" w:w="80"/>
+              <w:left w:type="dxa" w:w="100"/>
+              <w:bottom w:type="dxa" w:w="80"/>
+              <w:right w:type="dxa" w:w="100"/>
+            </w:tcMar>
+            <w:vAlign w:val="center"/>
+          </w:tcPr>
+          <w:p>
+            <w:r>
+              <w:rPr>
+                <w:b w:val="false"/>
+                <w:bCs w:val="false"/>
+                <w:color w:val="000000"/>
+                <w:sz w:val="20"/>
+                <w:szCs w:val="20"/>
+              </w:rPr>
+              <w:t xml:space="preserve"/>
+            </w:r>
+          </w:p>
+        </w:tc>
+      </w:tr>
+      <w:tr>
+        <w:tc>
+          <w:tcPr>
+            <w:tcW w:type="dxa" w:w="2600"/>
+            <w:shd w:fill="1F3864" w:val="clear"/>
+            <w:tcMar>
+              <w:top w:type="dxa" w:w="80"/>
+              <w:left w:type="dxa" w:w="100"/>
+              <w:bottom w:type="dxa" w:w="80"/>
+              <w:right w:type="dxa" w:w="100"/>
+            </w:tcMar>
+            <w:vAlign w:val="center"/>
+          </w:tcPr>
+          <w:p>
+            <w:r>
+              <w:rPr>
+                <w:b/>
+                <w:bCs/>
+                <w:color w:val="FFFFFF"/>
+                <w:sz w:val="18"/>
+                <w:szCs w:val="18"/>
               </w:rPr>
               <w:t xml:space="preserve">Situação</w:t>
             </w:r>
           </w:p>
         </w:tc>
-      </w:tr>
-      <w:tr>
-        <w:tc>
-          <w:tcPr>
-            <w:tcW w:type="dxa" w:w="900"/>
-            <w:tcMar>
-              <w:top w:type="dxa" w:w="80"/>
-              <w:left w:type="dxa" w:w="100"/>
-              <w:bottom w:type="dxa" w:w="80"/>
-              <w:right w:type="dxa" w:w="100"/>
-            </w:tcMar>
-            <w:vAlign w:val="center"/>
-          </w:tcPr>
-          <w:p>
-            <w:r>
-              <w:rPr>
-                <w:b w:val="false"/>
-                <w:bCs w:val="false"/>
-                <w:color w:val="000000"/>
-                <w:sz w:val="20"/>
-                <w:szCs w:val="20"/>
-              </w:rPr>
-              <w:t xml:space="preserve">ANPD</w:t>
-            </w:r>
-          </w:p>
-        </w:tc>
-        <w:tc>
-          <w:tcPr>
-            <w:tcW w:type="dxa" w:w="1100"/>
-            <w:tcMar>
-              <w:top w:type="dxa" w:w="80"/>
-              <w:left w:type="dxa" w:w="100"/>
-              <w:bottom w:type="dxa" w:w="80"/>
-              <w:right w:type="dxa" w:w="100"/>
-            </w:tcMar>
-            <w:vAlign w:val="center"/>
-          </w:tcPr>
-          <w:p>
-            <w:r>
-              <w:rPr>
-                <w:b w:val="false"/>
-                <w:bCs w:val="false"/>
-                <w:color w:val="000000"/>
-                <w:sz w:val="20"/>
-                <w:szCs w:val="20"/>
-              </w:rPr>
-              <w:t xml:space="preserve"/>
-            </w:r>
-          </w:p>
-        </w:tc>
-        <w:tc>
-          <w:tcPr>
-            <w:tcW w:type="dxa" w:w="1100"/>
-            <w:tcMar>
-              <w:top w:type="dxa" w:w="80"/>
-              <w:left w:type="dxa" w:w="100"/>
-              <w:bottom w:type="dxa" w:w="80"/>
-              <w:right w:type="dxa" w:w="100"/>
-            </w:tcMar>
-            <w:vAlign w:val="center"/>
-          </w:tcPr>
-          <w:p>
-            <w:r>
-              <w:rPr>
-                <w:b w:val="false"/>
-                <w:bCs w:val="false"/>
-                <w:color w:val="000000"/>
-                <w:sz w:val="20"/>
-                <w:szCs w:val="20"/>
-              </w:rPr>
-              <w:t xml:space="preserve"/>
-            </w:r>
-          </w:p>
-        </w:tc>
-        <w:tc>
-          <w:tcPr>
-            <w:tcW w:type="dxa" w:w="1100"/>
-            <w:tcMar>
-              <w:top w:type="dxa" w:w="80"/>
-              <w:left w:type="dxa" w:w="100"/>
-              <w:bottom w:type="dxa" w:w="80"/>
-              <w:right w:type="dxa" w:w="100"/>
-            </w:tcMar>
-            <w:vAlign w:val="center"/>
-          </w:tcPr>
-          <w:p>
-            <w:r>
-              <w:rPr>
-                <w:b w:val="false"/>
-                <w:bCs w:val="false"/>
-                <w:color w:val="000000"/>
-                <w:sz w:val="20"/>
-                <w:szCs w:val="20"/>
-              </w:rPr>
-              <w:t xml:space="preserve"/>
-            </w:r>
-          </w:p>
-        </w:tc>
-        <w:tc>
-          <w:tcPr>
-            <w:tcW w:type="dxa" w:w="1100"/>
-            <w:tcMar>
-              <w:top w:type="dxa" w:w="80"/>
-              <w:left w:type="dxa" w:w="100"/>
-              <w:bottom w:type="dxa" w:w="80"/>
-              <w:right w:type="dxa" w:w="100"/>
-            </w:tcMar>
-            <w:vAlign w:val="center"/>
-          </w:tcPr>
-          <w:p>
-            <w:r>
-              <w:rPr>
-                <w:b w:val="false"/>
-                <w:bCs w:val="false"/>
-                <w:color w:val="000000"/>
-                <w:sz w:val="20"/>
-                <w:szCs w:val="20"/>
-              </w:rPr>
-              <w:t xml:space="preserve"/>
-            </w:r>
-          </w:p>
-        </w:tc>
-        <w:tc>
-          <w:tcPr>
-            <w:tcW w:type="dxa" w:w="1100"/>
-            <w:tcMar>
-              <w:top w:type="dxa" w:w="80"/>
-              <w:left w:type="dxa" w:w="100"/>
-              <w:bottom w:type="dxa" w:w="80"/>
-              <w:right w:type="dxa" w:w="100"/>
-            </w:tcMar>
-            <w:vAlign w:val="center"/>
-          </w:tcPr>
-          <w:p>
-            <w:r>
-              <w:rPr>
-                <w:b w:val="false"/>
-                <w:bCs w:val="false"/>
-                <w:color w:val="000000"/>
-                <w:sz w:val="20"/>
-                <w:szCs w:val="20"/>
-              </w:rPr>
-              <w:t xml:space="preserve"/>
-            </w:r>
-          </w:p>
-        </w:tc>
-        <w:tc>
-          <w:tcPr>
-            <w:tcW w:type="dxa" w:w="1300"/>
-            <w:tcMar>
-              <w:top w:type="dxa" w:w="80"/>
-              <w:left w:type="dxa" w:w="100"/>
-              <w:bottom w:type="dxa" w:w="80"/>
-              <w:right w:type="dxa" w:w="100"/>
-            </w:tcMar>
-            <w:vAlign w:val="center"/>
-          </w:tcPr>
-          <w:p>
-            <w:r>
-              <w:rPr>
-                <w:b w:val="false"/>
-                <w:bCs w:val="false"/>
-                <w:color w:val="000000"/>
-                <w:sz w:val="20"/>
-                <w:szCs w:val="20"/>
-              </w:rPr>
-              <w:t xml:space="preserve"/>
-            </w:r>
-          </w:p>
-        </w:tc>
-        <w:tc>
-          <w:tcPr>
-            <w:tcW w:type="dxa" w:w="1300"/>
-            <w:tcMar>
-              <w:top w:type="dxa" w:w="80"/>
-              <w:left w:type="dxa" w:w="100"/>
-              <w:bottom w:type="dxa" w:w="80"/>
-              <w:right w:type="dxa" w:w="100"/>
-            </w:tcMar>
-            <w:vAlign w:val="center"/>
-          </w:tcPr>
-          <w:p>
-            <w:r>
-              <w:rPr>
-                <w:b w:val="false"/>
-                <w:bCs w:val="false"/>
-                <w:color w:val="000000"/>
-                <w:sz w:val="20"/>
-                <w:szCs w:val="20"/>
-              </w:rPr>
-              <w:t xml:space="preserve"/>
-            </w:r>
-          </w:p>
-        </w:tc>
-      </w:tr>
-      <w:tr>
-        <w:tc>
-          <w:tcPr>
-            <w:tcW w:type="dxa" w:w="900"/>
-            <w:tcMar>
-              <w:top w:type="dxa" w:w="80"/>
-              <w:left w:type="dxa" w:w="100"/>
-              <w:bottom w:type="dxa" w:w="80"/>
-              <w:right w:type="dxa" w:w="100"/>
-            </w:tcMar>
-            <w:vAlign w:val="center"/>
-          </w:tcPr>
-          <w:p>
-            <w:r>
-              <w:rPr>
-                <w:b w:val="false"/>
-                <w:bCs w:val="false"/>
-                <w:color w:val="000000"/>
-                <w:sz w:val="20"/>
-                <w:szCs w:val="20"/>
-              </w:rPr>
-              <w:t xml:space="preserve">Titulares</w:t>
-            </w:r>
-          </w:p>
-        </w:tc>
-        <w:tc>
-          <w:tcPr>
-            <w:tcW w:type="dxa" w:w="1100"/>
-            <w:tcMar>
-              <w:top w:type="dxa" w:w="80"/>
-              <w:left w:type="dxa" w:w="100"/>
-              <w:bottom w:type="dxa" w:w="80"/>
-              <w:right w:type="dxa" w:w="100"/>
-            </w:tcMar>
-            <w:vAlign w:val="center"/>
-          </w:tcPr>
-          <w:p>
-            <w:r>
-              <w:rPr>
-                <w:b w:val="false"/>
-                <w:bCs w:val="false"/>
-                <w:color w:val="000000"/>
-                <w:sz w:val="20"/>
-                <w:szCs w:val="20"/>
-              </w:rPr>
-              <w:t xml:space="preserve"/>
-            </w:r>
-          </w:p>
-        </w:tc>
-        <w:tc>
-          <w:tcPr>
-            <w:tcW w:type="dxa" w:w="1100"/>
-            <w:tcMar>
-              <w:top w:type="dxa" w:w="80"/>
-              <w:left w:type="dxa" w:w="100"/>
-              <w:bottom w:type="dxa" w:w="80"/>
-              <w:right w:type="dxa" w:w="100"/>
-            </w:tcMar>
-            <w:vAlign w:val="center"/>
-          </w:tcPr>
-          <w:p>
-            <w:r>
-              <w:rPr>
-                <w:b w:val="false"/>
-                <w:bCs w:val="false"/>
-                <w:color w:val="000000"/>
-                <w:sz w:val="20"/>
-                <w:szCs w:val="20"/>
-              </w:rPr>
-              <w:t xml:space="preserve"/>
-            </w:r>
-          </w:p>
-        </w:tc>
-        <w:tc>
-          <w:tcPr>
-            <w:tcW w:type="dxa" w:w="1100"/>
-            <w:tcMar>
-              <w:top w:type="dxa" w:w="80"/>
-              <w:left w:type="dxa" w:w="100"/>
-              <w:bottom w:type="dxa" w:w="80"/>
-              <w:right w:type="dxa" w:w="100"/>
-            </w:tcMar>
-            <w:vAlign w:val="center"/>
-          </w:tcPr>
-          <w:p>
-            <w:r>
-              <w:rPr>
-                <w:b w:val="false"/>
-                <w:bCs w:val="false"/>
-                <w:color w:val="000000"/>
-                <w:sz w:val="20"/>
-                <w:szCs w:val="20"/>
-              </w:rPr>
-              <w:t xml:space="preserve"/>
-            </w:r>
-          </w:p>
-        </w:tc>
-        <w:tc>
-          <w:tcPr>
-            <w:tcW w:type="dxa" w:w="1100"/>
-            <w:tcMar>
-              <w:top w:type="dxa" w:w="80"/>
-              <w:left w:type="dxa" w:w="100"/>
-              <w:bottom w:type="dxa" w:w="80"/>
-              <w:right w:type="dxa" w:w="100"/>
-            </w:tcMar>
-            <w:vAlign w:val="center"/>
-          </w:tcPr>
-          <w:p>
-            <w:r>
-              <w:rPr>
-                <w:b w:val="false"/>
-                <w:bCs w:val="false"/>
-                <w:color w:val="000000"/>
-                <w:sz w:val="20"/>
-                <w:szCs w:val="20"/>
-              </w:rPr>
-              <w:t xml:space="preserve"/>
-            </w:r>
-          </w:p>
-        </w:tc>
-        <w:tc>
-          <w:tcPr>
-            <w:tcW w:type="dxa" w:w="1100"/>
-            <w:tcMar>
-              <w:top w:type="dxa" w:w="80"/>
-              <w:left w:type="dxa" w:w="100"/>
-              <w:bottom w:type="dxa" w:w="80"/>
-              <w:right w:type="dxa" w:w="100"/>
-            </w:tcMar>
-            <w:vAlign w:val="center"/>
-          </w:tcPr>
-          <w:p>
-            <w:r>
-              <w:rPr>
-                <w:b w:val="false"/>
-                <w:bCs w:val="false"/>
-                <w:color w:val="000000"/>
-                <w:sz w:val="20"/>
-                <w:szCs w:val="20"/>
-              </w:rPr>
-              <w:t xml:space="preserve"/>
-            </w:r>
-          </w:p>
-        </w:tc>
-        <w:tc>
-          <w:tcPr>
-            <w:tcW w:type="dxa" w:w="1300"/>
-            <w:tcMar>
-              <w:top w:type="dxa" w:w="80"/>
-              <w:left w:type="dxa" w:w="100"/>
-              <w:bottom w:type="dxa" w:w="80"/>
-              <w:right w:type="dxa" w:w="100"/>
-            </w:tcMar>
-            <w:vAlign w:val="center"/>
-          </w:tcPr>
-          <w:p>
-            <w:r>
-              <w:rPr>
-                <w:b w:val="false"/>
-                <w:bCs w:val="false"/>
-                <w:color w:val="000000"/>
-                <w:sz w:val="20"/>
-                <w:szCs w:val="20"/>
-              </w:rPr>
-              <w:t xml:space="preserve"/>
-            </w:r>
-          </w:p>
-        </w:tc>
-        <w:tc>
-          <w:tcPr>
-            <w:tcW w:type="dxa" w:w="1300"/>
+        <w:tc>
+          <w:tcPr>
+            <w:tcW w:type="dxa" w:w="6400"/>
             <w:tcMar>
               <w:top w:type="dxa" w:w="80"/>
               <w:left w:type="dxa" w:w="100"/>
@@ -2107,17 +2563,1955 @@
     </w:tbl>
     <w:p>
       <w:pPr>
-        <w:spacing w:before="200"/>
-      </w:pPr>
-      <w:r>
-        <w:rPr>
-          <w:i/>
-          <w:iCs/>
-          <w:color w:val="595959"/>
-          <w:sz w:val="18"/>
-          <w:szCs w:val="18"/>
-        </w:rPr>
-        <w:t xml:space="preserve">Situação possível: Não iniciado / Em preparação / Aprovado, aguardando envio / Enviado / Complementação pendente.</w:t>
+        <w:pStyle w:val="Heading2"/>
+        <w:spacing w:after="80" w:before="240"/>
+      </w:pPr>
+      <w:r>
+        <w:t xml:space="preserve">Complementação 1 à ANPD</w:t>
+      </w:r>
+    </w:p>
+    <w:tbl>
+      <w:tblPr>
+        <w:tblW w:type="dxa" w:w="9000"/>
+        <w:tblBorders>
+          <w:top w:val="single" w:color="auto" w:sz="4"/>
+          <w:left w:val="single" w:color="auto" w:sz="4"/>
+          <w:bottom w:val="single" w:color="auto" w:sz="4"/>
+          <w:right w:val="single" w:color="auto" w:sz="4"/>
+          <w:insideH w:val="single" w:color="auto" w:sz="4"/>
+          <w:insideV w:val="single" w:color="auto" w:sz="4"/>
+        </w:tblBorders>
+        <w:tblLayout w:type="fixed"/>
+      </w:tblPr>
+      <w:tblGrid>
+        <w:gridCol w:w="2600"/>
+        <w:gridCol w:w="6400"/>
+      </w:tblGrid>
+      <w:tr>
+        <w:tc>
+          <w:tcPr>
+            <w:tcW w:type="dxa" w:w="2600"/>
+            <w:shd w:fill="1F3864" w:val="clear"/>
+            <w:tcMar>
+              <w:top w:type="dxa" w:w="80"/>
+              <w:left w:type="dxa" w:w="100"/>
+              <w:bottom w:type="dxa" w:w="80"/>
+              <w:right w:type="dxa" w:w="100"/>
+            </w:tcMar>
+            <w:vAlign w:val="center"/>
+          </w:tcPr>
+          <w:p>
+            <w:r>
+              <w:rPr>
+                <w:b/>
+                <w:bCs/>
+                <w:color w:val="FFFFFF"/>
+                <w:sz w:val="18"/>
+                <w:szCs w:val="18"/>
+              </w:rPr>
+              <w:t xml:space="preserve">Protocolo (SEI ou outro)</w:t>
+            </w:r>
+          </w:p>
+        </w:tc>
+        <w:tc>
+          <w:tcPr>
+            <w:tcW w:type="dxa" w:w="6400"/>
+            <w:tcMar>
+              <w:top w:type="dxa" w:w="80"/>
+              <w:left w:type="dxa" w:w="100"/>
+              <w:bottom w:type="dxa" w:w="80"/>
+              <w:right w:type="dxa" w:w="100"/>
+            </w:tcMar>
+            <w:vAlign w:val="center"/>
+          </w:tcPr>
+          <w:p>
+            <w:r>
+              <w:rPr>
+                <w:b w:val="false"/>
+                <w:bCs w:val="false"/>
+                <w:color w:val="000000"/>
+                <w:sz w:val="20"/>
+                <w:szCs w:val="20"/>
+              </w:rPr>
+              <w:t xml:space="preserve"/>
+            </w:r>
+          </w:p>
+        </w:tc>
+      </w:tr>
+      <w:tr>
+        <w:tc>
+          <w:tcPr>
+            <w:tcW w:type="dxa" w:w="2600"/>
+            <w:shd w:fill="1F3864" w:val="clear"/>
+            <w:tcMar>
+              <w:top w:type="dxa" w:w="80"/>
+              <w:left w:type="dxa" w:w="100"/>
+              <w:bottom w:type="dxa" w:w="80"/>
+              <w:right w:type="dxa" w:w="100"/>
+            </w:tcMar>
+            <w:vAlign w:val="center"/>
+          </w:tcPr>
+          <w:p>
+            <w:r>
+              <w:rPr>
+                <w:b/>
+                <w:bCs/>
+                <w:color w:val="FFFFFF"/>
+                <w:sz w:val="18"/>
+                <w:szCs w:val="18"/>
+              </w:rPr>
+              <w:t xml:space="preserve">Conteúdo/Versão Enviada</w:t>
+            </w:r>
+          </w:p>
+        </w:tc>
+        <w:tc>
+          <w:tcPr>
+            <w:tcW w:type="dxa" w:w="6400"/>
+            <w:tcMar>
+              <w:top w:type="dxa" w:w="80"/>
+              <w:left w:type="dxa" w:w="100"/>
+              <w:bottom w:type="dxa" w:w="80"/>
+              <w:right w:type="dxa" w:w="100"/>
+            </w:tcMar>
+            <w:vAlign w:val="center"/>
+          </w:tcPr>
+          <w:p>
+            <w:r>
+              <w:rPr>
+                <w:b w:val="false"/>
+                <w:bCs w:val="false"/>
+                <w:color w:val="000000"/>
+                <w:sz w:val="20"/>
+                <w:szCs w:val="20"/>
+              </w:rPr>
+              <w:t xml:space="preserve"/>
+            </w:r>
+          </w:p>
+        </w:tc>
+      </w:tr>
+      <w:tr>
+        <w:tc>
+          <w:tcPr>
+            <w:tcW w:type="dxa" w:w="2600"/>
+            <w:shd w:fill="1F3864" w:val="clear"/>
+            <w:tcMar>
+              <w:top w:type="dxa" w:w="80"/>
+              <w:left w:type="dxa" w:w="100"/>
+              <w:bottom w:type="dxa" w:w="80"/>
+              <w:right w:type="dxa" w:w="100"/>
+            </w:tcMar>
+            <w:vAlign w:val="center"/>
+          </w:tcPr>
+          <w:p>
+            <w:r>
+              <w:rPr>
+                <w:b/>
+                <w:bCs/>
+                <w:color w:val="FFFFFF"/>
+                <w:sz w:val="18"/>
+                <w:szCs w:val="18"/>
+              </w:rPr>
+              <w:t xml:space="preserve">Responsável</w:t>
+            </w:r>
+          </w:p>
+        </w:tc>
+        <w:tc>
+          <w:tcPr>
+            <w:tcW w:type="dxa" w:w="6400"/>
+            <w:tcMar>
+              <w:top w:type="dxa" w:w="80"/>
+              <w:left w:type="dxa" w:w="100"/>
+              <w:bottom w:type="dxa" w:w="80"/>
+              <w:right w:type="dxa" w:w="100"/>
+            </w:tcMar>
+            <w:vAlign w:val="center"/>
+          </w:tcPr>
+          <w:p>
+            <w:r>
+              <w:rPr>
+                <w:b w:val="false"/>
+                <w:bCs w:val="false"/>
+                <w:color w:val="000000"/>
+                <w:sz w:val="20"/>
+                <w:szCs w:val="20"/>
+              </w:rPr>
+              <w:t xml:space="preserve"/>
+            </w:r>
+          </w:p>
+        </w:tc>
+      </w:tr>
+      <w:tr>
+        <w:tc>
+          <w:tcPr>
+            <w:tcW w:type="dxa" w:w="2600"/>
+            <w:shd w:fill="1F3864" w:val="clear"/>
+            <w:tcMar>
+              <w:top w:type="dxa" w:w="80"/>
+              <w:left w:type="dxa" w:w="100"/>
+              <w:bottom w:type="dxa" w:w="80"/>
+              <w:right w:type="dxa" w:w="100"/>
+            </w:tcMar>
+            <w:vAlign w:val="center"/>
+          </w:tcPr>
+          <w:p>
+            <w:r>
+              <w:rPr>
+                <w:b/>
+                <w:bCs/>
+                <w:color w:val="FFFFFF"/>
+                <w:sz w:val="18"/>
+                <w:szCs w:val="18"/>
+              </w:rPr>
+              <w:t xml:space="preserve">Aprovação</w:t>
+            </w:r>
+          </w:p>
+        </w:tc>
+        <w:tc>
+          <w:tcPr>
+            <w:tcW w:type="dxa" w:w="6400"/>
+            <w:tcMar>
+              <w:top w:type="dxa" w:w="80"/>
+              <w:left w:type="dxa" w:w="100"/>
+              <w:bottom w:type="dxa" w:w="80"/>
+              <w:right w:type="dxa" w:w="100"/>
+            </w:tcMar>
+            <w:vAlign w:val="center"/>
+          </w:tcPr>
+          <w:p>
+            <w:r>
+              <w:rPr>
+                <w:b w:val="false"/>
+                <w:bCs w:val="false"/>
+                <w:color w:val="000000"/>
+                <w:sz w:val="20"/>
+                <w:szCs w:val="20"/>
+              </w:rPr>
+              <w:t xml:space="preserve"/>
+            </w:r>
+          </w:p>
+        </w:tc>
+      </w:tr>
+      <w:tr>
+        <w:tc>
+          <w:tcPr>
+            <w:tcW w:type="dxa" w:w="2600"/>
+            <w:shd w:fill="1F3864" w:val="clear"/>
+            <w:tcMar>
+              <w:top w:type="dxa" w:w="80"/>
+              <w:left w:type="dxa" w:w="100"/>
+              <w:bottom w:type="dxa" w:w="80"/>
+              <w:right w:type="dxa" w:w="100"/>
+            </w:tcMar>
+            <w:vAlign w:val="center"/>
+          </w:tcPr>
+          <w:p>
+            <w:r>
+              <w:rPr>
+                <w:b/>
+                <w:bCs/>
+                <w:color w:val="FFFFFF"/>
+                <w:sz w:val="18"/>
+                <w:szCs w:val="18"/>
+              </w:rPr>
+              <w:t xml:space="preserve">Prazo Aplicável</w:t>
+            </w:r>
+          </w:p>
+        </w:tc>
+        <w:tc>
+          <w:tcPr>
+            <w:tcW w:type="dxa" w:w="6400"/>
+            <w:tcMar>
+              <w:top w:type="dxa" w:w="80"/>
+              <w:left w:type="dxa" w:w="100"/>
+              <w:bottom w:type="dxa" w:w="80"/>
+              <w:right w:type="dxa" w:w="100"/>
+            </w:tcMar>
+            <w:vAlign w:val="center"/>
+          </w:tcPr>
+          <w:p>
+            <w:r>
+              <w:rPr>
+                <w:b w:val="false"/>
+                <w:bCs w:val="false"/>
+                <w:color w:val="000000"/>
+                <w:sz w:val="20"/>
+                <w:szCs w:val="20"/>
+              </w:rPr>
+              <w:t xml:space="preserve"/>
+            </w:r>
+          </w:p>
+        </w:tc>
+      </w:tr>
+      <w:tr>
+        <w:tc>
+          <w:tcPr>
+            <w:tcW w:type="dxa" w:w="2600"/>
+            <w:shd w:fill="1F3864" w:val="clear"/>
+            <w:tcMar>
+              <w:top w:type="dxa" w:w="80"/>
+              <w:left w:type="dxa" w:w="100"/>
+              <w:bottom w:type="dxa" w:w="80"/>
+              <w:right w:type="dxa" w:w="100"/>
+            </w:tcMar>
+            <w:vAlign w:val="center"/>
+          </w:tcPr>
+          <w:p>
+            <w:r>
+              <w:rPr>
+                <w:b/>
+                <w:bCs/>
+                <w:color w:val="FFFFFF"/>
+                <w:sz w:val="18"/>
+                <w:szCs w:val="18"/>
+              </w:rPr>
+              <w:t xml:space="preserve">Data de Envio/Juntada</w:t>
+            </w:r>
+          </w:p>
+        </w:tc>
+        <w:tc>
+          <w:tcPr>
+            <w:tcW w:type="dxa" w:w="6400"/>
+            <w:tcMar>
+              <w:top w:type="dxa" w:w="80"/>
+              <w:left w:type="dxa" w:w="100"/>
+              <w:bottom w:type="dxa" w:w="80"/>
+              <w:right w:type="dxa" w:w="100"/>
+            </w:tcMar>
+            <w:vAlign w:val="center"/>
+          </w:tcPr>
+          <w:p>
+            <w:r>
+              <w:rPr>
+                <w:b w:val="false"/>
+                <w:bCs w:val="false"/>
+                <w:color w:val="000000"/>
+                <w:sz w:val="20"/>
+                <w:szCs w:val="20"/>
+              </w:rPr>
+              <w:t xml:space="preserve"/>
+            </w:r>
+          </w:p>
+        </w:tc>
+      </w:tr>
+      <w:tr>
+        <w:tc>
+          <w:tcPr>
+            <w:tcW w:type="dxa" w:w="2600"/>
+            <w:shd w:fill="1F3864" w:val="clear"/>
+            <w:tcMar>
+              <w:top w:type="dxa" w:w="80"/>
+              <w:left w:type="dxa" w:w="100"/>
+              <w:bottom w:type="dxa" w:w="80"/>
+              <w:right w:type="dxa" w:w="100"/>
+            </w:tcMar>
+            <w:vAlign w:val="center"/>
+          </w:tcPr>
+          <w:p>
+            <w:r>
+              <w:rPr>
+                <w:b/>
+                <w:bCs/>
+                <w:color w:val="FFFFFF"/>
+                <w:sz w:val="18"/>
+                <w:szCs w:val="18"/>
+              </w:rPr>
+              <w:t xml:space="preserve">Meio Utilizado</w:t>
+            </w:r>
+          </w:p>
+        </w:tc>
+        <w:tc>
+          <w:tcPr>
+            <w:tcW w:type="dxa" w:w="6400"/>
+            <w:tcMar>
+              <w:top w:type="dxa" w:w="80"/>
+              <w:left w:type="dxa" w:w="100"/>
+              <w:bottom w:type="dxa" w:w="80"/>
+              <w:right w:type="dxa" w:w="100"/>
+            </w:tcMar>
+            <w:vAlign w:val="center"/>
+          </w:tcPr>
+          <w:p>
+            <w:r>
+              <w:rPr>
+                <w:b w:val="false"/>
+                <w:bCs w:val="false"/>
+                <w:color w:val="000000"/>
+                <w:sz w:val="20"/>
+                <w:szCs w:val="20"/>
+              </w:rPr>
+              <w:t xml:space="preserve"/>
+            </w:r>
+          </w:p>
+        </w:tc>
+      </w:tr>
+      <w:tr>
+        <w:tc>
+          <w:tcPr>
+            <w:tcW w:type="dxa" w:w="2600"/>
+            <w:shd w:fill="1F3864" w:val="clear"/>
+            <w:tcMar>
+              <w:top w:type="dxa" w:w="80"/>
+              <w:left w:type="dxa" w:w="100"/>
+              <w:bottom w:type="dxa" w:w="80"/>
+              <w:right w:type="dxa" w:w="100"/>
+            </w:tcMar>
+            <w:vAlign w:val="center"/>
+          </w:tcPr>
+          <w:p>
+            <w:r>
+              <w:rPr>
+                <w:b/>
+                <w:bCs/>
+                <w:color w:val="FFFFFF"/>
+                <w:sz w:val="18"/>
+                <w:szCs w:val="18"/>
+              </w:rPr>
+              <w:t xml:space="preserve">Evidência Comprobatória</w:t>
+            </w:r>
+          </w:p>
+        </w:tc>
+        <w:tc>
+          <w:tcPr>
+            <w:tcW w:type="dxa" w:w="6400"/>
+            <w:tcMar>
+              <w:top w:type="dxa" w:w="80"/>
+              <w:left w:type="dxa" w:w="100"/>
+              <w:bottom w:type="dxa" w:w="80"/>
+              <w:right w:type="dxa" w:w="100"/>
+            </w:tcMar>
+            <w:vAlign w:val="center"/>
+          </w:tcPr>
+          <w:p>
+            <w:r>
+              <w:rPr>
+                <w:b w:val="false"/>
+                <w:bCs w:val="false"/>
+                <w:color w:val="000000"/>
+                <w:sz w:val="20"/>
+                <w:szCs w:val="20"/>
+              </w:rPr>
+              <w:t xml:space="preserve"/>
+            </w:r>
+          </w:p>
+        </w:tc>
+      </w:tr>
+      <w:tr>
+        <w:tc>
+          <w:tcPr>
+            <w:tcW w:type="dxa" w:w="2600"/>
+            <w:shd w:fill="1F3864" w:val="clear"/>
+            <w:tcMar>
+              <w:top w:type="dxa" w:w="80"/>
+              <w:left w:type="dxa" w:w="100"/>
+              <w:bottom w:type="dxa" w:w="80"/>
+              <w:right w:type="dxa" w:w="100"/>
+            </w:tcMar>
+            <w:vAlign w:val="center"/>
+          </w:tcPr>
+          <w:p>
+            <w:r>
+              <w:rPr>
+                <w:b/>
+                <w:bCs/>
+                <w:color w:val="FFFFFF"/>
+                <w:sz w:val="18"/>
+                <w:szCs w:val="18"/>
+              </w:rPr>
+              <w:t xml:space="preserve">Situação</w:t>
+            </w:r>
+          </w:p>
+        </w:tc>
+        <w:tc>
+          <w:tcPr>
+            <w:tcW w:type="dxa" w:w="6400"/>
+            <w:tcMar>
+              <w:top w:type="dxa" w:w="80"/>
+              <w:left w:type="dxa" w:w="100"/>
+              <w:bottom w:type="dxa" w:w="80"/>
+              <w:right w:type="dxa" w:w="100"/>
+            </w:tcMar>
+            <w:vAlign w:val="center"/>
+          </w:tcPr>
+          <w:p>
+            <w:r>
+              <w:rPr>
+                <w:b w:val="false"/>
+                <w:bCs w:val="false"/>
+                <w:color w:val="000000"/>
+                <w:sz w:val="20"/>
+                <w:szCs w:val="20"/>
+              </w:rPr>
+              <w:t xml:space="preserve"/>
+            </w:r>
+          </w:p>
+        </w:tc>
+      </w:tr>
+    </w:tbl>
+    <w:p>
+      <w:pPr>
+        <w:pStyle w:val="Heading2"/>
+        <w:spacing w:after="80" w:before="240"/>
+      </w:pPr>
+      <w:r>
+        <w:t xml:space="preserve">Complementação 2 à ANPD</w:t>
+      </w:r>
+    </w:p>
+    <w:tbl>
+      <w:tblPr>
+        <w:tblW w:type="dxa" w:w="9000"/>
+        <w:tblBorders>
+          <w:top w:val="single" w:color="auto" w:sz="4"/>
+          <w:left w:val="single" w:color="auto" w:sz="4"/>
+          <w:bottom w:val="single" w:color="auto" w:sz="4"/>
+          <w:right w:val="single" w:color="auto" w:sz="4"/>
+          <w:insideH w:val="single" w:color="auto" w:sz="4"/>
+          <w:insideV w:val="single" w:color="auto" w:sz="4"/>
+        </w:tblBorders>
+        <w:tblLayout w:type="fixed"/>
+      </w:tblPr>
+      <w:tblGrid>
+        <w:gridCol w:w="2600"/>
+        <w:gridCol w:w="6400"/>
+      </w:tblGrid>
+      <w:tr>
+        <w:tc>
+          <w:tcPr>
+            <w:tcW w:type="dxa" w:w="2600"/>
+            <w:shd w:fill="1F3864" w:val="clear"/>
+            <w:tcMar>
+              <w:top w:type="dxa" w:w="80"/>
+              <w:left w:type="dxa" w:w="100"/>
+              <w:bottom w:type="dxa" w:w="80"/>
+              <w:right w:type="dxa" w:w="100"/>
+            </w:tcMar>
+            <w:vAlign w:val="center"/>
+          </w:tcPr>
+          <w:p>
+            <w:r>
+              <w:rPr>
+                <w:b/>
+                <w:bCs/>
+                <w:color w:val="FFFFFF"/>
+                <w:sz w:val="18"/>
+                <w:szCs w:val="18"/>
+              </w:rPr>
+              <w:t xml:space="preserve">Protocolo (SEI ou outro)</w:t>
+            </w:r>
+          </w:p>
+        </w:tc>
+        <w:tc>
+          <w:tcPr>
+            <w:tcW w:type="dxa" w:w="6400"/>
+            <w:tcMar>
+              <w:top w:type="dxa" w:w="80"/>
+              <w:left w:type="dxa" w:w="100"/>
+              <w:bottom w:type="dxa" w:w="80"/>
+              <w:right w:type="dxa" w:w="100"/>
+            </w:tcMar>
+            <w:vAlign w:val="center"/>
+          </w:tcPr>
+          <w:p>
+            <w:r>
+              <w:rPr>
+                <w:b w:val="false"/>
+                <w:bCs w:val="false"/>
+                <w:color w:val="000000"/>
+                <w:sz w:val="20"/>
+                <w:szCs w:val="20"/>
+              </w:rPr>
+              <w:t xml:space="preserve"/>
+            </w:r>
+          </w:p>
+        </w:tc>
+      </w:tr>
+      <w:tr>
+        <w:tc>
+          <w:tcPr>
+            <w:tcW w:type="dxa" w:w="2600"/>
+            <w:shd w:fill="1F3864" w:val="clear"/>
+            <w:tcMar>
+              <w:top w:type="dxa" w:w="80"/>
+              <w:left w:type="dxa" w:w="100"/>
+              <w:bottom w:type="dxa" w:w="80"/>
+              <w:right w:type="dxa" w:w="100"/>
+            </w:tcMar>
+            <w:vAlign w:val="center"/>
+          </w:tcPr>
+          <w:p>
+            <w:r>
+              <w:rPr>
+                <w:b/>
+                <w:bCs/>
+                <w:color w:val="FFFFFF"/>
+                <w:sz w:val="18"/>
+                <w:szCs w:val="18"/>
+              </w:rPr>
+              <w:t xml:space="preserve">Conteúdo/Versão Enviada</w:t>
+            </w:r>
+          </w:p>
+        </w:tc>
+        <w:tc>
+          <w:tcPr>
+            <w:tcW w:type="dxa" w:w="6400"/>
+            <w:tcMar>
+              <w:top w:type="dxa" w:w="80"/>
+              <w:left w:type="dxa" w:w="100"/>
+              <w:bottom w:type="dxa" w:w="80"/>
+              <w:right w:type="dxa" w:w="100"/>
+            </w:tcMar>
+            <w:vAlign w:val="center"/>
+          </w:tcPr>
+          <w:p>
+            <w:r>
+              <w:rPr>
+                <w:b w:val="false"/>
+                <w:bCs w:val="false"/>
+                <w:color w:val="000000"/>
+                <w:sz w:val="20"/>
+                <w:szCs w:val="20"/>
+              </w:rPr>
+              <w:t xml:space="preserve"/>
+            </w:r>
+          </w:p>
+        </w:tc>
+      </w:tr>
+      <w:tr>
+        <w:tc>
+          <w:tcPr>
+            <w:tcW w:type="dxa" w:w="2600"/>
+            <w:shd w:fill="1F3864" w:val="clear"/>
+            <w:tcMar>
+              <w:top w:type="dxa" w:w="80"/>
+              <w:left w:type="dxa" w:w="100"/>
+              <w:bottom w:type="dxa" w:w="80"/>
+              <w:right w:type="dxa" w:w="100"/>
+            </w:tcMar>
+            <w:vAlign w:val="center"/>
+          </w:tcPr>
+          <w:p>
+            <w:r>
+              <w:rPr>
+                <w:b/>
+                <w:bCs/>
+                <w:color w:val="FFFFFF"/>
+                <w:sz w:val="18"/>
+                <w:szCs w:val="18"/>
+              </w:rPr>
+              <w:t xml:space="preserve">Responsável</w:t>
+            </w:r>
+          </w:p>
+        </w:tc>
+        <w:tc>
+          <w:tcPr>
+            <w:tcW w:type="dxa" w:w="6400"/>
+            <w:tcMar>
+              <w:top w:type="dxa" w:w="80"/>
+              <w:left w:type="dxa" w:w="100"/>
+              <w:bottom w:type="dxa" w:w="80"/>
+              <w:right w:type="dxa" w:w="100"/>
+            </w:tcMar>
+            <w:vAlign w:val="center"/>
+          </w:tcPr>
+          <w:p>
+            <w:r>
+              <w:rPr>
+                <w:b w:val="false"/>
+                <w:bCs w:val="false"/>
+                <w:color w:val="000000"/>
+                <w:sz w:val="20"/>
+                <w:szCs w:val="20"/>
+              </w:rPr>
+              <w:t xml:space="preserve"/>
+            </w:r>
+          </w:p>
+        </w:tc>
+      </w:tr>
+      <w:tr>
+        <w:tc>
+          <w:tcPr>
+            <w:tcW w:type="dxa" w:w="2600"/>
+            <w:shd w:fill="1F3864" w:val="clear"/>
+            <w:tcMar>
+              <w:top w:type="dxa" w:w="80"/>
+              <w:left w:type="dxa" w:w="100"/>
+              <w:bottom w:type="dxa" w:w="80"/>
+              <w:right w:type="dxa" w:w="100"/>
+            </w:tcMar>
+            <w:vAlign w:val="center"/>
+          </w:tcPr>
+          <w:p>
+            <w:r>
+              <w:rPr>
+                <w:b/>
+                <w:bCs/>
+                <w:color w:val="FFFFFF"/>
+                <w:sz w:val="18"/>
+                <w:szCs w:val="18"/>
+              </w:rPr>
+              <w:t xml:space="preserve">Aprovação</w:t>
+            </w:r>
+          </w:p>
+        </w:tc>
+        <w:tc>
+          <w:tcPr>
+            <w:tcW w:type="dxa" w:w="6400"/>
+            <w:tcMar>
+              <w:top w:type="dxa" w:w="80"/>
+              <w:left w:type="dxa" w:w="100"/>
+              <w:bottom w:type="dxa" w:w="80"/>
+              <w:right w:type="dxa" w:w="100"/>
+            </w:tcMar>
+            <w:vAlign w:val="center"/>
+          </w:tcPr>
+          <w:p>
+            <w:r>
+              <w:rPr>
+                <w:b w:val="false"/>
+                <w:bCs w:val="false"/>
+                <w:color w:val="000000"/>
+                <w:sz w:val="20"/>
+                <w:szCs w:val="20"/>
+              </w:rPr>
+              <w:t xml:space="preserve"/>
+            </w:r>
+          </w:p>
+        </w:tc>
+      </w:tr>
+      <w:tr>
+        <w:tc>
+          <w:tcPr>
+            <w:tcW w:type="dxa" w:w="2600"/>
+            <w:shd w:fill="1F3864" w:val="clear"/>
+            <w:tcMar>
+              <w:top w:type="dxa" w:w="80"/>
+              <w:left w:type="dxa" w:w="100"/>
+              <w:bottom w:type="dxa" w:w="80"/>
+              <w:right w:type="dxa" w:w="100"/>
+            </w:tcMar>
+            <w:vAlign w:val="center"/>
+          </w:tcPr>
+          <w:p>
+            <w:r>
+              <w:rPr>
+                <w:b/>
+                <w:bCs/>
+                <w:color w:val="FFFFFF"/>
+                <w:sz w:val="18"/>
+                <w:szCs w:val="18"/>
+              </w:rPr>
+              <w:t xml:space="preserve">Prazo Aplicável</w:t>
+            </w:r>
+          </w:p>
+        </w:tc>
+        <w:tc>
+          <w:tcPr>
+            <w:tcW w:type="dxa" w:w="6400"/>
+            <w:tcMar>
+              <w:top w:type="dxa" w:w="80"/>
+              <w:left w:type="dxa" w:w="100"/>
+              <w:bottom w:type="dxa" w:w="80"/>
+              <w:right w:type="dxa" w:w="100"/>
+            </w:tcMar>
+            <w:vAlign w:val="center"/>
+          </w:tcPr>
+          <w:p>
+            <w:r>
+              <w:rPr>
+                <w:b w:val="false"/>
+                <w:bCs w:val="false"/>
+                <w:color w:val="000000"/>
+                <w:sz w:val="20"/>
+                <w:szCs w:val="20"/>
+              </w:rPr>
+              <w:t xml:space="preserve"/>
+            </w:r>
+          </w:p>
+        </w:tc>
+      </w:tr>
+      <w:tr>
+        <w:tc>
+          <w:tcPr>
+            <w:tcW w:type="dxa" w:w="2600"/>
+            <w:shd w:fill="1F3864" w:val="clear"/>
+            <w:tcMar>
+              <w:top w:type="dxa" w:w="80"/>
+              <w:left w:type="dxa" w:w="100"/>
+              <w:bottom w:type="dxa" w:w="80"/>
+              <w:right w:type="dxa" w:w="100"/>
+            </w:tcMar>
+            <w:vAlign w:val="center"/>
+          </w:tcPr>
+          <w:p>
+            <w:r>
+              <w:rPr>
+                <w:b/>
+                <w:bCs/>
+                <w:color w:val="FFFFFF"/>
+                <w:sz w:val="18"/>
+                <w:szCs w:val="18"/>
+              </w:rPr>
+              <w:t xml:space="preserve">Data de Envio/Juntada</w:t>
+            </w:r>
+          </w:p>
+        </w:tc>
+        <w:tc>
+          <w:tcPr>
+            <w:tcW w:type="dxa" w:w="6400"/>
+            <w:tcMar>
+              <w:top w:type="dxa" w:w="80"/>
+              <w:left w:type="dxa" w:w="100"/>
+              <w:bottom w:type="dxa" w:w="80"/>
+              <w:right w:type="dxa" w:w="100"/>
+            </w:tcMar>
+            <w:vAlign w:val="center"/>
+          </w:tcPr>
+          <w:p>
+            <w:r>
+              <w:rPr>
+                <w:b w:val="false"/>
+                <w:bCs w:val="false"/>
+                <w:color w:val="000000"/>
+                <w:sz w:val="20"/>
+                <w:szCs w:val="20"/>
+              </w:rPr>
+              <w:t xml:space="preserve"/>
+            </w:r>
+          </w:p>
+        </w:tc>
+      </w:tr>
+      <w:tr>
+        <w:tc>
+          <w:tcPr>
+            <w:tcW w:type="dxa" w:w="2600"/>
+            <w:shd w:fill="1F3864" w:val="clear"/>
+            <w:tcMar>
+              <w:top w:type="dxa" w:w="80"/>
+              <w:left w:type="dxa" w:w="100"/>
+              <w:bottom w:type="dxa" w:w="80"/>
+              <w:right w:type="dxa" w:w="100"/>
+            </w:tcMar>
+            <w:vAlign w:val="center"/>
+          </w:tcPr>
+          <w:p>
+            <w:r>
+              <w:rPr>
+                <w:b/>
+                <w:bCs/>
+                <w:color w:val="FFFFFF"/>
+                <w:sz w:val="18"/>
+                <w:szCs w:val="18"/>
+              </w:rPr>
+              <w:t xml:space="preserve">Meio Utilizado</w:t>
+            </w:r>
+          </w:p>
+        </w:tc>
+        <w:tc>
+          <w:tcPr>
+            <w:tcW w:type="dxa" w:w="6400"/>
+            <w:tcMar>
+              <w:top w:type="dxa" w:w="80"/>
+              <w:left w:type="dxa" w:w="100"/>
+              <w:bottom w:type="dxa" w:w="80"/>
+              <w:right w:type="dxa" w:w="100"/>
+            </w:tcMar>
+            <w:vAlign w:val="center"/>
+          </w:tcPr>
+          <w:p>
+            <w:r>
+              <w:rPr>
+                <w:b w:val="false"/>
+                <w:bCs w:val="false"/>
+                <w:color w:val="000000"/>
+                <w:sz w:val="20"/>
+                <w:szCs w:val="20"/>
+              </w:rPr>
+              <w:t xml:space="preserve"/>
+            </w:r>
+          </w:p>
+        </w:tc>
+      </w:tr>
+      <w:tr>
+        <w:tc>
+          <w:tcPr>
+            <w:tcW w:type="dxa" w:w="2600"/>
+            <w:shd w:fill="1F3864" w:val="clear"/>
+            <w:tcMar>
+              <w:top w:type="dxa" w:w="80"/>
+              <w:left w:type="dxa" w:w="100"/>
+              <w:bottom w:type="dxa" w:w="80"/>
+              <w:right w:type="dxa" w:w="100"/>
+            </w:tcMar>
+            <w:vAlign w:val="center"/>
+          </w:tcPr>
+          <w:p>
+            <w:r>
+              <w:rPr>
+                <w:b/>
+                <w:bCs/>
+                <w:color w:val="FFFFFF"/>
+                <w:sz w:val="18"/>
+                <w:szCs w:val="18"/>
+              </w:rPr>
+              <w:t xml:space="preserve">Evidência Comprobatória</w:t>
+            </w:r>
+          </w:p>
+        </w:tc>
+        <w:tc>
+          <w:tcPr>
+            <w:tcW w:type="dxa" w:w="6400"/>
+            <w:tcMar>
+              <w:top w:type="dxa" w:w="80"/>
+              <w:left w:type="dxa" w:w="100"/>
+              <w:bottom w:type="dxa" w:w="80"/>
+              <w:right w:type="dxa" w:w="100"/>
+            </w:tcMar>
+            <w:vAlign w:val="center"/>
+          </w:tcPr>
+          <w:p>
+            <w:r>
+              <w:rPr>
+                <w:b w:val="false"/>
+                <w:bCs w:val="false"/>
+                <w:color w:val="000000"/>
+                <w:sz w:val="20"/>
+                <w:szCs w:val="20"/>
+              </w:rPr>
+              <w:t xml:space="preserve"/>
+            </w:r>
+          </w:p>
+        </w:tc>
+      </w:tr>
+      <w:tr>
+        <w:tc>
+          <w:tcPr>
+            <w:tcW w:type="dxa" w:w="2600"/>
+            <w:shd w:fill="1F3864" w:val="clear"/>
+            <w:tcMar>
+              <w:top w:type="dxa" w:w="80"/>
+              <w:left w:type="dxa" w:w="100"/>
+              <w:bottom w:type="dxa" w:w="80"/>
+              <w:right w:type="dxa" w:w="100"/>
+            </w:tcMar>
+            <w:vAlign w:val="center"/>
+          </w:tcPr>
+          <w:p>
+            <w:r>
+              <w:rPr>
+                <w:b/>
+                <w:bCs/>
+                <w:color w:val="FFFFFF"/>
+                <w:sz w:val="18"/>
+                <w:szCs w:val="18"/>
+              </w:rPr>
+              <w:t xml:space="preserve">Situação</w:t>
+            </w:r>
+          </w:p>
+        </w:tc>
+        <w:tc>
+          <w:tcPr>
+            <w:tcW w:type="dxa" w:w="6400"/>
+            <w:tcMar>
+              <w:top w:type="dxa" w:w="80"/>
+              <w:left w:type="dxa" w:w="100"/>
+              <w:bottom w:type="dxa" w:w="80"/>
+              <w:right w:type="dxa" w:w="100"/>
+            </w:tcMar>
+            <w:vAlign w:val="center"/>
+          </w:tcPr>
+          <w:p>
+            <w:r>
+              <w:rPr>
+                <w:b w:val="false"/>
+                <w:bCs w:val="false"/>
+                <w:color w:val="000000"/>
+                <w:sz w:val="20"/>
+                <w:szCs w:val="20"/>
+              </w:rPr>
+              <w:t xml:space="preserve"/>
+            </w:r>
+          </w:p>
+        </w:tc>
+      </w:tr>
+    </w:tbl>
+    <w:p>
+      <w:pPr>
+        <w:pStyle w:val="Heading2"/>
+        <w:spacing w:after="80" w:before="240"/>
+      </w:pPr>
+      <w:r>
+        <w:t xml:space="preserve">Comunicação aos titulares</w:t>
+      </w:r>
+    </w:p>
+    <w:tbl>
+      <w:tblPr>
+        <w:tblW w:type="dxa" w:w="9000"/>
+        <w:tblBorders>
+          <w:top w:val="single" w:color="auto" w:sz="4"/>
+          <w:left w:val="single" w:color="auto" w:sz="4"/>
+          <w:bottom w:val="single" w:color="auto" w:sz="4"/>
+          <w:right w:val="single" w:color="auto" w:sz="4"/>
+          <w:insideH w:val="single" w:color="auto" w:sz="4"/>
+          <w:insideV w:val="single" w:color="auto" w:sz="4"/>
+        </w:tblBorders>
+        <w:tblLayout w:type="fixed"/>
+      </w:tblPr>
+      <w:tblGrid>
+        <w:gridCol w:w="2600"/>
+        <w:gridCol w:w="6400"/>
+      </w:tblGrid>
+      <w:tr>
+        <w:tc>
+          <w:tcPr>
+            <w:tcW w:type="dxa" w:w="2600"/>
+            <w:shd w:fill="1F3864" w:val="clear"/>
+            <w:tcMar>
+              <w:top w:type="dxa" w:w="80"/>
+              <w:left w:type="dxa" w:w="100"/>
+              <w:bottom w:type="dxa" w:w="80"/>
+              <w:right w:type="dxa" w:w="100"/>
+            </w:tcMar>
+            <w:vAlign w:val="center"/>
+          </w:tcPr>
+          <w:p>
+            <w:r>
+              <w:rPr>
+                <w:b/>
+                <w:bCs/>
+                <w:color w:val="FFFFFF"/>
+                <w:sz w:val="18"/>
+                <w:szCs w:val="18"/>
+              </w:rPr>
+              <w:t xml:space="preserve">Protocolo (SEI ou outro)</w:t>
+            </w:r>
+          </w:p>
+        </w:tc>
+        <w:tc>
+          <w:tcPr>
+            <w:tcW w:type="dxa" w:w="6400"/>
+            <w:tcMar>
+              <w:top w:type="dxa" w:w="80"/>
+              <w:left w:type="dxa" w:w="100"/>
+              <w:bottom w:type="dxa" w:w="80"/>
+              <w:right w:type="dxa" w:w="100"/>
+            </w:tcMar>
+            <w:vAlign w:val="center"/>
+          </w:tcPr>
+          <w:p>
+            <w:r>
+              <w:rPr>
+                <w:b w:val="false"/>
+                <w:bCs w:val="false"/>
+                <w:color w:val="000000"/>
+                <w:sz w:val="20"/>
+                <w:szCs w:val="20"/>
+              </w:rPr>
+              <w:t xml:space="preserve"/>
+            </w:r>
+          </w:p>
+        </w:tc>
+      </w:tr>
+      <w:tr>
+        <w:tc>
+          <w:tcPr>
+            <w:tcW w:type="dxa" w:w="2600"/>
+            <w:shd w:fill="1F3864" w:val="clear"/>
+            <w:tcMar>
+              <w:top w:type="dxa" w:w="80"/>
+              <w:left w:type="dxa" w:w="100"/>
+              <w:bottom w:type="dxa" w:w="80"/>
+              <w:right w:type="dxa" w:w="100"/>
+            </w:tcMar>
+            <w:vAlign w:val="center"/>
+          </w:tcPr>
+          <w:p>
+            <w:r>
+              <w:rPr>
+                <w:b/>
+                <w:bCs/>
+                <w:color w:val="FFFFFF"/>
+                <w:sz w:val="18"/>
+                <w:szCs w:val="18"/>
+              </w:rPr>
+              <w:t xml:space="preserve">Conteúdo/Versão Enviada</w:t>
+            </w:r>
+          </w:p>
+        </w:tc>
+        <w:tc>
+          <w:tcPr>
+            <w:tcW w:type="dxa" w:w="6400"/>
+            <w:tcMar>
+              <w:top w:type="dxa" w:w="80"/>
+              <w:left w:type="dxa" w:w="100"/>
+              <w:bottom w:type="dxa" w:w="80"/>
+              <w:right w:type="dxa" w:w="100"/>
+            </w:tcMar>
+            <w:vAlign w:val="center"/>
+          </w:tcPr>
+          <w:p>
+            <w:r>
+              <w:rPr>
+                <w:b w:val="false"/>
+                <w:bCs w:val="false"/>
+                <w:color w:val="000000"/>
+                <w:sz w:val="20"/>
+                <w:szCs w:val="20"/>
+              </w:rPr>
+              <w:t xml:space="preserve"/>
+            </w:r>
+          </w:p>
+        </w:tc>
+      </w:tr>
+      <w:tr>
+        <w:tc>
+          <w:tcPr>
+            <w:tcW w:type="dxa" w:w="2600"/>
+            <w:shd w:fill="1F3864" w:val="clear"/>
+            <w:tcMar>
+              <w:top w:type="dxa" w:w="80"/>
+              <w:left w:type="dxa" w:w="100"/>
+              <w:bottom w:type="dxa" w:w="80"/>
+              <w:right w:type="dxa" w:w="100"/>
+            </w:tcMar>
+            <w:vAlign w:val="center"/>
+          </w:tcPr>
+          <w:p>
+            <w:r>
+              <w:rPr>
+                <w:b/>
+                <w:bCs/>
+                <w:color w:val="FFFFFF"/>
+                <w:sz w:val="18"/>
+                <w:szCs w:val="18"/>
+              </w:rPr>
+              <w:t xml:space="preserve">Responsável</w:t>
+            </w:r>
+          </w:p>
+        </w:tc>
+        <w:tc>
+          <w:tcPr>
+            <w:tcW w:type="dxa" w:w="6400"/>
+            <w:tcMar>
+              <w:top w:type="dxa" w:w="80"/>
+              <w:left w:type="dxa" w:w="100"/>
+              <w:bottom w:type="dxa" w:w="80"/>
+              <w:right w:type="dxa" w:w="100"/>
+            </w:tcMar>
+            <w:vAlign w:val="center"/>
+          </w:tcPr>
+          <w:p>
+            <w:r>
+              <w:rPr>
+                <w:b w:val="false"/>
+                <w:bCs w:val="false"/>
+                <w:color w:val="000000"/>
+                <w:sz w:val="20"/>
+                <w:szCs w:val="20"/>
+              </w:rPr>
+              <w:t xml:space="preserve"/>
+            </w:r>
+          </w:p>
+        </w:tc>
+      </w:tr>
+      <w:tr>
+        <w:tc>
+          <w:tcPr>
+            <w:tcW w:type="dxa" w:w="2600"/>
+            <w:shd w:fill="1F3864" w:val="clear"/>
+            <w:tcMar>
+              <w:top w:type="dxa" w:w="80"/>
+              <w:left w:type="dxa" w:w="100"/>
+              <w:bottom w:type="dxa" w:w="80"/>
+              <w:right w:type="dxa" w:w="100"/>
+            </w:tcMar>
+            <w:vAlign w:val="center"/>
+          </w:tcPr>
+          <w:p>
+            <w:r>
+              <w:rPr>
+                <w:b/>
+                <w:bCs/>
+                <w:color w:val="FFFFFF"/>
+                <w:sz w:val="18"/>
+                <w:szCs w:val="18"/>
+              </w:rPr>
+              <w:t xml:space="preserve">Aprovação</w:t>
+            </w:r>
+          </w:p>
+        </w:tc>
+        <w:tc>
+          <w:tcPr>
+            <w:tcW w:type="dxa" w:w="6400"/>
+            <w:tcMar>
+              <w:top w:type="dxa" w:w="80"/>
+              <w:left w:type="dxa" w:w="100"/>
+              <w:bottom w:type="dxa" w:w="80"/>
+              <w:right w:type="dxa" w:w="100"/>
+            </w:tcMar>
+            <w:vAlign w:val="center"/>
+          </w:tcPr>
+          <w:p>
+            <w:r>
+              <w:rPr>
+                <w:b w:val="false"/>
+                <w:bCs w:val="false"/>
+                <w:color w:val="000000"/>
+                <w:sz w:val="20"/>
+                <w:szCs w:val="20"/>
+              </w:rPr>
+              <w:t xml:space="preserve"/>
+            </w:r>
+          </w:p>
+        </w:tc>
+      </w:tr>
+      <w:tr>
+        <w:tc>
+          <w:tcPr>
+            <w:tcW w:type="dxa" w:w="2600"/>
+            <w:shd w:fill="1F3864" w:val="clear"/>
+            <w:tcMar>
+              <w:top w:type="dxa" w:w="80"/>
+              <w:left w:type="dxa" w:w="100"/>
+              <w:bottom w:type="dxa" w:w="80"/>
+              <w:right w:type="dxa" w:w="100"/>
+            </w:tcMar>
+            <w:vAlign w:val="center"/>
+          </w:tcPr>
+          <w:p>
+            <w:r>
+              <w:rPr>
+                <w:b/>
+                <w:bCs/>
+                <w:color w:val="FFFFFF"/>
+                <w:sz w:val="18"/>
+                <w:szCs w:val="18"/>
+              </w:rPr>
+              <w:t xml:space="preserve">Prazo Aplicável</w:t>
+            </w:r>
+          </w:p>
+        </w:tc>
+        <w:tc>
+          <w:tcPr>
+            <w:tcW w:type="dxa" w:w="6400"/>
+            <w:tcMar>
+              <w:top w:type="dxa" w:w="80"/>
+              <w:left w:type="dxa" w:w="100"/>
+              <w:bottom w:type="dxa" w:w="80"/>
+              <w:right w:type="dxa" w:w="100"/>
+            </w:tcMar>
+            <w:vAlign w:val="center"/>
+          </w:tcPr>
+          <w:p>
+            <w:r>
+              <w:rPr>
+                <w:b w:val="false"/>
+                <w:bCs w:val="false"/>
+                <w:color w:val="000000"/>
+                <w:sz w:val="20"/>
+                <w:szCs w:val="20"/>
+              </w:rPr>
+              <w:t xml:space="preserve"/>
+            </w:r>
+          </w:p>
+        </w:tc>
+      </w:tr>
+      <w:tr>
+        <w:tc>
+          <w:tcPr>
+            <w:tcW w:type="dxa" w:w="2600"/>
+            <w:shd w:fill="1F3864" w:val="clear"/>
+            <w:tcMar>
+              <w:top w:type="dxa" w:w="80"/>
+              <w:left w:type="dxa" w:w="100"/>
+              <w:bottom w:type="dxa" w:w="80"/>
+              <w:right w:type="dxa" w:w="100"/>
+            </w:tcMar>
+            <w:vAlign w:val="center"/>
+          </w:tcPr>
+          <w:p>
+            <w:r>
+              <w:rPr>
+                <w:b/>
+                <w:bCs/>
+                <w:color w:val="FFFFFF"/>
+                <w:sz w:val="18"/>
+                <w:szCs w:val="18"/>
+              </w:rPr>
+              <w:t xml:space="preserve">Data de Envio/Juntada</w:t>
+            </w:r>
+          </w:p>
+        </w:tc>
+        <w:tc>
+          <w:tcPr>
+            <w:tcW w:type="dxa" w:w="6400"/>
+            <w:tcMar>
+              <w:top w:type="dxa" w:w="80"/>
+              <w:left w:type="dxa" w:w="100"/>
+              <w:bottom w:type="dxa" w:w="80"/>
+              <w:right w:type="dxa" w:w="100"/>
+            </w:tcMar>
+            <w:vAlign w:val="center"/>
+          </w:tcPr>
+          <w:p>
+            <w:r>
+              <w:rPr>
+                <w:b w:val="false"/>
+                <w:bCs w:val="false"/>
+                <w:color w:val="000000"/>
+                <w:sz w:val="20"/>
+                <w:szCs w:val="20"/>
+              </w:rPr>
+              <w:t xml:space="preserve"/>
+            </w:r>
+          </w:p>
+        </w:tc>
+      </w:tr>
+      <w:tr>
+        <w:tc>
+          <w:tcPr>
+            <w:tcW w:type="dxa" w:w="2600"/>
+            <w:shd w:fill="1F3864" w:val="clear"/>
+            <w:tcMar>
+              <w:top w:type="dxa" w:w="80"/>
+              <w:left w:type="dxa" w:w="100"/>
+              <w:bottom w:type="dxa" w:w="80"/>
+              <w:right w:type="dxa" w:w="100"/>
+            </w:tcMar>
+            <w:vAlign w:val="center"/>
+          </w:tcPr>
+          <w:p>
+            <w:r>
+              <w:rPr>
+                <w:b/>
+                <w:bCs/>
+                <w:color w:val="FFFFFF"/>
+                <w:sz w:val="18"/>
+                <w:szCs w:val="18"/>
+              </w:rPr>
+              <w:t xml:space="preserve">Meio Utilizado</w:t>
+            </w:r>
+          </w:p>
+        </w:tc>
+        <w:tc>
+          <w:tcPr>
+            <w:tcW w:type="dxa" w:w="6400"/>
+            <w:tcMar>
+              <w:top w:type="dxa" w:w="80"/>
+              <w:left w:type="dxa" w:w="100"/>
+              <w:bottom w:type="dxa" w:w="80"/>
+              <w:right w:type="dxa" w:w="100"/>
+            </w:tcMar>
+            <w:vAlign w:val="center"/>
+          </w:tcPr>
+          <w:p>
+            <w:r>
+              <w:rPr>
+                <w:b w:val="false"/>
+                <w:bCs w:val="false"/>
+                <w:color w:val="000000"/>
+                <w:sz w:val="20"/>
+                <w:szCs w:val="20"/>
+              </w:rPr>
+              <w:t xml:space="preserve"/>
+            </w:r>
+          </w:p>
+        </w:tc>
+      </w:tr>
+      <w:tr>
+        <w:tc>
+          <w:tcPr>
+            <w:tcW w:type="dxa" w:w="2600"/>
+            <w:shd w:fill="1F3864" w:val="clear"/>
+            <w:tcMar>
+              <w:top w:type="dxa" w:w="80"/>
+              <w:left w:type="dxa" w:w="100"/>
+              <w:bottom w:type="dxa" w:w="80"/>
+              <w:right w:type="dxa" w:w="100"/>
+            </w:tcMar>
+            <w:vAlign w:val="center"/>
+          </w:tcPr>
+          <w:p>
+            <w:r>
+              <w:rPr>
+                <w:b/>
+                <w:bCs/>
+                <w:color w:val="FFFFFF"/>
+                <w:sz w:val="18"/>
+                <w:szCs w:val="18"/>
+              </w:rPr>
+              <w:t xml:space="preserve">Evidência Comprobatória</w:t>
+            </w:r>
+          </w:p>
+        </w:tc>
+        <w:tc>
+          <w:tcPr>
+            <w:tcW w:type="dxa" w:w="6400"/>
+            <w:tcMar>
+              <w:top w:type="dxa" w:w="80"/>
+              <w:left w:type="dxa" w:w="100"/>
+              <w:bottom w:type="dxa" w:w="80"/>
+              <w:right w:type="dxa" w:w="100"/>
+            </w:tcMar>
+            <w:vAlign w:val="center"/>
+          </w:tcPr>
+          <w:p>
+            <w:r>
+              <w:rPr>
+                <w:b w:val="false"/>
+                <w:bCs w:val="false"/>
+                <w:color w:val="000000"/>
+                <w:sz w:val="20"/>
+                <w:szCs w:val="20"/>
+              </w:rPr>
+              <w:t xml:space="preserve"/>
+            </w:r>
+          </w:p>
+        </w:tc>
+      </w:tr>
+      <w:tr>
+        <w:tc>
+          <w:tcPr>
+            <w:tcW w:type="dxa" w:w="2600"/>
+            <w:shd w:fill="1F3864" w:val="clear"/>
+            <w:tcMar>
+              <w:top w:type="dxa" w:w="80"/>
+              <w:left w:type="dxa" w:w="100"/>
+              <w:bottom w:type="dxa" w:w="80"/>
+              <w:right w:type="dxa" w:w="100"/>
+            </w:tcMar>
+            <w:vAlign w:val="center"/>
+          </w:tcPr>
+          <w:p>
+            <w:r>
+              <w:rPr>
+                <w:b/>
+                <w:bCs/>
+                <w:color w:val="FFFFFF"/>
+                <w:sz w:val="18"/>
+                <w:szCs w:val="18"/>
+              </w:rPr>
+              <w:t xml:space="preserve">Situação</w:t>
+            </w:r>
+          </w:p>
+        </w:tc>
+        <w:tc>
+          <w:tcPr>
+            <w:tcW w:type="dxa" w:w="6400"/>
+            <w:tcMar>
+              <w:top w:type="dxa" w:w="80"/>
+              <w:left w:type="dxa" w:w="100"/>
+              <w:bottom w:type="dxa" w:w="80"/>
+              <w:right w:type="dxa" w:w="100"/>
+            </w:tcMar>
+            <w:vAlign w:val="center"/>
+          </w:tcPr>
+          <w:p>
+            <w:r>
+              <w:rPr>
+                <w:b w:val="false"/>
+                <w:bCs w:val="false"/>
+                <w:color w:val="000000"/>
+                <w:sz w:val="20"/>
+                <w:szCs w:val="20"/>
+              </w:rPr>
+              <w:t xml:space="preserve"/>
+            </w:r>
+          </w:p>
+        </w:tc>
+      </w:tr>
+    </w:tbl>
+    <w:p>
+      <w:pPr>
+        <w:pStyle w:val="Heading2"/>
+        <w:spacing w:after="80" w:before="240"/>
+      </w:pPr>
+      <w:r>
+        <w:t xml:space="preserve">Declaração art. 9º, §4º (comprovação da comunicação aos titulares)</w:t>
+      </w:r>
+    </w:p>
+    <w:tbl>
+      <w:tblPr>
+        <w:tblW w:type="dxa" w:w="9000"/>
+        <w:tblBorders>
+          <w:top w:val="single" w:color="auto" w:sz="4"/>
+          <w:left w:val="single" w:color="auto" w:sz="4"/>
+          <w:bottom w:val="single" w:color="auto" w:sz="4"/>
+          <w:right w:val="single" w:color="auto" w:sz="4"/>
+          <w:insideH w:val="single" w:color="auto" w:sz="4"/>
+          <w:insideV w:val="single" w:color="auto" w:sz="4"/>
+        </w:tblBorders>
+        <w:tblLayout w:type="fixed"/>
+      </w:tblPr>
+      <w:tblGrid>
+        <w:gridCol w:w="2600"/>
+        <w:gridCol w:w="6400"/>
+      </w:tblGrid>
+      <w:tr>
+        <w:tc>
+          <w:tcPr>
+            <w:tcW w:type="dxa" w:w="2600"/>
+            <w:shd w:fill="1F3864" w:val="clear"/>
+            <w:tcMar>
+              <w:top w:type="dxa" w:w="80"/>
+              <w:left w:type="dxa" w:w="100"/>
+              <w:bottom w:type="dxa" w:w="80"/>
+              <w:right w:type="dxa" w:w="100"/>
+            </w:tcMar>
+            <w:vAlign w:val="center"/>
+          </w:tcPr>
+          <w:p>
+            <w:r>
+              <w:rPr>
+                <w:b/>
+                <w:bCs/>
+                <w:color w:val="FFFFFF"/>
+                <w:sz w:val="18"/>
+                <w:szCs w:val="18"/>
+              </w:rPr>
+              <w:t xml:space="preserve">Protocolo (SEI ou outro)</w:t>
+            </w:r>
+          </w:p>
+        </w:tc>
+        <w:tc>
+          <w:tcPr>
+            <w:tcW w:type="dxa" w:w="6400"/>
+            <w:tcMar>
+              <w:top w:type="dxa" w:w="80"/>
+              <w:left w:type="dxa" w:w="100"/>
+              <w:bottom w:type="dxa" w:w="80"/>
+              <w:right w:type="dxa" w:w="100"/>
+            </w:tcMar>
+            <w:vAlign w:val="center"/>
+          </w:tcPr>
+          <w:p>
+            <w:r>
+              <w:rPr>
+                <w:b w:val="false"/>
+                <w:bCs w:val="false"/>
+                <w:color w:val="000000"/>
+                <w:sz w:val="20"/>
+                <w:szCs w:val="20"/>
+              </w:rPr>
+              <w:t xml:space="preserve"/>
+            </w:r>
+          </w:p>
+        </w:tc>
+      </w:tr>
+      <w:tr>
+        <w:tc>
+          <w:tcPr>
+            <w:tcW w:type="dxa" w:w="2600"/>
+            <w:shd w:fill="1F3864" w:val="clear"/>
+            <w:tcMar>
+              <w:top w:type="dxa" w:w="80"/>
+              <w:left w:type="dxa" w:w="100"/>
+              <w:bottom w:type="dxa" w:w="80"/>
+              <w:right w:type="dxa" w:w="100"/>
+            </w:tcMar>
+            <w:vAlign w:val="center"/>
+          </w:tcPr>
+          <w:p>
+            <w:r>
+              <w:rPr>
+                <w:b/>
+                <w:bCs/>
+                <w:color w:val="FFFFFF"/>
+                <w:sz w:val="18"/>
+                <w:szCs w:val="18"/>
+              </w:rPr>
+              <w:t xml:space="preserve">Conteúdo/Versão Enviada</w:t>
+            </w:r>
+          </w:p>
+        </w:tc>
+        <w:tc>
+          <w:tcPr>
+            <w:tcW w:type="dxa" w:w="6400"/>
+            <w:tcMar>
+              <w:top w:type="dxa" w:w="80"/>
+              <w:left w:type="dxa" w:w="100"/>
+              <w:bottom w:type="dxa" w:w="80"/>
+              <w:right w:type="dxa" w:w="100"/>
+            </w:tcMar>
+            <w:vAlign w:val="center"/>
+          </w:tcPr>
+          <w:p>
+            <w:r>
+              <w:rPr>
+                <w:b w:val="false"/>
+                <w:bCs w:val="false"/>
+                <w:color w:val="000000"/>
+                <w:sz w:val="20"/>
+                <w:szCs w:val="20"/>
+              </w:rPr>
+              <w:t xml:space="preserve"/>
+            </w:r>
+          </w:p>
+        </w:tc>
+      </w:tr>
+      <w:tr>
+        <w:tc>
+          <w:tcPr>
+            <w:tcW w:type="dxa" w:w="2600"/>
+            <w:shd w:fill="1F3864" w:val="clear"/>
+            <w:tcMar>
+              <w:top w:type="dxa" w:w="80"/>
+              <w:left w:type="dxa" w:w="100"/>
+              <w:bottom w:type="dxa" w:w="80"/>
+              <w:right w:type="dxa" w:w="100"/>
+            </w:tcMar>
+            <w:vAlign w:val="center"/>
+          </w:tcPr>
+          <w:p>
+            <w:r>
+              <w:rPr>
+                <w:b/>
+                <w:bCs/>
+                <w:color w:val="FFFFFF"/>
+                <w:sz w:val="18"/>
+                <w:szCs w:val="18"/>
+              </w:rPr>
+              <w:t xml:space="preserve">Responsável</w:t>
+            </w:r>
+          </w:p>
+        </w:tc>
+        <w:tc>
+          <w:tcPr>
+            <w:tcW w:type="dxa" w:w="6400"/>
+            <w:tcMar>
+              <w:top w:type="dxa" w:w="80"/>
+              <w:left w:type="dxa" w:w="100"/>
+              <w:bottom w:type="dxa" w:w="80"/>
+              <w:right w:type="dxa" w:w="100"/>
+            </w:tcMar>
+            <w:vAlign w:val="center"/>
+          </w:tcPr>
+          <w:p>
+            <w:r>
+              <w:rPr>
+                <w:b w:val="false"/>
+                <w:bCs w:val="false"/>
+                <w:color w:val="000000"/>
+                <w:sz w:val="20"/>
+                <w:szCs w:val="20"/>
+              </w:rPr>
+              <w:t xml:space="preserve"/>
+            </w:r>
+          </w:p>
+        </w:tc>
+      </w:tr>
+      <w:tr>
+        <w:tc>
+          <w:tcPr>
+            <w:tcW w:type="dxa" w:w="2600"/>
+            <w:shd w:fill="1F3864" w:val="clear"/>
+            <w:tcMar>
+              <w:top w:type="dxa" w:w="80"/>
+              <w:left w:type="dxa" w:w="100"/>
+              <w:bottom w:type="dxa" w:w="80"/>
+              <w:right w:type="dxa" w:w="100"/>
+            </w:tcMar>
+            <w:vAlign w:val="center"/>
+          </w:tcPr>
+          <w:p>
+            <w:r>
+              <w:rPr>
+                <w:b/>
+                <w:bCs/>
+                <w:color w:val="FFFFFF"/>
+                <w:sz w:val="18"/>
+                <w:szCs w:val="18"/>
+              </w:rPr>
+              <w:t xml:space="preserve">Aprovação</w:t>
+            </w:r>
+          </w:p>
+        </w:tc>
+        <w:tc>
+          <w:tcPr>
+            <w:tcW w:type="dxa" w:w="6400"/>
+            <w:tcMar>
+              <w:top w:type="dxa" w:w="80"/>
+              <w:left w:type="dxa" w:w="100"/>
+              <w:bottom w:type="dxa" w:w="80"/>
+              <w:right w:type="dxa" w:w="100"/>
+            </w:tcMar>
+            <w:vAlign w:val="center"/>
+          </w:tcPr>
+          <w:p>
+            <w:r>
+              <w:rPr>
+                <w:b w:val="false"/>
+                <w:bCs w:val="false"/>
+                <w:color w:val="000000"/>
+                <w:sz w:val="20"/>
+                <w:szCs w:val="20"/>
+              </w:rPr>
+              <w:t xml:space="preserve"/>
+            </w:r>
+          </w:p>
+        </w:tc>
+      </w:tr>
+      <w:tr>
+        <w:tc>
+          <w:tcPr>
+            <w:tcW w:type="dxa" w:w="2600"/>
+            <w:shd w:fill="1F3864" w:val="clear"/>
+            <w:tcMar>
+              <w:top w:type="dxa" w:w="80"/>
+              <w:left w:type="dxa" w:w="100"/>
+              <w:bottom w:type="dxa" w:w="80"/>
+              <w:right w:type="dxa" w:w="100"/>
+            </w:tcMar>
+            <w:vAlign w:val="center"/>
+          </w:tcPr>
+          <w:p>
+            <w:r>
+              <w:rPr>
+                <w:b/>
+                <w:bCs/>
+                <w:color w:val="FFFFFF"/>
+                <w:sz w:val="18"/>
+                <w:szCs w:val="18"/>
+              </w:rPr>
+              <w:t xml:space="preserve">Prazo Aplicável</w:t>
+            </w:r>
+          </w:p>
+        </w:tc>
+        <w:tc>
+          <w:tcPr>
+            <w:tcW w:type="dxa" w:w="6400"/>
+            <w:tcMar>
+              <w:top w:type="dxa" w:w="80"/>
+              <w:left w:type="dxa" w:w="100"/>
+              <w:bottom w:type="dxa" w:w="80"/>
+              <w:right w:type="dxa" w:w="100"/>
+            </w:tcMar>
+            <w:vAlign w:val="center"/>
+          </w:tcPr>
+          <w:p>
+            <w:r>
+              <w:rPr>
+                <w:b w:val="false"/>
+                <w:bCs w:val="false"/>
+                <w:color w:val="000000"/>
+                <w:sz w:val="20"/>
+                <w:szCs w:val="20"/>
+              </w:rPr>
+              <w:t xml:space="preserve"/>
+            </w:r>
+          </w:p>
+        </w:tc>
+      </w:tr>
+      <w:tr>
+        <w:tc>
+          <w:tcPr>
+            <w:tcW w:type="dxa" w:w="2600"/>
+            <w:shd w:fill="1F3864" w:val="clear"/>
+            <w:tcMar>
+              <w:top w:type="dxa" w:w="80"/>
+              <w:left w:type="dxa" w:w="100"/>
+              <w:bottom w:type="dxa" w:w="80"/>
+              <w:right w:type="dxa" w:w="100"/>
+            </w:tcMar>
+            <w:vAlign w:val="center"/>
+          </w:tcPr>
+          <w:p>
+            <w:r>
+              <w:rPr>
+                <w:b/>
+                <w:bCs/>
+                <w:color w:val="FFFFFF"/>
+                <w:sz w:val="18"/>
+                <w:szCs w:val="18"/>
+              </w:rPr>
+              <w:t xml:space="preserve">Data de Envio/Juntada</w:t>
+            </w:r>
+          </w:p>
+        </w:tc>
+        <w:tc>
+          <w:tcPr>
+            <w:tcW w:type="dxa" w:w="6400"/>
+            <w:tcMar>
+              <w:top w:type="dxa" w:w="80"/>
+              <w:left w:type="dxa" w:w="100"/>
+              <w:bottom w:type="dxa" w:w="80"/>
+              <w:right w:type="dxa" w:w="100"/>
+            </w:tcMar>
+            <w:vAlign w:val="center"/>
+          </w:tcPr>
+          <w:p>
+            <w:r>
+              <w:rPr>
+                <w:b w:val="false"/>
+                <w:bCs w:val="false"/>
+                <w:color w:val="000000"/>
+                <w:sz w:val="20"/>
+                <w:szCs w:val="20"/>
+              </w:rPr>
+              <w:t xml:space="preserve"/>
+            </w:r>
+          </w:p>
+        </w:tc>
+      </w:tr>
+      <w:tr>
+        <w:tc>
+          <w:tcPr>
+            <w:tcW w:type="dxa" w:w="2600"/>
+            <w:shd w:fill="1F3864" w:val="clear"/>
+            <w:tcMar>
+              <w:top w:type="dxa" w:w="80"/>
+              <w:left w:type="dxa" w:w="100"/>
+              <w:bottom w:type="dxa" w:w="80"/>
+              <w:right w:type="dxa" w:w="100"/>
+            </w:tcMar>
+            <w:vAlign w:val="center"/>
+          </w:tcPr>
+          <w:p>
+            <w:r>
+              <w:rPr>
+                <w:b/>
+                <w:bCs/>
+                <w:color w:val="FFFFFF"/>
+                <w:sz w:val="18"/>
+                <w:szCs w:val="18"/>
+              </w:rPr>
+              <w:t xml:space="preserve">Meio Utilizado</w:t>
+            </w:r>
+          </w:p>
+        </w:tc>
+        <w:tc>
+          <w:tcPr>
+            <w:tcW w:type="dxa" w:w="6400"/>
+            <w:tcMar>
+              <w:top w:type="dxa" w:w="80"/>
+              <w:left w:type="dxa" w:w="100"/>
+              <w:bottom w:type="dxa" w:w="80"/>
+              <w:right w:type="dxa" w:w="100"/>
+            </w:tcMar>
+            <w:vAlign w:val="center"/>
+          </w:tcPr>
+          <w:p>
+            <w:r>
+              <w:rPr>
+                <w:b w:val="false"/>
+                <w:bCs w:val="false"/>
+                <w:color w:val="000000"/>
+                <w:sz w:val="20"/>
+                <w:szCs w:val="20"/>
+              </w:rPr>
+              <w:t xml:space="preserve"/>
+            </w:r>
+          </w:p>
+        </w:tc>
+      </w:tr>
+      <w:tr>
+        <w:tc>
+          <w:tcPr>
+            <w:tcW w:type="dxa" w:w="2600"/>
+            <w:shd w:fill="1F3864" w:val="clear"/>
+            <w:tcMar>
+              <w:top w:type="dxa" w:w="80"/>
+              <w:left w:type="dxa" w:w="100"/>
+              <w:bottom w:type="dxa" w:w="80"/>
+              <w:right w:type="dxa" w:w="100"/>
+            </w:tcMar>
+            <w:vAlign w:val="center"/>
+          </w:tcPr>
+          <w:p>
+            <w:r>
+              <w:rPr>
+                <w:b/>
+                <w:bCs/>
+                <w:color w:val="FFFFFF"/>
+                <w:sz w:val="18"/>
+                <w:szCs w:val="18"/>
+              </w:rPr>
+              <w:t xml:space="preserve">Evidência Comprobatória</w:t>
+            </w:r>
+          </w:p>
+        </w:tc>
+        <w:tc>
+          <w:tcPr>
+            <w:tcW w:type="dxa" w:w="6400"/>
+            <w:tcMar>
+              <w:top w:type="dxa" w:w="80"/>
+              <w:left w:type="dxa" w:w="100"/>
+              <w:bottom w:type="dxa" w:w="80"/>
+              <w:right w:type="dxa" w:w="100"/>
+            </w:tcMar>
+            <w:vAlign w:val="center"/>
+          </w:tcPr>
+          <w:p>
+            <w:r>
+              <w:rPr>
+                <w:b w:val="false"/>
+                <w:bCs w:val="false"/>
+                <w:color w:val="000000"/>
+                <w:sz w:val="20"/>
+                <w:szCs w:val="20"/>
+              </w:rPr>
+              <w:t xml:space="preserve"/>
+            </w:r>
+          </w:p>
+        </w:tc>
+      </w:tr>
+      <w:tr>
+        <w:tc>
+          <w:tcPr>
+            <w:tcW w:type="dxa" w:w="2600"/>
+            <w:shd w:fill="1F3864" w:val="clear"/>
+            <w:tcMar>
+              <w:top w:type="dxa" w:w="80"/>
+              <w:left w:type="dxa" w:w="100"/>
+              <w:bottom w:type="dxa" w:w="80"/>
+              <w:right w:type="dxa" w:w="100"/>
+            </w:tcMar>
+            <w:vAlign w:val="center"/>
+          </w:tcPr>
+          <w:p>
+            <w:r>
+              <w:rPr>
+                <w:b/>
+                <w:bCs/>
+                <w:color w:val="FFFFFF"/>
+                <w:sz w:val="18"/>
+                <w:szCs w:val="18"/>
+              </w:rPr>
+              <w:t xml:space="preserve">Situação</w:t>
+            </w:r>
+          </w:p>
+        </w:tc>
+        <w:tc>
+          <w:tcPr>
+            <w:tcW w:type="dxa" w:w="6400"/>
+            <w:tcMar>
+              <w:top w:type="dxa" w:w="80"/>
+              <w:left w:type="dxa" w:w="100"/>
+              <w:bottom w:type="dxa" w:w="80"/>
+              <w:right w:type="dxa" w:w="100"/>
+            </w:tcMar>
+            <w:vAlign w:val="center"/>
+          </w:tcPr>
+          <w:p>
+            <w:r>
+              <w:rPr>
+                <w:b w:val="false"/>
+                <w:bCs w:val="false"/>
+                <w:color w:val="000000"/>
+                <w:sz w:val="20"/>
+                <w:szCs w:val="20"/>
+              </w:rPr>
+              <w:t xml:space="preserve"/>
+            </w:r>
+          </w:p>
+        </w:tc>
+      </w:tr>
+    </w:tbl>
+    <w:p>
+      <w:pPr>
+        <w:pStyle w:val="Heading2"/>
+        <w:spacing w:after="120" w:before="200"/>
+      </w:pPr>
+      <w:r>
+        <w:t xml:space="preserve">C.1 Classificação de acesso e representação</w:t>
       </w:r>
     </w:p>
     <w:p>
@@ -2131,7 +4525,7 @@
           <w:sz w:val="22"/>
           <w:szCs w:val="22"/>
         </w:rPr>
-        <w:t xml:space="preserve">Declaração do art. 9º, §4º (juntada ao processo em até 3 dias úteis após o fim do prazo de comunicação): </w:t>
+        <w:t xml:space="preserve">Classificação de acesso de cada documento anexado ao processo (Público/Restrito/Sigiloso): </w:t>
       </w:r>
       <w:r>
         <w:rPr>
@@ -2141,7 +4535,136 @@
           <w:sz w:val="20"/>
           <w:szCs w:val="20"/>
         </w:rPr>
-        <w:t xml:space="preserve">Registrar data de juntada e responsável</w:t>
+        <w:t xml:space="preserve">Conferir antes de enviar — documento classificado como público fica integralmente visível na pesquisa pública do SEI da ANPD</w:t>
+      </w:r>
+    </w:p>
+    <w:p>
+      <w:pPr>
+        <w:spacing w:after="140"/>
+      </w:pPr>
+      <w:r>
+        <w:rPr>
+          <w:b/>
+          <w:bCs/>
+          <w:sz w:val="22"/>
+          <w:szCs w:val="22"/>
+        </w:rPr>
+        <w:t xml:space="preserve">Conferência de representação de quem assina/protocola: </w:t>
+      </w:r>
+      <w:r>
+        <w:rPr>
+          <w:i/>
+          <w:iCs/>
+          <w:color w:val="595959"/>
+          <w:sz w:val="20"/>
+          <w:szCs w:val="20"/>
+        </w:rPr>
+        <w:t xml:space="preserve">Confirmar que a comprovação de vínculo/instrumento de poderes está anexada e vigente (art. 6º, §§5º–7º)</w:t>
+      </w:r>
+    </w:p>
+    <w:p>
+      <w:pPr>
+        <w:pStyle w:val="Heading2"/>
+        <w:spacing w:after="120" w:before="200"/>
+      </w:pPr>
+      <w:r>
+        <w:t xml:space="preserve">C.2 Divulgação pública alternativa aos titulares (quando a comunicação direta for inviável — art. 9º, §3º)</w:t>
+      </w:r>
+    </w:p>
+    <w:p>
+      <w:pPr>
+        <w:spacing w:after="140"/>
+      </w:pPr>
+      <w:r>
+        <w:rPr>
+          <w:b/>
+          <w:bCs/>
+          <w:sz w:val="22"/>
+          <w:szCs w:val="22"/>
+        </w:rPr>
+        <w:t xml:space="preserve">Justificativa para a inviabilidade da comunicação direta e individualizada: </w:t>
+      </w:r>
+      <w:r>
+        <w:rPr>
+          <w:i/>
+          <w:iCs/>
+          <w:color w:val="595959"/>
+          <w:sz w:val="20"/>
+          <w:szCs w:val="20"/>
+        </w:rPr>
+        <w:t xml:space="preserve"/>
+      </w:r>
+    </w:p>
+    <w:p>
+      <w:pPr>
+        <w:spacing w:after="140"/>
+      </w:pPr>
+      <w:r>
+        <w:rPr>
+          <w:b/>
+          <w:bCs/>
+          <w:sz w:val="22"/>
+          <w:szCs w:val="22"/>
+        </w:rPr>
+        <w:t xml:space="preserve">Canais utilizados para a divulgação pública: </w:t>
+      </w:r>
+      <w:r>
+        <w:rPr>
+          <w:i/>
+          <w:iCs/>
+          <w:color w:val="595959"/>
+          <w:sz w:val="20"/>
+          <w:szCs w:val="20"/>
+        </w:rPr>
+        <w:t xml:space="preserve">Ex.: site institucional, aplicativo, mídias sociais, canal de atendimento</w:t>
+      </w:r>
+    </w:p>
+    <w:p>
+      <w:pPr>
+        <w:spacing w:after="140"/>
+      </w:pPr>
+      <w:r>
+        <w:rPr>
+          <w:b/>
+          <w:bCs/>
+          <w:sz w:val="22"/>
+          <w:szCs w:val="22"/>
+        </w:rPr>
+        <w:t xml:space="preserve">Data de início da divulgação e período mínimo de manutenção cumprido: </w:t>
+      </w:r>
+      <w:r>
+        <w:rPr>
+          <w:i/>
+          <w:iCs/>
+          <w:color w:val="595959"/>
+          <w:sz w:val="20"/>
+          <w:szCs w:val="20"/>
+        </w:rPr>
+        <w:t xml:space="preserve">Mínimo de 3 meses — art. 9º, §3º; registrar evidência de que o conteúdo permaneceu visível pelo período</w:t>
+      </w:r>
+    </w:p>
+    <w:p>
+      <w:pPr>
+        <w:spacing w:after="140"/>
+      </w:pPr>
+      <w:r>
+        <w:rPr>
+          <w:b/>
+          <w:bCs/>
+          <w:sz w:val="22"/>
+          <w:szCs w:val="22"/>
+        </w:rPr>
+        <w:t xml:space="preserve">Evidência de manutenção/visibilidade ao longo do período (capturas periódicas, log de publicação): </w:t>
+      </w:r>
+      <w:r>
+        <w:rPr>
+          <w:i/>
+          <w:iCs/>
+          <w:color w:val="595959"/>
+          <w:sz w:val="20"/>
+          <w:szCs w:val="20"/>
+        </w:rPr>
+        <w:t xml:space="preserve"/>
       </w:r>
     </w:p>
     <w:p>
